--- a/Учеба 4 семестр/Теория вероятности/Курсовая работа/Отчет, Код/Курсовая_работа.docx
+++ b/Учеба 4 семестр/Теория вероятности/Курсовая работа/Отчет, Код/Курсовая_работа.docx
@@ -293,7 +293,23 @@
           <w:szCs w:val="28"/>
         </w:rPr>
         <w:tab/>
-        <w:t xml:space="preserve">&lt;подпись&gt;    </w:t>
+        <w:t>&lt;</w:t>
+      </w:r>
+      <w:proofErr w:type="gramStart"/>
+      <w:r>
+        <w:rPr>
+          <w:sz w:val="28"/>
+          <w:szCs w:val="28"/>
+        </w:rPr>
+        <w:t xml:space="preserve">подпись&gt;   </w:t>
+      </w:r>
+      <w:proofErr w:type="gramEnd"/>
+      <w:r>
+        <w:rPr>
+          <w:sz w:val="28"/>
+          <w:szCs w:val="28"/>
+        </w:rPr>
+        <w:t xml:space="preserve"> </w:t>
       </w:r>
       <w:r>
         <w:rPr>
@@ -1695,7 +1711,23 @@
           <w:sz w:val="28"/>
           <w:szCs w:val="28"/>
         </w:rPr>
-        <w:t>Объектом исследования является выборка случайной величины, подчиняющейся двойному гамма распределению. Предметом исследования — статистические свойства данной выборки и методы её анализа.</w:t>
+        <w:t xml:space="preserve">Объектом исследования является выборка случайной величины, подчиняющейся </w:t>
+      </w:r>
+      <w:proofErr w:type="gramStart"/>
+      <w:r>
+        <w:rPr>
+          <w:sz w:val="28"/>
+          <w:szCs w:val="28"/>
+        </w:rPr>
+        <w:t>двойному</w:t>
+      </w:r>
+      <w:proofErr w:type="gramEnd"/>
+      <w:r>
+        <w:rPr>
+          <w:sz w:val="28"/>
+          <w:szCs w:val="28"/>
+        </w:rPr>
+        <w:t xml:space="preserve"> гамма распределению. Предметом исследования — статистические свойства данной выборки и методы её анализа.</w:t>
       </w:r>
     </w:p>
     <w:p>
@@ -1969,6 +2001,7 @@
         <m:oMath>
           <m:r>
             <w:rPr>
+              <w:rFonts w:ascii="Cambria Math" w:hAnsi="Cambria Math"/>
               <w:sz w:val="28"/>
               <w:szCs w:val="28"/>
             </w:rPr>
@@ -1978,6 +2011,7 @@
             <m:fPr>
               <m:ctrlPr>
                 <w:rPr>
+                  <w:rFonts w:ascii="Cambria Math" w:hAnsi="Cambria Math"/>
                   <w:sz w:val="28"/>
                   <w:szCs w:val="28"/>
                 </w:rPr>
@@ -1988,6 +2022,7 @@
                 <m:sSupPr>
                   <m:ctrlPr>
                     <w:rPr>
+                      <w:rFonts w:ascii="Cambria Math" w:hAnsi="Cambria Math"/>
                       <w:sz w:val="28"/>
                       <w:szCs w:val="28"/>
                     </w:rPr>
@@ -1996,6 +2031,7 @@
                 <m:e>
                   <m:r>
                     <w:rPr>
+                      <w:rFonts w:ascii="Cambria Math" w:hAnsi="Cambria Math"/>
                       <w:sz w:val="28"/>
                       <w:szCs w:val="28"/>
                     </w:rPr>
@@ -2005,6 +2041,7 @@
                 <m:sup>
                   <m:r>
                     <w:rPr>
+                      <w:rFonts w:ascii="Cambria Math" w:hAnsi="Cambria Math"/>
                       <w:sz w:val="28"/>
                       <w:szCs w:val="28"/>
                     </w:rPr>
@@ -2016,6 +2053,7 @@
             <m:den>
               <m:r>
                 <w:rPr>
+                  <w:rFonts w:ascii="Cambria Math" w:hAnsi="Cambria Math"/>
                   <w:sz w:val="28"/>
                   <w:szCs w:val="28"/>
                 </w:rPr>
@@ -2027,6 +2065,7 @@
             <m:sSupPr>
               <m:ctrlPr>
                 <w:rPr>
+                  <w:rFonts w:ascii="Cambria Math" w:hAnsi="Cambria Math"/>
                   <w:sz w:val="28"/>
                   <w:szCs w:val="28"/>
                 </w:rPr>
@@ -2035,6 +2074,7 @@
             <m:e>
               <m:r>
                 <w:rPr>
+                  <w:rFonts w:ascii="Cambria Math" w:hAnsi="Cambria Math"/>
                   <w:sz w:val="28"/>
                   <w:szCs w:val="28"/>
                 </w:rPr>
@@ -2042,6 +2082,7 @@
               </m:r>
               <m:r>
                 <w:rPr>
+                  <w:rFonts w:ascii="Cambria Math" w:hAnsi="Cambria Math"/>
                   <w:sz w:val="28"/>
                   <w:szCs w:val="28"/>
                   <w:lang w:val="en-US"/>
@@ -2050,6 +2091,7 @@
               </m:r>
               <m:r>
                 <w:rPr>
+                  <w:rFonts w:ascii="Cambria Math" w:hAnsi="Cambria Math"/>
                   <w:sz w:val="28"/>
                   <w:szCs w:val="28"/>
                 </w:rPr>
@@ -2059,6 +2101,7 @@
             <m:sup>
               <m:r>
                 <w:rPr>
+                  <w:rFonts w:ascii="Cambria Math" w:hAnsi="Cambria Math"/>
                   <w:sz w:val="28"/>
                   <w:szCs w:val="28"/>
                 </w:rPr>
@@ -2070,6 +2113,7 @@
             <m:sSupPr>
               <m:ctrlPr>
                 <w:rPr>
+                  <w:rFonts w:ascii="Cambria Math" w:hAnsi="Cambria Math"/>
                   <w:sz w:val="28"/>
                   <w:szCs w:val="28"/>
                 </w:rPr>
@@ -2078,6 +2122,7 @@
             <m:e>
               <m:r>
                 <w:rPr>
+                  <w:rFonts w:ascii="Cambria Math" w:hAnsi="Cambria Math"/>
                   <w:sz w:val="28"/>
                   <w:szCs w:val="28"/>
                 </w:rPr>
@@ -2087,6 +2132,7 @@
             <m:sup>
               <m:r>
                 <w:rPr>
+                  <w:rFonts w:ascii="Cambria Math" w:hAnsi="Cambria Math"/>
                   <w:sz w:val="28"/>
                   <w:szCs w:val="28"/>
                 </w:rPr>
@@ -2094,6 +2140,7 @@
               </m:r>
               <m:r>
                 <w:rPr>
+                  <w:rFonts w:ascii="Cambria Math" w:hAnsi="Cambria Math"/>
                   <w:sz w:val="28"/>
                   <w:szCs w:val="28"/>
                   <w:lang w:val="en-US"/>
@@ -2102,6 +2149,7 @@
               </m:r>
               <m:r>
                 <w:rPr>
+                  <w:rFonts w:ascii="Cambria Math" w:hAnsi="Cambria Math"/>
                   <w:sz w:val="28"/>
                   <w:szCs w:val="28"/>
                 </w:rPr>
@@ -2145,6 +2193,7 @@
         </w:rPr>
         <w:t xml:space="preserve">•  </w:t>
       </w:r>
+      <w:proofErr w:type="gramStart"/>
       <w:r>
         <w:rPr>
           <w:i/>
@@ -2159,7 +2208,15 @@
           <w:sz w:val="28"/>
           <w:szCs w:val="28"/>
         </w:rPr>
-        <w:t xml:space="preserve"> &gt; 0 — параметр формы,</w:t>
+        <w:t xml:space="preserve"> &gt;</w:t>
+      </w:r>
+      <w:proofErr w:type="gramEnd"/>
+      <w:r>
+        <w:rPr>
+          <w:sz w:val="28"/>
+          <w:szCs w:val="28"/>
+        </w:rPr>
+        <w:t xml:space="preserve"> 0 — параметр формы,</w:t>
       </w:r>
     </w:p>
     <w:p>
@@ -2178,6 +2235,7 @@
         </w:rPr>
         <w:t xml:space="preserve">•  </w:t>
       </w:r>
+      <w:proofErr w:type="gramStart"/>
       <w:r>
         <w:rPr>
           <w:i/>
@@ -2192,7 +2250,15 @@
           <w:sz w:val="28"/>
           <w:szCs w:val="28"/>
         </w:rPr>
-        <w:t xml:space="preserve"> &gt; 0 — параметр масштаба,</w:t>
+        <w:t xml:space="preserve"> &gt;</w:t>
+      </w:r>
+      <w:proofErr w:type="gramEnd"/>
+      <w:r>
+        <w:rPr>
+          <w:sz w:val="28"/>
+          <w:szCs w:val="28"/>
+        </w:rPr>
+        <w:t xml:space="preserve"> 0 — параметр масштаба,</w:t>
       </w:r>
     </w:p>
     <w:p>
@@ -3786,7 +3852,15 @@
           <w:sz w:val="28"/>
           <w:szCs w:val="28"/>
         </w:rPr>
-        <w:t xml:space="preserve"> — выборка из распределения F(x), X</w:t>
+        <w:t xml:space="preserve"> — выборка из распределения F(x), </w:t>
+      </w:r>
+      <w:proofErr w:type="gramStart"/>
+      <w:r>
+        <w:rPr>
+          <w:sz w:val="28"/>
+          <w:szCs w:val="28"/>
+        </w:rPr>
+        <w:t>X</w:t>
       </w:r>
       <w:r>
         <w:rPr>
@@ -3794,7 +3868,16 @@
           <w:szCs w:val="28"/>
           <w:vertAlign w:val="subscript"/>
         </w:rPr>
-        <w:t>(1)</w:t>
+        <w:t>(</w:t>
+      </w:r>
+      <w:proofErr w:type="gramEnd"/>
+      <w:r>
+        <w:rPr>
+          <w:sz w:val="28"/>
+          <w:szCs w:val="28"/>
+          <w:vertAlign w:val="subscript"/>
+        </w:rPr>
+        <w:t>1)</w:t>
       </w:r>
       <w:r>
         <w:rPr>
@@ -3993,7 +4076,15 @@
           <w:sz w:val="28"/>
           <w:szCs w:val="28"/>
         </w:rPr>
-        <w:t xml:space="preserve">ᵢ &lt; </w:t>
+        <w:t xml:space="preserve">ᵢ </w:t>
+      </w:r>
+      <w:proofErr w:type="gramStart"/>
+      <w:r>
+        <w:rPr>
+          <w:sz w:val="28"/>
+          <w:szCs w:val="28"/>
+        </w:rPr>
+        <w:t xml:space="preserve">&lt; </w:t>
       </w:r>
       <w:r>
         <w:rPr>
@@ -4004,6 +4095,7 @@
         </w:rPr>
         <w:t>x</w:t>
       </w:r>
+      <w:proofErr w:type="gramEnd"/>
       <w:r>
         <w:rPr>
           <w:sz w:val="28"/>
@@ -4029,6 +4121,7 @@
             <m:sSubPr>
               <m:ctrlPr>
                 <w:rPr>
+                  <w:rFonts w:ascii="Cambria Math" w:hAnsi="Cambria Math"/>
                   <w:sz w:val="28"/>
                   <w:szCs w:val="28"/>
                 </w:rPr>
@@ -4037,6 +4130,7 @@
             <m:e>
               <m:r>
                 <w:rPr>
+                  <w:rFonts w:ascii="Cambria Math" w:hAnsi="Cambria Math"/>
                   <w:sz w:val="28"/>
                   <w:szCs w:val="28"/>
                 </w:rPr>
@@ -4046,6 +4140,7 @@
             <m:sub>
               <m:r>
                 <w:rPr>
+                  <w:rFonts w:ascii="Cambria Math" w:hAnsi="Cambria Math"/>
                   <w:sz w:val="28"/>
                   <w:szCs w:val="28"/>
                 </w:rPr>
@@ -4055,6 +4150,7 @@
           </m:sSub>
           <m:r>
             <w:rPr>
+              <w:rFonts w:ascii="Cambria Math" w:hAnsi="Cambria Math"/>
               <w:sz w:val="28"/>
               <w:szCs w:val="28"/>
             </w:rPr>
@@ -4064,6 +4160,7 @@
             <m:fPr>
               <m:ctrlPr>
                 <w:rPr>
+                  <w:rFonts w:ascii="Cambria Math" w:hAnsi="Cambria Math"/>
                   <w:sz w:val="28"/>
                   <w:szCs w:val="28"/>
                 </w:rPr>
@@ -4074,6 +4171,7 @@
                 <m:sSubPr>
                   <m:ctrlPr>
                     <w:rPr>
+                      <w:rFonts w:ascii="Cambria Math" w:hAnsi="Cambria Math"/>
                       <w:sz w:val="28"/>
                       <w:szCs w:val="28"/>
                     </w:rPr>
@@ -4082,6 +4180,7 @@
                 <m:e>
                   <m:r>
                     <w:rPr>
+                      <w:rFonts w:ascii="Cambria Math" w:hAnsi="Cambria Math"/>
                       <w:sz w:val="28"/>
                       <w:szCs w:val="28"/>
                     </w:rPr>
@@ -4091,6 +4190,7 @@
                 <m:sub>
                   <m:r>
                     <w:rPr>
+                      <w:rFonts w:ascii="Cambria Math" w:hAnsi="Cambria Math"/>
                       <w:sz w:val="28"/>
                       <w:szCs w:val="28"/>
                     </w:rPr>
@@ -4100,6 +4200,7 @@
               </m:sSub>
               <m:r>
                 <w:rPr>
+                  <w:rFonts w:ascii="Cambria Math" w:hAnsi="Cambria Math"/>
                   <w:sz w:val="28"/>
                   <w:szCs w:val="28"/>
                 </w:rPr>
@@ -4109,6 +4210,7 @@
             <m:den>
               <m:r>
                 <w:rPr>
+                  <w:rFonts w:ascii="Cambria Math" w:hAnsi="Cambria Math"/>
                   <w:sz w:val="28"/>
                   <w:szCs w:val="28"/>
                 </w:rPr>
@@ -4150,6 +4252,7 @@
             <m:sSubPr>
               <m:ctrlPr>
                 <w:rPr>
+                  <w:rFonts w:ascii="Cambria Math" w:hAnsi="Cambria Math"/>
                   <w:sz w:val="28"/>
                   <w:szCs w:val="28"/>
                 </w:rPr>
@@ -4158,6 +4261,7 @@
             <m:e>
               <m:r>
                 <w:rPr>
+                  <w:rFonts w:ascii="Cambria Math" w:hAnsi="Cambria Math"/>
                   <w:sz w:val="28"/>
                   <w:szCs w:val="28"/>
                 </w:rPr>
@@ -4167,6 +4271,7 @@
             <m:sub>
               <m:r>
                 <w:rPr>
+                  <w:rFonts w:ascii="Cambria Math" w:hAnsi="Cambria Math"/>
                   <w:sz w:val="28"/>
                   <w:szCs w:val="28"/>
                 </w:rPr>
@@ -4176,6 +4281,7 @@
           </m:sSub>
           <m:r>
             <w:rPr>
+              <w:rFonts w:ascii="Cambria Math" w:hAnsi="Cambria Math"/>
               <w:sz w:val="28"/>
               <w:szCs w:val="28"/>
             </w:rPr>
@@ -4185,6 +4291,7 @@
             <m:fPr>
               <m:ctrlPr>
                 <w:rPr>
+                  <w:rFonts w:ascii="Cambria Math" w:hAnsi="Cambria Math"/>
                   <w:sz w:val="28"/>
                   <w:szCs w:val="28"/>
                 </w:rPr>
@@ -4193,6 +4300,7 @@
             <m:num>
               <m:r>
                 <w:rPr>
+                  <w:rFonts w:ascii="Cambria Math" w:hAnsi="Cambria Math"/>
                   <w:sz w:val="28"/>
                   <w:szCs w:val="28"/>
                 </w:rPr>
@@ -4202,6 +4310,7 @@
             <m:den>
               <m:r>
                 <w:rPr>
+                  <w:rFonts w:ascii="Cambria Math" w:hAnsi="Cambria Math"/>
                   <w:sz w:val="28"/>
                   <w:szCs w:val="28"/>
                 </w:rPr>
@@ -4211,6 +4320,7 @@
           </m:f>
           <m:r>
             <w:rPr>
+              <w:rFonts w:ascii="Cambria Math" w:hAnsi="Cambria Math"/>
               <w:sz w:val="28"/>
               <w:szCs w:val="28"/>
             </w:rPr>
@@ -4222,6 +4332,7 @@
               <m:limLoc m:val="undOvr"/>
               <m:ctrlPr>
                 <w:rPr>
+                  <w:rFonts w:ascii="Cambria Math" w:hAnsi="Cambria Math"/>
                   <w:sz w:val="28"/>
                   <w:szCs w:val="28"/>
                 </w:rPr>
@@ -4230,6 +4341,7 @@
             <m:sub>
               <m:r>
                 <w:rPr>
+                  <w:rFonts w:ascii="Cambria Math" w:hAnsi="Cambria Math"/>
                   <w:sz w:val="28"/>
                   <w:szCs w:val="28"/>
                 </w:rPr>
@@ -4239,6 +4351,7 @@
             <m:sup>
               <m:r>
                 <w:rPr>
+                  <w:rFonts w:ascii="Cambria Math" w:hAnsi="Cambria Math"/>
                   <w:sz w:val="28"/>
                   <w:szCs w:val="28"/>
                 </w:rPr>
@@ -4248,6 +4361,7 @@
             <m:e>
               <m:r>
                 <w:rPr>
+                  <w:rFonts w:ascii="Cambria Math" w:hAnsi="Cambria Math"/>
                   <w:sz w:val="28"/>
                   <w:szCs w:val="28"/>
                 </w:rPr>
@@ -4257,6 +4371,7 @@
                 <m:sSubPr>
                   <m:ctrlPr>
                     <w:rPr>
+                      <w:rFonts w:ascii="Cambria Math" w:hAnsi="Cambria Math"/>
                       <w:sz w:val="28"/>
                       <w:szCs w:val="28"/>
                     </w:rPr>
@@ -4265,6 +4380,7 @@
                 <m:e>
                   <m:r>
                     <w:rPr>
+                      <w:rFonts w:ascii="Cambria Math" w:hAnsi="Cambria Math"/>
                       <w:sz w:val="28"/>
                       <w:szCs w:val="28"/>
                     </w:rPr>
@@ -4274,6 +4390,7 @@
                 <m:sub>
                   <m:r>
                     <w:rPr>
+                      <w:rFonts w:ascii="Cambria Math" w:hAnsi="Cambria Math"/>
                       <w:sz w:val="28"/>
                       <w:szCs w:val="28"/>
                     </w:rPr>
@@ -4283,6 +4400,7 @@
               </m:sSub>
               <m:r>
                 <w:rPr>
+                  <w:rFonts w:ascii="Cambria Math" w:hAnsi="Cambria Math"/>
                   <w:sz w:val="28"/>
                   <w:szCs w:val="28"/>
                 </w:rPr>
@@ -4322,6 +4440,7 @@
         <m:oMath>
           <m:r>
             <w:rPr>
+              <w:rFonts w:ascii="Cambria Math" w:hAnsi="Cambria Math"/>
               <w:sz w:val="28"/>
               <w:szCs w:val="28"/>
             </w:rPr>
@@ -4334,6 +4453,7 @@
               <m:endChr m:val=""/>
               <m:ctrlPr>
                 <w:rPr>
+                  <w:rFonts w:ascii="Cambria Math" w:hAnsi="Cambria Math"/>
                   <w:sz w:val="28"/>
                   <w:szCs w:val="28"/>
                 </w:rPr>
@@ -4344,6 +4464,7 @@
                 <m:eqArrPr>
                   <m:ctrlPr>
                     <w:rPr>
+                      <w:rFonts w:ascii="Cambria Math" w:hAnsi="Cambria Math"/>
                       <w:sz w:val="28"/>
                       <w:szCs w:val="28"/>
                     </w:rPr>
@@ -4352,6 +4473,7 @@
                 <m:e>
                   <m:r>
                     <w:rPr>
+                      <w:rFonts w:ascii="Cambria Math" w:hAnsi="Cambria Math"/>
                       <w:sz w:val="28"/>
                       <w:szCs w:val="28"/>
                     </w:rPr>
@@ -4361,6 +4483,7 @@
                 <m:e>
                   <m:r>
                     <w:rPr>
+                      <w:rFonts w:ascii="Cambria Math" w:hAnsi="Cambria Math"/>
                       <w:sz w:val="28"/>
                       <w:szCs w:val="28"/>
                     </w:rPr>
@@ -4554,6 +4677,7 @@
         <m:oMath>
           <m:r>
             <w:rPr>
+              <w:rFonts w:ascii="Cambria Math" w:hAnsi="Cambria Math"/>
               <w:sz w:val="28"/>
               <w:szCs w:val="28"/>
             </w:rPr>
@@ -4563,6 +4687,7 @@
             <m:dPr>
               <m:ctrlPr>
                 <w:rPr>
+                  <w:rFonts w:ascii="Cambria Math" w:hAnsi="Cambria Math"/>
                   <w:sz w:val="28"/>
                   <w:szCs w:val="28"/>
                 </w:rPr>
@@ -4573,6 +4698,7 @@
                 <m:funcPr>
                   <m:ctrlPr>
                     <w:rPr>
+                      <w:rFonts w:ascii="Cambria Math" w:hAnsi="Cambria Math"/>
                       <w:sz w:val="28"/>
                       <w:szCs w:val="28"/>
                     </w:rPr>
@@ -4581,6 +4707,7 @@
                 <m:fName>
                   <m:r>
                     <w:rPr>
+                      <w:rFonts w:ascii="Cambria Math" w:hAnsi="Cambria Math"/>
                       <w:sz w:val="28"/>
                       <w:szCs w:val="28"/>
                     </w:rPr>
@@ -4594,6 +4721,7 @@
                       <m:endChr m:val="|"/>
                       <m:ctrlPr>
                         <w:rPr>
+                          <w:rFonts w:ascii="Cambria Math" w:hAnsi="Cambria Math"/>
                           <w:sz w:val="28"/>
                           <w:szCs w:val="28"/>
                         </w:rPr>
@@ -4604,6 +4732,7 @@
                         <m:sSubPr>
                           <m:ctrlPr>
                             <w:rPr>
+                              <w:rFonts w:ascii="Cambria Math" w:hAnsi="Cambria Math"/>
                               <w:sz w:val="28"/>
                               <w:szCs w:val="28"/>
                             </w:rPr>
@@ -4612,6 +4741,7 @@
                         <m:e>
                           <m:r>
                             <w:rPr>
+                              <w:rFonts w:ascii="Cambria Math" w:hAnsi="Cambria Math"/>
                               <w:sz w:val="28"/>
                               <w:szCs w:val="28"/>
                             </w:rPr>
@@ -4621,6 +4751,7 @@
                         <m:sub>
                           <m:r>
                             <w:rPr>
+                              <w:rFonts w:ascii="Cambria Math" w:hAnsi="Cambria Math"/>
                               <w:sz w:val="28"/>
                               <w:szCs w:val="28"/>
                             </w:rPr>
@@ -4630,6 +4761,7 @@
                       </m:sSub>
                       <m:r>
                         <w:rPr>
+                          <w:rFonts w:ascii="Cambria Math" w:hAnsi="Cambria Math"/>
                           <w:sz w:val="28"/>
                           <w:szCs w:val="28"/>
                         </w:rPr>
@@ -4639,6 +4771,7 @@
                         <m:sSubPr>
                           <m:ctrlPr>
                             <w:rPr>
+                              <w:rFonts w:ascii="Cambria Math" w:hAnsi="Cambria Math"/>
                               <w:sz w:val="28"/>
                               <w:szCs w:val="28"/>
                             </w:rPr>
@@ -4647,6 +4780,7 @@
                         <m:e>
                           <m:r>
                             <w:rPr>
+                              <w:rFonts w:ascii="Cambria Math" w:hAnsi="Cambria Math"/>
                               <w:sz w:val="28"/>
                               <w:szCs w:val="28"/>
                             </w:rPr>
@@ -4656,6 +4790,7 @@
                         <m:sub>
                           <m:r>
                             <w:rPr>
+                              <w:rFonts w:ascii="Cambria Math" w:hAnsi="Cambria Math"/>
                               <w:sz w:val="28"/>
                               <w:szCs w:val="28"/>
                             </w:rPr>
@@ -4665,6 +4800,7 @@
                       </m:sSub>
                       <m:r>
                         <w:rPr>
+                          <w:rFonts w:ascii="Cambria Math" w:hAnsi="Cambria Math"/>
                           <w:sz w:val="28"/>
                           <w:szCs w:val="28"/>
                         </w:rPr>
@@ -4676,6 +4812,7 @@
               </m:func>
               <m:r>
                 <w:rPr>
+                  <w:rFonts w:ascii="Cambria Math" w:hAnsi="Cambria Math"/>
                   <w:sz w:val="28"/>
                   <w:szCs w:val="28"/>
                 </w:rPr>
@@ -4685,6 +4822,7 @@
           </m:d>
           <m:r>
             <w:rPr>
+              <w:rFonts w:ascii="Cambria Math" w:hAnsi="Cambria Math"/>
               <w:sz w:val="28"/>
               <w:szCs w:val="28"/>
             </w:rPr>
@@ -4837,6 +4975,7 @@
             <m:sSubPr>
               <m:ctrlPr>
                 <w:rPr>
+                  <w:rFonts w:ascii="Cambria Math" w:hAnsi="Cambria Math"/>
                   <w:sz w:val="28"/>
                   <w:szCs w:val="28"/>
                 </w:rPr>
@@ -4845,6 +4984,7 @@
             <m:e>
               <m:r>
                 <w:rPr>
+                  <w:rFonts w:ascii="Cambria Math" w:hAnsi="Cambria Math"/>
                   <w:sz w:val="28"/>
                   <w:szCs w:val="28"/>
                 </w:rPr>
@@ -4854,6 +4994,7 @@
             <m:sub>
               <m:r>
                 <w:rPr>
+                  <w:rFonts w:ascii="Cambria Math" w:hAnsi="Cambria Math"/>
                   <w:sz w:val="28"/>
                   <w:szCs w:val="28"/>
                 </w:rPr>
@@ -4863,6 +5004,7 @@
           </m:sSub>
           <m:r>
             <w:rPr>
+              <w:rFonts w:ascii="Cambria Math" w:hAnsi="Cambria Math"/>
               <w:sz w:val="28"/>
               <w:szCs w:val="28"/>
             </w:rPr>
@@ -4874,6 +5016,7 @@
               <m:endChr m:val=""/>
               <m:ctrlPr>
                 <w:rPr>
+                  <w:rFonts w:ascii="Cambria Math" w:hAnsi="Cambria Math"/>
                   <w:sz w:val="28"/>
                   <w:szCs w:val="28"/>
                 </w:rPr>
@@ -4884,6 +5027,7 @@
                 <m:eqArrPr>
                   <m:ctrlPr>
                     <w:rPr>
+                      <w:rFonts w:ascii="Cambria Math" w:hAnsi="Cambria Math"/>
                       <w:sz w:val="28"/>
                       <w:szCs w:val="28"/>
                     </w:rPr>
@@ -4892,6 +5036,7 @@
                 <m:e>
                   <m:r>
                     <w:rPr>
+                      <w:rFonts w:ascii="Cambria Math" w:hAnsi="Cambria Math"/>
                       <w:sz w:val="28"/>
                       <w:szCs w:val="28"/>
                     </w:rPr>
@@ -4899,6 +5044,7 @@
                   </m:r>
                   <m:r>
                     <w:rPr>
+                      <w:rFonts w:ascii="Cambria Math" w:hAnsi="Cambria Math"/>
                       <w:sz w:val="28"/>
                       <w:szCs w:val="28"/>
                       <w:lang w:val="en-US"/>
@@ -4909,6 +5055,7 @@
                 <m:e>
                   <m:r>
                     <w:rPr>
+                      <w:rFonts w:ascii="Cambria Math" w:hAnsi="Cambria Math"/>
                       <w:sz w:val="28"/>
                       <w:szCs w:val="28"/>
                     </w:rPr>
@@ -4918,6 +5065,7 @@
                 <m:e>
                   <m:r>
                     <w:rPr>
+                      <w:rFonts w:ascii="Cambria Math" w:hAnsi="Cambria Math"/>
                       <w:sz w:val="28"/>
                       <w:szCs w:val="28"/>
                     </w:rPr>
@@ -4925,6 +5073,7 @@
                   </m:r>
                   <m:r>
                     <w:rPr>
+                      <w:rFonts w:ascii="Cambria Math" w:hAnsi="Cambria Math"/>
                       <w:sz w:val="28"/>
                       <w:szCs w:val="28"/>
                       <w:lang w:val="en-US"/>
@@ -5644,7 +5793,23 @@
           <w:szCs w:val="28"/>
         </w:rPr>
         <w:tab/>
-        <w:t>Гладкая, без резких скачков, форма кривой характерна для параметра формы α &gt; 1 (при α ≤ 1 плотность была бы J-образной).</w:t>
+        <w:t xml:space="preserve">Гладкая, без резких скачков, форма кривой характерна для параметра формы </w:t>
+      </w:r>
+      <w:proofErr w:type="gramStart"/>
+      <w:r>
+        <w:rPr>
+          <w:sz w:val="28"/>
+          <w:szCs w:val="28"/>
+        </w:rPr>
+        <w:t>α &gt;</w:t>
+      </w:r>
+      <w:proofErr w:type="gramEnd"/>
+      <w:r>
+        <w:rPr>
+          <w:sz w:val="28"/>
+          <w:szCs w:val="28"/>
+        </w:rPr>
+        <w:t> 1 (при α ≤ 1 плотность была бы J-образной).</w:t>
       </w:r>
     </w:p>
     <w:p>
@@ -5936,6 +6101,7 @@
           <m:sSubPr>
             <m:ctrlPr>
               <w:rPr>
+                <w:rFonts w:ascii="Cambria Math" w:hAnsi="Cambria Math"/>
                 <w:sz w:val="28"/>
                 <w:szCs w:val="28"/>
               </w:rPr>
@@ -5944,6 +6110,7 @@
           <m:e>
             <m:r>
               <w:rPr>
+                <w:rFonts w:ascii="Cambria Math" w:hAnsi="Cambria Math"/>
                 <w:sz w:val="28"/>
                 <w:szCs w:val="28"/>
               </w:rPr>
@@ -5953,6 +6120,7 @@
           <m:sub>
             <m:r>
               <w:rPr>
+                <w:rFonts w:ascii="Cambria Math" w:hAnsi="Cambria Math"/>
                 <w:sz w:val="28"/>
                 <w:szCs w:val="28"/>
               </w:rPr>
@@ -5962,6 +6130,7 @@
         </m:sSub>
         <m:r>
           <w:rPr>
+            <w:rFonts w:ascii="Cambria Math" w:hAnsi="Cambria Math"/>
             <w:sz w:val="28"/>
             <w:szCs w:val="28"/>
           </w:rPr>
@@ -5971,6 +6140,7 @@
           <m:fPr>
             <m:ctrlPr>
               <w:rPr>
+                <w:rFonts w:ascii="Cambria Math" w:hAnsi="Cambria Math"/>
                 <w:sz w:val="28"/>
                 <w:szCs w:val="28"/>
               </w:rPr>
@@ -5981,6 +6151,7 @@
               <m:sSubPr>
                 <m:ctrlPr>
                   <w:rPr>
+                    <w:rFonts w:ascii="Cambria Math" w:hAnsi="Cambria Math"/>
                     <w:sz w:val="28"/>
                     <w:szCs w:val="28"/>
                   </w:rPr>
@@ -5989,6 +6160,7 @@
               <m:e>
                 <m:r>
                   <w:rPr>
+                    <w:rFonts w:ascii="Cambria Math" w:hAnsi="Cambria Math"/>
                     <w:sz w:val="28"/>
                     <w:szCs w:val="28"/>
                   </w:rPr>
@@ -5998,6 +6170,7 @@
               <m:sub>
                 <m:r>
                   <w:rPr>
+                    <w:rFonts w:ascii="Cambria Math" w:hAnsi="Cambria Math"/>
                     <w:sz w:val="28"/>
                     <w:szCs w:val="28"/>
                   </w:rPr>
@@ -6009,6 +6182,7 @@
           <m:den>
             <m:r>
               <w:rPr>
+                <w:rFonts w:ascii="Cambria Math" w:hAnsi="Cambria Math"/>
                 <w:sz w:val="28"/>
                 <w:szCs w:val="28"/>
               </w:rPr>
@@ -7175,7 +7349,7 @@
     <w:p>
       <w:pPr>
         <w:spacing w:line="360" w:lineRule="auto"/>
-        <w:ind w:firstLine="720"/>
+        <w:ind w:firstLine="360"/>
         <w:jc w:val="both"/>
         <w:rPr>
           <w:sz w:val="28"/>
@@ -7196,7 +7370,52 @@
           <w:sz w:val="28"/>
           <w:szCs w:val="28"/>
         </w:rPr>
-        <w:t>. Гистограмма имеет отчётливую двугорбую (бимодальную) форму, характерную для двойного гамма-распределения при параметре формы α &gt; 1. Два пика симметрично расположены относительно параметра смещения: левый пик — вблизи x ≈ −4,2, правый — вблизи x ≈ 6,5. Из этих значений можно получить приближённые оценки параметров:</w:t>
+        <w:t xml:space="preserve">. Гистограмма имеет отчётливую двугорбую (бимодальную) форму, характерную для двойного гамма-распределения при параметре формы </w:t>
+      </w:r>
+      <w:proofErr w:type="gramStart"/>
+      <w:r>
+        <w:rPr>
+          <w:sz w:val="28"/>
+          <w:szCs w:val="28"/>
+        </w:rPr>
+        <w:t>α &gt;</w:t>
+      </w:r>
+      <w:proofErr w:type="gramEnd"/>
+      <w:r>
+        <w:rPr>
+          <w:sz w:val="28"/>
+          <w:szCs w:val="28"/>
+        </w:rPr>
+        <w:t> 1.</w:t>
+      </w:r>
+      <w:r>
+        <w:rPr>
+          <w:sz w:val="28"/>
+          <w:szCs w:val="28"/>
+        </w:rPr>
+        <w:t xml:space="preserve"> В данном варианте требуется рассмотреть параметр формы и параметр смещения, поэтому при анализе гистограммы примем параметр масштаба β = 1.</w:t>
+      </w:r>
+      <w:r>
+        <w:rPr>
+          <w:sz w:val="28"/>
+          <w:szCs w:val="28"/>
+        </w:rPr>
+        <w:t xml:space="preserve"> </w:t>
+      </w:r>
+      <w:r>
+        <w:rPr>
+          <w:sz w:val="28"/>
+          <w:szCs w:val="28"/>
+        </w:rPr>
+        <w:t xml:space="preserve">Два пика симметрично расположены относительно параметра смещения: левый пик — вблизи </w:t>
+      </w:r>
+      <w:r>
+        <w:rPr>
+          <w:sz w:val="28"/>
+          <w:szCs w:val="28"/>
+        </w:rPr>
+        <w:lastRenderedPageBreak/>
+        <w:t>x ≈ −4,2, правый — вблизи x ≈ 6,5. Из этих значений можно получить приближённые оценки параметров:</w:t>
       </w:r>
     </w:p>
     <w:p>
@@ -7258,7 +7477,49 @@
           <w:szCs w:val="28"/>
         </w:rPr>
         <w:tab/>
-        <w:t>Расстояние от пика до loc определяется как (α − 1) / β; с учётом оценки β ≈ 1,1: α − 1 ≈ (6,5 − 1,15) × 1,1 ≈ 5,9, то есть α ≈ 7.</w:t>
+        <w:t>Расстояние от пика до loc определяется как (α − 1) / </w:t>
+      </w:r>
+      <w:r>
+        <w:rPr>
+          <w:sz w:val="28"/>
+          <w:szCs w:val="28"/>
+        </w:rPr>
+        <w:t>β</w:t>
+      </w:r>
+      <w:r>
+        <w:rPr>
+          <w:sz w:val="28"/>
+          <w:szCs w:val="28"/>
+        </w:rPr>
+        <w:t>; с учётом оценки: α − 1 ≈ (6,5 − 1,15) × 1 ≈ 5,</w:t>
+      </w:r>
+      <w:r>
+        <w:rPr>
+          <w:sz w:val="28"/>
+          <w:szCs w:val="28"/>
+        </w:rPr>
+        <w:t>35</w:t>
+      </w:r>
+      <w:r>
+        <w:rPr>
+          <w:sz w:val="28"/>
+          <w:szCs w:val="28"/>
+        </w:rPr>
+        <w:t>, то есть α ≈ </w:t>
+      </w:r>
+      <w:r>
+        <w:rPr>
+          <w:sz w:val="28"/>
+          <w:szCs w:val="28"/>
+        </w:rPr>
+        <w:t>6,35</w:t>
+      </w:r>
+      <w:r>
+        <w:rPr>
+          <w:sz w:val="28"/>
+          <w:szCs w:val="28"/>
+        </w:rPr>
+        <w:t>.</w:t>
       </w:r>
     </w:p>
     <w:p>
@@ -7286,7 +7547,63 @@
           <w:sz w:val="28"/>
           <w:szCs w:val="28"/>
         </w:rPr>
-        <w:t xml:space="preserve">Таким образом, по гистограмме полной выборки получены предварительные оценки: α ≈ 7, β ≈ 1,1, loc ≈ 1,2. </w:t>
+        <w:t>Таким образом, по гистограмме полной выборки получены предварительные оценки: α ≈ </w:t>
+      </w:r>
+      <w:r>
+        <w:rPr>
+          <w:sz w:val="28"/>
+          <w:szCs w:val="28"/>
+        </w:rPr>
+        <w:t>6,35</w:t>
+      </w:r>
+      <w:r>
+        <w:rPr>
+          <w:sz w:val="28"/>
+          <w:szCs w:val="28"/>
+        </w:rPr>
+        <w:t>, β </w:t>
+      </w:r>
+      <w:r>
+        <w:rPr>
+          <w:sz w:val="28"/>
+          <w:szCs w:val="28"/>
+        </w:rPr>
+        <w:t>=</w:t>
+      </w:r>
+      <w:r>
+        <w:rPr>
+          <w:sz w:val="28"/>
+          <w:szCs w:val="28"/>
+        </w:rPr>
+        <w:t> </w:t>
+      </w:r>
+      <w:r>
+        <w:rPr>
+          <w:sz w:val="28"/>
+          <w:szCs w:val="28"/>
+        </w:rPr>
+        <w:t>1</w:t>
+      </w:r>
+      <w:r>
+        <w:rPr>
+          <w:sz w:val="28"/>
+          <w:szCs w:val="28"/>
+        </w:rPr>
+        <w:t>, loc ≈ 1,</w:t>
+      </w:r>
+      <w:r>
+        <w:rPr>
+          <w:sz w:val="28"/>
+          <w:szCs w:val="28"/>
+        </w:rPr>
+        <w:t>15</w:t>
+      </w:r>
+      <w:r>
+        <w:rPr>
+          <w:sz w:val="28"/>
+          <w:szCs w:val="28"/>
+        </w:rPr>
+        <w:t xml:space="preserve">. </w:t>
       </w:r>
     </w:p>
     <w:p>
@@ -7480,45 +7797,44 @@
     </w:p>
     <w:p>
       <w:pPr>
-        <w:spacing w:line="360" w:lineRule="auto"/>
-        <w:jc w:val="both"/>
-        <w:rPr>
-          <w:sz w:val="28"/>
-          <w:szCs w:val="28"/>
-        </w:rPr>
-      </w:pPr>
-    </w:p>
-    <w:p>
-      <w:pPr>
+        <w:pStyle w:val="a7"/>
+        <w:numPr>
+          <w:ilvl w:val="0"/>
+          <w:numId w:val="3"/>
+        </w:numPr>
         <w:spacing w:line="360" w:lineRule="auto"/>
         <w:jc w:val="center"/>
         <w:rPr>
           <w:b/>
           <w:bCs/>
-          <w:sz w:val="28"/>
-          <w:szCs w:val="28"/>
-          <w:lang w:val="en-US"/>
+          <w:sz w:val="32"/>
+          <w:szCs w:val="32"/>
         </w:rPr>
       </w:pPr>
       <w:r>
         <w:rPr>
           <w:b/>
           <w:bCs/>
-          <w:sz w:val="28"/>
-          <w:szCs w:val="28"/>
-        </w:rPr>
-        <w:t>Список</w:t>
-      </w:r>
-      <w:r>
+          <w:sz w:val="32"/>
+          <w:szCs w:val="32"/>
+        </w:rPr>
+        <w:t>Описание параметров распределения</w:t>
+      </w:r>
+    </w:p>
+    <w:p>
+      <w:pPr>
+        <w:pStyle w:val="a7"/>
+        <w:numPr>
+          <w:ilvl w:val="1"/>
+          <w:numId w:val="3"/>
+        </w:numPr>
         <w:rPr>
           <w:b/>
           <w:bCs/>
           <w:sz w:val="28"/>
           <w:szCs w:val="28"/>
-          <w:lang w:val="en-US"/>
-        </w:rPr>
-        <w:t xml:space="preserve"> </w:t>
-      </w:r>
+        </w:rPr>
+      </w:pPr>
       <w:r>
         <w:rPr>
           <w:b/>
@@ -7526,70 +7842,1557 @@
           <w:sz w:val="28"/>
           <w:szCs w:val="28"/>
         </w:rPr>
-        <w:t>использованной</w:t>
-      </w:r>
-      <w:r>
+        <w:t xml:space="preserve">Определить вид теоретической функции распределения из варианта, включающей в себя все заданные в варианте параметры. </w:t>
+      </w:r>
+    </w:p>
+    <w:p>
+      <w:pPr>
+        <w:ind w:left="360"/>
         <w:rPr>
           <w:b/>
           <w:bCs/>
           <w:sz w:val="28"/>
           <w:szCs w:val="28"/>
-          <w:lang w:val="en-US"/>
+        </w:rPr>
+      </w:pPr>
+    </w:p>
+    <w:p>
+      <w:pPr>
+        <w:spacing w:line="360" w:lineRule="auto"/>
+        <w:ind w:firstLine="360"/>
+        <w:jc w:val="both"/>
+        <w:rPr>
+          <w:sz w:val="28"/>
+          <w:szCs w:val="28"/>
+        </w:rPr>
+      </w:pPr>
+      <w:r>
+        <w:rPr>
+          <w:sz w:val="28"/>
+          <w:szCs w:val="28"/>
+        </w:rPr>
+        <w:t xml:space="preserve">Двойное гамма распределение </w:t>
+      </w:r>
+      <w:r>
+        <w:rPr>
+          <w:sz w:val="28"/>
+          <w:szCs w:val="28"/>
+        </w:rPr>
+        <w:t xml:space="preserve">имеет три параметра: </w:t>
+      </w:r>
+      <m:oMath>
+        <m:r>
+          <w:rPr>
+            <w:rFonts w:ascii="Cambria Math" w:hAnsi="Cambria Math"/>
+            <w:sz w:val="28"/>
+            <w:szCs w:val="28"/>
+          </w:rPr>
+          <m:t>μ</m:t>
+        </m:r>
+      </m:oMath>
+      <w:r>
+        <w:rPr>
+          <w:sz w:val="28"/>
+          <w:szCs w:val="28"/>
+        </w:rPr>
+        <w:t xml:space="preserve">, </w:t>
+      </w:r>
+      <m:oMath>
+        <m:r>
+          <w:rPr>
+            <w:rFonts w:ascii="Cambria Math" w:hAnsi="Cambria Math"/>
+            <w:sz w:val="28"/>
+            <w:szCs w:val="28"/>
+          </w:rPr>
+          <m:t>β</m:t>
+        </m:r>
+      </m:oMath>
+      <w:r>
+        <w:rPr>
+          <w:sz w:val="28"/>
+          <w:szCs w:val="28"/>
         </w:rPr>
         <w:t xml:space="preserve"> </w:t>
       </w:r>
       <w:r>
+        <w:rPr>
+          <w:sz w:val="28"/>
+          <w:szCs w:val="28"/>
+        </w:rPr>
+        <w:t xml:space="preserve">и </w:t>
+      </w:r>
+      <m:oMath>
+        <m:r>
+          <w:rPr>
+            <w:rFonts w:ascii="Cambria Math" w:hAnsi="Cambria Math"/>
+            <w:sz w:val="28"/>
+            <w:szCs w:val="28"/>
+          </w:rPr>
+          <m:t>γ</m:t>
+        </m:r>
+      </m:oMath>
+      <w:r>
+        <w:rPr>
+          <w:sz w:val="28"/>
+          <w:szCs w:val="28"/>
+        </w:rPr>
+        <w:t>, которые соответствуют параметрам смещения, масштаба и концентрации (также называемому параметром формы).</w:t>
+      </w:r>
+      <w:r>
+        <w:rPr>
+          <w:sz w:val="28"/>
+          <w:szCs w:val="28"/>
+        </w:rPr>
+        <w:t xml:space="preserve"> </w:t>
+      </w:r>
+      <w:r>
+        <w:rPr>
+          <w:sz w:val="28"/>
+          <w:szCs w:val="28"/>
+        </w:rPr>
+        <w:t>[5]</w:t>
+      </w:r>
+      <w:r>
+        <w:rPr>
+          <w:sz w:val="28"/>
+          <w:szCs w:val="28"/>
+        </w:rPr>
+        <w:t xml:space="preserve"> </w:t>
+      </w:r>
+    </w:p>
+    <w:p>
+      <w:pPr>
+        <w:spacing w:line="360" w:lineRule="auto"/>
+        <w:ind w:firstLine="360"/>
+        <w:jc w:val="both"/>
+        <w:rPr>
+          <w:sz w:val="28"/>
+          <w:szCs w:val="28"/>
+        </w:rPr>
+      </w:pPr>
+      <w:r>
+        <w:rPr>
+          <w:sz w:val="28"/>
+          <w:szCs w:val="28"/>
+        </w:rPr>
+        <w:t>Исходя из результатов, полученных в предыдущих пунктах:</w:t>
+      </w:r>
+    </w:p>
+    <w:p>
+      <w:pPr>
+        <w:spacing w:line="360" w:lineRule="auto"/>
+        <w:ind w:left="12" w:firstLine="348"/>
+        <w:jc w:val="both"/>
+        <w:rPr>
+          <w:sz w:val="28"/>
+          <w:szCs w:val="28"/>
+        </w:rPr>
+      </w:pPr>
+      <w:r>
+        <w:rPr>
+          <w:sz w:val="28"/>
+          <w:szCs w:val="28"/>
+        </w:rPr>
+        <w:t>–</w:t>
+      </w:r>
+      <w:r>
+        <w:rPr>
+          <w:sz w:val="28"/>
+          <w:szCs w:val="28"/>
+        </w:rPr>
+        <w:tab/>
+      </w:r>
+      <w:r>
+        <w:rPr>
+          <w:sz w:val="28"/>
+          <w:szCs w:val="28"/>
+        </w:rPr>
+        <w:t>Параметр смещения</w:t>
+      </w:r>
+      <w:r>
+        <w:rPr>
+          <w:sz w:val="28"/>
+          <w:szCs w:val="28"/>
+        </w:rPr>
+        <w:t xml:space="preserve"> </w:t>
+      </w:r>
+      <w:r>
+        <w:rPr>
+          <w:sz w:val="28"/>
+          <w:szCs w:val="28"/>
+        </w:rPr>
+        <w:t>loc ≈ 1,2</w:t>
+      </w:r>
+      <w:r>
+        <w:rPr>
+          <w:sz w:val="28"/>
+          <w:szCs w:val="28"/>
+        </w:rPr>
+        <w:t>;</w:t>
+      </w:r>
+    </w:p>
+    <w:p>
+      <w:pPr>
+        <w:spacing w:line="360" w:lineRule="auto"/>
+        <w:ind w:firstLine="360"/>
+        <w:jc w:val="both"/>
+        <w:rPr>
+          <w:sz w:val="28"/>
+          <w:szCs w:val="28"/>
+        </w:rPr>
+      </w:pPr>
+      <w:r>
+        <w:rPr>
+          <w:sz w:val="28"/>
+          <w:szCs w:val="28"/>
+        </w:rPr>
+        <w:t>–</w:t>
+      </w:r>
+      <w:r>
+        <w:rPr>
+          <w:sz w:val="28"/>
+          <w:szCs w:val="28"/>
+        </w:rPr>
+        <w:tab/>
+      </w:r>
+      <w:r>
+        <w:rPr>
+          <w:sz w:val="28"/>
+          <w:szCs w:val="28"/>
+        </w:rPr>
+        <w:t>Параметр формы</w:t>
+      </w:r>
+      <w:r>
+        <w:rPr>
+          <w:sz w:val="28"/>
+          <w:szCs w:val="28"/>
+        </w:rPr>
+        <w:t xml:space="preserve"> α ≈ 6,35.</w:t>
+      </w:r>
+    </w:p>
+    <w:p>
+      <w:pPr>
+        <w:spacing w:line="360" w:lineRule="auto"/>
+        <w:ind w:firstLine="360"/>
+        <w:jc w:val="both"/>
+        <w:rPr>
+          <w:sz w:val="28"/>
+          <w:szCs w:val="28"/>
+        </w:rPr>
+      </w:pPr>
+      <w:r>
+        <w:rPr>
+          <w:sz w:val="28"/>
+          <w:szCs w:val="28"/>
+        </w:rPr>
+        <w:t>–</w:t>
+      </w:r>
+      <w:r>
+        <w:rPr>
+          <w:sz w:val="28"/>
+          <w:szCs w:val="28"/>
+        </w:rPr>
+        <w:tab/>
+        <w:t>Параметр масштаба</w:t>
+      </w:r>
+      <w:r>
+        <w:rPr>
+          <w:sz w:val="28"/>
+          <w:szCs w:val="28"/>
+        </w:rPr>
+        <w:t xml:space="preserve"> </w:t>
+      </w:r>
+      <w:r>
+        <w:rPr>
+          <w:sz w:val="28"/>
+          <w:szCs w:val="28"/>
+        </w:rPr>
+        <w:t>β = 1</w:t>
+      </w:r>
+      <w:r>
+        <w:rPr>
+          <w:sz w:val="28"/>
+          <w:szCs w:val="28"/>
+        </w:rPr>
+        <w:t>.</w:t>
+      </w:r>
+    </w:p>
+    <w:p>
+      <w:pPr>
+        <w:spacing w:line="360" w:lineRule="auto"/>
+        <w:ind w:firstLine="360"/>
+        <w:jc w:val="both"/>
+        <w:rPr>
+          <w:sz w:val="28"/>
+          <w:szCs w:val="28"/>
+        </w:rPr>
+      </w:pPr>
+      <w:r>
+        <w:rPr>
+          <w:noProof/>
+          <w:sz w:val="28"/>
+          <w:szCs w:val="28"/>
+        </w:rPr>
+        <w:drawing>
+          <wp:inline distT="0" distB="0" distL="0" distR="0" wp14:anchorId="02320914" wp14:editId="5492FB7D">
+            <wp:extent cx="3019846" cy="733527"/>
+            <wp:effectExtent l="0" t="0" r="9525" b="9525"/>
+            <wp:docPr id="1461414313" name="Рисунок 1"/>
+            <wp:cNvGraphicFramePr>
+              <a:graphicFrameLocks xmlns:a="http://schemas.openxmlformats.org/drawingml/2006/main" noChangeAspect="1"/>
+            </wp:cNvGraphicFramePr>
+            <a:graphic xmlns:a="http://schemas.openxmlformats.org/drawingml/2006/main">
+              <a:graphicData uri="http://schemas.openxmlformats.org/drawingml/2006/picture">
+                <pic:pic xmlns:pic="http://schemas.openxmlformats.org/drawingml/2006/picture">
+                  <pic:nvPicPr>
+                    <pic:cNvPr id="1461414313" name=""/>
+                    <pic:cNvPicPr/>
+                  </pic:nvPicPr>
+                  <pic:blipFill>
+                    <a:blip r:embed="rId26"/>
+                    <a:stretch>
+                      <a:fillRect/>
+                    </a:stretch>
+                  </pic:blipFill>
+                  <pic:spPr>
+                    <a:xfrm>
+                      <a:off x="0" y="0"/>
+                      <a:ext cx="3019846" cy="733527"/>
+                    </a:xfrm>
+                    <a:prstGeom prst="rect">
+                      <a:avLst/>
+                    </a:prstGeom>
+                  </pic:spPr>
+                </pic:pic>
+              </a:graphicData>
+            </a:graphic>
+          </wp:inline>
+        </w:drawing>
+      </w:r>
+    </w:p>
+    <w:p>
+      <w:pPr>
+        <w:spacing w:line="360" w:lineRule="auto"/>
+        <w:ind w:firstLine="360"/>
+        <w:jc w:val="both"/>
+        <w:rPr>
+          <w:sz w:val="28"/>
+          <w:szCs w:val="28"/>
+        </w:rPr>
+      </w:pPr>
+    </w:p>
+    <w:p>
+      <w:pPr>
+        <w:pStyle w:val="a7"/>
+        <w:numPr>
+          <w:ilvl w:val="1"/>
+          <w:numId w:val="3"/>
+        </w:numPr>
         <w:rPr>
           <w:b/>
           <w:bCs/>
           <w:sz w:val="28"/>
           <w:szCs w:val="28"/>
         </w:rPr>
-        <w:t>литературы</w:t>
-      </w:r>
-    </w:p>
-    <w:p>
-      <w:pPr>
-        <w:spacing w:line="360" w:lineRule="auto"/>
-        <w:jc w:val="center"/>
+      </w:pPr>
+      <w:r>
         <w:rPr>
           <w:b/>
           <w:bCs/>
           <w:sz w:val="28"/>
           <w:szCs w:val="28"/>
-          <w:lang w:val="en-US"/>
-        </w:rPr>
-      </w:pPr>
-    </w:p>
-    <w:p>
-      <w:pPr>
-        <w:spacing w:line="360" w:lineRule="auto"/>
-        <w:jc w:val="both"/>
-        <w:rPr>
-          <w:sz w:val="28"/>
-          <w:szCs w:val="28"/>
-          <w:lang w:val="en-US"/>
-        </w:rPr>
-      </w:pPr>
-      <w:r>
+        </w:rPr>
+        <w:t>Описание каждого из параметров распределения.</w:t>
+      </w:r>
+    </w:p>
+    <w:p>
+      <w:pPr>
+        <w:spacing w:line="360" w:lineRule="auto"/>
+        <w:ind w:firstLine="360"/>
+        <w:jc w:val="both"/>
+        <w:rPr>
+          <w:sz w:val="28"/>
+          <w:szCs w:val="28"/>
+        </w:rPr>
+      </w:pPr>
+    </w:p>
+    <w:p>
+      <w:pPr>
+        <w:spacing w:line="360" w:lineRule="auto"/>
+        <w:ind w:firstLine="360"/>
+        <w:jc w:val="both"/>
         <w:rPr>
           <w:b/>
           <w:bCs/>
           <w:sz w:val="28"/>
           <w:szCs w:val="28"/>
+        </w:rPr>
+      </w:pPr>
+      <w:r>
+        <w:rPr>
+          <w:b/>
+          <w:bCs/>
+          <w:sz w:val="28"/>
+          <w:szCs w:val="28"/>
+        </w:rPr>
+        <w:t>α — параметр формы</w:t>
+      </w:r>
+    </w:p>
+    <w:p>
+      <w:pPr>
+        <w:spacing w:line="360" w:lineRule="auto"/>
+        <w:ind w:firstLine="360"/>
+        <w:jc w:val="both"/>
+        <w:rPr>
+          <w:sz w:val="28"/>
+          <w:szCs w:val="28"/>
+        </w:rPr>
+      </w:pPr>
+      <w:r>
+        <w:rPr>
+          <w:sz w:val="28"/>
+          <w:szCs w:val="28"/>
+        </w:rPr>
+        <w:t xml:space="preserve">Отвечает за </w:t>
+      </w:r>
+      <w:r>
+        <w:rPr>
+          <w:b/>
+          <w:bCs/>
+          <w:sz w:val="28"/>
+          <w:szCs w:val="28"/>
+        </w:rPr>
+        <w:t>форму кривой</w:t>
+      </w:r>
+      <w:r>
+        <w:rPr>
+          <w:sz w:val="28"/>
+          <w:szCs w:val="28"/>
+        </w:rPr>
+        <w:t xml:space="preserve"> и </w:t>
+      </w:r>
+      <w:r>
+        <w:rPr>
+          <w:b/>
+          <w:bCs/>
+          <w:sz w:val="28"/>
+          <w:szCs w:val="28"/>
+        </w:rPr>
+        <w:t>расстояние между пиками</w:t>
+      </w:r>
+      <w:r>
+        <w:rPr>
+          <w:sz w:val="28"/>
+          <w:szCs w:val="28"/>
+        </w:rPr>
+        <w:t>.</w:t>
+      </w:r>
+    </w:p>
+    <w:p>
+      <w:pPr>
+        <w:numPr>
+          <w:ilvl w:val="0"/>
+          <w:numId w:val="9"/>
+        </w:numPr>
+        <w:spacing w:line="360" w:lineRule="auto"/>
+        <w:jc w:val="both"/>
+        <w:rPr>
+          <w:sz w:val="28"/>
+          <w:szCs w:val="28"/>
+        </w:rPr>
+      </w:pPr>
+      <w:r>
+        <w:rPr>
+          <w:sz w:val="28"/>
+          <w:szCs w:val="28"/>
+        </w:rPr>
+        <w:t xml:space="preserve">При </w:t>
+      </w:r>
+      <w:proofErr w:type="gramStart"/>
+      <w:r>
+        <w:rPr>
+          <w:sz w:val="28"/>
+          <w:szCs w:val="28"/>
+        </w:rPr>
+        <w:t>α&lt;</w:t>
+      </w:r>
+      <w:proofErr w:type="gramEnd"/>
+      <w:r>
+        <w:rPr>
+          <w:sz w:val="28"/>
+          <w:szCs w:val="28"/>
+        </w:rPr>
+        <w:t>1 — один острый пик в точке μ</w:t>
+      </w:r>
+      <w:r>
+        <w:rPr>
+          <w:sz w:val="28"/>
+          <w:szCs w:val="28"/>
+        </w:rPr>
+        <w:t>.</w:t>
+      </w:r>
+    </w:p>
+    <w:p>
+      <w:pPr>
+        <w:numPr>
+          <w:ilvl w:val="0"/>
+          <w:numId w:val="9"/>
+        </w:numPr>
+        <w:spacing w:line="360" w:lineRule="auto"/>
+        <w:jc w:val="both"/>
+        <w:rPr>
+          <w:sz w:val="28"/>
+          <w:szCs w:val="28"/>
+        </w:rPr>
+      </w:pPr>
+      <w:r>
+        <w:rPr>
+          <w:sz w:val="28"/>
+          <w:szCs w:val="28"/>
+        </w:rPr>
+        <w:t>При α=1 — вырождается в двустороннее экспоненциальное (Лапласово) распределение</w:t>
+      </w:r>
+    </w:p>
+    <w:p>
+      <w:pPr>
+        <w:numPr>
+          <w:ilvl w:val="0"/>
+          <w:numId w:val="9"/>
+        </w:numPr>
+        <w:spacing w:line="360" w:lineRule="auto"/>
+        <w:jc w:val="both"/>
+        <w:rPr>
+          <w:sz w:val="28"/>
+          <w:szCs w:val="28"/>
+        </w:rPr>
+      </w:pPr>
+      <w:r>
+        <w:rPr>
+          <w:sz w:val="28"/>
+          <w:szCs w:val="28"/>
+        </w:rPr>
+        <w:t xml:space="preserve">При α&gt;1 — появляются </w:t>
+      </w:r>
+      <w:r>
+        <w:rPr>
+          <w:b/>
+          <w:bCs/>
+          <w:sz w:val="28"/>
+          <w:szCs w:val="28"/>
+        </w:rPr>
+        <w:t>два симметричных пика</w:t>
+      </w:r>
+      <w:r>
+        <w:rPr>
+          <w:sz w:val="28"/>
+          <w:szCs w:val="28"/>
+        </w:rPr>
+        <w:t xml:space="preserve"> по обе стороны от μ</w:t>
+      </w:r>
+      <w:r>
+        <w:rPr>
+          <w:sz w:val="28"/>
+          <w:szCs w:val="28"/>
+        </w:rPr>
+        <w:t>.</w:t>
+      </w:r>
+    </w:p>
+    <w:p>
+      <w:pPr>
+        <w:numPr>
+          <w:ilvl w:val="0"/>
+          <w:numId w:val="9"/>
+        </w:numPr>
+        <w:spacing w:line="360" w:lineRule="auto"/>
+        <w:jc w:val="both"/>
+        <w:rPr>
+          <w:sz w:val="28"/>
+          <w:szCs w:val="28"/>
+        </w:rPr>
+      </w:pPr>
+      <w:r>
+        <w:rPr>
+          <w:sz w:val="28"/>
+          <w:szCs w:val="28"/>
+        </w:rPr>
+        <w:t>Чем больше α— тем дальше пики от центра и тем более они выражены</w:t>
+      </w:r>
+      <w:r>
+        <w:rPr>
+          <w:sz w:val="28"/>
+          <w:szCs w:val="28"/>
+        </w:rPr>
+        <w:br/>
+        <w:t>Моды находятся в точках μ±(α−</w:t>
+      </w:r>
+      <w:proofErr w:type="gramStart"/>
+      <w:r>
+        <w:rPr>
+          <w:sz w:val="28"/>
+          <w:szCs w:val="28"/>
+        </w:rPr>
+        <w:t>1)β</w:t>
+      </w:r>
+      <w:proofErr w:type="gramEnd"/>
+      <w:r>
+        <w:rPr>
+          <w:sz w:val="28"/>
+          <w:szCs w:val="28"/>
+        </w:rPr>
+        <w:t>, поэтому αнапрямую определяет, насколько далеко пики от центра.</w:t>
+      </w:r>
+    </w:p>
+    <w:p>
+      <w:pPr>
+        <w:spacing w:line="360" w:lineRule="auto"/>
+        <w:ind w:firstLine="360"/>
+        <w:jc w:val="both"/>
+        <w:rPr>
+          <w:b/>
+          <w:bCs/>
+          <w:sz w:val="28"/>
+          <w:szCs w:val="28"/>
+        </w:rPr>
+      </w:pPr>
+      <w:r>
+        <w:rPr>
+          <w:b/>
+          <w:bCs/>
+          <w:sz w:val="28"/>
+          <w:szCs w:val="28"/>
+        </w:rPr>
+        <w:t>μ — параметр смещения</w:t>
+      </w:r>
+    </w:p>
+    <w:p>
+      <w:pPr>
+        <w:spacing w:line="360" w:lineRule="auto"/>
+        <w:ind w:firstLine="360"/>
+        <w:jc w:val="both"/>
+        <w:rPr>
+          <w:sz w:val="28"/>
+          <w:szCs w:val="28"/>
+        </w:rPr>
+      </w:pPr>
+      <w:r>
+        <w:rPr>
+          <w:sz w:val="28"/>
+          <w:szCs w:val="28"/>
+        </w:rPr>
+        <w:t xml:space="preserve">Отвечает за </w:t>
+      </w:r>
+      <w:r>
+        <w:rPr>
+          <w:b/>
+          <w:bCs/>
+          <w:sz w:val="28"/>
+          <w:szCs w:val="28"/>
+        </w:rPr>
+        <w:t>положение центра симметрии</w:t>
+      </w:r>
+      <w:r>
+        <w:rPr>
+          <w:sz w:val="28"/>
+          <w:szCs w:val="28"/>
+        </w:rPr>
+        <w:t xml:space="preserve"> на числовой оси.</w:t>
+      </w:r>
+    </w:p>
+    <w:p>
+      <w:pPr>
+        <w:numPr>
+          <w:ilvl w:val="0"/>
+          <w:numId w:val="10"/>
+        </w:numPr>
+        <w:spacing w:line="360" w:lineRule="auto"/>
+        <w:jc w:val="both"/>
+        <w:rPr>
+          <w:sz w:val="28"/>
+          <w:szCs w:val="28"/>
+        </w:rPr>
+      </w:pPr>
+      <w:r>
+        <w:rPr>
+          <w:sz w:val="28"/>
+          <w:szCs w:val="28"/>
+        </w:rPr>
+        <w:lastRenderedPageBreak/>
+        <w:t>При μ=0 — стандартное двойное гамма, симметрично относительно нуля</w:t>
+      </w:r>
+    </w:p>
+    <w:p>
+      <w:pPr>
+        <w:numPr>
+          <w:ilvl w:val="0"/>
+          <w:numId w:val="10"/>
+        </w:numPr>
+        <w:spacing w:line="360" w:lineRule="auto"/>
+        <w:jc w:val="both"/>
+        <w:rPr>
+          <w:sz w:val="28"/>
+          <w:szCs w:val="28"/>
+        </w:rPr>
+      </w:pPr>
+      <w:r>
+        <w:rPr>
+          <w:sz w:val="28"/>
+          <w:szCs w:val="28"/>
+        </w:rPr>
+        <w:t xml:space="preserve">При μ≠0 — вся кривая </w:t>
+      </w:r>
+      <w:r>
+        <w:rPr>
+          <w:b/>
+          <w:bCs/>
+          <w:sz w:val="28"/>
+          <w:szCs w:val="28"/>
+        </w:rPr>
+        <w:t>сдвигается целиком</w:t>
+      </w:r>
+      <w:r>
+        <w:rPr>
+          <w:sz w:val="28"/>
+          <w:szCs w:val="28"/>
+        </w:rPr>
+        <w:t xml:space="preserve"> вправо или влево</w:t>
+      </w:r>
+    </w:p>
+    <w:p>
+      <w:pPr>
+        <w:numPr>
+          <w:ilvl w:val="0"/>
+          <w:numId w:val="10"/>
+        </w:numPr>
+        <w:spacing w:line="360" w:lineRule="auto"/>
+        <w:jc w:val="both"/>
+        <w:rPr>
+          <w:sz w:val="28"/>
+          <w:szCs w:val="28"/>
+        </w:rPr>
+      </w:pPr>
+      <w:r>
+        <w:rPr>
+          <w:sz w:val="28"/>
+          <w:szCs w:val="28"/>
+        </w:rPr>
+        <w:t>Не влияет на форму и разброс — только на положение</w:t>
+      </w:r>
+      <w:r>
+        <w:rPr>
+          <w:sz w:val="28"/>
+          <w:szCs w:val="28"/>
+        </w:rPr>
+        <w:br/>
+        <w:t>Это означает, что среднее значения распределения равно ровно μ\mu μ.</w:t>
+      </w:r>
+    </w:p>
+    <w:p>
+      <w:pPr>
+        <w:spacing w:line="360" w:lineRule="auto"/>
+        <w:ind w:firstLine="360"/>
+        <w:jc w:val="both"/>
+        <w:rPr>
+          <w:b/>
+          <w:bCs/>
+          <w:sz w:val="28"/>
+          <w:szCs w:val="28"/>
+        </w:rPr>
+      </w:pPr>
+      <w:r>
+        <w:rPr>
+          <w:b/>
+          <w:bCs/>
+          <w:sz w:val="28"/>
+          <w:szCs w:val="28"/>
+        </w:rPr>
+        <w:t>β — параметр масштаба</w:t>
+      </w:r>
+    </w:p>
+    <w:p>
+      <w:pPr>
+        <w:spacing w:line="360" w:lineRule="auto"/>
+        <w:ind w:firstLine="360"/>
+        <w:jc w:val="both"/>
+        <w:rPr>
+          <w:sz w:val="28"/>
+          <w:szCs w:val="28"/>
+        </w:rPr>
+      </w:pPr>
+      <w:r>
+        <w:rPr>
+          <w:sz w:val="28"/>
+          <w:szCs w:val="28"/>
+        </w:rPr>
+        <w:t xml:space="preserve">Отвечает за растяжение или сжатие распределения вдоль оси </w:t>
+      </w:r>
+      <m:oMath>
+        <m:r>
+          <w:rPr>
+            <w:rFonts w:ascii="Cambria Math" w:hAnsi="Cambria Math"/>
+            <w:sz w:val="28"/>
+            <w:szCs w:val="28"/>
+          </w:rPr>
+          <m:t>x</m:t>
+        </m:r>
+      </m:oMath>
+      <w:r>
+        <w:rPr>
+          <w:sz w:val="28"/>
+          <w:szCs w:val="28"/>
+        </w:rPr>
+        <w:t>.</w:t>
+      </w:r>
+    </w:p>
+    <w:p>
+      <w:pPr>
+        <w:numPr>
+          <w:ilvl w:val="0"/>
+          <w:numId w:val="11"/>
+        </w:numPr>
+        <w:spacing w:line="360" w:lineRule="auto"/>
+        <w:jc w:val="both"/>
+        <w:rPr>
+          <w:sz w:val="28"/>
+          <w:szCs w:val="28"/>
+        </w:rPr>
+      </w:pPr>
+      <w:r>
+        <w:rPr>
+          <w:sz w:val="28"/>
+          <w:szCs w:val="28"/>
+        </w:rPr>
+        <w:t xml:space="preserve">Чем больше </w:t>
+      </w:r>
+      <m:oMath>
+        <m:r>
+          <w:rPr>
+            <w:rFonts w:ascii="Cambria Math" w:hAnsi="Cambria Math"/>
+            <w:sz w:val="28"/>
+            <w:szCs w:val="28"/>
+          </w:rPr>
+          <m:t>β</m:t>
+        </m:r>
+      </m:oMath>
+      <w:r>
+        <w:rPr>
+          <w:sz w:val="28"/>
+          <w:szCs w:val="28"/>
+        </w:rPr>
+        <w:t>— тем шире и ниже кривая, пики дальше друг от друга;</w:t>
+      </w:r>
+    </w:p>
+    <w:p>
+      <w:pPr>
+        <w:numPr>
+          <w:ilvl w:val="0"/>
+          <w:numId w:val="11"/>
+        </w:numPr>
+        <w:spacing w:line="360" w:lineRule="auto"/>
+        <w:jc w:val="both"/>
+        <w:rPr>
+          <w:sz w:val="28"/>
+          <w:szCs w:val="28"/>
+        </w:rPr>
+      </w:pPr>
+      <w:r>
+        <w:rPr>
+          <w:sz w:val="28"/>
+          <w:szCs w:val="28"/>
+        </w:rPr>
+        <w:t xml:space="preserve">Чем меньше </w:t>
+      </w:r>
+      <m:oMath>
+        <m:r>
+          <w:rPr>
+            <w:rFonts w:ascii="Cambria Math" w:hAnsi="Cambria Math"/>
+            <w:sz w:val="28"/>
+            <w:szCs w:val="28"/>
+          </w:rPr>
+          <m:t>β</m:t>
+        </m:r>
+      </m:oMath>
+      <w:r>
+        <w:rPr>
+          <w:sz w:val="28"/>
+          <w:szCs w:val="28"/>
+        </w:rPr>
+        <w:t>— тем уже и выше кривая, пики ближе друг к другу;</w:t>
+      </w:r>
+    </w:p>
+    <w:p>
+      <w:pPr>
+        <w:numPr>
+          <w:ilvl w:val="0"/>
+          <w:numId w:val="11"/>
+        </w:numPr>
+        <w:spacing w:line="360" w:lineRule="auto"/>
+        <w:jc w:val="both"/>
+        <w:rPr>
+          <w:sz w:val="28"/>
+          <w:szCs w:val="28"/>
+        </w:rPr>
+      </w:pPr>
+      <w:r>
+        <w:rPr>
+          <w:sz w:val="28"/>
+          <w:szCs w:val="28"/>
+        </w:rPr>
+        <w:t>Не меняет положение центра симметрии — только масштаб.</w:t>
+      </w:r>
+    </w:p>
+    <w:p>
+      <w:pPr>
+        <w:spacing w:line="360" w:lineRule="auto"/>
+        <w:ind w:firstLine="360"/>
+        <w:jc w:val="both"/>
+        <w:rPr>
+          <w:sz w:val="28"/>
+          <w:szCs w:val="28"/>
+        </w:rPr>
+      </w:pPr>
+    </w:p>
+    <w:p>
+      <w:pPr>
+        <w:pStyle w:val="a7"/>
+        <w:numPr>
+          <w:ilvl w:val="1"/>
+          <w:numId w:val="3"/>
+        </w:numPr>
+        <w:rPr>
+          <w:b/>
+          <w:bCs/>
+          <w:sz w:val="28"/>
+          <w:szCs w:val="28"/>
+        </w:rPr>
+      </w:pPr>
+      <w:r>
+        <w:rPr>
+          <w:b/>
+          <w:bCs/>
+          <w:sz w:val="28"/>
+          <w:szCs w:val="28"/>
+        </w:rPr>
+        <w:t>Функция построения теоретической функции распределения.</w:t>
+      </w:r>
+    </w:p>
+    <w:p>
+      <w:pPr>
+        <w:spacing w:line="360" w:lineRule="auto"/>
+        <w:jc w:val="both"/>
+        <w:rPr>
+          <w:sz w:val="28"/>
+          <w:szCs w:val="28"/>
+        </w:rPr>
+      </w:pPr>
+      <w:r>
+        <w:rPr>
+          <w:noProof/>
+          <w:sz w:val="28"/>
+          <w:szCs w:val="28"/>
+        </w:rPr>
+        <w:drawing>
+          <wp:inline distT="0" distB="0" distL="0" distR="0" wp14:anchorId="3D52F5E0" wp14:editId="3814D755">
+            <wp:extent cx="5433085" cy="4930140"/>
+            <wp:effectExtent l="0" t="0" r="0" b="3810"/>
+            <wp:docPr id="1062371791" name="Рисунок 1"/>
+            <wp:cNvGraphicFramePr>
+              <a:graphicFrameLocks xmlns:a="http://schemas.openxmlformats.org/drawingml/2006/main" noChangeAspect="1"/>
+            </wp:cNvGraphicFramePr>
+            <a:graphic xmlns:a="http://schemas.openxmlformats.org/drawingml/2006/main">
+              <a:graphicData uri="http://schemas.openxmlformats.org/drawingml/2006/picture">
+                <pic:pic xmlns:pic="http://schemas.openxmlformats.org/drawingml/2006/picture">
+                  <pic:nvPicPr>
+                    <pic:cNvPr id="1062371791" name=""/>
+                    <pic:cNvPicPr/>
+                  </pic:nvPicPr>
+                  <pic:blipFill>
+                    <a:blip r:embed="rId27"/>
+                    <a:stretch>
+                      <a:fillRect/>
+                    </a:stretch>
+                  </pic:blipFill>
+                  <pic:spPr>
+                    <a:xfrm>
+                      <a:off x="0" y="0"/>
+                      <a:ext cx="5433085" cy="4930140"/>
+                    </a:xfrm>
+                    <a:prstGeom prst="rect">
+                      <a:avLst/>
+                    </a:prstGeom>
+                  </pic:spPr>
+                </pic:pic>
+              </a:graphicData>
+            </a:graphic>
+          </wp:inline>
+        </w:drawing>
+      </w:r>
+    </w:p>
+    <w:p>
+      <w:pPr>
+        <w:ind w:firstLine="360"/>
+        <w:jc w:val="center"/>
+        <w:rPr>
+          <w:sz w:val="28"/>
+          <w:szCs w:val="28"/>
+        </w:rPr>
+      </w:pPr>
+      <w:r>
+        <w:rPr>
+          <w:sz w:val="28"/>
+          <w:szCs w:val="28"/>
+        </w:rPr>
+        <w:t>Листинг 11. Функция построения теоретической функции распределения</w:t>
+      </w:r>
+    </w:p>
+    <w:p>
+      <w:pPr>
+        <w:ind w:firstLine="360"/>
+        <w:jc w:val="center"/>
+        <w:rPr>
+          <w:sz w:val="28"/>
+          <w:szCs w:val="28"/>
+        </w:rPr>
+      </w:pPr>
+    </w:p>
+    <w:p>
+      <w:pPr>
+        <w:spacing w:line="360" w:lineRule="auto"/>
+        <w:jc w:val="both"/>
+        <w:rPr>
+          <w:sz w:val="28"/>
+          <w:szCs w:val="28"/>
+        </w:rPr>
+      </w:pPr>
+      <w:r>
+        <w:rPr>
+          <w:noProof/>
+          <w:sz w:val="28"/>
+          <w:szCs w:val="28"/>
+        </w:rPr>
+        <w:lastRenderedPageBreak/>
+        <w:drawing>
+          <wp:inline distT="0" distB="0" distL="0" distR="0" wp14:anchorId="4EBCD29B" wp14:editId="390471AA">
+            <wp:extent cx="5935980" cy="3352800"/>
+            <wp:effectExtent l="0" t="0" r="7620" b="0"/>
+            <wp:docPr id="1881831513" name="Рисунок 1"/>
+            <wp:cNvGraphicFramePr>
+              <a:graphicFrameLocks xmlns:a="http://schemas.openxmlformats.org/drawingml/2006/main" noChangeAspect="1"/>
+            </wp:cNvGraphicFramePr>
+            <a:graphic xmlns:a="http://schemas.openxmlformats.org/drawingml/2006/main">
+              <a:graphicData uri="http://schemas.openxmlformats.org/drawingml/2006/picture">
+                <pic:pic xmlns:pic="http://schemas.openxmlformats.org/drawingml/2006/picture">
+                  <pic:nvPicPr>
+                    <pic:cNvPr id="0" name="Picture 1"/>
+                    <pic:cNvPicPr>
+                      <a:picLocks noChangeAspect="1" noChangeArrowheads="1"/>
+                    </pic:cNvPicPr>
+                  </pic:nvPicPr>
+                  <pic:blipFill>
+                    <a:blip r:embed="rId28">
+                      <a:extLst>
+                        <a:ext uri="{28A0092B-C50C-407E-A947-70E740481C1C}">
+                          <a14:useLocalDpi xmlns:a14="http://schemas.microsoft.com/office/drawing/2010/main" val="0"/>
+                        </a:ext>
+                      </a:extLst>
+                    </a:blip>
+                    <a:srcRect/>
+                    <a:stretch>
+                      <a:fillRect/>
+                    </a:stretch>
+                  </pic:blipFill>
+                  <pic:spPr bwMode="auto">
+                    <a:xfrm>
+                      <a:off x="0" y="0"/>
+                      <a:ext cx="5935980" cy="3352800"/>
+                    </a:xfrm>
+                    <a:prstGeom prst="rect">
+                      <a:avLst/>
+                    </a:prstGeom>
+                    <a:noFill/>
+                    <a:ln>
+                      <a:noFill/>
+                    </a:ln>
+                  </pic:spPr>
+                </pic:pic>
+              </a:graphicData>
+            </a:graphic>
+          </wp:inline>
+        </w:drawing>
+      </w:r>
+    </w:p>
+    <w:p>
+      <w:pPr>
+        <w:spacing w:line="360" w:lineRule="auto"/>
+        <w:jc w:val="center"/>
+        <w:rPr>
+          <w:b/>
+          <w:bCs/>
+          <w:sz w:val="28"/>
+          <w:szCs w:val="28"/>
+        </w:rPr>
+      </w:pPr>
+      <w:r>
+        <w:rPr>
+          <w:sz w:val="28"/>
+          <w:szCs w:val="28"/>
+        </w:rPr>
+        <w:t>Рисунок 10. График теоретической функции распределения</w:t>
+      </w:r>
+    </w:p>
+    <w:p>
+      <w:pPr>
+        <w:rPr>
+          <w:b/>
+          <w:bCs/>
+          <w:sz w:val="28"/>
+          <w:szCs w:val="28"/>
+        </w:rPr>
+      </w:pPr>
+      <w:r>
+        <w:rPr>
+          <w:b/>
+          <w:bCs/>
+          <w:noProof/>
+          <w:sz w:val="28"/>
+          <w:szCs w:val="28"/>
+        </w:rPr>
+        <w:drawing>
+          <wp:inline distT="0" distB="0" distL="0" distR="0" wp14:anchorId="6851B8D4" wp14:editId="40FDED88">
+            <wp:extent cx="5935980" cy="3192780"/>
+            <wp:effectExtent l="0" t="0" r="7620" b="7620"/>
+            <wp:docPr id="1395738731" name="Рисунок 2"/>
+            <wp:cNvGraphicFramePr>
+              <a:graphicFrameLocks xmlns:a="http://schemas.openxmlformats.org/drawingml/2006/main" noChangeAspect="1"/>
+            </wp:cNvGraphicFramePr>
+            <a:graphic xmlns:a="http://schemas.openxmlformats.org/drawingml/2006/main">
+              <a:graphicData uri="http://schemas.openxmlformats.org/drawingml/2006/picture">
+                <pic:pic xmlns:pic="http://schemas.openxmlformats.org/drawingml/2006/picture">
+                  <pic:nvPicPr>
+                    <pic:cNvPr id="0" name="Picture 2"/>
+                    <pic:cNvPicPr>
+                      <a:picLocks noChangeAspect="1" noChangeArrowheads="1"/>
+                    </pic:cNvPicPr>
+                  </pic:nvPicPr>
+                  <pic:blipFill>
+                    <a:blip r:embed="rId29">
+                      <a:extLst>
+                        <a:ext uri="{28A0092B-C50C-407E-A947-70E740481C1C}">
+                          <a14:useLocalDpi xmlns:a14="http://schemas.microsoft.com/office/drawing/2010/main" val="0"/>
+                        </a:ext>
+                      </a:extLst>
+                    </a:blip>
+                    <a:srcRect/>
+                    <a:stretch>
+                      <a:fillRect/>
+                    </a:stretch>
+                  </pic:blipFill>
+                  <pic:spPr bwMode="auto">
+                    <a:xfrm>
+                      <a:off x="0" y="0"/>
+                      <a:ext cx="5935980" cy="3192780"/>
+                    </a:xfrm>
+                    <a:prstGeom prst="rect">
+                      <a:avLst/>
+                    </a:prstGeom>
+                    <a:noFill/>
+                    <a:ln>
+                      <a:noFill/>
+                    </a:ln>
+                  </pic:spPr>
+                </pic:pic>
+              </a:graphicData>
+            </a:graphic>
+          </wp:inline>
+        </w:drawing>
+      </w:r>
+    </w:p>
+    <w:p>
+      <w:pPr>
+        <w:spacing w:line="360" w:lineRule="auto"/>
+        <w:jc w:val="center"/>
+        <w:rPr>
+          <w:sz w:val="28"/>
+          <w:szCs w:val="28"/>
+        </w:rPr>
+      </w:pPr>
+      <w:r>
+        <w:rPr>
+          <w:sz w:val="28"/>
+          <w:szCs w:val="28"/>
+        </w:rPr>
+        <w:t>Рисунок 11. График теоретических функций распределения со случайно заданными параметрами распределения.</w:t>
+      </w:r>
+    </w:p>
+    <w:p>
+      <w:pPr>
+        <w:pStyle w:val="a7"/>
+        <w:numPr>
+          <w:ilvl w:val="1"/>
+          <w:numId w:val="3"/>
+        </w:numPr>
+        <w:rPr>
+          <w:b/>
+          <w:bCs/>
+          <w:sz w:val="28"/>
+          <w:szCs w:val="28"/>
+        </w:rPr>
+      </w:pPr>
+      <w:r>
+        <w:rPr>
+          <w:b/>
+          <w:bCs/>
+          <w:sz w:val="28"/>
+          <w:szCs w:val="28"/>
+        </w:rPr>
+        <w:t>Оценка влияния параметров распределения на вид графика распределения</w:t>
+      </w:r>
+    </w:p>
+    <w:p>
+      <w:pPr>
+        <w:spacing w:before="100" w:beforeAutospacing="1" w:after="100" w:afterAutospacing="1" w:line="360" w:lineRule="auto"/>
+        <w:jc w:val="center"/>
+        <w:rPr>
+          <w:sz w:val="28"/>
+          <w:szCs w:val="28"/>
+        </w:rPr>
+      </w:pPr>
+      <w:r>
+        <w:rPr>
+          <w:noProof/>
+          <w:sz w:val="24"/>
+          <w:szCs w:val="24"/>
+        </w:rPr>
+        <w:lastRenderedPageBreak/>
+        <w:drawing>
+          <wp:inline distT="0" distB="0" distL="0" distR="0" wp14:anchorId="6A42B13A" wp14:editId="2572DF9B">
+            <wp:extent cx="5935980" cy="3177540"/>
+            <wp:effectExtent l="0" t="0" r="7620" b="3810"/>
+            <wp:docPr id="641265952" name="Рисунок 3"/>
+            <wp:cNvGraphicFramePr>
+              <a:graphicFrameLocks xmlns:a="http://schemas.openxmlformats.org/drawingml/2006/main" noChangeAspect="1"/>
+            </wp:cNvGraphicFramePr>
+            <a:graphic xmlns:a="http://schemas.openxmlformats.org/drawingml/2006/main">
+              <a:graphicData uri="http://schemas.openxmlformats.org/drawingml/2006/picture">
+                <pic:pic xmlns:pic="http://schemas.openxmlformats.org/drawingml/2006/picture">
+                  <pic:nvPicPr>
+                    <pic:cNvPr id="0" name="Picture 3"/>
+                    <pic:cNvPicPr>
+                      <a:picLocks noChangeAspect="1" noChangeArrowheads="1"/>
+                    </pic:cNvPicPr>
+                  </pic:nvPicPr>
+                  <pic:blipFill>
+                    <a:blip r:embed="rId30">
+                      <a:extLst>
+                        <a:ext uri="{28A0092B-C50C-407E-A947-70E740481C1C}">
+                          <a14:useLocalDpi xmlns:a14="http://schemas.microsoft.com/office/drawing/2010/main" val="0"/>
+                        </a:ext>
+                      </a:extLst>
+                    </a:blip>
+                    <a:srcRect/>
+                    <a:stretch>
+                      <a:fillRect/>
+                    </a:stretch>
+                  </pic:blipFill>
+                  <pic:spPr bwMode="auto">
+                    <a:xfrm>
+                      <a:off x="0" y="0"/>
+                      <a:ext cx="5935980" cy="3177540"/>
+                    </a:xfrm>
+                    <a:prstGeom prst="rect">
+                      <a:avLst/>
+                    </a:prstGeom>
+                    <a:noFill/>
+                    <a:ln>
+                      <a:noFill/>
+                    </a:ln>
+                  </pic:spPr>
+                </pic:pic>
+              </a:graphicData>
+            </a:graphic>
+          </wp:inline>
+        </w:drawing>
+      </w:r>
+      <w:r>
+        <w:rPr>
+          <w:sz w:val="24"/>
+          <w:szCs w:val="24"/>
+        </w:rPr>
+        <w:br/>
+      </w:r>
+      <w:r>
+        <w:rPr>
+          <w:sz w:val="28"/>
+          <w:szCs w:val="28"/>
+        </w:rPr>
+        <w:t>Рисунок 12. График теоретических функций распределения с различными параметрами формы.</w:t>
+      </w:r>
+    </w:p>
+    <w:p>
+      <w:pPr>
+        <w:spacing w:before="100" w:beforeAutospacing="1" w:after="100" w:afterAutospacing="1" w:line="360" w:lineRule="auto"/>
+        <w:rPr>
+          <w:sz w:val="28"/>
+          <w:szCs w:val="28"/>
+        </w:rPr>
+      </w:pPr>
+      <w:r>
+        <w:rPr>
+          <w:sz w:val="28"/>
+          <w:szCs w:val="28"/>
+        </w:rPr>
+        <w:t>Оценка</w:t>
+      </w:r>
+      <w:r>
+        <w:rPr>
+          <w:sz w:val="28"/>
+          <w:szCs w:val="28"/>
+        </w:rPr>
+        <w:t xml:space="preserve">: </w:t>
+      </w:r>
+      <w:r>
+        <w:rPr>
+          <w:sz w:val="28"/>
+          <w:szCs w:val="28"/>
+        </w:rPr>
+        <w:t>при увеличении параметра формы пики расходятся сильнее. высота пиков падает, а также растет разброс</w:t>
+      </w:r>
+      <w:r>
+        <w:rPr>
+          <w:sz w:val="28"/>
+          <w:szCs w:val="28"/>
+        </w:rPr>
+        <w:t>.</w:t>
+      </w:r>
+    </w:p>
+    <w:p>
+      <w:pPr>
+        <w:spacing w:before="100" w:beforeAutospacing="1" w:after="100" w:afterAutospacing="1"/>
+        <w:rPr>
+          <w:sz w:val="28"/>
+          <w:szCs w:val="28"/>
+        </w:rPr>
+      </w:pPr>
+    </w:p>
+    <w:p>
+      <w:pPr>
+        <w:spacing w:before="100" w:beforeAutospacing="1" w:after="100" w:afterAutospacing="1"/>
+        <w:rPr>
+          <w:sz w:val="28"/>
+          <w:szCs w:val="28"/>
+        </w:rPr>
+      </w:pPr>
+      <w:r>
+        <w:rPr>
+          <w:noProof/>
+          <w:sz w:val="28"/>
+          <w:szCs w:val="28"/>
+        </w:rPr>
+        <w:drawing>
+          <wp:inline distT="0" distB="0" distL="0" distR="0" wp14:anchorId="7A41816E" wp14:editId="5CBD4247">
+            <wp:extent cx="5935980" cy="3131820"/>
+            <wp:effectExtent l="0" t="0" r="7620" b="0"/>
+            <wp:docPr id="359336630" name="Рисунок 4"/>
+            <wp:cNvGraphicFramePr>
+              <a:graphicFrameLocks xmlns:a="http://schemas.openxmlformats.org/drawingml/2006/main" noChangeAspect="1"/>
+            </wp:cNvGraphicFramePr>
+            <a:graphic xmlns:a="http://schemas.openxmlformats.org/drawingml/2006/main">
+              <a:graphicData uri="http://schemas.openxmlformats.org/drawingml/2006/picture">
+                <pic:pic xmlns:pic="http://schemas.openxmlformats.org/drawingml/2006/picture">
+                  <pic:nvPicPr>
+                    <pic:cNvPr id="0" name="Picture 4"/>
+                    <pic:cNvPicPr>
+                      <a:picLocks noChangeAspect="1" noChangeArrowheads="1"/>
+                    </pic:cNvPicPr>
+                  </pic:nvPicPr>
+                  <pic:blipFill>
+                    <a:blip r:embed="rId31">
+                      <a:extLst>
+                        <a:ext uri="{28A0092B-C50C-407E-A947-70E740481C1C}">
+                          <a14:useLocalDpi xmlns:a14="http://schemas.microsoft.com/office/drawing/2010/main" val="0"/>
+                        </a:ext>
+                      </a:extLst>
+                    </a:blip>
+                    <a:srcRect/>
+                    <a:stretch>
+                      <a:fillRect/>
+                    </a:stretch>
+                  </pic:blipFill>
+                  <pic:spPr bwMode="auto">
+                    <a:xfrm>
+                      <a:off x="0" y="0"/>
+                      <a:ext cx="5935980" cy="3131820"/>
+                    </a:xfrm>
+                    <a:prstGeom prst="rect">
+                      <a:avLst/>
+                    </a:prstGeom>
+                    <a:noFill/>
+                    <a:ln>
+                      <a:noFill/>
+                    </a:ln>
+                  </pic:spPr>
+                </pic:pic>
+              </a:graphicData>
+            </a:graphic>
+          </wp:inline>
+        </w:drawing>
+      </w:r>
+    </w:p>
+    <w:p>
+      <w:pPr>
+        <w:spacing w:before="100" w:beforeAutospacing="1" w:after="100" w:afterAutospacing="1" w:line="360" w:lineRule="auto"/>
+        <w:jc w:val="center"/>
+        <w:rPr>
+          <w:sz w:val="28"/>
+          <w:szCs w:val="28"/>
+        </w:rPr>
+      </w:pPr>
+      <w:r>
+        <w:rPr>
+          <w:sz w:val="28"/>
+          <w:szCs w:val="28"/>
+        </w:rPr>
+        <w:t>Рисунок 12. График теоретических функций распределения с различными параметрами смещения.</w:t>
+      </w:r>
+    </w:p>
+    <w:p>
+      <w:pPr>
+        <w:spacing w:before="100" w:beforeAutospacing="1" w:after="100" w:afterAutospacing="1" w:line="360" w:lineRule="auto"/>
+        <w:jc w:val="both"/>
+        <w:rPr>
+          <w:sz w:val="28"/>
+          <w:szCs w:val="28"/>
+        </w:rPr>
+      </w:pPr>
+      <w:r>
+        <w:rPr>
+          <w:sz w:val="28"/>
+          <w:szCs w:val="28"/>
+        </w:rPr>
+        <w:lastRenderedPageBreak/>
+        <w:t xml:space="preserve">Оценка: </w:t>
+      </w:r>
+      <w:r>
+        <w:rPr>
+          <w:sz w:val="28"/>
+          <w:szCs w:val="28"/>
+        </w:rPr>
+        <w:t>при увеличении параметра смещения не изменяется форма кривой, расстояние между пиками и высота пиков. Изменяется только центр симметрии у двойного гамма распределения</w:t>
+      </w:r>
+      <w:r>
+        <w:rPr>
+          <w:sz w:val="28"/>
+          <w:szCs w:val="28"/>
+        </w:rPr>
+        <w:t>.</w:t>
+      </w:r>
+    </w:p>
+    <w:p>
+      <w:pPr>
+        <w:spacing w:line="360" w:lineRule="auto"/>
+        <w:rPr>
+          <w:sz w:val="28"/>
+          <w:szCs w:val="28"/>
+        </w:rPr>
+      </w:pPr>
+    </w:p>
+    <w:p>
+      <w:pPr>
+        <w:spacing w:line="360" w:lineRule="auto"/>
+        <w:jc w:val="center"/>
+        <w:rPr>
+          <w:b/>
+          <w:bCs/>
+          <w:sz w:val="28"/>
+          <w:szCs w:val="28"/>
+        </w:rPr>
+      </w:pPr>
+      <w:r>
+        <w:rPr>
+          <w:b/>
+          <w:bCs/>
+          <w:sz w:val="28"/>
+          <w:szCs w:val="28"/>
+        </w:rPr>
+        <w:t>Список</w:t>
+      </w:r>
+      <w:r>
+        <w:rPr>
+          <w:b/>
+          <w:bCs/>
+          <w:sz w:val="28"/>
+          <w:szCs w:val="28"/>
+        </w:rPr>
+        <w:t xml:space="preserve"> </w:t>
+      </w:r>
+      <w:r>
+        <w:rPr>
+          <w:b/>
+          <w:bCs/>
+          <w:sz w:val="28"/>
+          <w:szCs w:val="28"/>
+        </w:rPr>
+        <w:t>использованной</w:t>
+      </w:r>
+      <w:r>
+        <w:rPr>
+          <w:b/>
+          <w:bCs/>
+          <w:sz w:val="28"/>
+          <w:szCs w:val="28"/>
+        </w:rPr>
+        <w:t xml:space="preserve"> </w:t>
+      </w:r>
+      <w:r>
+        <w:rPr>
+          <w:b/>
+          <w:bCs/>
+          <w:sz w:val="28"/>
+          <w:szCs w:val="28"/>
+        </w:rPr>
+        <w:t>литературы</w:t>
+      </w:r>
+    </w:p>
+    <w:p>
+      <w:pPr>
+        <w:spacing w:line="360" w:lineRule="auto"/>
+        <w:jc w:val="center"/>
+        <w:rPr>
+          <w:b/>
+          <w:bCs/>
+          <w:sz w:val="28"/>
+          <w:szCs w:val="28"/>
+        </w:rPr>
+      </w:pPr>
+    </w:p>
+    <w:p>
+      <w:pPr>
+        <w:spacing w:line="360" w:lineRule="auto"/>
+        <w:jc w:val="both"/>
+        <w:rPr>
+          <w:sz w:val="28"/>
+          <w:szCs w:val="28"/>
           <w:lang w:val="en-US"/>
         </w:rPr>
-        <w:t>[1] Pearson K. Tables of the Incomplete Gamma-Function / computed by the staff of the Department of Applied Statistics, University of London. — London : University of London, 1922. — URL</w:t>
-      </w:r>
-      <w:r>
-        <w:rPr>
+      </w:pPr>
+      <w:r>
+        <w:rPr>
+          <w:b/>
+          <w:bCs/>
           <w:sz w:val="28"/>
           <w:szCs w:val="28"/>
           <w:lang w:val="en-US"/>
         </w:rPr>
+        <w:t>[1] Pearson K. Tables of the Incomplete Gamma-Function / computed by the staff of the Department of Applied Statistics, University of London. — London: University of London, 1922. — URL</w:t>
+      </w:r>
+      <w:r>
+        <w:rPr>
+          <w:sz w:val="28"/>
+          <w:szCs w:val="28"/>
+          <w:lang w:val="en-US"/>
+        </w:rPr>
         <w:t xml:space="preserve">: </w:t>
       </w:r>
-      <w:hyperlink r:id="rId26" w:history="1">
+      <w:hyperlink r:id="rId32" w:history="1">
         <w:r>
           <w:rPr>
             <w:rStyle w:val="ac"/>
@@ -7640,24 +9443,10 @@
           <w:szCs w:val="28"/>
           <w:lang w:val="en-US"/>
         </w:rPr>
-        <w:t>[2] Bain L. J., Engelhardt M. Introduction to Probability and Mathematical Statistics. — 2nd ed. — Belmont : Brooks/Cole, 1992. — 644 p.</w:t>
-      </w:r>
-    </w:p>
-    <w:p>
-      <w:pPr>
-        <w:spacing w:line="360" w:lineRule="auto"/>
-        <w:jc w:val="both"/>
-        <w:rPr>
-          <w:sz w:val="28"/>
-          <w:szCs w:val="28"/>
-          <w:lang w:val="en-US"/>
-        </w:rPr>
-      </w:pPr>
-    </w:p>
-    <w:p>
-      <w:pPr>
-        <w:spacing w:line="360" w:lineRule="auto"/>
-        <w:jc w:val="both"/>
+        <w:t xml:space="preserve">[2] Bain L. J., Engelhardt M. Introduction to Probability and Mathematical Statistics. — 2nd ed. — </w:t>
+      </w:r>
+      <w:proofErr w:type="gramStart"/>
+      <w:r>
         <w:rPr>
           <w:b/>
           <w:bCs/>
@@ -7665,7 +9454,9 @@
           <w:szCs w:val="28"/>
           <w:lang w:val="en-US"/>
         </w:rPr>
-      </w:pPr>
+        <w:t>Belmont :</w:t>
+      </w:r>
+      <w:proofErr w:type="gramEnd"/>
       <w:r>
         <w:rPr>
           <w:b/>
@@ -7674,7 +9465,7 @@
           <w:szCs w:val="28"/>
           <w:lang w:val="en-US"/>
         </w:rPr>
-        <w:t xml:space="preserve">[3] Bahashwan A. O., Kalantan Z. I., Adham S. A. Double Gamma Principal Components Analysis // Applied Mathematical Sciences. — 2018. — Vol. 12, № 11. — P. 523–533. </w:t>
+        <w:t xml:space="preserve"> Brooks/Cole, 1992. — 644 p.</w:t>
       </w:r>
     </w:p>
     <w:p>
@@ -7692,31 +9483,41 @@
       <w:pPr>
         <w:spacing w:line="360" w:lineRule="auto"/>
         <w:jc w:val="both"/>
-        <w:rPr>
-          <w:sz w:val="28"/>
-          <w:szCs w:val="28"/>
-        </w:rPr>
-      </w:pPr>
-      <w:r>
         <w:rPr>
           <w:b/>
           <w:bCs/>
           <w:sz w:val="28"/>
           <w:szCs w:val="28"/>
-        </w:rPr>
-        <w:t xml:space="preserve">[4] Положинцев Б. И. Теория вероятностей и математическая статистика. Введение в математическую статистику: учебное пособие /  Б. И. Положинцев. – Санкт-Петербург: </w:t>
-      </w:r>
-      <w:proofErr w:type="spellStart"/>
+          <w:lang w:val="en-US"/>
+        </w:rPr>
+      </w:pPr>
       <w:r>
         <w:rPr>
           <w:b/>
           <w:bCs/>
           <w:sz w:val="28"/>
           <w:szCs w:val="28"/>
-        </w:rPr>
-        <w:t>СПбПУ</w:t>
-      </w:r>
-      <w:proofErr w:type="spellEnd"/>
+          <w:lang w:val="en-US"/>
+        </w:rPr>
+        <w:t xml:space="preserve">[3] Bahashwan A. O., Kalantan Z. I., Adham S. A. Double Gamma Principal Components Analysis // Applied Mathematical Sciences. — 2018. — Vol. 12, № 11. — P. 523–533. </w:t>
+      </w:r>
+    </w:p>
+    <w:p>
+      <w:pPr>
+        <w:spacing w:line="360" w:lineRule="auto"/>
+        <w:jc w:val="both"/>
+        <w:rPr>
+          <w:sz w:val="28"/>
+          <w:szCs w:val="28"/>
+          <w:lang w:val="en-US"/>
+        </w:rPr>
+      </w:pPr>
+    </w:p>
+    <w:p>
+      <w:pPr>
+        <w:spacing w:line="360" w:lineRule="auto"/>
+        <w:jc w:val="both"/>
+      </w:pPr>
       <w:r>
         <w:rPr>
           <w:b/>
@@ -7724,8 +9525,9 @@
           <w:sz w:val="28"/>
           <w:szCs w:val="28"/>
         </w:rPr>
-        <w:t>, 2016.</w:t>
-      </w:r>
+        <w:t xml:space="preserve">[4] Положинцев Б. И. Теория вероятностей и математическая статистика. Введение в математическую статистику: учебное пособие </w:t>
+      </w:r>
+      <w:proofErr w:type="gramStart"/>
       <w:r>
         <w:rPr>
           <w:b/>
@@ -7733,8 +9535,9 @@
           <w:sz w:val="28"/>
           <w:szCs w:val="28"/>
         </w:rPr>
-        <w:t xml:space="preserve"> </w:t>
-      </w:r>
+        <w:t>/  Б.</w:t>
+      </w:r>
+      <w:proofErr w:type="gramEnd"/>
       <w:r>
         <w:rPr>
           <w:b/>
@@ -7742,6 +9545,24 @@
           <w:sz w:val="28"/>
           <w:szCs w:val="28"/>
         </w:rPr>
+        <w:t xml:space="preserve"> И. Положинцев. – Санкт-Петербург: СПбПУ, 2016.</w:t>
+      </w:r>
+      <w:r>
+        <w:rPr>
+          <w:b/>
+          <w:bCs/>
+          <w:sz w:val="28"/>
+          <w:szCs w:val="28"/>
+        </w:rPr>
+        <w:t xml:space="preserve"> </w:t>
+      </w:r>
+      <w:r>
+        <w:rPr>
+          <w:b/>
+          <w:bCs/>
+          <w:sz w:val="28"/>
+          <w:szCs w:val="28"/>
+        </w:rPr>
         <w:t>– URL:</w:t>
       </w:r>
       <w:r>
@@ -7751,7 +9572,7 @@
         </w:rPr>
         <w:t xml:space="preserve"> </w:t>
       </w:r>
-      <w:hyperlink r:id="rId27" w:history="1">
+      <w:hyperlink r:id="rId33" w:history="1">
         <w:r>
           <w:rPr>
             <w:rStyle w:val="ac"/>
@@ -7761,6 +9582,55 @@
           <w:t>https://elib.spbstu.ru/dl/2/s16-286.pdf/download/s16-286.pdf</w:t>
         </w:r>
       </w:hyperlink>
+    </w:p>
+    <w:p>
+      <w:pPr>
+        <w:spacing w:line="360" w:lineRule="auto"/>
+        <w:jc w:val="both"/>
+      </w:pPr>
+    </w:p>
+    <w:p>
+      <w:pPr>
+        <w:spacing w:line="360" w:lineRule="auto"/>
+        <w:jc w:val="both"/>
+        <w:rPr>
+          <w:b/>
+          <w:bCs/>
+          <w:sz w:val="28"/>
+          <w:szCs w:val="28"/>
+          <w:lang w:val="en-US"/>
+        </w:rPr>
+      </w:pPr>
+      <w:r>
+        <w:rPr>
+          <w:b/>
+          <w:bCs/>
+          <w:sz w:val="28"/>
+          <w:szCs w:val="28"/>
+          <w:lang w:val="en-US"/>
+        </w:rPr>
+        <w:t>[</w:t>
+      </w:r>
+      <w:r>
+        <w:rPr>
+          <w:b/>
+          <w:bCs/>
+          <w:sz w:val="28"/>
+          <w:szCs w:val="28"/>
+          <w:lang w:val="en-US"/>
+        </w:rPr>
+        <w:t>5</w:t>
+      </w:r>
+      <w:r>
+        <w:rPr>
+          <w:b/>
+          <w:bCs/>
+          <w:sz w:val="28"/>
+          <w:szCs w:val="28"/>
+          <w:lang w:val="en-US"/>
+        </w:rPr>
+        <w:t>] The Double Gamma Distribution // Appendix A. - Florida International University, 2022. - P. 63–64.</w:t>
+      </w:r>
     </w:p>
     <w:sectPr>
       <w:pgSz w:w="11906" w:h="16838"/>
@@ -7775,6 +9645,155 @@
 <file path=word/numbering.xml><?xml version="1.0" encoding="utf-8"?>
 <w:numbering xmlns:wpc="http://schemas.microsoft.com/office/word/2010/wordprocessingCanvas" xmlns:cx="http://schemas.microsoft.com/office/drawing/2014/chartex" xmlns:cx1="http://schemas.microsoft.com/office/drawing/2015/9/8/chartex" xmlns:cx2="http://schemas.microsoft.com/office/drawing/2015/10/21/chartex" xmlns:cx3="http://schemas.microsoft.com/office/drawing/2016/5/9/chartex" xmlns:cx4="http://schemas.microsoft.com/office/drawing/2016/5/10/chartex" xmlns:cx5="http://schemas.microsoft.com/office/drawing/2016/5/11/chartex" xmlns:cx6="http://schemas.microsoft.com/office/drawing/2016/5/12/chartex" xmlns:cx7="http://schemas.microsoft.com/office/drawing/2016/5/13/chartex" xmlns:cx8="http://schemas.microsoft.com/office/drawing/2016/5/14/chartex" xmlns:mc="http://schemas.openxmlformats.org/markup-compatibility/2006" xmlns:aink="http://schemas.microsoft.com/office/drawing/2016/ink" xmlns:am3d="http://schemas.microsoft.com/office/drawing/2017/model3d" xmlns:o="urn:schemas-microsoft-com:office:office" xmlns:oel="http://schemas.microsoft.com/office/2019/extlst" xmlns:r="http://schemas.openxmlformats.org/officeDocument/2006/relationships" xmlns:m="http://schemas.openxmlformats.org/officeDocument/2006/math" xmlns:v="urn:schemas-microsoft-com:vml" xmlns:wp14="http://schemas.microsoft.com/office/word/2010/wordprocessingDrawing" xmlns:wp="http://schemas.openxmlformats.org/drawingml/2006/wordprocessingDrawing" xmlns:w10="urn:schemas-microsoft-com:office:word" xmlns:w="http://schemas.openxmlformats.org/wordprocessingml/2006/main" xmlns:w14="http://schemas.microsoft.com/office/word/2010/wordml" xmlns:w15="http://schemas.microsoft.com/office/word/2012/wordml" xmlns:w16cex="http://schemas.microsoft.com/office/word/2018/wordml/cex" xmlns:w16cid="http://schemas.microsoft.com/office/word/2016/wordml/cid" xmlns:w16="http://schemas.microsoft.com/office/word/2018/wordml" xmlns:w16sdtdh="http://schemas.microsoft.com/office/word/2020/wordml/sdtdatahash" xmlns:w16se="http://schemas.microsoft.com/office/word/2015/wordml/symex" xmlns:wpg="http://schemas.microsoft.com/office/word/2010/wordprocessingGroup" xmlns:wpi="http://schemas.microsoft.com/office/word/2010/wordprocessingInk" xmlns:wne="http://schemas.microsoft.com/office/word/2006/wordml" xmlns:wps="http://schemas.microsoft.com/office/word/2010/wordprocessingShape" mc:Ignorable="w14 w15 w16se w16cid w16 w16cex w16sdtdh wp14">
   <w:abstractNum w:abstractNumId="0" w15:restartNumberingAfterBreak="0">
+    <w:nsid w:val="012E7297"/>
+    <w:multiLevelType w:val="multilevel"/>
+    <w:tmpl w:val="BDCAA5E6"/>
+    <w:lvl w:ilvl="0">
+      <w:start w:val="1"/>
+      <w:numFmt w:val="bullet"/>
+      <w:lvlText w:val=""/>
+      <w:lvlJc w:val="left"/>
+      <w:pPr>
+        <w:tabs>
+          <w:tab w:val="num" w:pos="720"/>
+        </w:tabs>
+        <w:ind w:left="720" w:hanging="360"/>
+      </w:pPr>
+      <w:rPr>
+        <w:rFonts w:ascii="Symbol" w:hAnsi="Symbol" w:hint="default"/>
+        <w:sz w:val="20"/>
+      </w:rPr>
+    </w:lvl>
+    <w:lvl w:ilvl="1" w:tentative="1">
+      <w:start w:val="1"/>
+      <w:numFmt w:val="bullet"/>
+      <w:lvlText w:val="o"/>
+      <w:lvlJc w:val="left"/>
+      <w:pPr>
+        <w:tabs>
+          <w:tab w:val="num" w:pos="1440"/>
+        </w:tabs>
+        <w:ind w:left="1440" w:hanging="360"/>
+      </w:pPr>
+      <w:rPr>
+        <w:rFonts w:ascii="Courier New" w:hAnsi="Courier New" w:hint="default"/>
+        <w:sz w:val="20"/>
+      </w:rPr>
+    </w:lvl>
+    <w:lvl w:ilvl="2" w:tentative="1">
+      <w:start w:val="1"/>
+      <w:numFmt w:val="bullet"/>
+      <w:lvlText w:val=""/>
+      <w:lvlJc w:val="left"/>
+      <w:pPr>
+        <w:tabs>
+          <w:tab w:val="num" w:pos="2160"/>
+        </w:tabs>
+        <w:ind w:left="2160" w:hanging="360"/>
+      </w:pPr>
+      <w:rPr>
+        <w:rFonts w:ascii="Wingdings" w:hAnsi="Wingdings" w:hint="default"/>
+        <w:sz w:val="20"/>
+      </w:rPr>
+    </w:lvl>
+    <w:lvl w:ilvl="3" w:tentative="1">
+      <w:start w:val="1"/>
+      <w:numFmt w:val="bullet"/>
+      <w:lvlText w:val=""/>
+      <w:lvlJc w:val="left"/>
+      <w:pPr>
+        <w:tabs>
+          <w:tab w:val="num" w:pos="2880"/>
+        </w:tabs>
+        <w:ind w:left="2880" w:hanging="360"/>
+      </w:pPr>
+      <w:rPr>
+        <w:rFonts w:ascii="Wingdings" w:hAnsi="Wingdings" w:hint="default"/>
+        <w:sz w:val="20"/>
+      </w:rPr>
+    </w:lvl>
+    <w:lvl w:ilvl="4" w:tentative="1">
+      <w:start w:val="1"/>
+      <w:numFmt w:val="bullet"/>
+      <w:lvlText w:val=""/>
+      <w:lvlJc w:val="left"/>
+      <w:pPr>
+        <w:tabs>
+          <w:tab w:val="num" w:pos="3600"/>
+        </w:tabs>
+        <w:ind w:left="3600" w:hanging="360"/>
+      </w:pPr>
+      <w:rPr>
+        <w:rFonts w:ascii="Wingdings" w:hAnsi="Wingdings" w:hint="default"/>
+        <w:sz w:val="20"/>
+      </w:rPr>
+    </w:lvl>
+    <w:lvl w:ilvl="5" w:tentative="1">
+      <w:start w:val="1"/>
+      <w:numFmt w:val="bullet"/>
+      <w:lvlText w:val=""/>
+      <w:lvlJc w:val="left"/>
+      <w:pPr>
+        <w:tabs>
+          <w:tab w:val="num" w:pos="4320"/>
+        </w:tabs>
+        <w:ind w:left="4320" w:hanging="360"/>
+      </w:pPr>
+      <w:rPr>
+        <w:rFonts w:ascii="Wingdings" w:hAnsi="Wingdings" w:hint="default"/>
+        <w:sz w:val="20"/>
+      </w:rPr>
+    </w:lvl>
+    <w:lvl w:ilvl="6" w:tentative="1">
+      <w:start w:val="1"/>
+      <w:numFmt w:val="bullet"/>
+      <w:lvlText w:val=""/>
+      <w:lvlJc w:val="left"/>
+      <w:pPr>
+        <w:tabs>
+          <w:tab w:val="num" w:pos="5040"/>
+        </w:tabs>
+        <w:ind w:left="5040" w:hanging="360"/>
+      </w:pPr>
+      <w:rPr>
+        <w:rFonts w:ascii="Wingdings" w:hAnsi="Wingdings" w:hint="default"/>
+        <w:sz w:val="20"/>
+      </w:rPr>
+    </w:lvl>
+    <w:lvl w:ilvl="7" w:tentative="1">
+      <w:start w:val="1"/>
+      <w:numFmt w:val="bullet"/>
+      <w:lvlText w:val=""/>
+      <w:lvlJc w:val="left"/>
+      <w:pPr>
+        <w:tabs>
+          <w:tab w:val="num" w:pos="5760"/>
+        </w:tabs>
+        <w:ind w:left="5760" w:hanging="360"/>
+      </w:pPr>
+      <w:rPr>
+        <w:rFonts w:ascii="Wingdings" w:hAnsi="Wingdings" w:hint="default"/>
+        <w:sz w:val="20"/>
+      </w:rPr>
+    </w:lvl>
+    <w:lvl w:ilvl="8" w:tentative="1">
+      <w:start w:val="1"/>
+      <w:numFmt w:val="bullet"/>
+      <w:lvlText w:val=""/>
+      <w:lvlJc w:val="left"/>
+      <w:pPr>
+        <w:tabs>
+          <w:tab w:val="num" w:pos="6480"/>
+        </w:tabs>
+        <w:ind w:left="6480" w:hanging="360"/>
+      </w:pPr>
+      <w:rPr>
+        <w:rFonts w:ascii="Wingdings" w:hAnsi="Wingdings" w:hint="default"/>
+        <w:sz w:val="20"/>
+      </w:rPr>
+    </w:lvl>
+  </w:abstractNum>
+  <w:abstractNum w:abstractNumId="1" w15:restartNumberingAfterBreak="0">
     <w:nsid w:val="04A97111"/>
     <w:multiLevelType w:val="multilevel"/>
     <w:tmpl w:val="C58AB752"/>
@@ -7889,7 +9908,7 @@
       </w:rPr>
     </w:lvl>
   </w:abstractNum>
-  <w:abstractNum w:abstractNumId="1" w15:restartNumberingAfterBreak="0">
+  <w:abstractNum w:abstractNumId="2" w15:restartNumberingAfterBreak="0">
     <w:nsid w:val="09332B4A"/>
     <w:multiLevelType w:val="hybridMultilevel"/>
     <w:tmpl w:val="8A86C9C0"/>
@@ -7978,7 +9997,7 @@
       </w:pPr>
     </w:lvl>
   </w:abstractNum>
-  <w:abstractNum w:abstractNumId="2" w15:restartNumberingAfterBreak="0">
+  <w:abstractNum w:abstractNumId="3" w15:restartNumberingAfterBreak="0">
     <w:nsid w:val="20760212"/>
     <w:multiLevelType w:val="hybridMultilevel"/>
     <w:tmpl w:val="46A21DE2"/>
@@ -8067,130 +10086,121 @@
       </w:pPr>
     </w:lvl>
   </w:abstractNum>
-  <w:abstractNum w:abstractNumId="3" w15:restartNumberingAfterBreak="0">
-    <w:nsid w:val="42B83D0D"/>
-    <w:multiLevelType w:val="multilevel"/>
-    <w:tmpl w:val="B858AC80"/>
-    <w:lvl w:ilvl="0">
-      <w:start w:val="2"/>
-      <w:numFmt w:val="decimal"/>
-      <w:lvlText w:val="%1"/>
+  <w:abstractNum w:abstractNumId="4" w15:restartNumberingAfterBreak="0">
+    <w:nsid w:val="25130CBC"/>
+    <w:multiLevelType w:val="hybridMultilevel"/>
+    <w:tmpl w:val="892E0C60"/>
+    <w:lvl w:ilvl="0" w:tplc="04190001">
+      <w:start w:val="1"/>
+      <w:numFmt w:val="bullet"/>
+      <w:lvlText w:val=""/>
       <w:lvlJc w:val="left"/>
       <w:pPr>
-        <w:ind w:left="360" w:hanging="360"/>
+        <w:ind w:left="720" w:hanging="360"/>
       </w:pPr>
       <w:rPr>
-        <w:rFonts w:hint="default"/>
-        <w:sz w:val="28"/>
+        <w:rFonts w:ascii="Symbol" w:hAnsi="Symbol" w:hint="default"/>
       </w:rPr>
     </w:lvl>
-    <w:lvl w:ilvl="1">
+    <w:lvl w:ilvl="1" w:tplc="04190003" w:tentative="1">
       <w:start w:val="1"/>
-      <w:numFmt w:val="decimal"/>
-      <w:lvlText w:val="%1.%2"/>
+      <w:numFmt w:val="bullet"/>
+      <w:lvlText w:val="o"/>
       <w:lvlJc w:val="left"/>
       <w:pPr>
-        <w:ind w:left="1287" w:hanging="720"/>
+        <w:ind w:left="1440" w:hanging="360"/>
       </w:pPr>
       <w:rPr>
-        <w:rFonts w:hint="default"/>
-        <w:sz w:val="28"/>
+        <w:rFonts w:ascii="Courier New" w:hAnsi="Courier New" w:cs="Courier New" w:hint="default"/>
       </w:rPr>
     </w:lvl>
-    <w:lvl w:ilvl="2">
+    <w:lvl w:ilvl="2" w:tplc="04190005" w:tentative="1">
       <w:start w:val="1"/>
-      <w:numFmt w:val="decimal"/>
-      <w:lvlText w:val="%1.%2.%3"/>
+      <w:numFmt w:val="bullet"/>
+      <w:lvlText w:val=""/>
       <w:lvlJc w:val="left"/>
       <w:pPr>
-        <w:ind w:left="2214" w:hanging="1080"/>
+        <w:ind w:left="2160" w:hanging="360"/>
       </w:pPr>
       <w:rPr>
-        <w:rFonts w:hint="default"/>
-        <w:sz w:val="28"/>
+        <w:rFonts w:ascii="Wingdings" w:hAnsi="Wingdings" w:hint="default"/>
       </w:rPr>
     </w:lvl>
-    <w:lvl w:ilvl="3">
+    <w:lvl w:ilvl="3" w:tplc="04190001" w:tentative="1">
       <w:start w:val="1"/>
-      <w:numFmt w:val="decimal"/>
-      <w:lvlText w:val="%1.%2.%3.%4"/>
+      <w:numFmt w:val="bullet"/>
+      <w:lvlText w:val=""/>
       <w:lvlJc w:val="left"/>
       <w:pPr>
-        <w:ind w:left="3141" w:hanging="1440"/>
+        <w:ind w:left="2880" w:hanging="360"/>
       </w:pPr>
       <w:rPr>
-        <w:rFonts w:hint="default"/>
-        <w:sz w:val="28"/>
+        <w:rFonts w:ascii="Symbol" w:hAnsi="Symbol" w:hint="default"/>
       </w:rPr>
     </w:lvl>
-    <w:lvl w:ilvl="4">
+    <w:lvl w:ilvl="4" w:tplc="04190003" w:tentative="1">
       <w:start w:val="1"/>
-      <w:numFmt w:val="decimal"/>
-      <w:lvlText w:val="%1.%2.%3.%4.%5"/>
+      <w:numFmt w:val="bullet"/>
+      <w:lvlText w:val="o"/>
       <w:lvlJc w:val="left"/>
       <w:pPr>
-        <w:ind w:left="3708" w:hanging="1440"/>
+        <w:ind w:left="3600" w:hanging="360"/>
       </w:pPr>
       <w:rPr>
-        <w:rFonts w:hint="default"/>
-        <w:sz w:val="28"/>
+        <w:rFonts w:ascii="Courier New" w:hAnsi="Courier New" w:cs="Courier New" w:hint="default"/>
       </w:rPr>
     </w:lvl>
-    <w:lvl w:ilvl="5">
+    <w:lvl w:ilvl="5" w:tplc="04190005" w:tentative="1">
       <w:start w:val="1"/>
-      <w:numFmt w:val="decimal"/>
-      <w:lvlText w:val="%1.%2.%3.%4.%5.%6"/>
+      <w:numFmt w:val="bullet"/>
+      <w:lvlText w:val=""/>
       <w:lvlJc w:val="left"/>
       <w:pPr>
-        <w:ind w:left="4635" w:hanging="1800"/>
+        <w:ind w:left="4320" w:hanging="360"/>
       </w:pPr>
       <w:rPr>
-        <w:rFonts w:hint="default"/>
-        <w:sz w:val="28"/>
+        <w:rFonts w:ascii="Wingdings" w:hAnsi="Wingdings" w:hint="default"/>
       </w:rPr>
     </w:lvl>
-    <w:lvl w:ilvl="6">
+    <w:lvl w:ilvl="6" w:tplc="04190001" w:tentative="1">
       <w:start w:val="1"/>
-      <w:numFmt w:val="decimal"/>
-      <w:lvlText w:val="%1.%2.%3.%4.%5.%6.%7"/>
+      <w:numFmt w:val="bullet"/>
+      <w:lvlText w:val=""/>
       <w:lvlJc w:val="left"/>
       <w:pPr>
-        <w:ind w:left="5562" w:hanging="2160"/>
+        <w:ind w:left="5040" w:hanging="360"/>
       </w:pPr>
       <w:rPr>
-        <w:rFonts w:hint="default"/>
-        <w:sz w:val="28"/>
+        <w:rFonts w:ascii="Symbol" w:hAnsi="Symbol" w:hint="default"/>
       </w:rPr>
     </w:lvl>
-    <w:lvl w:ilvl="7">
+    <w:lvl w:ilvl="7" w:tplc="04190003" w:tentative="1">
       <w:start w:val="1"/>
-      <w:numFmt w:val="decimal"/>
-      <w:lvlText w:val="%1.%2.%3.%4.%5.%6.%7.%8"/>
+      <w:numFmt w:val="bullet"/>
+      <w:lvlText w:val="o"/>
       <w:lvlJc w:val="left"/>
       <w:pPr>
-        <w:ind w:left="6489" w:hanging="2520"/>
+        <w:ind w:left="5760" w:hanging="360"/>
       </w:pPr>
       <w:rPr>
-        <w:rFonts w:hint="default"/>
-        <w:sz w:val="28"/>
+        <w:rFonts w:ascii="Courier New" w:hAnsi="Courier New" w:cs="Courier New" w:hint="default"/>
       </w:rPr>
     </w:lvl>
-    <w:lvl w:ilvl="8">
+    <w:lvl w:ilvl="8" w:tplc="04190005" w:tentative="1">
       <w:start w:val="1"/>
-      <w:numFmt w:val="decimal"/>
-      <w:lvlText w:val="%1.%2.%3.%4.%5.%6.%7.%8.%9"/>
+      <w:numFmt w:val="bullet"/>
+      <w:lvlText w:val=""/>
       <w:lvlJc w:val="left"/>
       <w:pPr>
-        <w:ind w:left="7416" w:hanging="2880"/>
+        <w:ind w:left="6480" w:hanging="360"/>
       </w:pPr>
       <w:rPr>
-        <w:rFonts w:hint="default"/>
-        <w:sz w:val="28"/>
+        <w:rFonts w:ascii="Wingdings" w:hAnsi="Wingdings" w:hint="default"/>
       </w:rPr>
     </w:lvl>
   </w:abstractNum>
-  <w:abstractNum w:abstractNumId="4" w15:restartNumberingAfterBreak="0">
-    <w:nsid w:val="447579D3"/>
+  <w:abstractNum w:abstractNumId="5" w15:restartNumberingAfterBreak="0">
+    <w:nsid w:val="27406A6D"/>
     <w:multiLevelType w:val="multilevel"/>
     <w:tmpl w:val="E062D2CE"/>
     <w:lvl w:ilvl="0">
@@ -8318,7 +10328,536 @@
       </w:rPr>
     </w:lvl>
   </w:abstractNum>
-  <w:abstractNum w:abstractNumId="5" w15:restartNumberingAfterBreak="0">
+  <w:abstractNum w:abstractNumId="6" w15:restartNumberingAfterBreak="0">
+    <w:nsid w:val="27AA62F0"/>
+    <w:multiLevelType w:val="multilevel"/>
+    <w:tmpl w:val="E062D2CE"/>
+    <w:lvl w:ilvl="0">
+      <w:start w:val="1"/>
+      <w:numFmt w:val="decimal"/>
+      <w:lvlText w:val="%1."/>
+      <w:lvlJc w:val="left"/>
+      <w:pPr>
+        <w:ind w:left="720" w:hanging="360"/>
+      </w:pPr>
+      <w:rPr>
+        <w:rFonts w:hint="default"/>
+      </w:rPr>
+    </w:lvl>
+    <w:lvl w:ilvl="1">
+      <w:start w:val="1"/>
+      <w:numFmt w:val="decimal"/>
+      <w:isLgl/>
+      <w:lvlText w:val="%1.%2."/>
+      <w:lvlJc w:val="left"/>
+      <w:pPr>
+        <w:ind w:left="780" w:hanging="420"/>
+      </w:pPr>
+      <w:rPr>
+        <w:rFonts w:hint="default"/>
+        <w:sz w:val="24"/>
+      </w:rPr>
+    </w:lvl>
+    <w:lvl w:ilvl="2">
+      <w:start w:val="1"/>
+      <w:numFmt w:val="decimal"/>
+      <w:isLgl/>
+      <w:lvlText w:val="%1.%2.%3."/>
+      <w:lvlJc w:val="left"/>
+      <w:pPr>
+        <w:ind w:left="1080" w:hanging="720"/>
+      </w:pPr>
+      <w:rPr>
+        <w:rFonts w:hint="default"/>
+        <w:sz w:val="24"/>
+      </w:rPr>
+    </w:lvl>
+    <w:lvl w:ilvl="3">
+      <w:start w:val="1"/>
+      <w:numFmt w:val="decimal"/>
+      <w:isLgl/>
+      <w:lvlText w:val="%1.%2.%3.%4."/>
+      <w:lvlJc w:val="left"/>
+      <w:pPr>
+        <w:ind w:left="1080" w:hanging="720"/>
+      </w:pPr>
+      <w:rPr>
+        <w:rFonts w:hint="default"/>
+        <w:sz w:val="24"/>
+      </w:rPr>
+    </w:lvl>
+    <w:lvl w:ilvl="4">
+      <w:start w:val="1"/>
+      <w:numFmt w:val="decimal"/>
+      <w:isLgl/>
+      <w:lvlText w:val="%1.%2.%3.%4.%5."/>
+      <w:lvlJc w:val="left"/>
+      <w:pPr>
+        <w:ind w:left="1440" w:hanging="1080"/>
+      </w:pPr>
+      <w:rPr>
+        <w:rFonts w:hint="default"/>
+        <w:sz w:val="24"/>
+      </w:rPr>
+    </w:lvl>
+    <w:lvl w:ilvl="5">
+      <w:start w:val="1"/>
+      <w:numFmt w:val="decimal"/>
+      <w:isLgl/>
+      <w:lvlText w:val="%1.%2.%3.%4.%5.%6."/>
+      <w:lvlJc w:val="left"/>
+      <w:pPr>
+        <w:ind w:left="1440" w:hanging="1080"/>
+      </w:pPr>
+      <w:rPr>
+        <w:rFonts w:hint="default"/>
+        <w:sz w:val="24"/>
+      </w:rPr>
+    </w:lvl>
+    <w:lvl w:ilvl="6">
+      <w:start w:val="1"/>
+      <w:numFmt w:val="decimal"/>
+      <w:isLgl/>
+      <w:lvlText w:val="%1.%2.%3.%4.%5.%6.%7."/>
+      <w:lvlJc w:val="left"/>
+      <w:pPr>
+        <w:ind w:left="1800" w:hanging="1440"/>
+      </w:pPr>
+      <w:rPr>
+        <w:rFonts w:hint="default"/>
+        <w:sz w:val="24"/>
+      </w:rPr>
+    </w:lvl>
+    <w:lvl w:ilvl="7">
+      <w:start w:val="1"/>
+      <w:numFmt w:val="decimal"/>
+      <w:isLgl/>
+      <w:lvlText w:val="%1.%2.%3.%4.%5.%6.%7.%8."/>
+      <w:lvlJc w:val="left"/>
+      <w:pPr>
+        <w:ind w:left="1800" w:hanging="1440"/>
+      </w:pPr>
+      <w:rPr>
+        <w:rFonts w:hint="default"/>
+        <w:sz w:val="24"/>
+      </w:rPr>
+    </w:lvl>
+    <w:lvl w:ilvl="8">
+      <w:start w:val="1"/>
+      <w:numFmt w:val="decimal"/>
+      <w:isLgl/>
+      <w:lvlText w:val="%1.%2.%3.%4.%5.%6.%7.%8.%9."/>
+      <w:lvlJc w:val="left"/>
+      <w:pPr>
+        <w:ind w:left="2160" w:hanging="1800"/>
+      </w:pPr>
+      <w:rPr>
+        <w:rFonts w:hint="default"/>
+        <w:sz w:val="24"/>
+      </w:rPr>
+    </w:lvl>
+  </w:abstractNum>
+  <w:abstractNum w:abstractNumId="7" w15:restartNumberingAfterBreak="0">
+    <w:nsid w:val="29001FDF"/>
+    <w:multiLevelType w:val="multilevel"/>
+    <w:tmpl w:val="C47EA3DC"/>
+    <w:lvl w:ilvl="0">
+      <w:start w:val="1"/>
+      <w:numFmt w:val="bullet"/>
+      <w:lvlText w:val=""/>
+      <w:lvlJc w:val="left"/>
+      <w:pPr>
+        <w:tabs>
+          <w:tab w:val="num" w:pos="720"/>
+        </w:tabs>
+        <w:ind w:left="720" w:hanging="360"/>
+      </w:pPr>
+      <w:rPr>
+        <w:rFonts w:ascii="Symbol" w:hAnsi="Symbol" w:hint="default"/>
+        <w:sz w:val="20"/>
+      </w:rPr>
+    </w:lvl>
+    <w:lvl w:ilvl="1" w:tentative="1">
+      <w:start w:val="1"/>
+      <w:numFmt w:val="bullet"/>
+      <w:lvlText w:val="o"/>
+      <w:lvlJc w:val="left"/>
+      <w:pPr>
+        <w:tabs>
+          <w:tab w:val="num" w:pos="1440"/>
+        </w:tabs>
+        <w:ind w:left="1440" w:hanging="360"/>
+      </w:pPr>
+      <w:rPr>
+        <w:rFonts w:ascii="Courier New" w:hAnsi="Courier New" w:hint="default"/>
+        <w:sz w:val="20"/>
+      </w:rPr>
+    </w:lvl>
+    <w:lvl w:ilvl="2" w:tentative="1">
+      <w:start w:val="1"/>
+      <w:numFmt w:val="bullet"/>
+      <w:lvlText w:val=""/>
+      <w:lvlJc w:val="left"/>
+      <w:pPr>
+        <w:tabs>
+          <w:tab w:val="num" w:pos="2160"/>
+        </w:tabs>
+        <w:ind w:left="2160" w:hanging="360"/>
+      </w:pPr>
+      <w:rPr>
+        <w:rFonts w:ascii="Wingdings" w:hAnsi="Wingdings" w:hint="default"/>
+        <w:sz w:val="20"/>
+      </w:rPr>
+    </w:lvl>
+    <w:lvl w:ilvl="3" w:tentative="1">
+      <w:start w:val="1"/>
+      <w:numFmt w:val="bullet"/>
+      <w:lvlText w:val=""/>
+      <w:lvlJc w:val="left"/>
+      <w:pPr>
+        <w:tabs>
+          <w:tab w:val="num" w:pos="2880"/>
+        </w:tabs>
+        <w:ind w:left="2880" w:hanging="360"/>
+      </w:pPr>
+      <w:rPr>
+        <w:rFonts w:ascii="Wingdings" w:hAnsi="Wingdings" w:hint="default"/>
+        <w:sz w:val="20"/>
+      </w:rPr>
+    </w:lvl>
+    <w:lvl w:ilvl="4" w:tentative="1">
+      <w:start w:val="1"/>
+      <w:numFmt w:val="bullet"/>
+      <w:lvlText w:val=""/>
+      <w:lvlJc w:val="left"/>
+      <w:pPr>
+        <w:tabs>
+          <w:tab w:val="num" w:pos="3600"/>
+        </w:tabs>
+        <w:ind w:left="3600" w:hanging="360"/>
+      </w:pPr>
+      <w:rPr>
+        <w:rFonts w:ascii="Wingdings" w:hAnsi="Wingdings" w:hint="default"/>
+        <w:sz w:val="20"/>
+      </w:rPr>
+    </w:lvl>
+    <w:lvl w:ilvl="5" w:tentative="1">
+      <w:start w:val="1"/>
+      <w:numFmt w:val="bullet"/>
+      <w:lvlText w:val=""/>
+      <w:lvlJc w:val="left"/>
+      <w:pPr>
+        <w:tabs>
+          <w:tab w:val="num" w:pos="4320"/>
+        </w:tabs>
+        <w:ind w:left="4320" w:hanging="360"/>
+      </w:pPr>
+      <w:rPr>
+        <w:rFonts w:ascii="Wingdings" w:hAnsi="Wingdings" w:hint="default"/>
+        <w:sz w:val="20"/>
+      </w:rPr>
+    </w:lvl>
+    <w:lvl w:ilvl="6" w:tentative="1">
+      <w:start w:val="1"/>
+      <w:numFmt w:val="bullet"/>
+      <w:lvlText w:val=""/>
+      <w:lvlJc w:val="left"/>
+      <w:pPr>
+        <w:tabs>
+          <w:tab w:val="num" w:pos="5040"/>
+        </w:tabs>
+        <w:ind w:left="5040" w:hanging="360"/>
+      </w:pPr>
+      <w:rPr>
+        <w:rFonts w:ascii="Wingdings" w:hAnsi="Wingdings" w:hint="default"/>
+        <w:sz w:val="20"/>
+      </w:rPr>
+    </w:lvl>
+    <w:lvl w:ilvl="7" w:tentative="1">
+      <w:start w:val="1"/>
+      <w:numFmt w:val="bullet"/>
+      <w:lvlText w:val=""/>
+      <w:lvlJc w:val="left"/>
+      <w:pPr>
+        <w:tabs>
+          <w:tab w:val="num" w:pos="5760"/>
+        </w:tabs>
+        <w:ind w:left="5760" w:hanging="360"/>
+      </w:pPr>
+      <w:rPr>
+        <w:rFonts w:ascii="Wingdings" w:hAnsi="Wingdings" w:hint="default"/>
+        <w:sz w:val="20"/>
+      </w:rPr>
+    </w:lvl>
+    <w:lvl w:ilvl="8" w:tentative="1">
+      <w:start w:val="1"/>
+      <w:numFmt w:val="bullet"/>
+      <w:lvlText w:val=""/>
+      <w:lvlJc w:val="left"/>
+      <w:pPr>
+        <w:tabs>
+          <w:tab w:val="num" w:pos="6480"/>
+        </w:tabs>
+        <w:ind w:left="6480" w:hanging="360"/>
+      </w:pPr>
+      <w:rPr>
+        <w:rFonts w:ascii="Wingdings" w:hAnsi="Wingdings" w:hint="default"/>
+        <w:sz w:val="20"/>
+      </w:rPr>
+    </w:lvl>
+  </w:abstractNum>
+  <w:abstractNum w:abstractNumId="8" w15:restartNumberingAfterBreak="0">
+    <w:nsid w:val="42B83D0D"/>
+    <w:multiLevelType w:val="multilevel"/>
+    <w:tmpl w:val="B858AC80"/>
+    <w:lvl w:ilvl="0">
+      <w:start w:val="2"/>
+      <w:numFmt w:val="decimal"/>
+      <w:lvlText w:val="%1"/>
+      <w:lvlJc w:val="left"/>
+      <w:pPr>
+        <w:ind w:left="360" w:hanging="360"/>
+      </w:pPr>
+      <w:rPr>
+        <w:rFonts w:hint="default"/>
+        <w:sz w:val="28"/>
+      </w:rPr>
+    </w:lvl>
+    <w:lvl w:ilvl="1">
+      <w:start w:val="1"/>
+      <w:numFmt w:val="decimal"/>
+      <w:lvlText w:val="%1.%2"/>
+      <w:lvlJc w:val="left"/>
+      <w:pPr>
+        <w:ind w:left="1287" w:hanging="720"/>
+      </w:pPr>
+      <w:rPr>
+        <w:rFonts w:hint="default"/>
+        <w:sz w:val="28"/>
+      </w:rPr>
+    </w:lvl>
+    <w:lvl w:ilvl="2">
+      <w:start w:val="1"/>
+      <w:numFmt w:val="decimal"/>
+      <w:lvlText w:val="%1.%2.%3"/>
+      <w:lvlJc w:val="left"/>
+      <w:pPr>
+        <w:ind w:left="2214" w:hanging="1080"/>
+      </w:pPr>
+      <w:rPr>
+        <w:rFonts w:hint="default"/>
+        <w:sz w:val="28"/>
+      </w:rPr>
+    </w:lvl>
+    <w:lvl w:ilvl="3">
+      <w:start w:val="1"/>
+      <w:numFmt w:val="decimal"/>
+      <w:lvlText w:val="%1.%2.%3.%4"/>
+      <w:lvlJc w:val="left"/>
+      <w:pPr>
+        <w:ind w:left="3141" w:hanging="1440"/>
+      </w:pPr>
+      <w:rPr>
+        <w:rFonts w:hint="default"/>
+        <w:sz w:val="28"/>
+      </w:rPr>
+    </w:lvl>
+    <w:lvl w:ilvl="4">
+      <w:start w:val="1"/>
+      <w:numFmt w:val="decimal"/>
+      <w:lvlText w:val="%1.%2.%3.%4.%5"/>
+      <w:lvlJc w:val="left"/>
+      <w:pPr>
+        <w:ind w:left="3708" w:hanging="1440"/>
+      </w:pPr>
+      <w:rPr>
+        <w:rFonts w:hint="default"/>
+        <w:sz w:val="28"/>
+      </w:rPr>
+    </w:lvl>
+    <w:lvl w:ilvl="5">
+      <w:start w:val="1"/>
+      <w:numFmt w:val="decimal"/>
+      <w:lvlText w:val="%1.%2.%3.%4.%5.%6"/>
+      <w:lvlJc w:val="left"/>
+      <w:pPr>
+        <w:ind w:left="4635" w:hanging="1800"/>
+      </w:pPr>
+      <w:rPr>
+        <w:rFonts w:hint="default"/>
+        <w:sz w:val="28"/>
+      </w:rPr>
+    </w:lvl>
+    <w:lvl w:ilvl="6">
+      <w:start w:val="1"/>
+      <w:numFmt w:val="decimal"/>
+      <w:lvlText w:val="%1.%2.%3.%4.%5.%6.%7"/>
+      <w:lvlJc w:val="left"/>
+      <w:pPr>
+        <w:ind w:left="5562" w:hanging="2160"/>
+      </w:pPr>
+      <w:rPr>
+        <w:rFonts w:hint="default"/>
+        <w:sz w:val="28"/>
+      </w:rPr>
+    </w:lvl>
+    <w:lvl w:ilvl="7">
+      <w:start w:val="1"/>
+      <w:numFmt w:val="decimal"/>
+      <w:lvlText w:val="%1.%2.%3.%4.%5.%6.%7.%8"/>
+      <w:lvlJc w:val="left"/>
+      <w:pPr>
+        <w:ind w:left="6489" w:hanging="2520"/>
+      </w:pPr>
+      <w:rPr>
+        <w:rFonts w:hint="default"/>
+        <w:sz w:val="28"/>
+      </w:rPr>
+    </w:lvl>
+    <w:lvl w:ilvl="8">
+      <w:start w:val="1"/>
+      <w:numFmt w:val="decimal"/>
+      <w:lvlText w:val="%1.%2.%3.%4.%5.%6.%7.%8.%9"/>
+      <w:lvlJc w:val="left"/>
+      <w:pPr>
+        <w:ind w:left="7416" w:hanging="2880"/>
+      </w:pPr>
+      <w:rPr>
+        <w:rFonts w:hint="default"/>
+        <w:sz w:val="28"/>
+      </w:rPr>
+    </w:lvl>
+  </w:abstractNum>
+  <w:abstractNum w:abstractNumId="9" w15:restartNumberingAfterBreak="0">
+    <w:nsid w:val="447579D3"/>
+    <w:multiLevelType w:val="multilevel"/>
+    <w:tmpl w:val="E062D2CE"/>
+    <w:lvl w:ilvl="0">
+      <w:start w:val="1"/>
+      <w:numFmt w:val="decimal"/>
+      <w:lvlText w:val="%1."/>
+      <w:lvlJc w:val="left"/>
+      <w:pPr>
+        <w:ind w:left="720" w:hanging="360"/>
+      </w:pPr>
+      <w:rPr>
+        <w:rFonts w:hint="default"/>
+      </w:rPr>
+    </w:lvl>
+    <w:lvl w:ilvl="1">
+      <w:start w:val="1"/>
+      <w:numFmt w:val="decimal"/>
+      <w:isLgl/>
+      <w:lvlText w:val="%1.%2."/>
+      <w:lvlJc w:val="left"/>
+      <w:pPr>
+        <w:ind w:left="780" w:hanging="420"/>
+      </w:pPr>
+      <w:rPr>
+        <w:rFonts w:hint="default"/>
+        <w:sz w:val="24"/>
+      </w:rPr>
+    </w:lvl>
+    <w:lvl w:ilvl="2">
+      <w:start w:val="1"/>
+      <w:numFmt w:val="decimal"/>
+      <w:isLgl/>
+      <w:lvlText w:val="%1.%2.%3."/>
+      <w:lvlJc w:val="left"/>
+      <w:pPr>
+        <w:ind w:left="1080" w:hanging="720"/>
+      </w:pPr>
+      <w:rPr>
+        <w:rFonts w:hint="default"/>
+        <w:sz w:val="24"/>
+      </w:rPr>
+    </w:lvl>
+    <w:lvl w:ilvl="3">
+      <w:start w:val="1"/>
+      <w:numFmt w:val="decimal"/>
+      <w:isLgl/>
+      <w:lvlText w:val="%1.%2.%3.%4."/>
+      <w:lvlJc w:val="left"/>
+      <w:pPr>
+        <w:ind w:left="1080" w:hanging="720"/>
+      </w:pPr>
+      <w:rPr>
+        <w:rFonts w:hint="default"/>
+        <w:sz w:val="24"/>
+      </w:rPr>
+    </w:lvl>
+    <w:lvl w:ilvl="4">
+      <w:start w:val="1"/>
+      <w:numFmt w:val="decimal"/>
+      <w:isLgl/>
+      <w:lvlText w:val="%1.%2.%3.%4.%5."/>
+      <w:lvlJc w:val="left"/>
+      <w:pPr>
+        <w:ind w:left="1440" w:hanging="1080"/>
+      </w:pPr>
+      <w:rPr>
+        <w:rFonts w:hint="default"/>
+        <w:sz w:val="24"/>
+      </w:rPr>
+    </w:lvl>
+    <w:lvl w:ilvl="5">
+      <w:start w:val="1"/>
+      <w:numFmt w:val="decimal"/>
+      <w:isLgl/>
+      <w:lvlText w:val="%1.%2.%3.%4.%5.%6."/>
+      <w:lvlJc w:val="left"/>
+      <w:pPr>
+        <w:ind w:left="1440" w:hanging="1080"/>
+      </w:pPr>
+      <w:rPr>
+        <w:rFonts w:hint="default"/>
+        <w:sz w:val="24"/>
+      </w:rPr>
+    </w:lvl>
+    <w:lvl w:ilvl="6">
+      <w:start w:val="1"/>
+      <w:numFmt w:val="decimal"/>
+      <w:isLgl/>
+      <w:lvlText w:val="%1.%2.%3.%4.%5.%6.%7."/>
+      <w:lvlJc w:val="left"/>
+      <w:pPr>
+        <w:ind w:left="1800" w:hanging="1440"/>
+      </w:pPr>
+      <w:rPr>
+        <w:rFonts w:hint="default"/>
+        <w:sz w:val="24"/>
+      </w:rPr>
+    </w:lvl>
+    <w:lvl w:ilvl="7">
+      <w:start w:val="1"/>
+      <w:numFmt w:val="decimal"/>
+      <w:isLgl/>
+      <w:lvlText w:val="%1.%2.%3.%4.%5.%6.%7.%8."/>
+      <w:lvlJc w:val="left"/>
+      <w:pPr>
+        <w:ind w:left="1800" w:hanging="1440"/>
+      </w:pPr>
+      <w:rPr>
+        <w:rFonts w:hint="default"/>
+        <w:sz w:val="24"/>
+      </w:rPr>
+    </w:lvl>
+    <w:lvl w:ilvl="8">
+      <w:start w:val="1"/>
+      <w:numFmt w:val="decimal"/>
+      <w:isLgl/>
+      <w:lvlText w:val="%1.%2.%3.%4.%5.%6.%7.%8.%9."/>
+      <w:lvlJc w:val="left"/>
+      <w:pPr>
+        <w:ind w:left="2160" w:hanging="1800"/>
+      </w:pPr>
+      <w:rPr>
+        <w:rFonts w:hint="default"/>
+        <w:sz w:val="24"/>
+      </w:rPr>
+    </w:lvl>
+  </w:abstractNum>
+  <w:abstractNum w:abstractNumId="10" w15:restartNumberingAfterBreak="0">
     <w:nsid w:val="4F5A6620"/>
     <w:multiLevelType w:val="hybridMultilevel"/>
     <w:tmpl w:val="59BCE0F2"/>
@@ -8407,7 +10946,7 @@
       </w:pPr>
     </w:lvl>
   </w:abstractNum>
-  <w:abstractNum w:abstractNumId="6" w15:restartNumberingAfterBreak="0">
+  <w:abstractNum w:abstractNumId="11" w15:restartNumberingAfterBreak="0">
     <w:nsid w:val="591A7815"/>
     <w:multiLevelType w:val="hybridMultilevel"/>
     <w:tmpl w:val="FC7A57BA"/>
@@ -8496,26 +11035,193 @@
       </w:pPr>
     </w:lvl>
   </w:abstractNum>
+  <w:abstractNum w:abstractNumId="12" w15:restartNumberingAfterBreak="0">
+    <w:nsid w:val="6D2D1443"/>
+    <w:multiLevelType w:val="multilevel"/>
+    <w:tmpl w:val="2424FC36"/>
+    <w:lvl w:ilvl="0">
+      <w:start w:val="1"/>
+      <w:numFmt w:val="bullet"/>
+      <w:lvlText w:val=""/>
+      <w:lvlJc w:val="left"/>
+      <w:pPr>
+        <w:tabs>
+          <w:tab w:val="num" w:pos="720"/>
+        </w:tabs>
+        <w:ind w:left="720" w:hanging="360"/>
+      </w:pPr>
+      <w:rPr>
+        <w:rFonts w:ascii="Symbol" w:hAnsi="Symbol" w:hint="default"/>
+        <w:sz w:val="20"/>
+      </w:rPr>
+    </w:lvl>
+    <w:lvl w:ilvl="1" w:tentative="1">
+      <w:start w:val="1"/>
+      <w:numFmt w:val="bullet"/>
+      <w:lvlText w:val="o"/>
+      <w:lvlJc w:val="left"/>
+      <w:pPr>
+        <w:tabs>
+          <w:tab w:val="num" w:pos="1440"/>
+        </w:tabs>
+        <w:ind w:left="1440" w:hanging="360"/>
+      </w:pPr>
+      <w:rPr>
+        <w:rFonts w:ascii="Courier New" w:hAnsi="Courier New" w:hint="default"/>
+        <w:sz w:val="20"/>
+      </w:rPr>
+    </w:lvl>
+    <w:lvl w:ilvl="2" w:tentative="1">
+      <w:start w:val="1"/>
+      <w:numFmt w:val="bullet"/>
+      <w:lvlText w:val=""/>
+      <w:lvlJc w:val="left"/>
+      <w:pPr>
+        <w:tabs>
+          <w:tab w:val="num" w:pos="2160"/>
+        </w:tabs>
+        <w:ind w:left="2160" w:hanging="360"/>
+      </w:pPr>
+      <w:rPr>
+        <w:rFonts w:ascii="Wingdings" w:hAnsi="Wingdings" w:hint="default"/>
+        <w:sz w:val="20"/>
+      </w:rPr>
+    </w:lvl>
+    <w:lvl w:ilvl="3" w:tentative="1">
+      <w:start w:val="1"/>
+      <w:numFmt w:val="bullet"/>
+      <w:lvlText w:val=""/>
+      <w:lvlJc w:val="left"/>
+      <w:pPr>
+        <w:tabs>
+          <w:tab w:val="num" w:pos="2880"/>
+        </w:tabs>
+        <w:ind w:left="2880" w:hanging="360"/>
+      </w:pPr>
+      <w:rPr>
+        <w:rFonts w:ascii="Wingdings" w:hAnsi="Wingdings" w:hint="default"/>
+        <w:sz w:val="20"/>
+      </w:rPr>
+    </w:lvl>
+    <w:lvl w:ilvl="4" w:tentative="1">
+      <w:start w:val="1"/>
+      <w:numFmt w:val="bullet"/>
+      <w:lvlText w:val=""/>
+      <w:lvlJc w:val="left"/>
+      <w:pPr>
+        <w:tabs>
+          <w:tab w:val="num" w:pos="3600"/>
+        </w:tabs>
+        <w:ind w:left="3600" w:hanging="360"/>
+      </w:pPr>
+      <w:rPr>
+        <w:rFonts w:ascii="Wingdings" w:hAnsi="Wingdings" w:hint="default"/>
+        <w:sz w:val="20"/>
+      </w:rPr>
+    </w:lvl>
+    <w:lvl w:ilvl="5" w:tentative="1">
+      <w:start w:val="1"/>
+      <w:numFmt w:val="bullet"/>
+      <w:lvlText w:val=""/>
+      <w:lvlJc w:val="left"/>
+      <w:pPr>
+        <w:tabs>
+          <w:tab w:val="num" w:pos="4320"/>
+        </w:tabs>
+        <w:ind w:left="4320" w:hanging="360"/>
+      </w:pPr>
+      <w:rPr>
+        <w:rFonts w:ascii="Wingdings" w:hAnsi="Wingdings" w:hint="default"/>
+        <w:sz w:val="20"/>
+      </w:rPr>
+    </w:lvl>
+    <w:lvl w:ilvl="6" w:tentative="1">
+      <w:start w:val="1"/>
+      <w:numFmt w:val="bullet"/>
+      <w:lvlText w:val=""/>
+      <w:lvlJc w:val="left"/>
+      <w:pPr>
+        <w:tabs>
+          <w:tab w:val="num" w:pos="5040"/>
+        </w:tabs>
+        <w:ind w:left="5040" w:hanging="360"/>
+      </w:pPr>
+      <w:rPr>
+        <w:rFonts w:ascii="Wingdings" w:hAnsi="Wingdings" w:hint="default"/>
+        <w:sz w:val="20"/>
+      </w:rPr>
+    </w:lvl>
+    <w:lvl w:ilvl="7" w:tentative="1">
+      <w:start w:val="1"/>
+      <w:numFmt w:val="bullet"/>
+      <w:lvlText w:val=""/>
+      <w:lvlJc w:val="left"/>
+      <w:pPr>
+        <w:tabs>
+          <w:tab w:val="num" w:pos="5760"/>
+        </w:tabs>
+        <w:ind w:left="5760" w:hanging="360"/>
+      </w:pPr>
+      <w:rPr>
+        <w:rFonts w:ascii="Wingdings" w:hAnsi="Wingdings" w:hint="default"/>
+        <w:sz w:val="20"/>
+      </w:rPr>
+    </w:lvl>
+    <w:lvl w:ilvl="8" w:tentative="1">
+      <w:start w:val="1"/>
+      <w:numFmt w:val="bullet"/>
+      <w:lvlText w:val=""/>
+      <w:lvlJc w:val="left"/>
+      <w:pPr>
+        <w:tabs>
+          <w:tab w:val="num" w:pos="6480"/>
+        </w:tabs>
+        <w:ind w:left="6480" w:hanging="360"/>
+      </w:pPr>
+      <w:rPr>
+        <w:rFonts w:ascii="Wingdings" w:hAnsi="Wingdings" w:hint="default"/>
+        <w:sz w:val="20"/>
+      </w:rPr>
+    </w:lvl>
+  </w:abstractNum>
   <w:num w:numId="1" w16cid:durableId="765272132">
+    <w:abstractNumId w:val="11"/>
+  </w:num>
+  <w:num w:numId="2" w16cid:durableId="1280603550">
+    <w:abstractNumId w:val="2"/>
+  </w:num>
+  <w:num w:numId="3" w16cid:durableId="435517487">
+    <w:abstractNumId w:val="9"/>
+  </w:num>
+  <w:num w:numId="4" w16cid:durableId="718240523">
+    <w:abstractNumId w:val="3"/>
+  </w:num>
+  <w:num w:numId="5" w16cid:durableId="395593643">
+    <w:abstractNumId w:val="1"/>
+  </w:num>
+  <w:num w:numId="6" w16cid:durableId="2027636951">
+    <w:abstractNumId w:val="10"/>
+  </w:num>
+  <w:num w:numId="7" w16cid:durableId="749816692">
+    <w:abstractNumId w:val="8"/>
+  </w:num>
+  <w:num w:numId="8" w16cid:durableId="1835101558">
+    <w:abstractNumId w:val="4"/>
+  </w:num>
+  <w:num w:numId="9" w16cid:durableId="1421294848">
+    <w:abstractNumId w:val="7"/>
+  </w:num>
+  <w:num w:numId="10" w16cid:durableId="557129504">
+    <w:abstractNumId w:val="12"/>
+  </w:num>
+  <w:num w:numId="11" w16cid:durableId="36779260">
+    <w:abstractNumId w:val="0"/>
+  </w:num>
+  <w:num w:numId="12" w16cid:durableId="1319654721">
     <w:abstractNumId w:val="6"/>
   </w:num>
-  <w:num w:numId="2" w16cid:durableId="1280603550">
-    <w:abstractNumId w:val="1"/>
-  </w:num>
-  <w:num w:numId="3" w16cid:durableId="435517487">
-    <w:abstractNumId w:val="4"/>
-  </w:num>
-  <w:num w:numId="4" w16cid:durableId="718240523">
-    <w:abstractNumId w:val="2"/>
-  </w:num>
-  <w:num w:numId="5" w16cid:durableId="395593643">
-    <w:abstractNumId w:val="0"/>
-  </w:num>
-  <w:num w:numId="6" w16cid:durableId="2027636951">
+  <w:num w:numId="13" w16cid:durableId="739059937">
     <w:abstractNumId w:val="5"/>
-  </w:num>
-  <w:num w:numId="7" w16cid:durableId="749816692">
-    <w:abstractNumId w:val="3"/>
   </w:num>
 </w:numbering>
 </file>
@@ -9495,6 +12201,11 @@
       <w:szCs w:val="20"/>
     </w:rPr>
   </w:style>
+  <w:style w:type="character" w:customStyle="1" w:styleId="internal-embed">
+    <w:name w:val="internal-embed"/>
+    <w:basedOn w:val="a0"/>
+    <w:rsid w:val="000B18D8"/>
+  </w:style>
 </w:styles>
 </file>
 

--- a/Учеба 4 семестр/Теория вероятности/Курсовая работа/Отчет, Код/Курсовая_работа.docx
+++ b/Учеба 4 семестр/Теория вероятности/Курсовая работа/Отчет, Код/Курсовая_работа.docx
@@ -257,8 +257,16 @@
           <w:szCs w:val="28"/>
         </w:rPr>
         <w:tab/>
+      </w:r>
+      <w:proofErr w:type="spellStart"/>
+      <w:r>
+        <w:rPr>
+          <w:sz w:val="28"/>
+          <w:szCs w:val="28"/>
+        </w:rPr>
         <w:t>И.А.Эков</w:t>
       </w:r>
+      <w:proofErr w:type="spellEnd"/>
     </w:p>
     <w:p>
       <w:pPr>
@@ -295,21 +303,12 @@
         <w:tab/>
         <w:t>&lt;</w:t>
       </w:r>
-      <w:proofErr w:type="gramStart"/>
-      <w:r>
-        <w:rPr>
-          <w:sz w:val="28"/>
-          <w:szCs w:val="28"/>
-        </w:rPr>
-        <w:t xml:space="preserve">подпись&gt;   </w:t>
-      </w:r>
-      <w:proofErr w:type="gramEnd"/>
-      <w:r>
-        <w:rPr>
-          <w:sz w:val="28"/>
-          <w:szCs w:val="28"/>
-        </w:rPr>
-        <w:t xml:space="preserve"> </w:t>
+      <w:r>
+        <w:rPr>
+          <w:sz w:val="28"/>
+          <w:szCs w:val="28"/>
+        </w:rPr>
+        <w:t xml:space="preserve">подпись&gt; </w:t>
       </w:r>
       <w:r>
         <w:rPr>
@@ -317,8 +316,16 @@
           <w:szCs w:val="28"/>
         </w:rPr>
         <w:tab/>
+      </w:r>
+      <w:proofErr w:type="spellStart"/>
+      <w:r>
+        <w:rPr>
+          <w:sz w:val="28"/>
+          <w:szCs w:val="28"/>
+        </w:rPr>
         <w:t>Р.А.Ажермачев</w:t>
       </w:r>
+      <w:proofErr w:type="spellEnd"/>
     </w:p>
     <w:p>
       <w:pPr>
@@ -368,6 +375,30 @@
         </w:rPr>
         <w:t>Руководитель</w:t>
       </w:r>
+      <w:r>
+        <w:rPr>
+          <w:sz w:val="28"/>
+          <w:szCs w:val="28"/>
+        </w:rPr>
+        <w:tab/>
+        <w:t>&lt;подпись&gt;</w:t>
+      </w:r>
+      <w:r>
+        <w:rPr>
+          <w:sz w:val="28"/>
+          <w:szCs w:val="28"/>
+        </w:rPr>
+        <w:tab/>
+      </w:r>
+      <w:proofErr w:type="spellStart"/>
+      <w:r>
+        <w:rPr>
+          <w:sz w:val="28"/>
+          <w:szCs w:val="28"/>
+        </w:rPr>
+        <w:t>О.А.Пахомова</w:t>
+      </w:r>
+      <w:proofErr w:type="spellEnd"/>
     </w:p>
     <w:p>
       <w:pPr>
@@ -382,43 +413,6 @@
           <w:szCs w:val="28"/>
         </w:rPr>
       </w:pPr>
-      <w:r>
-        <w:rPr>
-          <w:sz w:val="28"/>
-          <w:szCs w:val="28"/>
-        </w:rPr>
-        <w:t>доцент, к.т.н.</w:t>
-      </w:r>
-      <w:r>
-        <w:rPr>
-          <w:sz w:val="28"/>
-          <w:szCs w:val="28"/>
-        </w:rPr>
-        <w:tab/>
-        <w:t>&lt;подпись&gt;</w:t>
-      </w:r>
-      <w:r>
-        <w:rPr>
-          <w:sz w:val="28"/>
-          <w:szCs w:val="28"/>
-        </w:rPr>
-        <w:tab/>
-        <w:t>О.А.Пахомова</w:t>
-      </w:r>
-    </w:p>
-    <w:p>
-      <w:pPr>
-        <w:tabs>
-          <w:tab w:val="left" w:pos="4320"/>
-          <w:tab w:val="left" w:pos="7200"/>
-        </w:tabs>
-        <w:spacing w:line="360" w:lineRule="auto"/>
-        <w:jc w:val="both"/>
-        <w:rPr>
-          <w:sz w:val="28"/>
-          <w:szCs w:val="28"/>
-        </w:rPr>
-      </w:pPr>
     </w:p>
     <w:p>
       <w:pPr>
@@ -429,6 +423,16 @@
           <w:szCs w:val="28"/>
         </w:rPr>
       </w:pPr>
+    </w:p>
+    <w:p>
+      <w:pPr>
+        <w:spacing w:line="360" w:lineRule="auto"/>
+        <w:jc w:val="right"/>
+        <w:rPr>
+          <w:sz w:val="28"/>
+          <w:szCs w:val="28"/>
+        </w:rPr>
+      </w:pPr>
       <w:r>
         <w:rPr>
           <w:sz w:val="28"/>
@@ -470,16 +474,6 @@
     <w:p>
       <w:pPr>
         <w:spacing w:line="360" w:lineRule="auto"/>
-        <w:jc w:val="both"/>
-        <w:rPr>
-          <w:sz w:val="28"/>
-          <w:szCs w:val="28"/>
-        </w:rPr>
-      </w:pPr>
-    </w:p>
-    <w:p>
-      <w:pPr>
-        <w:spacing w:line="360" w:lineRule="auto"/>
         <w:jc w:val="center"/>
         <w:rPr>
           <w:sz w:val="28"/>
@@ -508,7 +502,6 @@
           <w:sz w:val="28"/>
           <w:szCs w:val="28"/>
         </w:rPr>
-        <w:lastRenderedPageBreak/>
         <w:t>2026</w:t>
       </w:r>
     </w:p>
@@ -808,7 +801,14 @@
           <w:szCs w:val="28"/>
         </w:rPr>
         <w:tab/>
-        <w:t>12</w:t>
+        <w:t>1</w:t>
+      </w:r>
+      <w:r>
+        <w:rPr>
+          <w:sz w:val="28"/>
+          <w:szCs w:val="28"/>
+        </w:rPr>
+        <w:t>7</w:t>
       </w:r>
     </w:p>
     <w:p>
@@ -833,7 +833,14 @@
           <w:szCs w:val="28"/>
         </w:rPr>
         <w:tab/>
-        <w:t>12</w:t>
+        <w:t>1</w:t>
+      </w:r>
+      <w:r>
+        <w:rPr>
+          <w:sz w:val="28"/>
+          <w:szCs w:val="28"/>
+        </w:rPr>
+        <w:t>7</w:t>
       </w:r>
     </w:p>
     <w:p>
@@ -850,15 +857,30 @@
           <w:sz w:val="28"/>
           <w:szCs w:val="28"/>
         </w:rPr>
-        <w:t>4.2. Реализация на языке Python и анализ подвыборок</w:t>
-      </w:r>
+        <w:t xml:space="preserve">4.2. Реализация на языке Python и анализ </w:t>
+      </w:r>
+      <w:proofErr w:type="spellStart"/>
+      <w:r>
+        <w:rPr>
+          <w:sz w:val="28"/>
+          <w:szCs w:val="28"/>
+        </w:rPr>
+        <w:t>подвыборок</w:t>
+      </w:r>
+      <w:proofErr w:type="spellEnd"/>
       <w:r>
         <w:rPr>
           <w:sz w:val="28"/>
           <w:szCs w:val="28"/>
         </w:rPr>
         <w:tab/>
-        <w:t>28</w:t>
+      </w:r>
+      <w:r>
+        <w:rPr>
+          <w:sz w:val="28"/>
+          <w:szCs w:val="28"/>
+        </w:rPr>
+        <w:t>18</w:t>
       </w:r>
     </w:p>
     <w:p>
@@ -883,7 +905,13 @@
           <w:szCs w:val="28"/>
         </w:rPr>
         <w:tab/>
-        <w:t>31</w:t>
+      </w:r>
+      <w:r>
+        <w:rPr>
+          <w:sz w:val="28"/>
+          <w:szCs w:val="28"/>
+        </w:rPr>
+        <w:t>20</w:t>
       </w:r>
     </w:p>
     <w:p>
@@ -1196,7 +1224,6 @@
           <w:sz w:val="28"/>
           <w:szCs w:val="28"/>
         </w:rPr>
-        <w:lastRenderedPageBreak/>
         <w:t>8.2. Гипотезы о виде распределения (критерии Колмогорова и χ²)</w:t>
       </w:r>
       <w:r>
@@ -1222,6 +1249,7 @@
           <w:sz w:val="28"/>
           <w:szCs w:val="28"/>
         </w:rPr>
+        <w:lastRenderedPageBreak/>
         <w:t>8.3. Гипотезы об однородности выборок</w:t>
       </w:r>
       <w:r>
@@ -1412,105 +1440,325 @@
           <w:szCs w:val="28"/>
         </w:rPr>
       </w:pPr>
-      <w:r>
+    </w:p>
+    <w:p>
+      <w:pPr>
+        <w:spacing w:line="360" w:lineRule="auto"/>
+        <w:jc w:val="center"/>
         <w:rPr>
           <w:b/>
           <w:bCs/>
           <w:sz w:val="28"/>
           <w:szCs w:val="28"/>
         </w:rPr>
-        <w:t>Введение</w:t>
-      </w:r>
-    </w:p>
-    <w:p>
-      <w:pPr>
-        <w:spacing w:line="360" w:lineRule="auto"/>
-        <w:jc w:val="both"/>
-        <w:rPr>
-          <w:sz w:val="28"/>
-          <w:szCs w:val="28"/>
-        </w:rPr>
-      </w:pPr>
-    </w:p>
-    <w:p>
-      <w:pPr>
-        <w:spacing w:line="360" w:lineRule="auto"/>
-        <w:jc w:val="both"/>
-        <w:rPr>
-          <w:sz w:val="28"/>
-          <w:szCs w:val="28"/>
-        </w:rPr>
-      </w:pPr>
-      <w:r>
-        <w:rPr>
-          <w:sz w:val="28"/>
-          <w:szCs w:val="28"/>
-        </w:rPr>
-        <w:t>Теория вероятностей и математическая статистика являются фундаментальными дисциплинами, лежащими в основе анализа данных, машинного обучения и информационной безопасности. Одним из важных инструментов статистического анализа является исследование законов распределения случайных величин, позволяющее моделировать реальные процессы и явления.</w:t>
-      </w:r>
-    </w:p>
-    <w:p>
-      <w:pPr>
-        <w:spacing w:line="360" w:lineRule="auto"/>
-        <w:jc w:val="both"/>
-        <w:rPr>
-          <w:sz w:val="28"/>
-          <w:szCs w:val="28"/>
-        </w:rPr>
-      </w:pPr>
-    </w:p>
-    <w:p>
-      <w:pPr>
-        <w:spacing w:line="360" w:lineRule="auto"/>
-        <w:jc w:val="both"/>
-        <w:rPr>
-          <w:sz w:val="28"/>
-          <w:szCs w:val="28"/>
-        </w:rPr>
-      </w:pPr>
-      <w:r>
+      </w:pPr>
+    </w:p>
+    <w:p>
+      <w:pPr>
+        <w:spacing w:line="360" w:lineRule="auto"/>
+        <w:jc w:val="center"/>
         <w:rPr>
           <w:b/>
           <w:bCs/>
           <w:sz w:val="28"/>
           <w:szCs w:val="28"/>
         </w:rPr>
-        <w:t>Актуальность:</w:t>
-      </w:r>
-      <w:r>
-        <w:rPr>
-          <w:sz w:val="28"/>
-          <w:szCs w:val="28"/>
-        </w:rPr>
-        <w:t xml:space="preserve"> Двойное гамма-распределение находит применение в задачах обработки сигналов, анализе финансовых временных рядов, а также в области информационной безопасности — в частности, при статистическом анализе сетевого трафика и обнаружении аномалий.</w:t>
-      </w:r>
-    </w:p>
-    <w:p>
-      <w:pPr>
-        <w:spacing w:line="360" w:lineRule="auto"/>
-        <w:jc w:val="both"/>
-        <w:rPr>
-          <w:sz w:val="28"/>
-          <w:szCs w:val="28"/>
-        </w:rPr>
-      </w:pPr>
-    </w:p>
-    <w:p>
-      <w:pPr>
-        <w:spacing w:line="360" w:lineRule="auto"/>
-        <w:jc w:val="both"/>
-        <w:rPr>
-          <w:sz w:val="28"/>
-          <w:szCs w:val="28"/>
-        </w:rPr>
-      </w:pPr>
-      <w:r>
+      </w:pPr>
+    </w:p>
+    <w:p>
+      <w:pPr>
+        <w:spacing w:line="360" w:lineRule="auto"/>
+        <w:jc w:val="center"/>
         <w:rPr>
           <w:b/>
           <w:bCs/>
           <w:sz w:val="28"/>
           <w:szCs w:val="28"/>
         </w:rPr>
+      </w:pPr>
+    </w:p>
+    <w:p>
+      <w:pPr>
+        <w:spacing w:line="360" w:lineRule="auto"/>
+        <w:jc w:val="center"/>
+        <w:rPr>
+          <w:b/>
+          <w:bCs/>
+          <w:sz w:val="28"/>
+          <w:szCs w:val="28"/>
+        </w:rPr>
+      </w:pPr>
+    </w:p>
+    <w:p>
+      <w:pPr>
+        <w:spacing w:line="360" w:lineRule="auto"/>
+        <w:jc w:val="center"/>
+        <w:rPr>
+          <w:b/>
+          <w:bCs/>
+          <w:sz w:val="28"/>
+          <w:szCs w:val="28"/>
+        </w:rPr>
+      </w:pPr>
+    </w:p>
+    <w:p>
+      <w:pPr>
+        <w:spacing w:line="360" w:lineRule="auto"/>
+        <w:jc w:val="center"/>
+        <w:rPr>
+          <w:b/>
+          <w:bCs/>
+          <w:sz w:val="28"/>
+          <w:szCs w:val="28"/>
+        </w:rPr>
+      </w:pPr>
+    </w:p>
+    <w:p>
+      <w:pPr>
+        <w:spacing w:line="360" w:lineRule="auto"/>
+        <w:jc w:val="center"/>
+        <w:rPr>
+          <w:b/>
+          <w:bCs/>
+          <w:sz w:val="28"/>
+          <w:szCs w:val="28"/>
+        </w:rPr>
+      </w:pPr>
+    </w:p>
+    <w:p>
+      <w:pPr>
+        <w:spacing w:line="360" w:lineRule="auto"/>
+        <w:jc w:val="center"/>
+        <w:rPr>
+          <w:b/>
+          <w:bCs/>
+          <w:sz w:val="28"/>
+          <w:szCs w:val="28"/>
+        </w:rPr>
+      </w:pPr>
+    </w:p>
+    <w:p>
+      <w:pPr>
+        <w:spacing w:line="360" w:lineRule="auto"/>
+        <w:jc w:val="center"/>
+        <w:rPr>
+          <w:b/>
+          <w:bCs/>
+          <w:sz w:val="28"/>
+          <w:szCs w:val="28"/>
+        </w:rPr>
+      </w:pPr>
+    </w:p>
+    <w:p>
+      <w:pPr>
+        <w:spacing w:line="360" w:lineRule="auto"/>
+        <w:jc w:val="center"/>
+        <w:rPr>
+          <w:b/>
+          <w:bCs/>
+          <w:sz w:val="28"/>
+          <w:szCs w:val="28"/>
+        </w:rPr>
+      </w:pPr>
+    </w:p>
+    <w:p>
+      <w:pPr>
+        <w:spacing w:line="360" w:lineRule="auto"/>
+        <w:jc w:val="center"/>
+        <w:rPr>
+          <w:b/>
+          <w:bCs/>
+          <w:sz w:val="28"/>
+          <w:szCs w:val="28"/>
+        </w:rPr>
+      </w:pPr>
+    </w:p>
+    <w:p>
+      <w:pPr>
+        <w:spacing w:line="360" w:lineRule="auto"/>
+        <w:jc w:val="center"/>
+        <w:rPr>
+          <w:b/>
+          <w:bCs/>
+          <w:sz w:val="28"/>
+          <w:szCs w:val="28"/>
+        </w:rPr>
+      </w:pPr>
+    </w:p>
+    <w:p>
+      <w:pPr>
+        <w:spacing w:line="360" w:lineRule="auto"/>
+        <w:jc w:val="center"/>
+        <w:rPr>
+          <w:b/>
+          <w:bCs/>
+          <w:sz w:val="28"/>
+          <w:szCs w:val="28"/>
+        </w:rPr>
+      </w:pPr>
+    </w:p>
+    <w:p>
+      <w:pPr>
+        <w:spacing w:line="360" w:lineRule="auto"/>
+        <w:jc w:val="center"/>
+        <w:rPr>
+          <w:b/>
+          <w:bCs/>
+          <w:sz w:val="28"/>
+          <w:szCs w:val="28"/>
+        </w:rPr>
+      </w:pPr>
+    </w:p>
+    <w:p>
+      <w:pPr>
+        <w:spacing w:line="360" w:lineRule="auto"/>
+        <w:jc w:val="center"/>
+        <w:rPr>
+          <w:b/>
+          <w:bCs/>
+          <w:sz w:val="28"/>
+          <w:szCs w:val="28"/>
+        </w:rPr>
+      </w:pPr>
+    </w:p>
+    <w:p>
+      <w:pPr>
+        <w:spacing w:line="360" w:lineRule="auto"/>
+        <w:jc w:val="center"/>
+        <w:rPr>
+          <w:b/>
+          <w:bCs/>
+          <w:sz w:val="28"/>
+          <w:szCs w:val="28"/>
+        </w:rPr>
+      </w:pPr>
+    </w:p>
+    <w:p>
+      <w:pPr>
+        <w:spacing w:line="360" w:lineRule="auto"/>
+        <w:jc w:val="center"/>
+        <w:rPr>
+          <w:b/>
+          <w:bCs/>
+          <w:sz w:val="28"/>
+          <w:szCs w:val="28"/>
+        </w:rPr>
+      </w:pPr>
+    </w:p>
+    <w:p>
+      <w:pPr>
+        <w:spacing w:line="360" w:lineRule="auto"/>
+        <w:jc w:val="center"/>
+        <w:rPr>
+          <w:b/>
+          <w:bCs/>
+          <w:sz w:val="32"/>
+          <w:szCs w:val="32"/>
+        </w:rPr>
+      </w:pPr>
+      <w:r>
+        <w:rPr>
+          <w:b/>
+          <w:bCs/>
+          <w:sz w:val="32"/>
+          <w:szCs w:val="32"/>
+        </w:rPr>
+        <w:lastRenderedPageBreak/>
+        <w:t>Введение</w:t>
+      </w:r>
+    </w:p>
+    <w:p>
+      <w:pPr>
+        <w:spacing w:line="360" w:lineRule="auto"/>
+        <w:jc w:val="both"/>
+        <w:rPr>
+          <w:sz w:val="28"/>
+          <w:szCs w:val="28"/>
+        </w:rPr>
+      </w:pPr>
+    </w:p>
+    <w:p>
+      <w:pPr>
+        <w:spacing w:line="360" w:lineRule="auto"/>
+        <w:ind w:firstLine="708"/>
+        <w:jc w:val="both"/>
+        <w:rPr>
+          <w:sz w:val="28"/>
+          <w:szCs w:val="28"/>
+        </w:rPr>
+      </w:pPr>
+      <w:r>
+        <w:rPr>
+          <w:sz w:val="28"/>
+          <w:szCs w:val="28"/>
+        </w:rPr>
+        <w:t>Теория вероятностей и математическая статистика являются фундаментальными дисциплинами, лежащими в основе анализа данных, машинного обучения и информационной безопасности. Одним из важных инструментов статистического анализа является исследование законов распределения случайных величин, позволяющее моделировать реальные процессы и явления.</w:t>
+      </w:r>
+    </w:p>
+    <w:p>
+      <w:pPr>
+        <w:spacing w:line="360" w:lineRule="auto"/>
+        <w:jc w:val="both"/>
+        <w:rPr>
+          <w:sz w:val="28"/>
+          <w:szCs w:val="28"/>
+        </w:rPr>
+      </w:pPr>
+    </w:p>
+    <w:p>
+      <w:pPr>
+        <w:spacing w:line="360" w:lineRule="auto"/>
+        <w:ind w:firstLine="708"/>
+        <w:jc w:val="both"/>
+        <w:rPr>
+          <w:sz w:val="28"/>
+          <w:szCs w:val="28"/>
+        </w:rPr>
+      </w:pPr>
+      <w:r>
+        <w:rPr>
+          <w:b/>
+          <w:bCs/>
+          <w:sz w:val="28"/>
+          <w:szCs w:val="28"/>
+        </w:rPr>
+        <w:t>Актуальность:</w:t>
+      </w:r>
+      <w:r>
+        <w:rPr>
+          <w:sz w:val="28"/>
+          <w:szCs w:val="28"/>
+        </w:rPr>
+        <w:t xml:space="preserve"> Двойное гамма-распределение находит применение в задачах обработки сигналов, анализе финансовых временных рядов, а также в области информационной безопасности — в частности, при статистическом анализе сетевого трафика и обнаружении аномалий.</w:t>
+      </w:r>
+    </w:p>
+    <w:p>
+      <w:pPr>
+        <w:spacing w:line="360" w:lineRule="auto"/>
+        <w:jc w:val="both"/>
+        <w:rPr>
+          <w:sz w:val="28"/>
+          <w:szCs w:val="28"/>
+        </w:rPr>
+      </w:pPr>
+    </w:p>
+    <w:p>
+      <w:pPr>
+        <w:spacing w:line="360" w:lineRule="auto"/>
+        <w:ind w:firstLine="708"/>
+        <w:jc w:val="both"/>
+        <w:rPr>
+          <w:sz w:val="28"/>
+          <w:szCs w:val="28"/>
+        </w:rPr>
+      </w:pPr>
+      <w:r>
+        <w:rPr>
+          <w:b/>
+          <w:bCs/>
+          <w:sz w:val="28"/>
+          <w:szCs w:val="28"/>
+        </w:rPr>
         <w:t xml:space="preserve">Цель работы: </w:t>
       </w:r>
       <w:r>
@@ -1518,15 +1766,7 @@
           <w:sz w:val="28"/>
           <w:szCs w:val="28"/>
         </w:rPr>
-        <w:t xml:space="preserve">комплексно исследовать двойное гамма распределение, изучить его теоретические свойства, реализовать статистические методы </w:t>
-      </w:r>
-      <w:r>
-        <w:rPr>
-          <w:sz w:val="28"/>
-          <w:szCs w:val="28"/>
-        </w:rPr>
-        <w:lastRenderedPageBreak/>
-        <w:t>обработки выборки, предоставленной преподавателем, и провести проверку статистических гипотез.</w:t>
+        <w:t>комплексно исследовать двойное гамма распределение, изучить его теоретические свойства, реализовать статистические методы обработки выборки, предоставленной преподавателем, и провести проверку статистических гипотез.</w:t>
       </w:r>
     </w:p>
     <w:p>
@@ -1569,14 +1809,14 @@
         </w:numPr>
         <w:spacing w:line="360" w:lineRule="auto"/>
         <w:rPr>
-          <w:sz w:val="32"/>
-          <w:szCs w:val="32"/>
-        </w:rPr>
-      </w:pPr>
-      <w:r>
-        <w:rPr>
-          <w:sz w:val="32"/>
-          <w:szCs w:val="32"/>
+          <w:sz w:val="28"/>
+          <w:szCs w:val="28"/>
+        </w:rPr>
+      </w:pPr>
+      <w:r>
+        <w:rPr>
+          <w:sz w:val="28"/>
+          <w:szCs w:val="28"/>
         </w:rPr>
         <w:t>Изучить историю появления двойного гамма распределения и его применение.</w:t>
       </w:r>
@@ -1590,14 +1830,14 @@
         </w:numPr>
         <w:spacing w:line="360" w:lineRule="auto"/>
         <w:rPr>
-          <w:sz w:val="32"/>
-          <w:szCs w:val="32"/>
-        </w:rPr>
-      </w:pPr>
-      <w:r>
-        <w:rPr>
-          <w:sz w:val="32"/>
-          <w:szCs w:val="32"/>
+          <w:sz w:val="28"/>
+          <w:szCs w:val="28"/>
+        </w:rPr>
+      </w:pPr>
+      <w:r>
+        <w:rPr>
+          <w:sz w:val="28"/>
+          <w:szCs w:val="28"/>
         </w:rPr>
         <w:t>Реализовать функции вычисления основных статистик выборки.</w:t>
       </w:r>
@@ -1611,14 +1851,14 @@
         </w:numPr>
         <w:spacing w:line="360" w:lineRule="auto"/>
         <w:rPr>
-          <w:sz w:val="32"/>
-          <w:szCs w:val="32"/>
-        </w:rPr>
-      </w:pPr>
-      <w:r>
-        <w:rPr>
-          <w:sz w:val="32"/>
-          <w:szCs w:val="32"/>
+          <w:sz w:val="28"/>
+          <w:szCs w:val="28"/>
+        </w:rPr>
+      </w:pPr>
+      <w:r>
+        <w:rPr>
+          <w:sz w:val="28"/>
+          <w:szCs w:val="28"/>
         </w:rPr>
         <w:t>Построить и проанализировать эмпирическую функцию распределения и гистограмму.</w:t>
       </w:r>
@@ -1632,14 +1872,14 @@
         </w:numPr>
         <w:spacing w:line="360" w:lineRule="auto"/>
         <w:rPr>
-          <w:sz w:val="32"/>
-          <w:szCs w:val="32"/>
-        </w:rPr>
-      </w:pPr>
-      <w:r>
-        <w:rPr>
-          <w:sz w:val="32"/>
-          <w:szCs w:val="32"/>
+          <w:sz w:val="28"/>
+          <w:szCs w:val="28"/>
+        </w:rPr>
+      </w:pPr>
+      <w:r>
+        <w:rPr>
+          <w:sz w:val="28"/>
+          <w:szCs w:val="28"/>
         </w:rPr>
         <w:t>Изучить теоретическую функцию двойного гамма распределения и исследовать влияние её параметров.</w:t>
       </w:r>
@@ -1653,14 +1893,14 @@
         </w:numPr>
         <w:spacing w:line="360" w:lineRule="auto"/>
         <w:rPr>
-          <w:sz w:val="32"/>
-          <w:szCs w:val="32"/>
-        </w:rPr>
-      </w:pPr>
-      <w:r>
-        <w:rPr>
-          <w:sz w:val="32"/>
-          <w:szCs w:val="32"/>
+          <w:sz w:val="28"/>
+          <w:szCs w:val="28"/>
+        </w:rPr>
+      </w:pPr>
+      <w:r>
+        <w:rPr>
+          <w:sz w:val="28"/>
+          <w:szCs w:val="28"/>
         </w:rPr>
         <w:t>Получить точечные и интервальные оценки параметров распределения методами моментов и максимального правдоподобия.</w:t>
       </w:r>
@@ -1674,15 +1914,16 @@
         </w:numPr>
         <w:spacing w:line="360" w:lineRule="auto"/>
         <w:rPr>
-          <w:sz w:val="32"/>
-          <w:szCs w:val="32"/>
-        </w:rPr>
-      </w:pPr>
-      <w:r>
-        <w:rPr>
-          <w:sz w:val="32"/>
-          <w:szCs w:val="32"/>
-        </w:rPr>
+          <w:sz w:val="28"/>
+          <w:szCs w:val="28"/>
+        </w:rPr>
+      </w:pPr>
+      <w:r>
+        <w:rPr>
+          <w:sz w:val="28"/>
+          <w:szCs w:val="28"/>
+        </w:rPr>
+        <w:lastRenderedPageBreak/>
         <w:t>Провести проверку статистических гипотез о параметрах, виде и однородности распределения.</w:t>
       </w:r>
     </w:p>
@@ -1700,6 +1941,7 @@
     <w:p>
       <w:pPr>
         <w:spacing w:line="360" w:lineRule="auto"/>
+        <w:ind w:firstLine="360"/>
         <w:jc w:val="both"/>
         <w:rPr>
           <w:sz w:val="28"/>
@@ -1744,19 +1986,206 @@
     <w:p>
       <w:pPr>
         <w:spacing w:line="360" w:lineRule="auto"/>
-        <w:jc w:val="both"/>
-        <w:rPr>
-          <w:sz w:val="28"/>
-          <w:szCs w:val="28"/>
-        </w:rPr>
-      </w:pPr>
-      <w:r>
-        <w:rPr>
-          <w:sz w:val="28"/>
-          <w:szCs w:val="28"/>
-        </w:rPr>
-        <w:t>Работа выполнена с использованием языка программирования Python в среде Jupyter Notebook. Все вычисления реализованы самостоятельно, без применения готовых статистических библиотек там, где это оговорено заданием.</w:t>
-      </w:r>
+        <w:ind w:firstLine="360"/>
+        <w:jc w:val="both"/>
+        <w:rPr>
+          <w:sz w:val="28"/>
+          <w:szCs w:val="28"/>
+        </w:rPr>
+      </w:pPr>
+      <w:r>
+        <w:rPr>
+          <w:sz w:val="28"/>
+          <w:szCs w:val="28"/>
+        </w:rPr>
+        <w:t xml:space="preserve">Работа выполнена с использованием языка программирования Python в среде </w:t>
+      </w:r>
+      <w:proofErr w:type="spellStart"/>
+      <w:r>
+        <w:rPr>
+          <w:sz w:val="28"/>
+          <w:szCs w:val="28"/>
+        </w:rPr>
+        <w:t>Jupyter</w:t>
+      </w:r>
+      <w:proofErr w:type="spellEnd"/>
+      <w:r>
+        <w:rPr>
+          <w:sz w:val="28"/>
+          <w:szCs w:val="28"/>
+        </w:rPr>
+        <w:t xml:space="preserve"> </w:t>
+      </w:r>
+      <w:proofErr w:type="spellStart"/>
+      <w:r>
+        <w:rPr>
+          <w:sz w:val="28"/>
+          <w:szCs w:val="28"/>
+        </w:rPr>
+        <w:t>Notebook</w:t>
+      </w:r>
+      <w:proofErr w:type="spellEnd"/>
+      <w:r>
+        <w:rPr>
+          <w:sz w:val="28"/>
+          <w:szCs w:val="28"/>
+        </w:rPr>
+        <w:t>. Все вычисления реализованы самостоятельно, без применения готовых статистических библиотек там, где это оговорено заданием.</w:t>
+      </w:r>
+    </w:p>
+    <w:p>
+      <w:pPr>
+        <w:spacing w:line="360" w:lineRule="auto"/>
+        <w:ind w:left="360"/>
+        <w:jc w:val="both"/>
+        <w:rPr>
+          <w:sz w:val="28"/>
+          <w:szCs w:val="28"/>
+        </w:rPr>
+      </w:pPr>
+    </w:p>
+    <w:p>
+      <w:pPr>
+        <w:spacing w:line="360" w:lineRule="auto"/>
+        <w:ind w:left="360"/>
+        <w:jc w:val="both"/>
+        <w:rPr>
+          <w:sz w:val="28"/>
+          <w:szCs w:val="28"/>
+        </w:rPr>
+      </w:pPr>
+    </w:p>
+    <w:p>
+      <w:pPr>
+        <w:spacing w:line="360" w:lineRule="auto"/>
+        <w:ind w:left="360"/>
+        <w:jc w:val="both"/>
+        <w:rPr>
+          <w:sz w:val="28"/>
+          <w:szCs w:val="28"/>
+        </w:rPr>
+      </w:pPr>
+    </w:p>
+    <w:p>
+      <w:pPr>
+        <w:spacing w:line="360" w:lineRule="auto"/>
+        <w:ind w:left="360"/>
+        <w:jc w:val="both"/>
+        <w:rPr>
+          <w:sz w:val="28"/>
+          <w:szCs w:val="28"/>
+        </w:rPr>
+      </w:pPr>
+    </w:p>
+    <w:p>
+      <w:pPr>
+        <w:spacing w:line="360" w:lineRule="auto"/>
+        <w:ind w:left="360"/>
+        <w:jc w:val="both"/>
+        <w:rPr>
+          <w:sz w:val="28"/>
+          <w:szCs w:val="28"/>
+        </w:rPr>
+      </w:pPr>
+    </w:p>
+    <w:p>
+      <w:pPr>
+        <w:spacing w:line="360" w:lineRule="auto"/>
+        <w:ind w:left="360"/>
+        <w:jc w:val="both"/>
+        <w:rPr>
+          <w:sz w:val="28"/>
+          <w:szCs w:val="28"/>
+        </w:rPr>
+      </w:pPr>
+    </w:p>
+    <w:p>
+      <w:pPr>
+        <w:spacing w:line="360" w:lineRule="auto"/>
+        <w:ind w:left="360"/>
+        <w:jc w:val="both"/>
+        <w:rPr>
+          <w:sz w:val="28"/>
+          <w:szCs w:val="28"/>
+        </w:rPr>
+      </w:pPr>
+    </w:p>
+    <w:p>
+      <w:pPr>
+        <w:spacing w:line="360" w:lineRule="auto"/>
+        <w:ind w:left="360"/>
+        <w:jc w:val="both"/>
+        <w:rPr>
+          <w:sz w:val="28"/>
+          <w:szCs w:val="28"/>
+        </w:rPr>
+      </w:pPr>
+    </w:p>
+    <w:p>
+      <w:pPr>
+        <w:spacing w:line="360" w:lineRule="auto"/>
+        <w:ind w:left="360"/>
+        <w:jc w:val="both"/>
+        <w:rPr>
+          <w:sz w:val="28"/>
+          <w:szCs w:val="28"/>
+        </w:rPr>
+      </w:pPr>
+    </w:p>
+    <w:p>
+      <w:pPr>
+        <w:spacing w:line="360" w:lineRule="auto"/>
+        <w:ind w:left="360"/>
+        <w:jc w:val="both"/>
+        <w:rPr>
+          <w:sz w:val="28"/>
+          <w:szCs w:val="28"/>
+        </w:rPr>
+      </w:pPr>
+    </w:p>
+    <w:p>
+      <w:pPr>
+        <w:spacing w:line="360" w:lineRule="auto"/>
+        <w:ind w:left="360"/>
+        <w:jc w:val="both"/>
+        <w:rPr>
+          <w:sz w:val="28"/>
+          <w:szCs w:val="28"/>
+        </w:rPr>
+      </w:pPr>
+    </w:p>
+    <w:p>
+      <w:pPr>
+        <w:spacing w:line="360" w:lineRule="auto"/>
+        <w:ind w:left="360"/>
+        <w:jc w:val="both"/>
+        <w:rPr>
+          <w:sz w:val="28"/>
+          <w:szCs w:val="28"/>
+        </w:rPr>
+      </w:pPr>
+    </w:p>
+    <w:p>
+      <w:pPr>
+        <w:spacing w:line="360" w:lineRule="auto"/>
+        <w:ind w:left="360"/>
+        <w:jc w:val="both"/>
+        <w:rPr>
+          <w:sz w:val="28"/>
+          <w:szCs w:val="28"/>
+        </w:rPr>
+      </w:pPr>
+    </w:p>
+    <w:p>
+      <w:pPr>
+        <w:spacing w:line="360" w:lineRule="auto"/>
+        <w:ind w:left="360"/>
+        <w:jc w:val="both"/>
+        <w:rPr>
+          <w:sz w:val="28"/>
+          <w:szCs w:val="28"/>
+        </w:rPr>
+      </w:pPr>
     </w:p>
     <w:p>
       <w:pPr>
@@ -1836,6 +2265,7 @@
           <w:sz w:val="32"/>
           <w:szCs w:val="32"/>
         </w:rPr>
+        <w:lastRenderedPageBreak/>
         <w:t>Исследование двойного гамма распределения</w:t>
       </w:r>
     </w:p>
@@ -1851,16 +2281,16 @@
         <w:rPr>
           <w:b/>
           <w:bCs/>
-          <w:sz w:val="32"/>
-          <w:szCs w:val="32"/>
+          <w:sz w:val="28"/>
+          <w:szCs w:val="28"/>
         </w:rPr>
       </w:pPr>
       <w:r>
         <w:rPr>
           <w:b/>
           <w:bCs/>
-          <w:sz w:val="32"/>
-          <w:szCs w:val="32"/>
+          <w:sz w:val="28"/>
+          <w:szCs w:val="28"/>
         </w:rPr>
         <w:t>История появления распределения</w:t>
       </w:r>
@@ -1880,23 +2310,39 @@
     <w:p>
       <w:pPr>
         <w:spacing w:line="360" w:lineRule="auto"/>
-        <w:jc w:val="both"/>
-        <w:rPr>
-          <w:sz w:val="28"/>
-          <w:szCs w:val="28"/>
-        </w:rPr>
-      </w:pPr>
-      <w:r>
-        <w:rPr>
-          <w:sz w:val="28"/>
-          <w:szCs w:val="28"/>
-        </w:rPr>
-        <w:t xml:space="preserve">Истоки двойного гамма-распределения связаны с историей классического гамма-распределения (распределение Эрланга). Гамма-распределение было систематизировано английским статистиком Карлом Пирсоном в рамках его системы распределений в 1890-х годах, хотя отдельные его формы встречались в работах более ранних математиков [1]. </w:t>
-      </w:r>
-    </w:p>
-    <w:p>
-      <w:pPr>
-        <w:spacing w:line="360" w:lineRule="auto"/>
+        <w:ind w:firstLine="360"/>
+        <w:jc w:val="both"/>
+        <w:rPr>
+          <w:sz w:val="28"/>
+          <w:szCs w:val="28"/>
+        </w:rPr>
+      </w:pPr>
+      <w:r>
+        <w:rPr>
+          <w:sz w:val="28"/>
+          <w:szCs w:val="28"/>
+        </w:rPr>
+        <w:t>Истоки двойного гамма-распределения связаны с историей классического гамма-распределения (распределение Эрланга)</w:t>
+      </w:r>
+      <w:r>
+        <w:rPr>
+          <w:sz w:val="28"/>
+          <w:szCs w:val="28"/>
+        </w:rPr>
+        <w:t xml:space="preserve"> [1].</w:t>
+      </w:r>
+      <w:r>
+        <w:rPr>
+          <w:sz w:val="28"/>
+          <w:szCs w:val="28"/>
+        </w:rPr>
+        <w:t xml:space="preserve"> Гамма-распределение было систематизировано английским статистиком Карлом Пирсоном в рамках его системы распределений в 1890-х годах, хотя отдельные его формы встречались в работах более ранних математиков [1]. </w:t>
+      </w:r>
+    </w:p>
+    <w:p>
+      <w:pPr>
+        <w:spacing w:line="360" w:lineRule="auto"/>
+        <w:ind w:firstLine="360"/>
         <w:jc w:val="both"/>
         <w:rPr>
           <w:sz w:val="28"/>
@@ -1910,6 +2356,7 @@
         </w:rPr>
         <w:t xml:space="preserve">Гамма-распределение определено только для неотрицательных значений случайной величины, что ограничивает его применимость при моделировании симметричных процессов [2]. Для преодоления этого ограничения исследователями было предложено его естественное расширение на всю числовую ось — двойное гамма-распределение (также называемое отражённым гамма-распределением, англ. </w:t>
       </w:r>
+      <w:proofErr w:type="spellStart"/>
       <w:r>
         <w:rPr>
           <w:i/>
@@ -1917,8 +2364,49 @@
           <w:sz w:val="28"/>
           <w:szCs w:val="28"/>
         </w:rPr>
-        <w:t>Reflected gamma distribution</w:t>
-      </w:r>
+        <w:t>Reflected</w:t>
+      </w:r>
+      <w:proofErr w:type="spellEnd"/>
+      <w:r>
+        <w:rPr>
+          <w:i/>
+          <w:iCs/>
+          <w:sz w:val="28"/>
+          <w:szCs w:val="28"/>
+        </w:rPr>
+        <w:t xml:space="preserve"> </w:t>
+      </w:r>
+      <w:proofErr w:type="spellStart"/>
+      <w:r>
+        <w:rPr>
+          <w:i/>
+          <w:iCs/>
+          <w:sz w:val="28"/>
+          <w:szCs w:val="28"/>
+        </w:rPr>
+        <w:t>gamma</w:t>
+      </w:r>
+      <w:proofErr w:type="spellEnd"/>
+      <w:r>
+        <w:rPr>
+          <w:i/>
+          <w:iCs/>
+          <w:sz w:val="28"/>
+          <w:szCs w:val="28"/>
+        </w:rPr>
+        <w:t xml:space="preserve"> </w:t>
+      </w:r>
+      <w:proofErr w:type="spellStart"/>
+      <w:r>
+        <w:rPr>
+          <w:i/>
+          <w:iCs/>
+          <w:sz w:val="28"/>
+          <w:szCs w:val="28"/>
+        </w:rPr>
+        <w:t>distribution</w:t>
+      </w:r>
+      <w:proofErr w:type="spellEnd"/>
       <w:r>
         <w:rPr>
           <w:sz w:val="28"/>
@@ -1930,6 +2418,7 @@
     <w:p>
       <w:pPr>
         <w:spacing w:line="360" w:lineRule="auto"/>
+        <w:ind w:firstLine="360"/>
         <w:jc w:val="both"/>
         <w:rPr>
           <w:sz w:val="28"/>
@@ -1977,6 +2466,7 @@
     <w:p>
       <w:pPr>
         <w:spacing w:line="360" w:lineRule="auto"/>
+        <w:ind w:firstLine="360"/>
         <w:jc w:val="both"/>
         <w:rPr>
           <w:sz w:val="28"/>
@@ -2163,7 +2653,7 @@
     <w:p>
       <w:pPr>
         <w:spacing w:line="360" w:lineRule="auto"/>
-        <w:jc w:val="both"/>
+        <w:jc w:val="center"/>
         <w:rPr>
           <w:sz w:val="28"/>
           <w:szCs w:val="28"/>
@@ -2180,7 +2670,7 @@
     <w:p>
       <w:pPr>
         <w:spacing w:line="360" w:lineRule="auto"/>
-        <w:jc w:val="both"/>
+        <w:jc w:val="center"/>
         <w:rPr>
           <w:sz w:val="28"/>
           <w:szCs w:val="28"/>
@@ -2216,13 +2706,20 @@
           <w:sz w:val="28"/>
           <w:szCs w:val="28"/>
         </w:rPr>
-        <w:t xml:space="preserve"> 0 — параметр формы,</w:t>
-      </w:r>
-    </w:p>
-    <w:p>
-      <w:pPr>
-        <w:spacing w:line="360" w:lineRule="auto"/>
-        <w:jc w:val="both"/>
+        <w:t xml:space="preserve"> 0 — параметр формы</w:t>
+      </w:r>
+      <w:r>
+        <w:rPr>
+          <w:sz w:val="28"/>
+          <w:szCs w:val="28"/>
+        </w:rPr>
+        <w:t>;</w:t>
+      </w:r>
+    </w:p>
+    <w:p>
+      <w:pPr>
+        <w:spacing w:line="360" w:lineRule="auto"/>
+        <w:jc w:val="center"/>
         <w:rPr>
           <w:sz w:val="28"/>
           <w:szCs w:val="28"/>
@@ -2258,13 +2755,20 @@
           <w:sz w:val="28"/>
           <w:szCs w:val="28"/>
         </w:rPr>
-        <w:t xml:space="preserve"> 0 — параметр масштаба,</w:t>
-      </w:r>
-    </w:p>
-    <w:p>
-      <w:pPr>
-        <w:spacing w:line="360" w:lineRule="auto"/>
-        <w:jc w:val="both"/>
+        <w:t xml:space="preserve"> 0 — параметр масштаба</w:t>
+      </w:r>
+      <w:r>
+        <w:rPr>
+          <w:sz w:val="28"/>
+          <w:szCs w:val="28"/>
+        </w:rPr>
+        <w:t>;</w:t>
+      </w:r>
+    </w:p>
+    <w:p>
+      <w:pPr>
+        <w:spacing w:line="360" w:lineRule="auto"/>
+        <w:jc w:val="center"/>
         <w:rPr>
           <w:sz w:val="28"/>
           <w:szCs w:val="28"/>
@@ -2277,6 +2781,7 @@
         </w:rPr>
         <w:t xml:space="preserve">•  </w:t>
       </w:r>
+      <w:proofErr w:type="spellStart"/>
       <w:r>
         <w:rPr>
           <w:i/>
@@ -2284,32 +2789,9 @@
           <w:sz w:val="28"/>
           <w:szCs w:val="28"/>
         </w:rPr>
-        <w:t>loc ∈ ℝ</w:t>
-      </w:r>
-      <w:r>
-        <w:rPr>
-          <w:sz w:val="28"/>
-          <w:szCs w:val="28"/>
-        </w:rPr>
-        <w:t>— параметр смещения,</w:t>
-      </w:r>
-    </w:p>
-    <w:p>
-      <w:pPr>
-        <w:spacing w:line="360" w:lineRule="auto"/>
-        <w:jc w:val="both"/>
-        <w:rPr>
-          <w:sz w:val="28"/>
-          <w:szCs w:val="28"/>
-        </w:rPr>
-      </w:pPr>
-      <w:r>
-        <w:rPr>
-          <w:sz w:val="28"/>
-          <w:szCs w:val="28"/>
-        </w:rPr>
-        <w:t xml:space="preserve">•  </w:t>
-      </w:r>
+        <w:t>loc</w:t>
+      </w:r>
+      <w:proofErr w:type="spellEnd"/>
       <w:r>
         <w:rPr>
           <w:i/>
@@ -2317,6 +2799,46 @@
           <w:sz w:val="28"/>
           <w:szCs w:val="28"/>
         </w:rPr>
+        <w:t xml:space="preserve"> ∈ ℝ</w:t>
+      </w:r>
+      <w:r>
+        <w:rPr>
+          <w:sz w:val="28"/>
+          <w:szCs w:val="28"/>
+        </w:rPr>
+        <w:t>— параметр смещения</w:t>
+      </w:r>
+      <w:r>
+        <w:rPr>
+          <w:sz w:val="28"/>
+          <w:szCs w:val="28"/>
+        </w:rPr>
+        <w:t>;</w:t>
+      </w:r>
+    </w:p>
+    <w:p>
+      <w:pPr>
+        <w:spacing w:line="360" w:lineRule="auto"/>
+        <w:jc w:val="center"/>
+        <w:rPr>
+          <w:sz w:val="28"/>
+          <w:szCs w:val="28"/>
+        </w:rPr>
+      </w:pPr>
+      <w:r>
+        <w:rPr>
+          <w:sz w:val="28"/>
+          <w:szCs w:val="28"/>
+        </w:rPr>
+        <w:t xml:space="preserve">•  </w:t>
+      </w:r>
+      <w:r>
+        <w:rPr>
+          <w:i/>
+          <w:iCs/>
+          <w:sz w:val="28"/>
+          <w:szCs w:val="28"/>
+        </w:rPr>
         <w:t>Γ(α)</w:t>
       </w:r>
       <w:r>
@@ -2324,34 +2846,34 @@
           <w:sz w:val="28"/>
           <w:szCs w:val="28"/>
         </w:rPr>
-        <w:t xml:space="preserve"> — гамма-функция. </w:t>
-      </w:r>
-    </w:p>
-    <w:p>
-      <w:pPr>
-        <w:spacing w:line="360" w:lineRule="auto"/>
-        <w:jc w:val="both"/>
-        <w:rPr>
-          <w:sz w:val="28"/>
-          <w:szCs w:val="28"/>
-        </w:rPr>
-      </w:pPr>
-    </w:p>
-    <w:p>
-      <w:pPr>
-        <w:spacing w:line="360" w:lineRule="auto"/>
-        <w:jc w:val="both"/>
-        <w:rPr>
-          <w:sz w:val="28"/>
-          <w:szCs w:val="28"/>
-        </w:rPr>
-      </w:pPr>
-      <w:r>
-        <w:rPr>
-          <w:sz w:val="28"/>
-          <w:szCs w:val="28"/>
-        </w:rPr>
-        <w:lastRenderedPageBreak/>
+        <w:t xml:space="preserve"> — гамма-функция.</w:t>
+      </w:r>
+    </w:p>
+    <w:p>
+      <w:pPr>
+        <w:spacing w:line="360" w:lineRule="auto"/>
+        <w:jc w:val="both"/>
+        <w:rPr>
+          <w:sz w:val="28"/>
+          <w:szCs w:val="28"/>
+        </w:rPr>
+      </w:pPr>
+    </w:p>
+    <w:p>
+      <w:pPr>
+        <w:spacing w:line="360" w:lineRule="auto"/>
+        <w:ind w:firstLine="360"/>
+        <w:jc w:val="both"/>
+        <w:rPr>
+          <w:sz w:val="28"/>
+          <w:szCs w:val="28"/>
+        </w:rPr>
+      </w:pPr>
+      <w:r>
+        <w:rPr>
+          <w:sz w:val="28"/>
+          <w:szCs w:val="28"/>
+        </w:rPr>
         <w:t>Таким образом, двойное гамма-распределение представляет собой гибкий инструмент статистического моделирования, охватывающий широкий класс симметричных распределений.</w:t>
       </w:r>
     </w:p>
@@ -2377,17 +2899,18 @@
         <w:rPr>
           <w:b/>
           <w:bCs/>
-          <w:sz w:val="32"/>
-          <w:szCs w:val="32"/>
+          <w:sz w:val="28"/>
+          <w:szCs w:val="28"/>
         </w:rPr>
       </w:pPr>
       <w:r>
         <w:rPr>
           <w:b/>
           <w:bCs/>
-          <w:sz w:val="32"/>
-          <w:szCs w:val="32"/>
-        </w:rPr>
+          <w:sz w:val="28"/>
+          <w:szCs w:val="28"/>
+        </w:rPr>
+        <w:lastRenderedPageBreak/>
         <w:t>Назначение и применение в научных исследованиях, в задачах информационной безопасности</w:t>
       </w:r>
     </w:p>
@@ -2404,19 +2927,153 @@
     <w:p>
       <w:pPr>
         <w:spacing w:line="360" w:lineRule="auto"/>
-        <w:jc w:val="both"/>
-        <w:rPr>
-          <w:sz w:val="28"/>
-          <w:szCs w:val="28"/>
-        </w:rPr>
-      </w:pPr>
-      <w:r>
-        <w:rPr>
-          <w:sz w:val="28"/>
-          <w:szCs w:val="28"/>
-        </w:rPr>
-        <w:t>Несмотря на то, что двойное гамма-распределение не является специализированным инструментом информационной безопасности, его свойства находят применение в ряде смежных задач. В частности, как показано в работе Bahashwan, Kalantan и Adham [3], метод главных компонент (PCA), основанный на двойном гамма-распределении для моделирования шума, демонстрирует повышенную устойчивость к выбросам по сравнению с классическим гауссовским PCA. Данное свойство актуально при анализе сетевого трафика, где наблюдаемые данные, как правило, содержат выбросы и нештатные значения, характерные для атак типа DoS или аномального поведения пользователей. Применение устойчивых к шуму и выбросам методов снижения размерности позволяет выделять информативные признаки из зашумлённых данных, что является одним из ключевых этапов в системах обнаружения вторжений (IDS). Таким образом, двойное гамма-распределение представляет интерес как статистическая основа для построения устойчивых к шуму алгоритмов анализа данных в задачах информационной безопасности.</w:t>
-      </w:r>
+        <w:ind w:firstLine="709"/>
+        <w:jc w:val="both"/>
+        <w:rPr>
+          <w:sz w:val="28"/>
+          <w:szCs w:val="28"/>
+        </w:rPr>
+      </w:pPr>
+      <w:r>
+        <w:rPr>
+          <w:sz w:val="28"/>
+          <w:szCs w:val="28"/>
+        </w:rPr>
+        <w:t xml:space="preserve">Назначение двойного гамма-распределения </w:t>
+      </w:r>
+      <w:r>
+        <w:rPr>
+          <w:sz w:val="28"/>
+          <w:szCs w:val="28"/>
+        </w:rPr>
+        <w:t xml:space="preserve">состоит в моделировании симметричных случайных величин на всей числовой оси (-∞, +∞), то есть там, где применение одностороннего гамма-распределения невозможно. Распределение охватывает широкий параметрический класс: при α = 1 оно вырождается в двустороннее экспоненциальное (распределение Лапласа), при </w:t>
+      </w:r>
+      <w:proofErr w:type="gramStart"/>
+      <w:r>
+        <w:rPr>
+          <w:sz w:val="28"/>
+          <w:szCs w:val="28"/>
+        </w:rPr>
+        <w:t>α &gt;</w:t>
+      </w:r>
+      <w:proofErr w:type="gramEnd"/>
+      <w:r>
+        <w:rPr>
+          <w:sz w:val="28"/>
+          <w:szCs w:val="28"/>
+        </w:rPr>
+        <w:t xml:space="preserve"> 1 описывает двугорбые плотности с симметричными пиками по обе стороны от параметра смещения. Это делает его универсальным инструментом для задач, в которых отклонения от центрального значения могут быть как положительными, так и отрицательными [3].</w:t>
+      </w:r>
+    </w:p>
+    <w:p>
+      <w:pPr>
+        <w:spacing w:line="360" w:lineRule="auto"/>
+        <w:ind w:firstLine="360"/>
+        <w:jc w:val="both"/>
+        <w:rPr>
+          <w:sz w:val="28"/>
+          <w:szCs w:val="28"/>
+        </w:rPr>
+      </w:pPr>
+      <w:r>
+        <w:rPr>
+          <w:sz w:val="28"/>
+          <w:szCs w:val="28"/>
+        </w:rPr>
+        <w:t xml:space="preserve">Несмотря на то, что двойное гамма-распределение не является специализированным инструментом информационной безопасности, его свойства находят применение в ряде смежных задач. В частности, как показано в работе </w:t>
+      </w:r>
+      <w:proofErr w:type="spellStart"/>
+      <w:r>
+        <w:rPr>
+          <w:sz w:val="28"/>
+          <w:szCs w:val="28"/>
+        </w:rPr>
+        <w:t>Bahashwan</w:t>
+      </w:r>
+      <w:proofErr w:type="spellEnd"/>
+      <w:r>
+        <w:rPr>
+          <w:sz w:val="28"/>
+          <w:szCs w:val="28"/>
+        </w:rPr>
+        <w:t xml:space="preserve">, </w:t>
+      </w:r>
+      <w:proofErr w:type="spellStart"/>
+      <w:r>
+        <w:rPr>
+          <w:sz w:val="28"/>
+          <w:szCs w:val="28"/>
+        </w:rPr>
+        <w:t>Kalantan</w:t>
+      </w:r>
+      <w:proofErr w:type="spellEnd"/>
+      <w:r>
+        <w:rPr>
+          <w:sz w:val="28"/>
+          <w:szCs w:val="28"/>
+        </w:rPr>
+        <w:t xml:space="preserve"> и </w:t>
+      </w:r>
+      <w:proofErr w:type="spellStart"/>
+      <w:r>
+        <w:rPr>
+          <w:sz w:val="28"/>
+          <w:szCs w:val="28"/>
+        </w:rPr>
+        <w:t>Adham</w:t>
+      </w:r>
+      <w:proofErr w:type="spellEnd"/>
+      <w:r>
+        <w:rPr>
+          <w:sz w:val="28"/>
+          <w:szCs w:val="28"/>
+        </w:rPr>
+        <w:t xml:space="preserve"> [3], метод главных компонент (PCA), основанный на двойном гамма-распределении для моделирования шума, демонстрирует повышенную устойчивость к выбросам по сравнению с классическим гауссовским PCA. Данное свойство актуально при анализе сетевого трафика, где наблюдаемые данные, как правило, содержат выбросы и нештатные значения, характерные для атак типа </w:t>
+      </w:r>
+      <w:proofErr w:type="spellStart"/>
+      <w:r>
+        <w:rPr>
+          <w:sz w:val="28"/>
+          <w:szCs w:val="28"/>
+        </w:rPr>
+        <w:t>DoS</w:t>
+      </w:r>
+      <w:proofErr w:type="spellEnd"/>
+      <w:r>
+        <w:rPr>
+          <w:sz w:val="28"/>
+          <w:szCs w:val="28"/>
+        </w:rPr>
+        <w:t xml:space="preserve"> или аномального поведения пользователей. Применение устойчивых к шуму и выбросам методов снижения размерности позволяет выделять информативные признаки из зашумлённых данных, что является одним из ключевых этапов в системах обнаружения вторжений (IDS). </w:t>
+      </w:r>
+    </w:p>
+    <w:p>
+      <w:pPr>
+        <w:spacing w:line="360" w:lineRule="auto"/>
+        <w:ind w:firstLine="360"/>
+        <w:jc w:val="both"/>
+        <w:rPr>
+          <w:sz w:val="28"/>
+          <w:szCs w:val="28"/>
+        </w:rPr>
+      </w:pPr>
+      <w:r>
+        <w:rPr>
+          <w:sz w:val="28"/>
+          <w:szCs w:val="28"/>
+        </w:rPr>
+        <w:t>Таким образом, двойное гамма-распределение представляет интерес как статистическая основа для построения устойчивых к шуму алгоритмов анализа данных в задачах информационной безопасности.</w:t>
+      </w:r>
+    </w:p>
+    <w:p>
+      <w:pPr>
+        <w:spacing w:line="360" w:lineRule="auto"/>
+        <w:jc w:val="both"/>
+        <w:rPr>
+          <w:sz w:val="28"/>
+          <w:szCs w:val="28"/>
+        </w:rPr>
+      </w:pPr>
     </w:p>
     <w:p>
       <w:pPr>
@@ -2451,6 +3108,7 @@
           <w:sz w:val="32"/>
           <w:szCs w:val="32"/>
         </w:rPr>
+        <w:lastRenderedPageBreak/>
         <w:t>Статистики выборки</w:t>
       </w:r>
     </w:p>
@@ -2465,16 +3123,16 @@
         <w:rPr>
           <w:b/>
           <w:bCs/>
-          <w:sz w:val="32"/>
-          <w:szCs w:val="32"/>
+          <w:sz w:val="28"/>
+          <w:szCs w:val="28"/>
         </w:rPr>
       </w:pPr>
       <w:r>
         <w:rPr>
           <w:b/>
           <w:bCs/>
-          <w:sz w:val="32"/>
-          <w:szCs w:val="32"/>
+          <w:sz w:val="28"/>
+          <w:szCs w:val="28"/>
         </w:rPr>
         <w:t>Определение и реализация функций вычисления статистик</w:t>
       </w:r>
@@ -2496,6 +3154,7 @@
     <w:p>
       <w:pPr>
         <w:spacing w:line="360" w:lineRule="auto"/>
+        <w:ind w:firstLine="360"/>
         <w:jc w:val="both"/>
         <w:rPr>
           <w:sz w:val="28"/>
@@ -2529,8 +3188,49 @@
           <w:sz w:val="28"/>
           <w:szCs w:val="28"/>
         </w:rPr>
-        <w:lastRenderedPageBreak/>
-        <w:t>Сумма выборки — это сумма всех значений случайной величины в выборке.</w:t>
+        <w:t>с</w:t>
+      </w:r>
+      <w:r>
+        <w:rPr>
+          <w:sz w:val="28"/>
+          <w:szCs w:val="28"/>
+        </w:rPr>
+        <w:t>умма выборки — это сумма всех значений случайной величины в выборке</w:t>
+      </w:r>
+      <w:r>
+        <w:rPr>
+          <w:sz w:val="28"/>
+          <w:szCs w:val="28"/>
+        </w:rPr>
+        <w:t xml:space="preserve"> </w:t>
+      </w:r>
+      <w:r>
+        <w:rPr>
+          <w:sz w:val="28"/>
+          <w:szCs w:val="28"/>
+        </w:rPr>
+        <w:t>[</w:t>
+      </w:r>
+      <w:r>
+        <w:rPr>
+          <w:sz w:val="28"/>
+          <w:szCs w:val="28"/>
+        </w:rPr>
+        <w:t>Листинг 1</w:t>
+      </w:r>
+      <w:r>
+        <w:rPr>
+          <w:sz w:val="28"/>
+          <w:szCs w:val="28"/>
+        </w:rPr>
+        <w:t>]</w:t>
+      </w:r>
+      <w:r>
+        <w:rPr>
+          <w:sz w:val="28"/>
+          <w:szCs w:val="28"/>
+        </w:rPr>
+        <w:t>;</w:t>
       </w:r>
     </w:p>
     <w:p>
@@ -2634,7 +3334,42 @@
           <w:sz w:val="28"/>
           <w:szCs w:val="28"/>
         </w:rPr>
-        <w:t>Выборочное среднее — это среднее арифметическое всех элементов выборки.</w:t>
+        <w:t>в</w:t>
+      </w:r>
+      <w:r>
+        <w:rPr>
+          <w:sz w:val="28"/>
+          <w:szCs w:val="28"/>
+        </w:rPr>
+        <w:t>ыборочное среднее — это среднее арифметическое всех элементов выборки</w:t>
+      </w:r>
+      <w:r>
+        <w:rPr>
+          <w:sz w:val="28"/>
+          <w:szCs w:val="28"/>
+        </w:rPr>
+        <w:t xml:space="preserve"> [</w:t>
+      </w:r>
+      <w:r>
+        <w:rPr>
+          <w:sz w:val="28"/>
+          <w:szCs w:val="28"/>
+        </w:rPr>
+        <w:t xml:space="preserve">Листинг </w:t>
+      </w:r>
+      <w:r>
+        <w:rPr>
+          <w:sz w:val="28"/>
+          <w:szCs w:val="28"/>
+        </w:rPr>
+        <w:t>2]</w:t>
+      </w:r>
+      <w:r>
+        <w:rPr>
+          <w:sz w:val="28"/>
+          <w:szCs w:val="28"/>
+        </w:rPr>
+        <w:t>;</w:t>
       </w:r>
     </w:p>
     <w:p>
@@ -2739,7 +3474,42 @@
           <w:sz w:val="28"/>
           <w:szCs w:val="28"/>
         </w:rPr>
-        <w:t>Медиана — это значение, которое делит упорядоченную выборку пополам.</w:t>
+        <w:t>м</w:t>
+      </w:r>
+      <w:r>
+        <w:rPr>
+          <w:sz w:val="28"/>
+          <w:szCs w:val="28"/>
+        </w:rPr>
+        <w:t>едиана — это значение, которое делит упорядоченную выборку пополам</w:t>
+      </w:r>
+      <w:r>
+        <w:rPr>
+          <w:sz w:val="28"/>
+          <w:szCs w:val="28"/>
+        </w:rPr>
+        <w:t xml:space="preserve"> [</w:t>
+      </w:r>
+      <w:r>
+        <w:rPr>
+          <w:sz w:val="28"/>
+          <w:szCs w:val="28"/>
+        </w:rPr>
+        <w:t xml:space="preserve">Листинг </w:t>
+      </w:r>
+      <w:r>
+        <w:rPr>
+          <w:sz w:val="28"/>
+          <w:szCs w:val="28"/>
+        </w:rPr>
+        <w:t>3]</w:t>
+      </w:r>
+      <w:r>
+        <w:rPr>
+          <w:sz w:val="28"/>
+          <w:szCs w:val="28"/>
+        </w:rPr>
+        <w:t>;</w:t>
       </w:r>
     </w:p>
     <w:p>
@@ -2844,7 +3614,43 @@
           <w:sz w:val="28"/>
           <w:szCs w:val="28"/>
         </w:rPr>
-        <w:t>Мода — это значение, которое встречается в выборке чаще всего.</w:t>
+        <w:lastRenderedPageBreak/>
+        <w:t>м</w:t>
+      </w:r>
+      <w:r>
+        <w:rPr>
+          <w:sz w:val="28"/>
+          <w:szCs w:val="28"/>
+        </w:rPr>
+        <w:t>ода — это значение, которое встречается в выборке чаще всего</w:t>
+      </w:r>
+      <w:r>
+        <w:rPr>
+          <w:sz w:val="28"/>
+          <w:szCs w:val="28"/>
+        </w:rPr>
+        <w:t xml:space="preserve"> [</w:t>
+      </w:r>
+      <w:r>
+        <w:rPr>
+          <w:sz w:val="28"/>
+          <w:szCs w:val="28"/>
+        </w:rPr>
+        <w:t xml:space="preserve">Листинг </w:t>
+      </w:r>
+      <w:r>
+        <w:rPr>
+          <w:sz w:val="28"/>
+          <w:szCs w:val="28"/>
+        </w:rPr>
+        <w:t>4]</w:t>
+      </w:r>
+      <w:r>
+        <w:rPr>
+          <w:sz w:val="28"/>
+          <w:szCs w:val="28"/>
+        </w:rPr>
+        <w:t>;</w:t>
       </w:r>
     </w:p>
     <w:p>
@@ -2862,7 +3668,6 @@
           <w:sz w:val="28"/>
           <w:szCs w:val="28"/>
         </w:rPr>
-        <w:lastRenderedPageBreak/>
         <w:drawing>
           <wp:inline distT="0" distB="0" distL="0" distR="0" wp14:anchorId="41C7498E" wp14:editId="155D9E56">
             <wp:extent cx="3249168" cy="2657856"/>
@@ -2950,7 +3755,42 @@
           <w:sz w:val="28"/>
           <w:szCs w:val="28"/>
         </w:rPr>
-        <w:t>Размах выборки — это разница между максимальным и минимальным значениями</w:t>
+        <w:t>р</w:t>
+      </w:r>
+      <w:r>
+        <w:rPr>
+          <w:sz w:val="28"/>
+          <w:szCs w:val="28"/>
+        </w:rPr>
+        <w:t>азмах выборки — это разница между максимальным и минимальным значениями</w:t>
+      </w:r>
+      <w:r>
+        <w:rPr>
+          <w:sz w:val="28"/>
+          <w:szCs w:val="28"/>
+        </w:rPr>
+        <w:t xml:space="preserve"> [</w:t>
+      </w:r>
+      <w:r>
+        <w:rPr>
+          <w:sz w:val="28"/>
+          <w:szCs w:val="28"/>
+        </w:rPr>
+        <w:t xml:space="preserve">Листинг </w:t>
+      </w:r>
+      <w:r>
+        <w:rPr>
+          <w:sz w:val="28"/>
+          <w:szCs w:val="28"/>
+        </w:rPr>
+        <w:t>5]</w:t>
+      </w:r>
+      <w:r>
+        <w:rPr>
+          <w:sz w:val="28"/>
+          <w:szCs w:val="28"/>
+        </w:rPr>
+        <w:t>;</w:t>
       </w:r>
     </w:p>
     <w:p>
@@ -3055,7 +3895,42 @@
           <w:sz w:val="28"/>
           <w:szCs w:val="28"/>
         </w:rPr>
-        <w:t>Смещенная дисперсия — это средний квадрат отклонений от среднего.</w:t>
+        <w:t>с</w:t>
+      </w:r>
+      <w:r>
+        <w:rPr>
+          <w:sz w:val="28"/>
+          <w:szCs w:val="28"/>
+        </w:rPr>
+        <w:t>мещенная дисперсия — это средний квадрат отклонений от среднего</w:t>
+      </w:r>
+      <w:r>
+        <w:rPr>
+          <w:sz w:val="28"/>
+          <w:szCs w:val="28"/>
+        </w:rPr>
+        <w:t xml:space="preserve"> [</w:t>
+      </w:r>
+      <w:r>
+        <w:rPr>
+          <w:sz w:val="28"/>
+          <w:szCs w:val="28"/>
+        </w:rPr>
+        <w:t xml:space="preserve">Листинг </w:t>
+      </w:r>
+      <w:r>
+        <w:rPr>
+          <w:sz w:val="28"/>
+          <w:szCs w:val="28"/>
+        </w:rPr>
+        <w:t>6]</w:t>
+      </w:r>
+      <w:r>
+        <w:rPr>
+          <w:sz w:val="28"/>
+          <w:szCs w:val="28"/>
+        </w:rPr>
+        <w:t>;</w:t>
       </w:r>
     </w:p>
     <w:p>
@@ -3160,7 +4035,43 @@
           <w:sz w:val="28"/>
           <w:szCs w:val="28"/>
         </w:rPr>
-        <w:t>Несмещенная дисперсия — более точная оценка дисперсии, учитывающая малый размер выборки.</w:t>
+        <w:lastRenderedPageBreak/>
+        <w:t>н</w:t>
+      </w:r>
+      <w:r>
+        <w:rPr>
+          <w:sz w:val="28"/>
+          <w:szCs w:val="28"/>
+        </w:rPr>
+        <w:t>есмещенная дисперсия — более точная оценка дисперсии, учитывающая малый размер выборки</w:t>
+      </w:r>
+      <w:r>
+        <w:rPr>
+          <w:sz w:val="28"/>
+          <w:szCs w:val="28"/>
+        </w:rPr>
+        <w:t xml:space="preserve"> [</w:t>
+      </w:r>
+      <w:r>
+        <w:rPr>
+          <w:sz w:val="28"/>
+          <w:szCs w:val="28"/>
+        </w:rPr>
+        <w:t xml:space="preserve">Листинг </w:t>
+      </w:r>
+      <w:r>
+        <w:rPr>
+          <w:sz w:val="28"/>
+          <w:szCs w:val="28"/>
+        </w:rPr>
+        <w:t>7]</w:t>
+      </w:r>
+      <w:r>
+        <w:rPr>
+          <w:sz w:val="28"/>
+          <w:szCs w:val="28"/>
+        </w:rPr>
+        <w:t>;</w:t>
       </w:r>
     </w:p>
     <w:p>
@@ -3178,7 +4089,6 @@
           <w:sz w:val="28"/>
           <w:szCs w:val="28"/>
         </w:rPr>
-        <w:lastRenderedPageBreak/>
         <w:drawing>
           <wp:inline distT="0" distB="0" distL="0" distR="0" wp14:anchorId="2B38DA05" wp14:editId="3F10C836">
             <wp:extent cx="3115056" cy="1292352"/>
@@ -3266,7 +4176,14 @@
           <w:sz w:val="28"/>
           <w:szCs w:val="28"/>
         </w:rPr>
-        <w:t xml:space="preserve">Начальный момент </w:t>
+        <w:t>н</w:t>
+      </w:r>
+      <w:r>
+        <w:rPr>
+          <w:sz w:val="28"/>
+          <w:szCs w:val="28"/>
+        </w:rPr>
+        <w:t xml:space="preserve">ачальный момент </w:t>
       </w:r>
       <w:r>
         <w:rPr>
@@ -3281,7 +4198,35 @@
           <w:sz w:val="28"/>
           <w:szCs w:val="28"/>
         </w:rPr>
-        <w:t xml:space="preserve">-ого порядка. Показывает среднее значение степеней элементов выборки. </w:t>
+        <w:t>-ого порядка. Показывает среднее значение степеней элементов выборки</w:t>
+      </w:r>
+      <w:r>
+        <w:rPr>
+          <w:sz w:val="28"/>
+          <w:szCs w:val="28"/>
+        </w:rPr>
+        <w:t xml:space="preserve"> [</w:t>
+      </w:r>
+      <w:r>
+        <w:rPr>
+          <w:sz w:val="28"/>
+          <w:szCs w:val="28"/>
+        </w:rPr>
+        <w:t xml:space="preserve">Листинг </w:t>
+      </w:r>
+      <w:r>
+        <w:rPr>
+          <w:sz w:val="28"/>
+          <w:szCs w:val="28"/>
+        </w:rPr>
+        <w:t>8]</w:t>
+      </w:r>
+      <w:r>
+        <w:rPr>
+          <w:sz w:val="28"/>
+          <w:szCs w:val="28"/>
+        </w:rPr>
+        <w:t>;</w:t>
       </w:r>
     </w:p>
     <w:p>
@@ -3385,7 +4330,14 @@
           <w:sz w:val="28"/>
           <w:szCs w:val="28"/>
         </w:rPr>
-        <w:t xml:space="preserve">Центральный момент </w:t>
+        <w:t>ц</w:t>
+      </w:r>
+      <w:r>
+        <w:rPr>
+          <w:sz w:val="28"/>
+          <w:szCs w:val="28"/>
+        </w:rPr>
+        <w:t xml:space="preserve">ентральный момент </w:t>
       </w:r>
       <w:r>
         <w:rPr>
@@ -3415,7 +4367,28 @@
           <w:sz w:val="28"/>
           <w:szCs w:val="28"/>
         </w:rPr>
-        <w:t xml:space="preserve">. </w:t>
+        <w:t xml:space="preserve"> [</w:t>
+      </w:r>
+      <w:r>
+        <w:rPr>
+          <w:sz w:val="28"/>
+          <w:szCs w:val="28"/>
+        </w:rPr>
+        <w:t xml:space="preserve">Листинг </w:t>
+      </w:r>
+      <w:r>
+        <w:rPr>
+          <w:sz w:val="28"/>
+          <w:szCs w:val="28"/>
+        </w:rPr>
+        <w:t>9]</w:t>
+      </w:r>
+      <w:r>
+        <w:rPr>
+          <w:sz w:val="28"/>
+          <w:szCs w:val="28"/>
+        </w:rPr>
+        <w:t>.</w:t>
       </w:r>
     </w:p>
     <w:p>
@@ -3503,6 +4476,37 @@
     <w:p>
       <w:pPr>
         <w:pStyle w:val="a7"/>
+        <w:spacing w:line="360" w:lineRule="auto"/>
+        <w:jc w:val="both"/>
+        <w:rPr>
+          <w:sz w:val="28"/>
+          <w:szCs w:val="28"/>
+        </w:rPr>
+      </w:pPr>
+    </w:p>
+    <w:p>
+      <w:pPr>
+        <w:spacing w:line="360" w:lineRule="auto"/>
+        <w:jc w:val="both"/>
+        <w:rPr>
+          <w:sz w:val="28"/>
+          <w:szCs w:val="28"/>
+        </w:rPr>
+      </w:pPr>
+    </w:p>
+    <w:p>
+      <w:pPr>
+        <w:spacing w:line="360" w:lineRule="auto"/>
+        <w:jc w:val="both"/>
+        <w:rPr>
+          <w:sz w:val="28"/>
+          <w:szCs w:val="28"/>
+        </w:rPr>
+      </w:pPr>
+    </w:p>
+    <w:p>
+      <w:pPr>
+        <w:pStyle w:val="a7"/>
         <w:numPr>
           <w:ilvl w:val="1"/>
           <w:numId w:val="3"/>
@@ -3512,17 +4516,18 @@
         <w:rPr>
           <w:b/>
           <w:bCs/>
-          <w:sz w:val="32"/>
-          <w:szCs w:val="32"/>
+          <w:sz w:val="28"/>
+          <w:szCs w:val="28"/>
         </w:rPr>
       </w:pPr>
       <w:r>
         <w:rPr>
           <w:b/>
           <w:bCs/>
-          <w:sz w:val="32"/>
-          <w:szCs w:val="32"/>
-        </w:rPr>
+          <w:sz w:val="28"/>
+          <w:szCs w:val="28"/>
+        </w:rPr>
+        <w:lastRenderedPageBreak/>
         <w:t>Результаты вычислений статистик</w:t>
       </w:r>
     </w:p>
@@ -3539,6 +4544,7 @@
     <w:p>
       <w:pPr>
         <w:spacing w:line="360" w:lineRule="auto"/>
+        <w:ind w:firstLine="360"/>
         <w:jc w:val="both"/>
         <w:rPr>
           <w:sz w:val="28"/>
@@ -3566,173 +4572,454 @@
     <w:p>
       <w:pPr>
         <w:spacing w:line="360" w:lineRule="auto"/>
-        <w:jc w:val="both"/>
-        <w:rPr>
-          <w:sz w:val="28"/>
-          <w:szCs w:val="28"/>
-        </w:rPr>
-      </w:pPr>
-      <w:r>
-        <w:rPr>
-          <w:sz w:val="28"/>
-          <w:szCs w:val="28"/>
-        </w:rPr>
-        <w:lastRenderedPageBreak/>
-        <w:t>Количество элементов: 300</w:t>
-      </w:r>
-    </w:p>
-    <w:p>
-      <w:pPr>
-        <w:spacing w:line="360" w:lineRule="auto"/>
-        <w:jc w:val="both"/>
-        <w:rPr>
-          <w:sz w:val="28"/>
-          <w:szCs w:val="28"/>
-        </w:rPr>
-      </w:pPr>
-      <w:r>
-        <w:rPr>
-          <w:sz w:val="28"/>
-          <w:szCs w:val="28"/>
-        </w:rPr>
-        <w:t>Сумма: 251.787422</w:t>
-      </w:r>
-    </w:p>
-    <w:p>
-      <w:pPr>
-        <w:spacing w:line="360" w:lineRule="auto"/>
-        <w:jc w:val="both"/>
-        <w:rPr>
-          <w:sz w:val="28"/>
-          <w:szCs w:val="28"/>
-        </w:rPr>
-      </w:pPr>
-      <w:r>
-        <w:rPr>
-          <w:sz w:val="28"/>
-          <w:szCs w:val="28"/>
-        </w:rPr>
-        <w:t>Выборочное среднее: 0.8392914066666667</w:t>
-      </w:r>
-    </w:p>
-    <w:p>
-      <w:pPr>
-        <w:spacing w:line="360" w:lineRule="auto"/>
-        <w:jc w:val="both"/>
-        <w:rPr>
-          <w:sz w:val="28"/>
-          <w:szCs w:val="28"/>
-        </w:rPr>
-      </w:pPr>
-      <w:r>
-        <w:rPr>
-          <w:sz w:val="28"/>
-          <w:szCs w:val="28"/>
-        </w:rPr>
-        <w:t>Медиана: 3.9813270000000003</w:t>
-      </w:r>
-    </w:p>
-    <w:p>
-      <w:pPr>
-        <w:spacing w:line="360" w:lineRule="auto"/>
-        <w:jc w:val="both"/>
-        <w:rPr>
-          <w:sz w:val="28"/>
-          <w:szCs w:val="28"/>
-        </w:rPr>
-      </w:pPr>
-      <w:r>
-        <w:rPr>
-          <w:sz w:val="28"/>
-          <w:szCs w:val="28"/>
-        </w:rPr>
-        <w:t>Мода: -4.223468</w:t>
-      </w:r>
-    </w:p>
-    <w:p>
-      <w:pPr>
-        <w:spacing w:line="360" w:lineRule="auto"/>
-        <w:jc w:val="both"/>
-        <w:rPr>
-          <w:sz w:val="28"/>
-          <w:szCs w:val="28"/>
-        </w:rPr>
-      </w:pPr>
-      <w:r>
-        <w:rPr>
-          <w:sz w:val="28"/>
-          <w:szCs w:val="28"/>
-        </w:rPr>
-        <w:t>Размах: 28.723799999999997</w:t>
-      </w:r>
-    </w:p>
-    <w:p>
-      <w:pPr>
-        <w:spacing w:line="360" w:lineRule="auto"/>
-        <w:jc w:val="both"/>
-        <w:rPr>
-          <w:sz w:val="28"/>
-          <w:szCs w:val="28"/>
-        </w:rPr>
-      </w:pPr>
-      <w:r>
-        <w:rPr>
-          <w:sz w:val="28"/>
-          <w:szCs w:val="28"/>
-        </w:rPr>
-        <w:t>Смещённая дисперсия: 56.99760139626665</w:t>
-      </w:r>
-    </w:p>
-    <w:p>
-      <w:pPr>
-        <w:spacing w:line="360" w:lineRule="auto"/>
-        <w:jc w:val="both"/>
-        <w:rPr>
-          <w:sz w:val="28"/>
-          <w:szCs w:val="28"/>
-        </w:rPr>
-      </w:pPr>
-      <w:r>
-        <w:rPr>
-          <w:sz w:val="28"/>
-          <w:szCs w:val="28"/>
-        </w:rPr>
-        <w:t>Несмещённая дисперсия: 57.188228825685606</w:t>
-      </w:r>
-    </w:p>
-    <w:p>
-      <w:pPr>
-        <w:spacing w:line="360" w:lineRule="auto"/>
-        <w:jc w:val="both"/>
-        <w:rPr>
-          <w:sz w:val="28"/>
-          <w:szCs w:val="28"/>
-        </w:rPr>
-      </w:pPr>
-      <w:r>
-        <w:rPr>
-          <w:sz w:val="28"/>
-          <w:szCs w:val="28"/>
-        </w:rPr>
-        <w:t>Начальный момент 3-го порядка: 104.33700333162143</w:t>
-      </w:r>
-    </w:p>
-    <w:p>
-      <w:pPr>
-        <w:spacing w:line="360" w:lineRule="auto"/>
-        <w:jc w:val="both"/>
-        <w:rPr>
-          <w:sz w:val="28"/>
-          <w:szCs w:val="28"/>
-        </w:rPr>
-      </w:pPr>
-      <w:r>
-        <w:rPr>
-          <w:sz w:val="28"/>
-          <w:szCs w:val="28"/>
-        </w:rPr>
-        <w:t>Центральный момент 3-го порядка: -39.76699314045393</w:t>
-      </w:r>
+        <w:jc w:val="center"/>
+        <w:rPr>
+          <w:sz w:val="28"/>
+          <w:szCs w:val="28"/>
+        </w:rPr>
+      </w:pPr>
+      <w:r>
+        <w:rPr>
+          <w:sz w:val="28"/>
+          <w:szCs w:val="28"/>
+        </w:rPr>
+        <w:t>к</w:t>
+      </w:r>
+      <w:r>
+        <w:rPr>
+          <w:sz w:val="28"/>
+          <w:szCs w:val="28"/>
+        </w:rPr>
+        <w:t>оличество элементов: 300</w:t>
+      </w:r>
+      <w:r>
+        <w:rPr>
+          <w:sz w:val="28"/>
+          <w:szCs w:val="28"/>
+        </w:rPr>
+        <w:t>;</w:t>
+      </w:r>
+    </w:p>
+    <w:p>
+      <w:pPr>
+        <w:spacing w:line="360" w:lineRule="auto"/>
+        <w:jc w:val="center"/>
+        <w:rPr>
+          <w:sz w:val="28"/>
+          <w:szCs w:val="28"/>
+        </w:rPr>
+      </w:pPr>
+      <w:r>
+        <w:rPr>
+          <w:sz w:val="28"/>
+          <w:szCs w:val="28"/>
+        </w:rPr>
+        <w:t>с</w:t>
+      </w:r>
+      <w:r>
+        <w:rPr>
+          <w:sz w:val="28"/>
+          <w:szCs w:val="28"/>
+        </w:rPr>
+        <w:t>умма: 251.787422</w:t>
+      </w:r>
+      <w:r>
+        <w:rPr>
+          <w:sz w:val="28"/>
+          <w:szCs w:val="28"/>
+        </w:rPr>
+        <w:t>;</w:t>
+      </w:r>
+    </w:p>
+    <w:p>
+      <w:pPr>
+        <w:spacing w:line="360" w:lineRule="auto"/>
+        <w:jc w:val="center"/>
+        <w:rPr>
+          <w:sz w:val="28"/>
+          <w:szCs w:val="28"/>
+        </w:rPr>
+      </w:pPr>
+      <w:r>
+        <w:rPr>
+          <w:sz w:val="28"/>
+          <w:szCs w:val="28"/>
+        </w:rPr>
+        <w:t>в</w:t>
+      </w:r>
+      <w:r>
+        <w:rPr>
+          <w:sz w:val="28"/>
+          <w:szCs w:val="28"/>
+        </w:rPr>
+        <w:t>ыборочное среднее: 0.8392914066666667</w:t>
+      </w:r>
+      <w:r>
+        <w:rPr>
+          <w:sz w:val="28"/>
+          <w:szCs w:val="28"/>
+        </w:rPr>
+        <w:t>;</w:t>
+      </w:r>
+    </w:p>
+    <w:p>
+      <w:pPr>
+        <w:spacing w:line="360" w:lineRule="auto"/>
+        <w:jc w:val="center"/>
+        <w:rPr>
+          <w:sz w:val="28"/>
+          <w:szCs w:val="28"/>
+        </w:rPr>
+      </w:pPr>
+      <w:r>
+        <w:rPr>
+          <w:sz w:val="28"/>
+          <w:szCs w:val="28"/>
+        </w:rPr>
+        <w:t>м</w:t>
+      </w:r>
+      <w:r>
+        <w:rPr>
+          <w:sz w:val="28"/>
+          <w:szCs w:val="28"/>
+        </w:rPr>
+        <w:t>едиана: 3.9813270000000003</w:t>
+      </w:r>
+      <w:r>
+        <w:rPr>
+          <w:sz w:val="28"/>
+          <w:szCs w:val="28"/>
+        </w:rPr>
+        <w:t>;</w:t>
+      </w:r>
+    </w:p>
+    <w:p>
+      <w:pPr>
+        <w:spacing w:line="360" w:lineRule="auto"/>
+        <w:jc w:val="center"/>
+        <w:rPr>
+          <w:sz w:val="28"/>
+          <w:szCs w:val="28"/>
+        </w:rPr>
+      </w:pPr>
+      <w:r>
+        <w:rPr>
+          <w:sz w:val="28"/>
+          <w:szCs w:val="28"/>
+        </w:rPr>
+        <w:t>м</w:t>
+      </w:r>
+      <w:r>
+        <w:rPr>
+          <w:sz w:val="28"/>
+          <w:szCs w:val="28"/>
+        </w:rPr>
+        <w:t>ода: -4.223468</w:t>
+      </w:r>
+      <w:r>
+        <w:rPr>
+          <w:sz w:val="28"/>
+          <w:szCs w:val="28"/>
+        </w:rPr>
+        <w:t>;</w:t>
+      </w:r>
+    </w:p>
+    <w:p>
+      <w:pPr>
+        <w:spacing w:line="360" w:lineRule="auto"/>
+        <w:jc w:val="center"/>
+        <w:rPr>
+          <w:sz w:val="28"/>
+          <w:szCs w:val="28"/>
+        </w:rPr>
+      </w:pPr>
+      <w:r>
+        <w:rPr>
+          <w:sz w:val="28"/>
+          <w:szCs w:val="28"/>
+        </w:rPr>
+        <w:t>р</w:t>
+      </w:r>
+      <w:r>
+        <w:rPr>
+          <w:sz w:val="28"/>
+          <w:szCs w:val="28"/>
+        </w:rPr>
+        <w:t>азмах: 28.723799999999997</w:t>
+      </w:r>
+      <w:r>
+        <w:rPr>
+          <w:sz w:val="28"/>
+          <w:szCs w:val="28"/>
+        </w:rPr>
+        <w:t>;</w:t>
+      </w:r>
+    </w:p>
+    <w:p>
+      <w:pPr>
+        <w:spacing w:line="360" w:lineRule="auto"/>
+        <w:jc w:val="center"/>
+        <w:rPr>
+          <w:sz w:val="28"/>
+          <w:szCs w:val="28"/>
+        </w:rPr>
+      </w:pPr>
+      <w:r>
+        <w:rPr>
+          <w:sz w:val="28"/>
+          <w:szCs w:val="28"/>
+        </w:rPr>
+        <w:t>с</w:t>
+      </w:r>
+      <w:r>
+        <w:rPr>
+          <w:sz w:val="28"/>
+          <w:szCs w:val="28"/>
+        </w:rPr>
+        <w:t>мещённая дисперсия: 56.99760139626665</w:t>
+      </w:r>
+      <w:r>
+        <w:rPr>
+          <w:sz w:val="28"/>
+          <w:szCs w:val="28"/>
+        </w:rPr>
+        <w:t>;</w:t>
+      </w:r>
+    </w:p>
+    <w:p>
+      <w:pPr>
+        <w:spacing w:line="360" w:lineRule="auto"/>
+        <w:jc w:val="center"/>
+        <w:rPr>
+          <w:sz w:val="28"/>
+          <w:szCs w:val="28"/>
+        </w:rPr>
+      </w:pPr>
+      <w:r>
+        <w:rPr>
+          <w:sz w:val="28"/>
+          <w:szCs w:val="28"/>
+        </w:rPr>
+        <w:t>н</w:t>
+      </w:r>
+      <w:r>
+        <w:rPr>
+          <w:sz w:val="28"/>
+          <w:szCs w:val="28"/>
+        </w:rPr>
+        <w:t>есмещённая дисперсия: 57.188228825685606</w:t>
+      </w:r>
+      <w:r>
+        <w:rPr>
+          <w:sz w:val="28"/>
+          <w:szCs w:val="28"/>
+        </w:rPr>
+        <w:t>;</w:t>
+      </w:r>
+    </w:p>
+    <w:p>
+      <w:pPr>
+        <w:spacing w:line="360" w:lineRule="auto"/>
+        <w:jc w:val="center"/>
+        <w:rPr>
+          <w:sz w:val="28"/>
+          <w:szCs w:val="28"/>
+        </w:rPr>
+      </w:pPr>
+      <w:r>
+        <w:rPr>
+          <w:sz w:val="28"/>
+          <w:szCs w:val="28"/>
+        </w:rPr>
+        <w:t>н</w:t>
+      </w:r>
+      <w:r>
+        <w:rPr>
+          <w:sz w:val="28"/>
+          <w:szCs w:val="28"/>
+        </w:rPr>
+        <w:t>ачальный момент 3-го порядка: 104.33700333162143</w:t>
+      </w:r>
+      <w:r>
+        <w:rPr>
+          <w:sz w:val="28"/>
+          <w:szCs w:val="28"/>
+        </w:rPr>
+        <w:t>;</w:t>
+      </w:r>
+    </w:p>
+    <w:p>
+      <w:pPr>
+        <w:spacing w:line="360" w:lineRule="auto"/>
+        <w:jc w:val="center"/>
+        <w:rPr>
+          <w:sz w:val="28"/>
+          <w:szCs w:val="28"/>
+          <w:lang w:val="en-US"/>
+        </w:rPr>
+      </w:pPr>
+      <w:r>
+        <w:rPr>
+          <w:sz w:val="28"/>
+          <w:szCs w:val="28"/>
+        </w:rPr>
+        <w:t>ц</w:t>
+      </w:r>
+      <w:r>
+        <w:rPr>
+          <w:sz w:val="28"/>
+          <w:szCs w:val="28"/>
+        </w:rPr>
+        <w:t>ентральный момент 3-го порядка: -39.76699314045393</w:t>
+      </w:r>
+      <w:r>
+        <w:rPr>
+          <w:sz w:val="28"/>
+          <w:szCs w:val="28"/>
+          <w:lang w:val="en-US"/>
+        </w:rPr>
+        <w:t>.</w:t>
+      </w:r>
+    </w:p>
+    <w:p>
+      <w:pPr>
+        <w:spacing w:line="360" w:lineRule="auto"/>
+        <w:jc w:val="both"/>
+        <w:rPr>
+          <w:sz w:val="28"/>
+          <w:szCs w:val="28"/>
+        </w:rPr>
+      </w:pPr>
+    </w:p>
+    <w:p>
+      <w:pPr>
+        <w:spacing w:line="360" w:lineRule="auto"/>
+        <w:jc w:val="both"/>
+        <w:rPr>
+          <w:sz w:val="28"/>
+          <w:szCs w:val="28"/>
+        </w:rPr>
+      </w:pPr>
+    </w:p>
+    <w:p>
+      <w:pPr>
+        <w:spacing w:line="360" w:lineRule="auto"/>
+        <w:jc w:val="both"/>
+        <w:rPr>
+          <w:sz w:val="28"/>
+          <w:szCs w:val="28"/>
+        </w:rPr>
+      </w:pPr>
+    </w:p>
+    <w:p>
+      <w:pPr>
+        <w:spacing w:line="360" w:lineRule="auto"/>
+        <w:jc w:val="both"/>
+        <w:rPr>
+          <w:sz w:val="28"/>
+          <w:szCs w:val="28"/>
+        </w:rPr>
+      </w:pPr>
+    </w:p>
+    <w:p>
+      <w:pPr>
+        <w:spacing w:line="360" w:lineRule="auto"/>
+        <w:jc w:val="both"/>
+        <w:rPr>
+          <w:sz w:val="28"/>
+          <w:szCs w:val="28"/>
+        </w:rPr>
+      </w:pPr>
+    </w:p>
+    <w:p>
+      <w:pPr>
+        <w:spacing w:line="360" w:lineRule="auto"/>
+        <w:jc w:val="both"/>
+        <w:rPr>
+          <w:sz w:val="28"/>
+          <w:szCs w:val="28"/>
+        </w:rPr>
+      </w:pPr>
+    </w:p>
+    <w:p>
+      <w:pPr>
+        <w:spacing w:line="360" w:lineRule="auto"/>
+        <w:jc w:val="both"/>
+        <w:rPr>
+          <w:sz w:val="28"/>
+          <w:szCs w:val="28"/>
+        </w:rPr>
+      </w:pPr>
+    </w:p>
+    <w:p>
+      <w:pPr>
+        <w:spacing w:line="360" w:lineRule="auto"/>
+        <w:jc w:val="both"/>
+        <w:rPr>
+          <w:sz w:val="28"/>
+          <w:szCs w:val="28"/>
+        </w:rPr>
+      </w:pPr>
+    </w:p>
+    <w:p>
+      <w:pPr>
+        <w:spacing w:line="360" w:lineRule="auto"/>
+        <w:jc w:val="both"/>
+        <w:rPr>
+          <w:sz w:val="28"/>
+          <w:szCs w:val="28"/>
+        </w:rPr>
+      </w:pPr>
+    </w:p>
+    <w:p>
+      <w:pPr>
+        <w:spacing w:line="360" w:lineRule="auto"/>
+        <w:jc w:val="both"/>
+        <w:rPr>
+          <w:sz w:val="28"/>
+          <w:szCs w:val="28"/>
+        </w:rPr>
+      </w:pPr>
+    </w:p>
+    <w:p>
+      <w:pPr>
+        <w:spacing w:line="360" w:lineRule="auto"/>
+        <w:jc w:val="both"/>
+        <w:rPr>
+          <w:sz w:val="28"/>
+          <w:szCs w:val="28"/>
+        </w:rPr>
+      </w:pPr>
+    </w:p>
+    <w:p>
+      <w:pPr>
+        <w:spacing w:line="360" w:lineRule="auto"/>
+        <w:jc w:val="both"/>
+        <w:rPr>
+          <w:sz w:val="28"/>
+          <w:szCs w:val="28"/>
+        </w:rPr>
+      </w:pPr>
+    </w:p>
+    <w:p>
+      <w:pPr>
+        <w:spacing w:line="360" w:lineRule="auto"/>
+        <w:jc w:val="both"/>
+        <w:rPr>
+          <w:sz w:val="28"/>
+          <w:szCs w:val="28"/>
+        </w:rPr>
+      </w:pPr>
+    </w:p>
+    <w:p>
+      <w:pPr>
+        <w:spacing w:line="360" w:lineRule="auto"/>
+        <w:jc w:val="both"/>
+        <w:rPr>
+          <w:sz w:val="28"/>
+          <w:szCs w:val="28"/>
+        </w:rPr>
+      </w:pPr>
     </w:p>
     <w:p>
       <w:pPr>
@@ -3768,6 +5055,7 @@
           <w:sz w:val="32"/>
           <w:szCs w:val="32"/>
         </w:rPr>
+        <w:lastRenderedPageBreak/>
         <w:t>Эмпирическая функция распределения</w:t>
       </w:r>
     </w:p>
@@ -3783,16 +5071,16 @@
         <w:rPr>
           <w:b/>
           <w:bCs/>
-          <w:sz w:val="32"/>
-          <w:szCs w:val="32"/>
+          <w:sz w:val="28"/>
+          <w:szCs w:val="28"/>
         </w:rPr>
       </w:pPr>
       <w:r>
         <w:rPr>
           <w:b/>
           <w:bCs/>
-          <w:sz w:val="32"/>
-          <w:szCs w:val="32"/>
+          <w:sz w:val="28"/>
+          <w:szCs w:val="28"/>
         </w:rPr>
         <w:t>Определение и алгоритм построения</w:t>
       </w:r>
@@ -3837,6 +5125,62 @@
           <w:sz w:val="28"/>
           <w:szCs w:val="28"/>
         </w:rPr>
+        <w:t xml:space="preserve">, …, </w:t>
+      </w:r>
+      <w:proofErr w:type="spellStart"/>
+      <w:r>
+        <w:rPr>
+          <w:sz w:val="28"/>
+          <w:szCs w:val="28"/>
+        </w:rPr>
+        <w:t>X</w:t>
+      </w:r>
+      <w:r>
+        <w:rPr>
+          <w:sz w:val="28"/>
+          <w:szCs w:val="28"/>
+          <w:vertAlign w:val="subscript"/>
+        </w:rPr>
+        <w:t>n</w:t>
+      </w:r>
+      <w:proofErr w:type="spellEnd"/>
+      <w:r>
+        <w:rPr>
+          <w:sz w:val="28"/>
+          <w:szCs w:val="28"/>
+        </w:rPr>
+        <w:t xml:space="preserve"> — выборка из распределения F(x), </w:t>
+      </w:r>
+      <w:proofErr w:type="gramStart"/>
+      <w:r>
+        <w:rPr>
+          <w:sz w:val="28"/>
+          <w:szCs w:val="28"/>
+        </w:rPr>
+        <w:t>X</w:t>
+      </w:r>
+      <w:r>
+        <w:rPr>
+          <w:sz w:val="28"/>
+          <w:szCs w:val="28"/>
+          <w:vertAlign w:val="subscript"/>
+        </w:rPr>
+        <w:t>(</w:t>
+      </w:r>
+      <w:proofErr w:type="gramEnd"/>
+      <w:r>
+        <w:rPr>
+          <w:sz w:val="28"/>
+          <w:szCs w:val="28"/>
+          <w:vertAlign w:val="subscript"/>
+        </w:rPr>
+        <w:t>1)</w:t>
+      </w:r>
+      <w:r>
+        <w:rPr>
+          <w:sz w:val="28"/>
+          <w:szCs w:val="28"/>
+        </w:rPr>
         <w:t>, …, X</w:t>
       </w:r>
       <w:r>
@@ -3845,96 +5189,92 @@
           <w:szCs w:val="28"/>
           <w:vertAlign w:val="subscript"/>
         </w:rPr>
+        <w:t>(n)</w:t>
+      </w:r>
+      <w:r>
+        <w:rPr>
+          <w:sz w:val="28"/>
+          <w:szCs w:val="28"/>
+        </w:rPr>
+        <w:t xml:space="preserve"> — вариационный ряд, </w:t>
+      </w:r>
+      <w:proofErr w:type="spellStart"/>
+      <w:r>
+        <w:rPr>
+          <w:sz w:val="28"/>
+          <w:szCs w:val="28"/>
+        </w:rPr>
+        <w:t>N</w:t>
+      </w:r>
+      <w:r>
+        <w:rPr>
+          <w:sz w:val="28"/>
+          <w:szCs w:val="28"/>
+          <w:vertAlign w:val="subscript"/>
+        </w:rPr>
         <w:t>n</w:t>
       </w:r>
-      <w:r>
-        <w:rPr>
-          <w:sz w:val="28"/>
-          <w:szCs w:val="28"/>
-        </w:rPr>
-        <w:t xml:space="preserve"> — выборка из распределения F(x), </w:t>
-      </w:r>
-      <w:proofErr w:type="gramStart"/>
-      <w:r>
-        <w:rPr>
-          <w:sz w:val="28"/>
-          <w:szCs w:val="28"/>
-        </w:rPr>
-        <w:t>X</w:t>
-      </w:r>
-      <w:r>
-        <w:rPr>
-          <w:sz w:val="28"/>
-          <w:szCs w:val="28"/>
-          <w:vertAlign w:val="subscript"/>
-        </w:rPr>
-        <w:t>(</w:t>
-      </w:r>
-      <w:proofErr w:type="gramEnd"/>
-      <w:r>
-        <w:rPr>
-          <w:sz w:val="28"/>
-          <w:szCs w:val="28"/>
-          <w:vertAlign w:val="subscript"/>
-        </w:rPr>
-        <w:t>1)</w:t>
-      </w:r>
-      <w:r>
-        <w:rPr>
-          <w:sz w:val="28"/>
-          <w:szCs w:val="28"/>
-        </w:rPr>
-        <w:t>, …, X</w:t>
-      </w:r>
-      <w:r>
-        <w:rPr>
-          <w:sz w:val="28"/>
-          <w:szCs w:val="28"/>
-          <w:vertAlign w:val="subscript"/>
-        </w:rPr>
-        <w:t>(n)</w:t>
-      </w:r>
-      <w:r>
-        <w:rPr>
-          <w:sz w:val="28"/>
-          <w:szCs w:val="28"/>
-        </w:rPr>
-        <w:t xml:space="preserve"> — вариационный ряд, N</w:t>
-      </w:r>
-      <w:r>
-        <w:rPr>
-          <w:sz w:val="28"/>
-          <w:szCs w:val="28"/>
-          <w:vertAlign w:val="subscript"/>
-        </w:rPr>
-        <w:t>n</w:t>
-      </w:r>
-      <w:r>
-        <w:rPr>
-          <w:sz w:val="28"/>
-          <w:szCs w:val="28"/>
-        </w:rPr>
-        <w:t>(x) — эмпирическая частота (число элементов выборки, меньших x).</w:t>
-      </w:r>
-    </w:p>
-    <w:p>
-      <w:pPr>
-        <w:spacing w:line="360" w:lineRule="auto"/>
-        <w:jc w:val="both"/>
-      </w:pPr>
-    </w:p>
-    <w:p>
-      <w:pPr>
-        <w:spacing w:line="360" w:lineRule="auto"/>
-        <w:ind w:firstLine="720"/>
-        <w:jc w:val="both"/>
-      </w:pPr>
-      <w:r>
-        <w:rPr>
-          <w:sz w:val="28"/>
-          <w:szCs w:val="28"/>
-        </w:rPr>
-        <w:t xml:space="preserve">Случайная величина </w:t>
+      <w:proofErr w:type="spellEnd"/>
+      <w:r>
+        <w:rPr>
+          <w:sz w:val="28"/>
+          <w:szCs w:val="28"/>
+        </w:rPr>
+        <w:t xml:space="preserve">(x) — эмпирическая частота (число элементов выборки, </w:t>
+      </w:r>
+      <w:r>
+        <w:rPr>
+          <w:sz w:val="28"/>
+          <w:szCs w:val="28"/>
+        </w:rPr>
+        <w:t>не превышающих</w:t>
+      </w:r>
+      <w:r>
+        <w:rPr>
+          <w:sz w:val="28"/>
+          <w:szCs w:val="28"/>
+        </w:rPr>
+        <w:t xml:space="preserve"> x).</w:t>
+      </w:r>
+    </w:p>
+    <w:p>
+      <w:pPr>
+        <w:spacing w:line="360" w:lineRule="auto"/>
+        <w:jc w:val="both"/>
+      </w:pPr>
+    </w:p>
+    <w:p>
+      <w:pPr>
+        <w:spacing w:line="360" w:lineRule="auto"/>
+        <w:ind w:firstLine="708"/>
+        <w:jc w:val="both"/>
+        <w:rPr>
+          <w:sz w:val="28"/>
+          <w:szCs w:val="28"/>
+        </w:rPr>
+      </w:pPr>
+      <w:r>
+        <w:rPr>
+          <w:sz w:val="28"/>
+          <w:szCs w:val="28"/>
+        </w:rPr>
+        <w:t>Эмпирической функцией</w:t>
+      </w:r>
+      <w:r>
+        <w:rPr>
+          <w:b/>
+          <w:bCs/>
+          <w:sz w:val="28"/>
+          <w:szCs w:val="28"/>
+        </w:rPr>
+        <w:t xml:space="preserve"> </w:t>
+      </w:r>
+      <w:r>
+        <w:rPr>
+          <w:sz w:val="28"/>
+          <w:szCs w:val="28"/>
+        </w:rPr>
+        <w:t xml:space="preserve">распределения называется функция </w:t>
       </w:r>
       <w:r>
         <w:rPr>
@@ -3966,95 +5306,89 @@
           <w:sz w:val="28"/>
           <w:szCs w:val="28"/>
         </w:rPr>
-        <w:t xml:space="preserve">) = </w:t>
-      </w:r>
-      <w:r>
-        <w:rPr>
-          <w:i/>
-          <w:iCs/>
-          <w:sz w:val="28"/>
-          <w:szCs w:val="28"/>
-        </w:rPr>
-        <w:t>N</w:t>
-      </w:r>
-      <w:r>
-        <w:rPr>
-          <w:sz w:val="28"/>
-          <w:szCs w:val="28"/>
-        </w:rPr>
-        <w:t>ₙ(</w:t>
-      </w:r>
-      <w:r>
-        <w:rPr>
-          <w:i/>
-          <w:iCs/>
-          <w:sz w:val="28"/>
-          <w:szCs w:val="28"/>
-        </w:rPr>
-        <w:t>x</w:t>
-      </w:r>
-      <w:r>
-        <w:rPr>
-          <w:sz w:val="28"/>
-          <w:szCs w:val="28"/>
-        </w:rPr>
-        <w:t xml:space="preserve">) / </w:t>
-      </w:r>
-      <w:r>
-        <w:rPr>
-          <w:i/>
-          <w:iCs/>
-          <w:sz w:val="28"/>
-          <w:szCs w:val="28"/>
+        <w:t>)</w:t>
+      </w:r>
+      <w:r>
+        <w:rPr>
+          <w:sz w:val="28"/>
+          <w:szCs w:val="28"/>
+        </w:rPr>
+        <w:t xml:space="preserve">, </w:t>
+      </w:r>
+      <w:r>
+        <w:rPr>
+          <w:sz w:val="28"/>
+          <w:szCs w:val="28"/>
+        </w:rPr>
+        <w:t>представляющая собой о</w:t>
+      </w:r>
+      <w:r>
+        <w:rPr>
+          <w:sz w:val="28"/>
+          <w:szCs w:val="28"/>
+        </w:rPr>
+        <w:t>тносительн</w:t>
+      </w:r>
+      <w:r>
+        <w:rPr>
+          <w:sz w:val="28"/>
+          <w:szCs w:val="28"/>
+        </w:rPr>
+        <w:t>ую</w:t>
+      </w:r>
+      <w:r>
+        <w:rPr>
+          <w:sz w:val="28"/>
+          <w:szCs w:val="28"/>
+        </w:rPr>
+        <w:t xml:space="preserve"> частот</w:t>
+      </w:r>
+      <w:r>
+        <w:rPr>
+          <w:sz w:val="28"/>
+          <w:szCs w:val="28"/>
+        </w:rPr>
+        <w:t>у</w:t>
+      </w:r>
+      <w:r>
+        <w:rPr>
+          <w:sz w:val="28"/>
+          <w:szCs w:val="28"/>
+        </w:rPr>
+        <w:t xml:space="preserve"> числа элементов выборки X</w:t>
+      </w:r>
+      <w:r>
+        <w:rPr>
+          <w:sz w:val="28"/>
+          <w:szCs w:val="28"/>
+          <w:vertAlign w:val="subscript"/>
+        </w:rPr>
+        <w:t>1</w:t>
+      </w:r>
+      <w:r>
+        <w:rPr>
+          <w:sz w:val="28"/>
+          <w:szCs w:val="28"/>
+        </w:rPr>
+        <w:t xml:space="preserve">, …, </w:t>
+      </w:r>
+      <w:proofErr w:type="spellStart"/>
+      <w:r>
+        <w:rPr>
+          <w:sz w:val="28"/>
+          <w:szCs w:val="28"/>
+        </w:rPr>
+        <w:t>X</w:t>
+      </w:r>
+      <w:r>
+        <w:rPr>
+          <w:sz w:val="28"/>
+          <w:szCs w:val="28"/>
+          <w:vertAlign w:val="subscript"/>
         </w:rPr>
         <w:t>n</w:t>
       </w:r>
-      <w:r>
-        <w:rPr>
-          <w:sz w:val="28"/>
-          <w:szCs w:val="28"/>
-        </w:rPr>
-        <w:t xml:space="preserve">, называемая </w:t>
-      </w:r>
-      <w:r>
-        <w:rPr>
-          <w:b/>
-          <w:bCs/>
-          <w:sz w:val="28"/>
-          <w:szCs w:val="28"/>
-        </w:rPr>
-        <w:t>эмпирической функцией распределения</w:t>
-      </w:r>
-      <w:r>
-        <w:rPr>
-          <w:sz w:val="28"/>
-          <w:szCs w:val="28"/>
-        </w:rPr>
-        <w:t>, — это относительная частота числа элементов выборки X</w:t>
-      </w:r>
-      <w:r>
-        <w:rPr>
-          <w:sz w:val="28"/>
-          <w:szCs w:val="28"/>
-          <w:vertAlign w:val="subscript"/>
-        </w:rPr>
-        <w:t>1</w:t>
-      </w:r>
-      <w:r>
-        <w:rPr>
-          <w:sz w:val="28"/>
-          <w:szCs w:val="28"/>
-        </w:rPr>
-        <w:t>, …, X</w:t>
-      </w:r>
-      <w:r>
-        <w:rPr>
-          <w:sz w:val="28"/>
-          <w:szCs w:val="28"/>
-          <w:vertAlign w:val="subscript"/>
-        </w:rPr>
-        <w:t>n</w:t>
-      </w:r>
+      <w:proofErr w:type="spellEnd"/>
       <w:r>
         <w:rPr>
           <w:sz w:val="28"/>
@@ -4062,40 +5396,25 @@
         </w:rPr>
         <w:t xml:space="preserve">, удовлетворяющих условию </w:t>
       </w:r>
-      <w:r>
-        <w:rPr>
-          <w:i/>
-          <w:iCs/>
-          <w:sz w:val="28"/>
-          <w:szCs w:val="28"/>
-        </w:rPr>
-        <w:t>X</w:t>
-      </w:r>
-      <w:r>
-        <w:rPr>
-          <w:sz w:val="28"/>
-          <w:szCs w:val="28"/>
-        </w:rPr>
-        <w:t xml:space="preserve">ᵢ </w:t>
-      </w:r>
-      <w:proofErr w:type="gramStart"/>
-      <w:r>
-        <w:rPr>
-          <w:sz w:val="28"/>
-          <w:szCs w:val="28"/>
-        </w:rPr>
-        <w:t xml:space="preserve">&lt; </w:t>
-      </w:r>
-      <w:r>
-        <w:rPr>
-          <w:i/>
-          <w:iCs/>
-          <w:sz w:val="28"/>
-          <w:szCs w:val="28"/>
-        </w:rPr>
-        <w:t>x</w:t>
-      </w:r>
-      <w:proofErr w:type="gramEnd"/>
+      <m:oMath>
+        <m:r>
+          <w:rPr>
+            <w:rFonts w:ascii="Cambria Math" w:hAnsi="Cambria Math"/>
+            <w:sz w:val="28"/>
+            <w:szCs w:val="28"/>
+          </w:rPr>
+          <m:t>X(i)≤</m:t>
+        </m:r>
+        <m:r>
+          <w:rPr>
+            <w:rFonts w:ascii="Cambria Math" w:hAnsi="Cambria Math"/>
+            <w:sz w:val="28"/>
+            <w:szCs w:val="28"/>
+            <w:lang w:val="en-US"/>
+          </w:rPr>
+          <m:t>x</m:t>
+        </m:r>
+      </m:oMath>
       <w:r>
         <w:rPr>
           <w:sz w:val="28"/>
@@ -4232,7 +5551,23 @@
           <w:sz w:val="28"/>
           <w:szCs w:val="28"/>
         </w:rPr>
-        <w:t>С помощью функции единичного скачка (функции Хевисайда) эмпирическую функцию распределения можно записать в виде [4]:</w:t>
+        <w:t xml:space="preserve">С помощью функции единичного скачка (функции </w:t>
+      </w:r>
+      <w:proofErr w:type="spellStart"/>
+      <w:r>
+        <w:rPr>
+          <w:sz w:val="28"/>
+          <w:szCs w:val="28"/>
+        </w:rPr>
+        <w:t>Хевисайда</w:t>
+      </w:r>
+      <w:proofErr w:type="spellEnd"/>
+      <w:r>
+        <w:rPr>
+          <w:sz w:val="28"/>
+          <w:szCs w:val="28"/>
+        </w:rPr>
+        <w:t>) эмпирическую функцию распределения можно записать в виде [4]:</w:t>
       </w:r>
     </w:p>
     <w:p>
@@ -4422,7 +5757,23 @@
           <w:sz w:val="28"/>
           <w:szCs w:val="28"/>
         </w:rPr>
-        <w:t>где функция Хевисайда e(x) определяется следующим образом:</w:t>
+        <w:t xml:space="preserve">где функция </w:t>
+      </w:r>
+      <w:proofErr w:type="spellStart"/>
+      <w:r>
+        <w:rPr>
+          <w:sz w:val="28"/>
+          <w:szCs w:val="28"/>
+        </w:rPr>
+        <w:t>Хевисайда</w:t>
+      </w:r>
+      <w:proofErr w:type="spellEnd"/>
+      <w:r>
+        <w:rPr>
+          <w:sz w:val="28"/>
+          <w:szCs w:val="28"/>
+        </w:rPr>
+        <w:t xml:space="preserve"> e(x) определяется следующим образом:</w:t>
       </w:r>
     </w:p>
     <w:p>
@@ -4444,7 +5795,6 @@
               <w:sz w:val="28"/>
               <w:szCs w:val="28"/>
             </w:rPr>
-            <w:lastRenderedPageBreak/>
             <m:t>e(x) = </m:t>
           </m:r>
           <m:d>
@@ -4550,7 +5900,14 @@
           <w:szCs w:val="28"/>
         </w:rPr>
         <w:tab/>
-        <w:t>Fₙ(x) является кусочно-постоянной (ступенчатой) функцией, принимающей значения на отрезке [0; 1].</w:t>
+        <w:t>Fₙ(x) является кусочно-постоянной (ступенчатой) функцией, принимающей значения на отрезке [0; 1]</w:t>
+      </w:r>
+      <w:r>
+        <w:rPr>
+          <w:sz w:val="28"/>
+          <w:szCs w:val="28"/>
+        </w:rPr>
+        <w:t>;</w:t>
       </w:r>
     </w:p>
     <w:p>
@@ -4572,7 +5929,27 @@
           <w:szCs w:val="28"/>
         </w:rPr>
         <w:tab/>
-        <w:t>Множество возможных значений Fₙ(x): 0, 1/n, 2/n, …, 1.</w:t>
+      </w:r>
+      <w:r>
+        <w:rPr>
+          <w:sz w:val="28"/>
+          <w:szCs w:val="28"/>
+        </w:rPr>
+        <w:t>м</w:t>
+      </w:r>
+      <w:r>
+        <w:rPr>
+          <w:sz w:val="28"/>
+          <w:szCs w:val="28"/>
+        </w:rPr>
+        <w:t>ножество возможных значений Fₙ(x): 0, 1/n, 2/n, …, 1</w:t>
+      </w:r>
+      <w:r>
+        <w:rPr>
+          <w:sz w:val="28"/>
+          <w:szCs w:val="28"/>
+        </w:rPr>
+        <w:t>;</w:t>
       </w:r>
     </w:p>
     <w:p>
@@ -4594,7 +5971,59 @@
           <w:szCs w:val="28"/>
         </w:rPr>
         <w:tab/>
-        <w:t>В каждой точке x₍m₎ функция имеет скачок величиной nₘ/n, где nₘ — число совпадающих элементов выборки, равных x₍m₎.</w:t>
+      </w:r>
+      <w:r>
+        <w:rPr>
+          <w:sz w:val="28"/>
+          <w:szCs w:val="28"/>
+        </w:rPr>
+        <w:t>в</w:t>
+      </w:r>
+      <w:r>
+        <w:rPr>
+          <w:sz w:val="28"/>
+          <w:szCs w:val="28"/>
+        </w:rPr>
+        <w:t xml:space="preserve"> каждой точке </w:t>
+      </w:r>
+      <w:proofErr w:type="spellStart"/>
+      <w:r>
+        <w:rPr>
+          <w:sz w:val="28"/>
+          <w:szCs w:val="28"/>
+        </w:rPr>
+        <w:t>x₍m</w:t>
+      </w:r>
+      <w:proofErr w:type="spellEnd"/>
+      <w:r>
+        <w:rPr>
+          <w:sz w:val="28"/>
+          <w:szCs w:val="28"/>
+        </w:rPr>
+        <w:t xml:space="preserve">₎ функция имеет скачок величиной nₘ/n, где nₘ — число совпадающих элементов выборки, равных </w:t>
+      </w:r>
+      <w:proofErr w:type="spellStart"/>
+      <w:r>
+        <w:rPr>
+          <w:sz w:val="28"/>
+          <w:szCs w:val="28"/>
+        </w:rPr>
+        <w:t>x₍m</w:t>
+      </w:r>
+      <w:proofErr w:type="spellEnd"/>
+      <w:r>
+        <w:rPr>
+          <w:sz w:val="28"/>
+          <w:szCs w:val="28"/>
+        </w:rPr>
+        <w:t>₎</w:t>
+      </w:r>
+      <w:r>
+        <w:rPr>
+          <w:sz w:val="28"/>
+          <w:szCs w:val="28"/>
+        </w:rPr>
+        <w:t>;</w:t>
       </w:r>
     </w:p>
     <w:p>
@@ -4616,7 +6045,20 @@
           <w:szCs w:val="28"/>
         </w:rPr>
         <w:tab/>
-        <w:t>При n → ∞ эмпирическая функция распределения сходится по вероятности к теоретической: Fₙ(x) →ᵖ Fₓ(x) для любого x.</w:t>
+      </w:r>
+      <w:r>
+        <w:rPr>
+          <w:sz w:val="28"/>
+          <w:szCs w:val="28"/>
+        </w:rPr>
+        <w:t>п</w:t>
+      </w:r>
+      <w:r>
+        <w:rPr>
+          <w:sz w:val="28"/>
+          <w:szCs w:val="28"/>
+        </w:rPr>
+        <w:t>ри n → ∞ эмпирическая функция распределения сходится по вероятности к теоретической: Fₙ(x) →Fₓ(x) для любого x</w:t>
       </w:r>
     </w:p>
     <w:p>
@@ -4840,8 +6282,7 @@
     <w:p>
       <w:pPr>
         <w:spacing w:line="360" w:lineRule="auto"/>
-        <w:ind w:firstLine="720"/>
-        <w:jc w:val="center"/>
+        <w:ind w:firstLine="360"/>
       </w:pPr>
       <w:r>
         <w:rPr>
@@ -4863,12 +6304,6 @@
     <w:p>
       <w:pPr>
         <w:spacing w:line="360" w:lineRule="auto"/>
-        <w:jc w:val="both"/>
-      </w:pPr>
-    </w:p>
-    <w:p>
-      <w:pPr>
-        <w:spacing w:line="360" w:lineRule="auto"/>
         <w:ind w:left="720" w:hanging="360"/>
         <w:jc w:val="both"/>
       </w:pPr>
@@ -4885,7 +6320,27 @@
           <w:szCs w:val="28"/>
         </w:rPr>
         <w:tab/>
-        <w:t>Упорядочить элементы выборки по возрастанию, получив вариационный ряд x₍₁₎ ≤ x₍₂₎ ≤ … ≤ x₍ₙ₎.</w:t>
+      </w:r>
+      <w:r>
+        <w:rPr>
+          <w:sz w:val="28"/>
+          <w:szCs w:val="28"/>
+        </w:rPr>
+        <w:t>у</w:t>
+      </w:r>
+      <w:r>
+        <w:rPr>
+          <w:sz w:val="28"/>
+          <w:szCs w:val="28"/>
+        </w:rPr>
+        <w:t>порядочить элементы выборки по возрастанию, получив вариационный ряд x₍₁₎ ≤ x₍₂₎ ≤ … ≤ x₍ₙ₎</w:t>
+      </w:r>
+      <w:r>
+        <w:rPr>
+          <w:sz w:val="28"/>
+          <w:szCs w:val="28"/>
+        </w:rPr>
+        <w:t>;</w:t>
       </w:r>
     </w:p>
     <w:p>
@@ -4907,7 +6362,27 @@
           <w:szCs w:val="28"/>
         </w:rPr>
         <w:tab/>
-        <w:t>Для каждого фиксированного x определить количество Nₙ(x) элементов выборки, строго меньших x.</w:t>
+      </w:r>
+      <w:r>
+        <w:rPr>
+          <w:sz w:val="28"/>
+          <w:szCs w:val="28"/>
+        </w:rPr>
+        <w:t>д</w:t>
+      </w:r>
+      <w:r>
+        <w:rPr>
+          <w:sz w:val="28"/>
+          <w:szCs w:val="28"/>
+        </w:rPr>
+        <w:t>ля каждого фиксированного x определить количество Nₙ(x) элементов выборки, строго меньших x</w:t>
+      </w:r>
+      <w:r>
+        <w:rPr>
+          <w:sz w:val="28"/>
+          <w:szCs w:val="28"/>
+        </w:rPr>
+        <w:t>;</w:t>
       </w:r>
     </w:p>
     <w:p>
@@ -4929,7 +6404,27 @@
           <w:szCs w:val="28"/>
         </w:rPr>
         <w:tab/>
-        <w:t>Вычислить значение эмпирической функции распределения по формуле Fₙ(x) = Nₙ(x) / n.</w:t>
+      </w:r>
+      <w:r>
+        <w:rPr>
+          <w:sz w:val="28"/>
+          <w:szCs w:val="28"/>
+        </w:rPr>
+        <w:t>в</w:t>
+      </w:r>
+      <w:r>
+        <w:rPr>
+          <w:sz w:val="28"/>
+          <w:szCs w:val="28"/>
+        </w:rPr>
+        <w:t>ычислить значение эмпирической функции распределения по формуле Fₙ(x) = Nₙ(x) / n</w:t>
+      </w:r>
+      <w:r>
+        <w:rPr>
+          <w:sz w:val="28"/>
+          <w:szCs w:val="28"/>
+        </w:rPr>
+        <w:t>;</w:t>
       </w:r>
     </w:p>
     <w:p>
@@ -4951,7 +6446,20 @@
           <w:szCs w:val="28"/>
         </w:rPr>
         <w:tab/>
-        <w:t>Построить ступенчатый график функции:</w:t>
+      </w:r>
+      <w:r>
+        <w:rPr>
+          <w:sz w:val="28"/>
+          <w:szCs w:val="28"/>
+        </w:rPr>
+        <w:t>п</w:t>
+      </w:r>
+      <w:r>
+        <w:rPr>
+          <w:sz w:val="28"/>
+          <w:szCs w:val="28"/>
+        </w:rPr>
+        <w:t>остроить ступенчатый график функции:</w:t>
       </w:r>
     </w:p>
     <w:p>
@@ -5102,16 +6610,6 @@
         <w:spacing w:line="360" w:lineRule="auto"/>
         <w:jc w:val="both"/>
         <w:rPr>
-          <w:sz w:val="28"/>
-          <w:szCs w:val="28"/>
-        </w:rPr>
-      </w:pPr>
-    </w:p>
-    <w:p>
-      <w:pPr>
-        <w:spacing w:line="360" w:lineRule="auto"/>
-        <w:jc w:val="both"/>
-        <w:rPr>
           <w:b/>
           <w:bCs/>
           <w:sz w:val="28"/>
@@ -5131,36 +6629,64 @@
         <w:rPr>
           <w:b/>
           <w:bCs/>
-          <w:sz w:val="32"/>
-          <w:szCs w:val="32"/>
+          <w:sz w:val="28"/>
+          <w:szCs w:val="28"/>
         </w:rPr>
       </w:pPr>
       <w:r>
         <w:rPr>
           <w:b/>
           <w:bCs/>
-          <w:sz w:val="32"/>
-          <w:szCs w:val="32"/>
-        </w:rPr>
-        <w:lastRenderedPageBreak/>
+          <w:sz w:val="28"/>
+          <w:szCs w:val="28"/>
+        </w:rPr>
         <w:t>Реализация эмпирической функции на языке Python и выводы</w:t>
       </w:r>
     </w:p>
     <w:p>
       <w:pPr>
         <w:spacing w:line="360" w:lineRule="auto"/>
-        <w:jc w:val="both"/>
-        <w:rPr>
-          <w:sz w:val="28"/>
-          <w:szCs w:val="28"/>
-        </w:rPr>
-      </w:pPr>
-      <w:r>
-        <w:rPr>
-          <w:sz w:val="28"/>
-          <w:szCs w:val="28"/>
-        </w:rPr>
-        <w:t>Реализация эмпирической функции выглядит следующим образом:</w:t>
+        <w:ind w:firstLine="360"/>
+        <w:jc w:val="both"/>
+        <w:rPr>
+          <w:sz w:val="28"/>
+          <w:szCs w:val="28"/>
+        </w:rPr>
+      </w:pPr>
+      <w:r>
+        <w:rPr>
+          <w:sz w:val="28"/>
+          <w:szCs w:val="28"/>
+        </w:rPr>
+        <w:t>Реализация эмпирической функции выглядит следующим образом</w:t>
+      </w:r>
+      <w:r>
+        <w:rPr>
+          <w:sz w:val="28"/>
+          <w:szCs w:val="28"/>
+        </w:rPr>
+        <w:t xml:space="preserve"> [</w:t>
+      </w:r>
+      <w:r>
+        <w:rPr>
+          <w:sz w:val="28"/>
+          <w:szCs w:val="28"/>
+        </w:rPr>
+        <w:t>Листинг 10</w:t>
+      </w:r>
+      <w:r>
+        <w:rPr>
+          <w:sz w:val="28"/>
+          <w:szCs w:val="28"/>
+        </w:rPr>
+        <w:t>]</w:t>
+      </w:r>
+      <w:r>
+        <w:rPr>
+          <w:sz w:val="28"/>
+          <w:szCs w:val="28"/>
+        </w:rPr>
+        <w:t>:</w:t>
       </w:r>
     </w:p>
     <w:p>
@@ -5179,10 +6705,10 @@
           <w:szCs w:val="28"/>
         </w:rPr>
         <w:drawing>
-          <wp:inline distT="0" distB="0" distL="0" distR="0" wp14:anchorId="2ABA5223" wp14:editId="48EDE0FB">
-            <wp:extent cx="4901184" cy="1463040"/>
-            <wp:effectExtent l="0" t="0" r="0" b="0"/>
-            <wp:docPr id="9010" name="Листинг 9010"/>
+          <wp:inline distT="0" distB="0" distL="0" distR="0" wp14:anchorId="291C8169" wp14:editId="41F04A4D">
+            <wp:extent cx="5940425" cy="984885"/>
+            <wp:effectExtent l="0" t="0" r="3175" b="5715"/>
+            <wp:docPr id="1" name="Рисунок 1"/>
             <wp:cNvGraphicFramePr>
               <a:graphicFrameLocks xmlns:a="http://schemas.openxmlformats.org/drawingml/2006/main" noChangeAspect="1"/>
             </wp:cNvGraphicFramePr>
@@ -5190,10 +6716,8 @@
               <a:graphicData uri="http://schemas.openxmlformats.org/drawingml/2006/picture">
                 <pic:pic xmlns:pic="http://schemas.openxmlformats.org/drawingml/2006/picture">
                   <pic:nvPicPr>
-                    <pic:cNvPr id="9010" name="Листинг 9010"/>
-                    <pic:cNvPicPr>
-                      <a:picLocks noChangeAspect="1"/>
-                    </pic:cNvPicPr>
+                    <pic:cNvPr id="1" name=""/>
+                    <pic:cNvPicPr/>
                   </pic:nvPicPr>
                   <pic:blipFill>
                     <a:blip r:embed="rId15"/>
@@ -5204,7 +6728,7 @@
                   <pic:spPr>
                     <a:xfrm>
                       <a:off x="0" y="0"/>
-                      <a:ext cx="4901184" cy="1463040"/>
+                      <a:ext cx="5940425" cy="984885"/>
                     </a:xfrm>
                     <a:prstGeom prst="rect">
                       <a:avLst/>
@@ -5251,18 +6775,59 @@
     <w:p>
       <w:pPr>
         <w:spacing w:line="360" w:lineRule="auto"/>
-        <w:jc w:val="both"/>
-        <w:rPr>
-          <w:sz w:val="28"/>
-          <w:szCs w:val="28"/>
-        </w:rPr>
-      </w:pPr>
-      <w:r>
-        <w:rPr>
-          <w:sz w:val="28"/>
-          <w:szCs w:val="28"/>
-        </w:rPr>
-        <w:t>Для анализа поведения ЭФР были сформированы три случайные подвыборки размером 10, 100 и 200 элементов из исходной выборки X объёмом n = 300. Для каждой подвыборки построен ступенчатый график ЭФР совместно с теоретической функцией двойного гамма-распределения.</w:t>
+        <w:ind w:firstLine="708"/>
+        <w:jc w:val="both"/>
+        <w:rPr>
+          <w:sz w:val="28"/>
+          <w:szCs w:val="28"/>
+        </w:rPr>
+      </w:pPr>
+      <w:r>
+        <w:rPr>
+          <w:sz w:val="28"/>
+          <w:szCs w:val="28"/>
+        </w:rPr>
+        <w:t xml:space="preserve">Для анализа поведения ЭФР были сформированы три случайные </w:t>
+      </w:r>
+      <w:proofErr w:type="spellStart"/>
+      <w:r>
+        <w:rPr>
+          <w:sz w:val="28"/>
+          <w:szCs w:val="28"/>
+        </w:rPr>
+        <w:t>подвыборки</w:t>
+      </w:r>
+      <w:proofErr w:type="spellEnd"/>
+      <w:r>
+        <w:rPr>
+          <w:sz w:val="28"/>
+          <w:szCs w:val="28"/>
+        </w:rPr>
+        <w:t xml:space="preserve"> размером 10, 100 и 200 элементов из исходной выборки X </w:t>
+      </w:r>
+      <w:r>
+        <w:rPr>
+          <w:sz w:val="28"/>
+          <w:szCs w:val="28"/>
+        </w:rPr>
+        <w:lastRenderedPageBreak/>
+        <w:t xml:space="preserve">объёмом n = 300. Для каждой </w:t>
+      </w:r>
+      <w:proofErr w:type="spellStart"/>
+      <w:r>
+        <w:rPr>
+          <w:sz w:val="28"/>
+          <w:szCs w:val="28"/>
+        </w:rPr>
+        <w:t>подвыборки</w:t>
+      </w:r>
+      <w:proofErr w:type="spellEnd"/>
+      <w:r>
+        <w:rPr>
+          <w:sz w:val="28"/>
+          <w:szCs w:val="28"/>
+        </w:rPr>
+        <w:t xml:space="preserve"> построен ступенчатый график ЭФР совместно с теоретической функцией двойного гамма-распределения.</w:t>
       </w:r>
     </w:p>
     <w:p>
@@ -5344,7 +6909,23 @@
           <w:sz w:val="28"/>
           <w:szCs w:val="28"/>
         </w:rPr>
-        <w:t xml:space="preserve">Рисунок 1. График эмпирической функции распределения для подвыборки из 10 элементов. </w:t>
+        <w:t xml:space="preserve">Рисунок 1. График эмпирической функции распределения для </w:t>
+      </w:r>
+      <w:proofErr w:type="spellStart"/>
+      <w:r>
+        <w:rPr>
+          <w:sz w:val="28"/>
+          <w:szCs w:val="28"/>
+        </w:rPr>
+        <w:t>подвыборки</w:t>
+      </w:r>
+      <w:proofErr w:type="spellEnd"/>
+      <w:r>
+        <w:rPr>
+          <w:sz w:val="28"/>
+          <w:szCs w:val="28"/>
+        </w:rPr>
+        <w:t xml:space="preserve"> из 10 элементов. </w:t>
       </w:r>
     </w:p>
     <w:p>
@@ -5362,7 +6943,6 @@
           <w:sz w:val="28"/>
           <w:szCs w:val="28"/>
         </w:rPr>
-        <w:lastRenderedPageBreak/>
         <w:drawing>
           <wp:inline distT="0" distB="0" distL="0" distR="0" wp14:anchorId="3999041E" wp14:editId="3E3FBBF4">
             <wp:extent cx="5940425" cy="3762375"/>
@@ -5427,7 +7007,24 @@
           <w:sz w:val="28"/>
           <w:szCs w:val="28"/>
         </w:rPr>
-        <w:t xml:space="preserve">Рисунок 2. График эмпирической функции распределения для подвыборки из 100 элементов. </w:t>
+        <w:lastRenderedPageBreak/>
+        <w:t xml:space="preserve">Рисунок 2. График эмпирической функции распределения для </w:t>
+      </w:r>
+      <w:proofErr w:type="spellStart"/>
+      <w:r>
+        <w:rPr>
+          <w:sz w:val="28"/>
+          <w:szCs w:val="28"/>
+        </w:rPr>
+        <w:t>подвыборки</w:t>
+      </w:r>
+      <w:proofErr w:type="spellEnd"/>
+      <w:r>
+        <w:rPr>
+          <w:sz w:val="28"/>
+          <w:szCs w:val="28"/>
+        </w:rPr>
+        <w:t xml:space="preserve"> из 100 элементов. </w:t>
       </w:r>
     </w:p>
     <w:p>
@@ -5519,18 +7116,24 @@
           <w:sz w:val="28"/>
           <w:szCs w:val="28"/>
         </w:rPr>
-        <w:t>Рисунок 3. График эмпирической функции распределения для подвыборки из 200 элементов.</w:t>
-      </w:r>
-    </w:p>
-    <w:p>
-      <w:pPr>
-        <w:spacing w:line="360" w:lineRule="auto"/>
-        <w:jc w:val="both"/>
-        <w:rPr>
-          <w:sz w:val="28"/>
-          <w:szCs w:val="28"/>
-        </w:rPr>
-      </w:pPr>
+        <w:t xml:space="preserve">Рисунок 3. График эмпирической функции распределения для </w:t>
+      </w:r>
+      <w:proofErr w:type="spellStart"/>
+      <w:r>
+        <w:rPr>
+          <w:sz w:val="28"/>
+          <w:szCs w:val="28"/>
+        </w:rPr>
+        <w:t>подвыборки</w:t>
+      </w:r>
+      <w:proofErr w:type="spellEnd"/>
+      <w:r>
+        <w:rPr>
+          <w:sz w:val="28"/>
+          <w:szCs w:val="28"/>
+        </w:rPr>
+        <w:t xml:space="preserve"> из 200 элементов.</w:t>
+      </w:r>
     </w:p>
     <w:p>
       <w:pPr>
@@ -5548,8 +7151,8 @@
           <w:szCs w:val="28"/>
         </w:rPr>
         <w:drawing>
-          <wp:inline distT="0" distB="0" distL="0" distR="0" wp14:anchorId="1E60B5E0" wp14:editId="7F2E0D57">
-            <wp:extent cx="5105400" cy="3627120"/>
+          <wp:inline distT="0" distB="0" distL="0" distR="0" wp14:anchorId="1E60B5E0" wp14:editId="5D274B34">
+            <wp:extent cx="4536942" cy="3223260"/>
             <wp:effectExtent l="0" t="0" r="0" b="0"/>
             <wp:docPr id="8" name="Рисунок 8"/>
             <wp:cNvGraphicFramePr>
@@ -5580,7 +7183,7 @@
                   <pic:spPr bwMode="auto">
                     <a:xfrm>
                       <a:off x="0" y="0"/>
-                      <a:ext cx="5105400" cy="3627120"/>
+                      <a:ext cx="4545194" cy="3229123"/>
                     </a:xfrm>
                     <a:prstGeom prst="rect">
                       <a:avLst/>
@@ -5611,7 +7214,23 @@
           <w:sz w:val="28"/>
           <w:szCs w:val="28"/>
         </w:rPr>
-        <w:t>Рисунок 4. График теоретической функции распределния.</w:t>
+        <w:t xml:space="preserve">Рисунок 4. График теоретической функции </w:t>
+      </w:r>
+      <w:proofErr w:type="spellStart"/>
+      <w:r>
+        <w:rPr>
+          <w:sz w:val="28"/>
+          <w:szCs w:val="28"/>
+        </w:rPr>
+        <w:t>распределния</w:t>
+      </w:r>
+      <w:proofErr w:type="spellEnd"/>
+      <w:r>
+        <w:rPr>
+          <w:sz w:val="28"/>
+          <w:szCs w:val="28"/>
+        </w:rPr>
+        <w:t>.</w:t>
       </w:r>
     </w:p>
     <w:p>
@@ -5638,22 +7257,31 @@
           <w:sz w:val="28"/>
           <w:szCs w:val="28"/>
         </w:rPr>
-        <w:t>Анализ построенных графиков позволяет сделать следующие выводы.</w:t>
-      </w:r>
-    </w:p>
-    <w:p>
-      <w:pPr>
-        <w:spacing w:line="360" w:lineRule="auto"/>
-        <w:jc w:val="both"/>
-        <w:rPr>
-          <w:sz w:val="28"/>
-          <w:szCs w:val="28"/>
-        </w:rPr>
-      </w:pPr>
-    </w:p>
-    <w:p>
-      <w:pPr>
-        <w:spacing w:line="360" w:lineRule="auto"/>
+        <w:lastRenderedPageBreak/>
+        <w:t>Анализ построенных графиков позволяет сделать следующие выводы</w:t>
+      </w:r>
+      <w:r>
+        <w:rPr>
+          <w:sz w:val="28"/>
+          <w:szCs w:val="28"/>
+        </w:rPr>
+        <w:t>:</w:t>
+      </w:r>
+    </w:p>
+    <w:p>
+      <w:pPr>
+        <w:spacing w:line="360" w:lineRule="auto"/>
+        <w:jc w:val="both"/>
+        <w:rPr>
+          <w:sz w:val="28"/>
+          <w:szCs w:val="28"/>
+        </w:rPr>
+      </w:pPr>
+    </w:p>
+    <w:p>
+      <w:pPr>
+        <w:spacing w:line="360" w:lineRule="auto"/>
+        <w:ind w:firstLine="708"/>
         <w:jc w:val="both"/>
         <w:rPr>
           <w:sz w:val="28"/>
@@ -5674,22 +7302,39 @@
           <w:sz w:val="28"/>
           <w:szCs w:val="28"/>
         </w:rPr>
-        <w:t>. При увеличении объёма подвыборки эмпирическая функция распределения заметно приближается к теоретической. При n = 10 ступени ЭФР крупные, кривая грубо аппроксимирует теоретическую; при n = 100 сходство становится отчётливым; при n = 200 ЭФР практически совпадает с теоретической функцией. Это согласуется с теоремой Гливенко.</w:t>
-      </w:r>
-    </w:p>
-    <w:p>
-      <w:pPr>
-        <w:spacing w:line="360" w:lineRule="auto"/>
-        <w:jc w:val="both"/>
-        <w:rPr>
-          <w:sz w:val="28"/>
-          <w:szCs w:val="28"/>
-        </w:rPr>
-      </w:pPr>
-    </w:p>
-    <w:p>
-      <w:pPr>
-        <w:spacing w:line="360" w:lineRule="auto"/>
+        <w:t xml:space="preserve">. При увеличении объёма </w:t>
+      </w:r>
+      <w:proofErr w:type="spellStart"/>
+      <w:r>
+        <w:rPr>
+          <w:sz w:val="28"/>
+          <w:szCs w:val="28"/>
+        </w:rPr>
+        <w:t>подвыборки</w:t>
+      </w:r>
+      <w:proofErr w:type="spellEnd"/>
+      <w:r>
+        <w:rPr>
+          <w:sz w:val="28"/>
+          <w:szCs w:val="28"/>
+        </w:rPr>
+        <w:t xml:space="preserve"> эмпирическая функция распределения заметно приближается к теоретической. При n = 10 ступени ЭФР крупные, кривая грубо аппроксимирует теоретическую; при n = 100 сходство становится отчётливым; при n = 200 ЭФР практически совпадает с теоретической функцией. Это согласуется с теоремой Гливенко.</w:t>
+      </w:r>
+    </w:p>
+    <w:p>
+      <w:pPr>
+        <w:spacing w:line="360" w:lineRule="auto"/>
+        <w:jc w:val="both"/>
+        <w:rPr>
+          <w:sz w:val="28"/>
+          <w:szCs w:val="28"/>
+        </w:rPr>
+      </w:pPr>
+    </w:p>
+    <w:p>
+      <w:pPr>
+        <w:spacing w:line="360" w:lineRule="auto"/>
+        <w:ind w:firstLine="708"/>
         <w:jc w:val="both"/>
         <w:rPr>
           <w:sz w:val="28"/>
@@ -5735,7 +7380,43 @@
           <w:szCs w:val="28"/>
         </w:rPr>
         <w:tab/>
-        <w:t>Точка перегиба ЭФР расположена вблизи x ≈ 0,8, что позволяет предположить значение параметра смещения loc ≈ 0,8.</w:t>
+      </w:r>
+      <w:r>
+        <w:rPr>
+          <w:sz w:val="28"/>
+          <w:szCs w:val="28"/>
+        </w:rPr>
+        <w:t>т</w:t>
+      </w:r>
+      <w:r>
+        <w:rPr>
+          <w:sz w:val="28"/>
+          <w:szCs w:val="28"/>
+        </w:rPr>
+        <w:t xml:space="preserve">очка перегиба ЭФР расположена вблизи x ≈ 0,8, что позволяет предположить значение параметра смещения </w:t>
+      </w:r>
+      <w:proofErr w:type="spellStart"/>
+      <w:r>
+        <w:rPr>
+          <w:sz w:val="28"/>
+          <w:szCs w:val="28"/>
+        </w:rPr>
+        <w:t>loc</w:t>
+      </w:r>
+      <w:proofErr w:type="spellEnd"/>
+      <w:r>
+        <w:rPr>
+          <w:sz w:val="28"/>
+          <w:szCs w:val="28"/>
+        </w:rPr>
+        <w:t> ≈ 0,8</w:t>
+      </w:r>
+      <w:r>
+        <w:rPr>
+          <w:sz w:val="28"/>
+          <w:szCs w:val="28"/>
+        </w:rPr>
+        <w:t>;</w:t>
       </w:r>
     </w:p>
     <w:p>
@@ -5760,40 +7441,20 @@
           <w:szCs w:val="28"/>
         </w:rPr>
         <w:tab/>
-        <w:t xml:space="preserve">Крутизна перехода от 0 к 1 указывает на относительно малое значение дисперсии. Значение Fₙ(x) = 0,5 достигается приблизительно при x ≈ 4,0, а </w:t>
-      </w:r>
-      <w:r>
-        <w:rPr>
-          <w:sz w:val="28"/>
-          <w:szCs w:val="28"/>
-        </w:rPr>
-        <w:lastRenderedPageBreak/>
-        <w:t>95 % распределения укладывается в интервал [−13; 15], что соответствует умеренному масштабному параметру β ≈ 1.</w:t>
-      </w:r>
-    </w:p>
-    <w:p>
-      <w:pPr>
-        <w:spacing w:line="360" w:lineRule="auto"/>
-        <w:jc w:val="both"/>
-        <w:rPr>
-          <w:sz w:val="28"/>
-          <w:szCs w:val="28"/>
-        </w:rPr>
-      </w:pPr>
-      <w:r>
-        <w:rPr>
-          <w:sz w:val="28"/>
-          <w:szCs w:val="28"/>
-        </w:rPr>
-        <w:t>–</w:t>
-      </w:r>
-      <w:r>
-        <w:rPr>
-          <w:sz w:val="28"/>
-          <w:szCs w:val="28"/>
-        </w:rPr>
-        <w:tab/>
-        <w:t xml:space="preserve">Гладкая, без резких скачков, форма кривой характерна для параметра формы </w:t>
+      </w:r>
+      <w:r>
+        <w:rPr>
+          <w:sz w:val="28"/>
+          <w:szCs w:val="28"/>
+        </w:rPr>
+        <w:t>г</w:t>
+      </w:r>
+      <w:r>
+        <w:rPr>
+          <w:sz w:val="28"/>
+          <w:szCs w:val="28"/>
+        </w:rPr>
+        <w:t xml:space="preserve">ладкая, без резких скачков, форма кривой характерна для параметра формы </w:t>
       </w:r>
       <w:proofErr w:type="gramStart"/>
       <w:r>
@@ -5825,19 +7486,130 @@
     <w:p>
       <w:pPr>
         <w:spacing w:line="360" w:lineRule="auto"/>
-        <w:jc w:val="both"/>
-        <w:rPr>
-          <w:sz w:val="28"/>
-          <w:szCs w:val="28"/>
-        </w:rPr>
-      </w:pPr>
-      <w:r>
-        <w:rPr>
-          <w:sz w:val="28"/>
-          <w:szCs w:val="28"/>
-        </w:rPr>
-        <w:t xml:space="preserve">Таким образом, визуальный анализ ЭФР позволяет предположить параметры двойного гамма-распределения: α ≈ 8, β ≈ 1, loc ≈ 0,8. </w:t>
-      </w:r>
+        <w:ind w:firstLine="708"/>
+        <w:jc w:val="both"/>
+        <w:rPr>
+          <w:sz w:val="28"/>
+          <w:szCs w:val="28"/>
+        </w:rPr>
+      </w:pPr>
+      <w:r>
+        <w:rPr>
+          <w:sz w:val="28"/>
+          <w:szCs w:val="28"/>
+        </w:rPr>
+        <w:t xml:space="preserve">Таким образом, визуальный анализ ЭФР позволяет предположить параметры двойного гамма-распределения: α ≈ 8, loc ≈ 0,8. </w:t>
+      </w:r>
+    </w:p>
+    <w:p>
+      <w:pPr>
+        <w:spacing w:line="360" w:lineRule="auto"/>
+        <w:jc w:val="both"/>
+        <w:rPr>
+          <w:sz w:val="28"/>
+          <w:szCs w:val="28"/>
+        </w:rPr>
+      </w:pPr>
+    </w:p>
+    <w:p>
+      <w:pPr>
+        <w:spacing w:line="360" w:lineRule="auto"/>
+        <w:jc w:val="both"/>
+        <w:rPr>
+          <w:sz w:val="28"/>
+          <w:szCs w:val="28"/>
+        </w:rPr>
+      </w:pPr>
+    </w:p>
+    <w:p>
+      <w:pPr>
+        <w:spacing w:line="360" w:lineRule="auto"/>
+        <w:jc w:val="both"/>
+        <w:rPr>
+          <w:sz w:val="28"/>
+          <w:szCs w:val="28"/>
+        </w:rPr>
+      </w:pPr>
+    </w:p>
+    <w:p>
+      <w:pPr>
+        <w:spacing w:line="360" w:lineRule="auto"/>
+        <w:jc w:val="both"/>
+        <w:rPr>
+          <w:sz w:val="28"/>
+          <w:szCs w:val="28"/>
+        </w:rPr>
+      </w:pPr>
+    </w:p>
+    <w:p>
+      <w:pPr>
+        <w:spacing w:line="360" w:lineRule="auto"/>
+        <w:jc w:val="both"/>
+        <w:rPr>
+          <w:sz w:val="28"/>
+          <w:szCs w:val="28"/>
+        </w:rPr>
+      </w:pPr>
+    </w:p>
+    <w:p>
+      <w:pPr>
+        <w:spacing w:line="360" w:lineRule="auto"/>
+        <w:jc w:val="both"/>
+        <w:rPr>
+          <w:sz w:val="28"/>
+          <w:szCs w:val="28"/>
+        </w:rPr>
+      </w:pPr>
+    </w:p>
+    <w:p>
+      <w:pPr>
+        <w:spacing w:line="360" w:lineRule="auto"/>
+        <w:jc w:val="both"/>
+        <w:rPr>
+          <w:sz w:val="28"/>
+          <w:szCs w:val="28"/>
+        </w:rPr>
+      </w:pPr>
+    </w:p>
+    <w:p>
+      <w:pPr>
+        <w:spacing w:line="360" w:lineRule="auto"/>
+        <w:jc w:val="both"/>
+        <w:rPr>
+          <w:sz w:val="28"/>
+          <w:szCs w:val="28"/>
+        </w:rPr>
+      </w:pPr>
+    </w:p>
+    <w:p>
+      <w:pPr>
+        <w:spacing w:line="360" w:lineRule="auto"/>
+        <w:jc w:val="both"/>
+        <w:rPr>
+          <w:sz w:val="28"/>
+          <w:szCs w:val="28"/>
+        </w:rPr>
+      </w:pPr>
+    </w:p>
+    <w:p>
+      <w:pPr>
+        <w:spacing w:line="360" w:lineRule="auto"/>
+        <w:jc w:val="both"/>
+        <w:rPr>
+          <w:sz w:val="28"/>
+          <w:szCs w:val="28"/>
+        </w:rPr>
+      </w:pPr>
+    </w:p>
+    <w:p>
+      <w:pPr>
+        <w:spacing w:line="360" w:lineRule="auto"/>
+        <w:jc w:val="both"/>
+        <w:rPr>
+          <w:sz w:val="28"/>
+          <w:szCs w:val="28"/>
+        </w:rPr>
+      </w:pPr>
     </w:p>
     <w:p>
       <w:pPr>
@@ -5872,6 +7644,7 @@
           <w:sz w:val="32"/>
           <w:szCs w:val="32"/>
         </w:rPr>
+        <w:lastRenderedPageBreak/>
         <w:t>Гистограмма</w:t>
       </w:r>
     </w:p>
@@ -5887,16 +7660,16 @@
         <w:rPr>
           <w:b/>
           <w:bCs/>
-          <w:sz w:val="32"/>
-          <w:szCs w:val="32"/>
+          <w:sz w:val="28"/>
+          <w:szCs w:val="28"/>
         </w:rPr>
       </w:pPr>
       <w:r>
         <w:rPr>
           <w:b/>
           <w:bCs/>
-          <w:sz w:val="32"/>
-          <w:szCs w:val="32"/>
+          <w:sz w:val="28"/>
+          <w:szCs w:val="28"/>
         </w:rPr>
         <w:t>Определение и алгоритм построения гистограммы</w:t>
       </w:r>
@@ -5916,7 +7689,8 @@
     <w:p>
       <w:pPr>
         <w:spacing w:line="360" w:lineRule="auto"/>
-        <w:jc w:val="center"/>
+        <w:ind w:firstLine="360"/>
+        <w:jc w:val="both"/>
       </w:pPr>
       <w:r>
         <w:rPr>
@@ -5981,7 +7755,7 @@
           <w:sz w:val="28"/>
           <w:szCs w:val="28"/>
         </w:rPr>
-        <w:t>), как на основании длиной h = |</w:t>
+        <w:t>), как на основании длиной h =|</w:t>
       </w:r>
       <w:r>
         <w:rPr>
@@ -6019,7 +7793,31 @@
           <w:sz w:val="28"/>
           <w:szCs w:val="28"/>
         </w:rPr>
-        <w:t>/nh , так что площадь S</w:t>
+        <w:t>/</w:t>
+      </w:r>
+      <w:proofErr w:type="spellStart"/>
+      <w:r>
+        <w:rPr>
+          <w:sz w:val="28"/>
+          <w:szCs w:val="28"/>
+        </w:rPr>
+        <w:t>nh</w:t>
+      </w:r>
+      <w:proofErr w:type="spellEnd"/>
+      <w:r>
+        <w:rPr>
+          <w:sz w:val="28"/>
+          <w:szCs w:val="28"/>
+        </w:rPr>
+        <w:t xml:space="preserve"> , так что площадь </w:t>
+      </w:r>
+      <w:proofErr w:type="spellStart"/>
+      <w:r>
+        <w:rPr>
+          <w:sz w:val="28"/>
+          <w:szCs w:val="28"/>
+        </w:rPr>
+        <w:t>S</w:t>
       </w:r>
       <w:r>
         <w:rPr>
@@ -6029,6 +7827,7 @@
         </w:rPr>
         <w:t>i</w:t>
       </w:r>
+      <w:proofErr w:type="spellEnd"/>
       <w:r>
         <w:rPr>
           <w:sz w:val="28"/>
@@ -6050,7 +7849,21 @@
           <w:sz w:val="28"/>
           <w:szCs w:val="28"/>
         </w:rPr>
-        <w:t xml:space="preserve">/n числа элементов выборки, попавших в интервал </w:t>
+        <w:t>/n числа</w:t>
+      </w:r>
+      <w:r>
+        <w:rPr>
+          <w:sz w:val="28"/>
+          <w:szCs w:val="28"/>
+        </w:rPr>
+        <w:t xml:space="preserve"> </w:t>
+      </w:r>
+      <w:r>
+        <w:rPr>
+          <w:sz w:val="28"/>
+          <w:szCs w:val="28"/>
+        </w:rPr>
+        <w:t xml:space="preserve">элементов выборки, попавших в интервал </w:t>
       </w:r>
       <w:r>
         <w:rPr>
@@ -6072,7 +7885,15 @@
           <w:sz w:val="28"/>
           <w:szCs w:val="28"/>
         </w:rPr>
-        <w:t xml:space="preserve"> (i =1,…,k). Число n</w:t>
+        <w:t xml:space="preserve"> (i =1,…,k). Число </w:t>
+      </w:r>
+      <w:proofErr w:type="spellStart"/>
+      <w:r>
+        <w:rPr>
+          <w:sz w:val="28"/>
+          <w:szCs w:val="28"/>
+        </w:rPr>
+        <w:t>n</w:t>
       </w:r>
       <w:r>
         <w:rPr>
@@ -6082,6 +7903,7 @@
         </w:rPr>
         <w:t>i</w:t>
       </w:r>
+      <w:proofErr w:type="spellEnd"/>
       <w:r>
         <w:rPr>
           <w:sz w:val="28"/>
@@ -6278,7 +8100,20 @@
           <w:szCs w:val="28"/>
         </w:rPr>
         <w:tab/>
-        <w:t xml:space="preserve">Определить число интервалов </w:t>
+      </w:r>
+      <w:r>
+        <w:rPr>
+          <w:sz w:val="28"/>
+          <w:szCs w:val="28"/>
+        </w:rPr>
+        <w:t>о</w:t>
+      </w:r>
+      <w:r>
+        <w:rPr>
+          <w:sz w:val="28"/>
+          <w:szCs w:val="28"/>
+        </w:rPr>
+        <w:t xml:space="preserve">пределить число интервалов </w:t>
       </w:r>
       <w:r>
         <w:rPr>
@@ -6294,7 +8129,62 @@
           <w:sz w:val="28"/>
           <w:szCs w:val="28"/>
         </w:rPr>
-        <w:t>. На практике применяется формула Стёрджеса: k = 1 + ⌊log₂ n⌋. Для n = 300 получаем k = ⌊1 + log₂ 300⌋ = 9 интервалов; в реализации принято k = 20 для более детального отображения.</w:t>
+        <w:t xml:space="preserve">. На практике применяется формула </w:t>
+      </w:r>
+      <w:proofErr w:type="spellStart"/>
+      <w:r>
+        <w:rPr>
+          <w:sz w:val="28"/>
+          <w:szCs w:val="28"/>
+        </w:rPr>
+        <w:t>Стёрджеса</w:t>
+      </w:r>
+      <w:proofErr w:type="spellEnd"/>
+      <w:r>
+        <w:rPr>
+          <w:sz w:val="28"/>
+          <w:szCs w:val="28"/>
+        </w:rPr>
+        <w:t>: k = 1 + ⌊</w:t>
+      </w:r>
+      <w:proofErr w:type="spellStart"/>
+      <w:r>
+        <w:rPr>
+          <w:sz w:val="28"/>
+          <w:szCs w:val="28"/>
+        </w:rPr>
+        <w:t>log</w:t>
+      </w:r>
+      <w:proofErr w:type="spellEnd"/>
+      <w:r>
+        <w:rPr>
+          <w:sz w:val="28"/>
+          <w:szCs w:val="28"/>
+        </w:rPr>
+        <w:t>₂ n⌋. Для n = 300 получаем k = ⌊1 + </w:t>
+      </w:r>
+      <w:proofErr w:type="spellStart"/>
+      <w:r>
+        <w:rPr>
+          <w:sz w:val="28"/>
+          <w:szCs w:val="28"/>
+        </w:rPr>
+        <w:t>log</w:t>
+      </w:r>
+      <w:proofErr w:type="spellEnd"/>
+      <w:r>
+        <w:rPr>
+          <w:sz w:val="28"/>
+          <w:szCs w:val="28"/>
+        </w:rPr>
+        <w:t>₂ 300⌋ = 9 интервалов; в реализации принято k = 20 для более детального отображения</w:t>
+      </w:r>
+      <w:r>
+        <w:rPr>
+          <w:sz w:val="28"/>
+          <w:szCs w:val="28"/>
+        </w:rPr>
+        <w:t>;</w:t>
       </w:r>
     </w:p>
     <w:p>
@@ -6320,7 +8210,28 @@
           <w:szCs w:val="28"/>
         </w:rPr>
         <w:tab/>
-        <w:t>Найти минимальное x</w:t>
+      </w:r>
+      <w:r>
+        <w:rPr>
+          <w:sz w:val="28"/>
+          <w:szCs w:val="28"/>
+        </w:rPr>
+        <w:t>н</w:t>
+      </w:r>
+      <w:r>
+        <w:rPr>
+          <w:sz w:val="28"/>
+          <w:szCs w:val="28"/>
+        </w:rPr>
+        <w:t xml:space="preserve">айти минимальное </w:t>
+      </w:r>
+      <w:proofErr w:type="spellStart"/>
+      <w:r>
+        <w:rPr>
+          <w:sz w:val="28"/>
+          <w:szCs w:val="28"/>
+        </w:rPr>
+        <w:t>x</w:t>
       </w:r>
       <w:r>
         <w:rPr>
@@ -6330,12 +8241,21 @@
         </w:rPr>
         <w:t>min</w:t>
       </w:r>
-      <w:r>
-        <w:rPr>
-          <w:sz w:val="28"/>
-          <w:szCs w:val="28"/>
-        </w:rPr>
-        <w:t xml:space="preserve"> и максимальное x</w:t>
+      <w:proofErr w:type="spellEnd"/>
+      <w:r>
+        <w:rPr>
+          <w:sz w:val="28"/>
+          <w:szCs w:val="28"/>
+        </w:rPr>
+        <w:t xml:space="preserve"> и максимальное </w:t>
+      </w:r>
+      <w:proofErr w:type="spellStart"/>
+      <w:r>
+        <w:rPr>
+          <w:sz w:val="28"/>
+          <w:szCs w:val="28"/>
+        </w:rPr>
+        <w:t>x</w:t>
       </w:r>
       <w:r>
         <w:rPr>
@@ -6345,12 +8265,20 @@
         </w:rPr>
         <w:t>max</w:t>
       </w:r>
-      <w:r>
-        <w:rPr>
-          <w:sz w:val="28"/>
-          <w:szCs w:val="28"/>
-        </w:rPr>
-        <w:t xml:space="preserve"> значения выборки.</w:t>
+      <w:proofErr w:type="spellEnd"/>
+      <w:r>
+        <w:rPr>
+          <w:sz w:val="28"/>
+          <w:szCs w:val="28"/>
+        </w:rPr>
+        <w:t xml:space="preserve"> значения выборки</w:t>
+      </w:r>
+      <w:r>
+        <w:rPr>
+          <w:sz w:val="28"/>
+          <w:szCs w:val="28"/>
+        </w:rPr>
+        <w:t>;</w:t>
       </w:r>
     </w:p>
     <w:p>
@@ -6376,7 +8304,28 @@
           <w:szCs w:val="28"/>
         </w:rPr>
         <w:tab/>
-        <w:t>Вычислить длину одного интервала: |Δ| = (x</w:t>
+      </w:r>
+      <w:r>
+        <w:rPr>
+          <w:sz w:val="28"/>
+          <w:szCs w:val="28"/>
+        </w:rPr>
+        <w:t>в</w:t>
+      </w:r>
+      <w:r>
+        <w:rPr>
+          <w:sz w:val="28"/>
+          <w:szCs w:val="28"/>
+        </w:rPr>
+        <w:t>ычислить длину одного интервала: |Δ| = (</w:t>
+      </w:r>
+      <w:proofErr w:type="spellStart"/>
+      <w:r>
+        <w:rPr>
+          <w:sz w:val="28"/>
+          <w:szCs w:val="28"/>
+        </w:rPr>
+        <w:t>x</w:t>
       </w:r>
       <w:r>
         <w:rPr>
@@ -6386,12 +8335,21 @@
         </w:rPr>
         <w:t>max</w:t>
       </w:r>
-      <w:r>
-        <w:rPr>
-          <w:sz w:val="28"/>
-          <w:szCs w:val="28"/>
-        </w:rPr>
-        <w:t> − x</w:t>
+      <w:proofErr w:type="spellEnd"/>
+      <w:r>
+        <w:rPr>
+          <w:sz w:val="28"/>
+          <w:szCs w:val="28"/>
+        </w:rPr>
+        <w:t> − </w:t>
+      </w:r>
+      <w:proofErr w:type="spellStart"/>
+      <w:r>
+        <w:rPr>
+          <w:sz w:val="28"/>
+          <w:szCs w:val="28"/>
+        </w:rPr>
+        <w:t>x</w:t>
       </w:r>
       <w:r>
         <w:rPr>
@@ -6401,12 +8359,20 @@
         </w:rPr>
         <w:t>min</w:t>
       </w:r>
-      <w:r>
-        <w:rPr>
-          <w:sz w:val="28"/>
-          <w:szCs w:val="28"/>
-        </w:rPr>
-        <w:t>) / k.</w:t>
+      <w:proofErr w:type="spellEnd"/>
+      <w:r>
+        <w:rPr>
+          <w:sz w:val="28"/>
+          <w:szCs w:val="28"/>
+        </w:rPr>
+        <w:t>) / k</w:t>
+      </w:r>
+      <w:r>
+        <w:rPr>
+          <w:sz w:val="28"/>
+          <w:szCs w:val="28"/>
+        </w:rPr>
+        <w:t>;</w:t>
       </w:r>
     </w:p>
     <w:p>
@@ -6432,7 +8398,20 @@
           <w:szCs w:val="28"/>
         </w:rPr>
         <w:tab/>
-        <w:t>Для каждого интервала [Δ</w:t>
+      </w:r>
+      <w:r>
+        <w:rPr>
+          <w:sz w:val="28"/>
+          <w:szCs w:val="28"/>
+        </w:rPr>
+        <w:t>д</w:t>
+      </w:r>
+      <w:r>
+        <w:rPr>
+          <w:sz w:val="28"/>
+          <w:szCs w:val="28"/>
+        </w:rPr>
+        <w:t>ля каждого интервала [Δ</w:t>
       </w:r>
       <w:r>
         <w:rPr>
@@ -6447,7 +8426,15 @@
           <w:sz w:val="28"/>
           <w:szCs w:val="28"/>
         </w:rPr>
-        <w:t>, Δ</w:t>
+        <w:t xml:space="preserve">, </w:t>
+      </w:r>
+      <w:proofErr w:type="spellStart"/>
+      <w:r>
+        <w:rPr>
+          <w:sz w:val="28"/>
+          <w:szCs w:val="28"/>
+        </w:rPr>
+        <w:t>Δ</w:t>
       </w:r>
       <w:r>
         <w:rPr>
@@ -6457,12 +8444,21 @@
         </w:rPr>
         <w:t>i</w:t>
       </w:r>
-      <w:r>
-        <w:rPr>
-          <w:sz w:val="28"/>
-          <w:szCs w:val="28"/>
-        </w:rPr>
-        <w:t>] подсчитать число элементов выборки n</w:t>
+      <w:proofErr w:type="spellEnd"/>
+      <w:r>
+        <w:rPr>
+          <w:sz w:val="28"/>
+          <w:szCs w:val="28"/>
+        </w:rPr>
+        <w:t xml:space="preserve">] подсчитать число элементов выборки </w:t>
+      </w:r>
+      <w:proofErr w:type="spellStart"/>
+      <w:r>
+        <w:rPr>
+          <w:sz w:val="28"/>
+          <w:szCs w:val="28"/>
+        </w:rPr>
+        <w:t>n</w:t>
       </w:r>
       <w:r>
         <w:rPr>
@@ -6472,12 +8468,20 @@
         </w:rPr>
         <w:t>i</w:t>
       </w:r>
-      <w:r>
-        <w:rPr>
-          <w:sz w:val="28"/>
-          <w:szCs w:val="28"/>
-        </w:rPr>
-        <w:t>, попавших в данный интервал.</w:t>
+      <w:proofErr w:type="spellEnd"/>
+      <w:r>
+        <w:rPr>
+          <w:sz w:val="28"/>
+          <w:szCs w:val="28"/>
+        </w:rPr>
+        <w:t>, попавших в данный интервал</w:t>
+      </w:r>
+      <w:r>
+        <w:rPr>
+          <w:sz w:val="28"/>
+          <w:szCs w:val="28"/>
+        </w:rPr>
+        <w:t>;</w:t>
       </w:r>
     </w:p>
     <w:p>
@@ -6503,7 +8507,28 @@
           <w:szCs w:val="28"/>
         </w:rPr>
         <w:tab/>
-        <w:t>Вычислить высоту столбца: h = n</w:t>
+      </w:r>
+      <w:r>
+        <w:rPr>
+          <w:sz w:val="28"/>
+          <w:szCs w:val="28"/>
+        </w:rPr>
+        <w:t>в</w:t>
+      </w:r>
+      <w:r>
+        <w:rPr>
+          <w:sz w:val="28"/>
+          <w:szCs w:val="28"/>
+        </w:rPr>
+        <w:t>ычислить высоту столбца: h = </w:t>
+      </w:r>
+      <w:proofErr w:type="spellStart"/>
+      <w:r>
+        <w:rPr>
+          <w:sz w:val="28"/>
+          <w:szCs w:val="28"/>
+        </w:rPr>
+        <w:t>n</w:t>
       </w:r>
       <w:r>
         <w:rPr>
@@ -6513,12 +8538,20 @@
         </w:rPr>
         <w:t>i</w:t>
       </w:r>
-      <w:r>
-        <w:rPr>
-          <w:sz w:val="28"/>
-          <w:szCs w:val="28"/>
-        </w:rPr>
-        <w:t> / (n ⋅ |Δ|).</w:t>
+      <w:proofErr w:type="spellEnd"/>
+      <w:r>
+        <w:rPr>
+          <w:sz w:val="28"/>
+          <w:szCs w:val="28"/>
+        </w:rPr>
+        <w:t> / (n ⋅ |Δ|)</w:t>
+      </w:r>
+      <w:r>
+        <w:rPr>
+          <w:sz w:val="28"/>
+          <w:szCs w:val="28"/>
+        </w:rPr>
+        <w:t>;</w:t>
       </w:r>
     </w:p>
     <w:p>
@@ -6536,49 +8569,62 @@
           <w:sz w:val="28"/>
           <w:szCs w:val="28"/>
         </w:rPr>
+        <w:t>6.</w:t>
+      </w:r>
+      <w:r>
+        <w:rPr>
+          <w:sz w:val="28"/>
+          <w:szCs w:val="28"/>
+        </w:rPr>
+        <w:tab/>
+      </w:r>
+      <w:r>
+        <w:rPr>
+          <w:sz w:val="28"/>
+          <w:szCs w:val="28"/>
+        </w:rPr>
+        <w:t>п</w:t>
+      </w:r>
+      <w:r>
+        <w:rPr>
+          <w:sz w:val="28"/>
+          <w:szCs w:val="28"/>
+        </w:rPr>
+        <w:t>остроить ступенчатый график: на оси абсцисс откладываются границы интервалов, на оси ординат — высоты столбцов.</w:t>
+      </w:r>
+    </w:p>
+    <w:p>
+      <w:pPr>
+        <w:pStyle w:val="a7"/>
+        <w:spacing w:line="360" w:lineRule="auto"/>
+        <w:ind w:left="0" w:firstLine="708"/>
+        <w:jc w:val="both"/>
+        <w:rPr>
+          <w:sz w:val="28"/>
+          <w:szCs w:val="28"/>
+        </w:rPr>
+      </w:pPr>
+    </w:p>
+    <w:p>
+      <w:pPr>
+        <w:pStyle w:val="a7"/>
+        <w:spacing w:line="360" w:lineRule="auto"/>
+        <w:ind w:left="0" w:firstLine="708"/>
+        <w:jc w:val="both"/>
+        <w:rPr>
+          <w:sz w:val="28"/>
+          <w:szCs w:val="28"/>
+          <w:lang w:val="en-US"/>
+        </w:rPr>
+      </w:pPr>
+      <w:r>
+        <w:rPr>
+          <w:noProof/>
+          <w:sz w:val="28"/>
+          <w:szCs w:val="28"/>
+          <w:lang w:val="en-US"/>
+        </w:rPr>
         <w:lastRenderedPageBreak/>
-        <w:t>6.</w:t>
-      </w:r>
-      <w:r>
-        <w:rPr>
-          <w:sz w:val="28"/>
-          <w:szCs w:val="28"/>
-        </w:rPr>
-        <w:tab/>
-        <w:t>Построить ступенчатый график: на оси абсцисс откладываются границы интервалов, на оси ординат — высоты столбцов.</w:t>
-      </w:r>
-    </w:p>
-    <w:p>
-      <w:pPr>
-        <w:pStyle w:val="a7"/>
-        <w:spacing w:line="360" w:lineRule="auto"/>
-        <w:ind w:left="0" w:firstLine="708"/>
-        <w:jc w:val="both"/>
-        <w:rPr>
-          <w:sz w:val="28"/>
-          <w:szCs w:val="28"/>
-        </w:rPr>
-      </w:pPr>
-    </w:p>
-    <w:p>
-      <w:pPr>
-        <w:pStyle w:val="a7"/>
-        <w:spacing w:line="360" w:lineRule="auto"/>
-        <w:ind w:left="0" w:firstLine="708"/>
-        <w:jc w:val="both"/>
-        <w:rPr>
-          <w:sz w:val="28"/>
-          <w:szCs w:val="28"/>
-          <w:lang w:val="en-US"/>
-        </w:rPr>
-      </w:pPr>
-      <w:r>
-        <w:rPr>
-          <w:noProof/>
-          <w:sz w:val="28"/>
-          <w:szCs w:val="28"/>
-          <w:lang w:val="en-US"/>
-        </w:rPr>
         <w:drawing>
           <wp:inline distT="0" distB="0" distL="0" distR="0" wp14:anchorId="24C2C0F0" wp14:editId="5E707441">
             <wp:extent cx="5355166" cy="2392680"/>
@@ -6668,36 +8714,6 @@
     </w:p>
     <w:p>
       <w:pPr>
-        <w:spacing w:line="360" w:lineRule="auto"/>
-        <w:jc w:val="center"/>
-        <w:rPr>
-          <w:sz w:val="28"/>
-          <w:szCs w:val="28"/>
-        </w:rPr>
-      </w:pPr>
-    </w:p>
-    <w:p>
-      <w:pPr>
-        <w:spacing w:line="360" w:lineRule="auto"/>
-        <w:jc w:val="center"/>
-        <w:rPr>
-          <w:sz w:val="28"/>
-          <w:szCs w:val="28"/>
-        </w:rPr>
-      </w:pPr>
-    </w:p>
-    <w:p>
-      <w:pPr>
-        <w:spacing w:line="360" w:lineRule="auto"/>
-        <w:jc w:val="center"/>
-        <w:rPr>
-          <w:sz w:val="28"/>
-          <w:szCs w:val="28"/>
-        </w:rPr>
-      </w:pPr>
-    </w:p>
-    <w:p>
-      <w:pPr>
         <w:pStyle w:val="a7"/>
         <w:numPr>
           <w:ilvl w:val="1"/>
@@ -6708,16 +8724,16 @@
         <w:rPr>
           <w:b/>
           <w:bCs/>
-          <w:sz w:val="32"/>
-          <w:szCs w:val="32"/>
+          <w:sz w:val="28"/>
+          <w:szCs w:val="28"/>
         </w:rPr>
       </w:pPr>
       <w:r>
         <w:rPr>
           <w:b/>
           <w:bCs/>
-          <w:sz w:val="32"/>
-          <w:szCs w:val="32"/>
+          <w:sz w:val="28"/>
+          <w:szCs w:val="28"/>
         </w:rPr>
         <w:t xml:space="preserve">Реализация функции для построения гистограммы на языке </w:t>
       </w:r>
@@ -6725,8 +8741,8 @@
         <w:rPr>
           <w:b/>
           <w:bCs/>
-          <w:sz w:val="32"/>
-          <w:szCs w:val="32"/>
+          <w:sz w:val="28"/>
+          <w:szCs w:val="28"/>
           <w:lang w:val="en-US"/>
         </w:rPr>
         <w:t>Python</w:t>
@@ -6735,6 +8751,7 @@
     <w:p>
       <w:pPr>
         <w:spacing w:line="360" w:lineRule="auto"/>
+        <w:ind w:firstLine="360"/>
         <w:jc w:val="both"/>
         <w:rPr>
           <w:sz w:val="28"/>
@@ -6818,7 +8835,6 @@
           <w:sz w:val="28"/>
           <w:szCs w:val="28"/>
         </w:rPr>
-        <w:lastRenderedPageBreak/>
         <w:drawing>
           <wp:inline distT="0" distB="0" distL="0" distR="0" wp14:anchorId="1B28BCE1" wp14:editId="04E2C05C">
             <wp:extent cx="5760720" cy="4194048"/>
@@ -6872,6 +8888,7 @@
           <w:sz w:val="28"/>
           <w:szCs w:val="28"/>
         </w:rPr>
+        <w:lastRenderedPageBreak/>
         <w:t>Листинг 11 – Функция построения гистограммы</w:t>
       </w:r>
     </w:p>
@@ -6899,7 +8916,23 @@
           <w:sz w:val="28"/>
           <w:szCs w:val="28"/>
         </w:rPr>
-        <w:t>Результаты работы функции для полной выборки объёмом n = 300 приведены на рисунке 6, для случайных подвыборок размером 10, 100 и 200 элементов — на рисунках 7–9.</w:t>
+        <w:t xml:space="preserve">Результаты работы функции для полной выборки объёмом n = 300 приведены на рисунке 6, для случайных </w:t>
+      </w:r>
+      <w:proofErr w:type="spellStart"/>
+      <w:r>
+        <w:rPr>
+          <w:sz w:val="28"/>
+          <w:szCs w:val="28"/>
+        </w:rPr>
+        <w:t>подвыборок</w:t>
+      </w:r>
+      <w:proofErr w:type="spellEnd"/>
+      <w:r>
+        <w:rPr>
+          <w:sz w:val="28"/>
+          <w:szCs w:val="28"/>
+        </w:rPr>
+        <w:t xml:space="preserve"> размером 10, 100 и 200 элементов — на рисунках 7–9.</w:t>
       </w:r>
     </w:p>
     <w:p>
@@ -6917,7 +8950,6 @@
           <w:sz w:val="28"/>
           <w:szCs w:val="28"/>
         </w:rPr>
-        <w:lastRenderedPageBreak/>
         <w:tab/>
       </w:r>
       <w:r>
@@ -6982,19 +9014,161 @@
         <w:spacing w:line="360" w:lineRule="auto"/>
         <w:jc w:val="center"/>
         <w:rPr>
-          <w:sz w:val="28"/>
-          <w:szCs w:val="28"/>
-        </w:rPr>
-      </w:pPr>
-      <w:r>
-        <w:rPr>
           <w:i/>
           <w:iCs/>
           <w:sz w:val="28"/>
           <w:szCs w:val="28"/>
         </w:rPr>
+      </w:pPr>
+      <w:r>
+        <w:rPr>
+          <w:i/>
+          <w:iCs/>
+          <w:sz w:val="28"/>
+          <w:szCs w:val="28"/>
+        </w:rPr>
         <w:t>Рисунок 6 – Гистограмма для полной выборки (n = 300)</w:t>
       </w:r>
+    </w:p>
+    <w:p>
+      <w:pPr>
+        <w:spacing w:line="360" w:lineRule="auto"/>
+        <w:jc w:val="center"/>
+        <w:rPr>
+          <w:i/>
+          <w:iCs/>
+          <w:sz w:val="28"/>
+          <w:szCs w:val="28"/>
+        </w:rPr>
+      </w:pPr>
+    </w:p>
+    <w:p>
+      <w:pPr>
+        <w:spacing w:line="360" w:lineRule="auto"/>
+        <w:jc w:val="center"/>
+        <w:rPr>
+          <w:i/>
+          <w:iCs/>
+          <w:sz w:val="28"/>
+          <w:szCs w:val="28"/>
+        </w:rPr>
+      </w:pPr>
+    </w:p>
+    <w:p>
+      <w:pPr>
+        <w:spacing w:line="360" w:lineRule="auto"/>
+        <w:jc w:val="center"/>
+        <w:rPr>
+          <w:i/>
+          <w:iCs/>
+          <w:sz w:val="28"/>
+          <w:szCs w:val="28"/>
+        </w:rPr>
+      </w:pPr>
+    </w:p>
+    <w:p>
+      <w:pPr>
+        <w:spacing w:line="360" w:lineRule="auto"/>
+        <w:jc w:val="center"/>
+        <w:rPr>
+          <w:i/>
+          <w:iCs/>
+          <w:sz w:val="28"/>
+          <w:szCs w:val="28"/>
+        </w:rPr>
+      </w:pPr>
+    </w:p>
+    <w:p>
+      <w:pPr>
+        <w:spacing w:line="360" w:lineRule="auto"/>
+        <w:jc w:val="center"/>
+        <w:rPr>
+          <w:i/>
+          <w:iCs/>
+          <w:sz w:val="28"/>
+          <w:szCs w:val="28"/>
+        </w:rPr>
+      </w:pPr>
+    </w:p>
+    <w:p>
+      <w:pPr>
+        <w:spacing w:line="360" w:lineRule="auto"/>
+        <w:jc w:val="center"/>
+        <w:rPr>
+          <w:i/>
+          <w:iCs/>
+          <w:sz w:val="28"/>
+          <w:szCs w:val="28"/>
+        </w:rPr>
+      </w:pPr>
+    </w:p>
+    <w:p>
+      <w:pPr>
+        <w:spacing w:line="360" w:lineRule="auto"/>
+        <w:jc w:val="center"/>
+        <w:rPr>
+          <w:i/>
+          <w:iCs/>
+          <w:sz w:val="28"/>
+          <w:szCs w:val="28"/>
+        </w:rPr>
+      </w:pPr>
+    </w:p>
+    <w:p>
+      <w:pPr>
+        <w:spacing w:line="360" w:lineRule="auto"/>
+        <w:jc w:val="center"/>
+        <w:rPr>
+          <w:i/>
+          <w:iCs/>
+          <w:sz w:val="28"/>
+          <w:szCs w:val="28"/>
+        </w:rPr>
+      </w:pPr>
+    </w:p>
+    <w:p>
+      <w:pPr>
+        <w:spacing w:line="360" w:lineRule="auto"/>
+        <w:jc w:val="center"/>
+        <w:rPr>
+          <w:i/>
+          <w:iCs/>
+          <w:sz w:val="28"/>
+          <w:szCs w:val="28"/>
+        </w:rPr>
+      </w:pPr>
+    </w:p>
+    <w:p>
+      <w:pPr>
+        <w:spacing w:line="360" w:lineRule="auto"/>
+        <w:jc w:val="center"/>
+        <w:rPr>
+          <w:i/>
+          <w:iCs/>
+          <w:sz w:val="28"/>
+          <w:szCs w:val="28"/>
+        </w:rPr>
+      </w:pPr>
+    </w:p>
+    <w:p>
+      <w:pPr>
+        <w:spacing w:line="360" w:lineRule="auto"/>
+        <w:jc w:val="center"/>
+        <w:rPr>
+          <w:sz w:val="28"/>
+          <w:szCs w:val="28"/>
+        </w:rPr>
+      </w:pPr>
+    </w:p>
+    <w:p>
+      <w:pPr>
+        <w:spacing w:line="360" w:lineRule="auto"/>
+        <w:jc w:val="center"/>
+        <w:rPr>
+          <w:sz w:val="28"/>
+          <w:szCs w:val="28"/>
+        </w:rPr>
+      </w:pPr>
     </w:p>
     <w:p>
       <w:pPr>
@@ -7019,7 +9193,37 @@
           <w:sz w:val="32"/>
           <w:szCs w:val="32"/>
         </w:rPr>
-        <w:t xml:space="preserve"> Вид гистограмм для случайных подвыборок размера 10, 100, 200</w:t>
+        <w:lastRenderedPageBreak/>
+        <w:t xml:space="preserve"> </w:t>
+      </w:r>
+      <w:r>
+        <w:rPr>
+          <w:b/>
+          <w:bCs/>
+          <w:sz w:val="28"/>
+          <w:szCs w:val="28"/>
+        </w:rPr>
+        <w:t xml:space="preserve">Вид гистограмм для случайных </w:t>
+      </w:r>
+      <w:proofErr w:type="spellStart"/>
+      <w:r>
+        <w:rPr>
+          <w:b/>
+          <w:bCs/>
+          <w:sz w:val="28"/>
+          <w:szCs w:val="28"/>
+        </w:rPr>
+        <w:t>подвыборок</w:t>
+      </w:r>
+      <w:proofErr w:type="spellEnd"/>
+      <w:r>
+        <w:rPr>
+          <w:b/>
+          <w:bCs/>
+          <w:sz w:val="28"/>
+          <w:szCs w:val="28"/>
+        </w:rPr>
+        <w:t xml:space="preserve"> размера 10, 100, 200</w:t>
       </w:r>
     </w:p>
     <w:p>
@@ -7115,7 +9319,27 @@
           <w:sz w:val="28"/>
           <w:szCs w:val="28"/>
         </w:rPr>
-        <w:t>Рисунок 7 – Гистограмма для подвыборки из 10 элементов</w:t>
+        <w:t xml:space="preserve">Рисунок 7 – Гистограмма для </w:t>
+      </w:r>
+      <w:proofErr w:type="spellStart"/>
+      <w:r>
+        <w:rPr>
+          <w:i/>
+          <w:iCs/>
+          <w:sz w:val="28"/>
+          <w:szCs w:val="28"/>
+        </w:rPr>
+        <w:t>подвыборки</w:t>
+      </w:r>
+      <w:proofErr w:type="spellEnd"/>
+      <w:r>
+        <w:rPr>
+          <w:i/>
+          <w:iCs/>
+          <w:sz w:val="28"/>
+          <w:szCs w:val="28"/>
+        </w:rPr>
+        <w:t xml:space="preserve"> из 10 элементов</w:t>
       </w:r>
     </w:p>
     <w:p>
@@ -7133,7 +9357,6 @@
           <w:sz w:val="28"/>
           <w:szCs w:val="28"/>
         </w:rPr>
-        <w:lastRenderedPageBreak/>
         <w:drawing>
           <wp:inline distT="0" distB="0" distL="0" distR="0" wp14:anchorId="60E9D982" wp14:editId="064A2F77">
             <wp:extent cx="5935980" cy="2727960"/>
@@ -7200,7 +9423,27 @@
           <w:sz w:val="28"/>
           <w:szCs w:val="28"/>
         </w:rPr>
-        <w:t>Рисунок 8 – Гистограмма для подвыборки из 100 элементов</w:t>
+        <w:t xml:space="preserve">Рисунок 8 – Гистограмма для </w:t>
+      </w:r>
+      <w:proofErr w:type="spellStart"/>
+      <w:r>
+        <w:rPr>
+          <w:i/>
+          <w:iCs/>
+          <w:sz w:val="28"/>
+          <w:szCs w:val="28"/>
+        </w:rPr>
+        <w:t>подвыборки</w:t>
+      </w:r>
+      <w:proofErr w:type="spellEnd"/>
+      <w:r>
+        <w:rPr>
+          <w:i/>
+          <w:iCs/>
+          <w:sz w:val="28"/>
+          <w:szCs w:val="28"/>
+        </w:rPr>
+        <w:t xml:space="preserve"> из 100 элементов</w:t>
       </w:r>
     </w:p>
     <w:p>
@@ -7228,6 +9471,7 @@
           <w:sz w:val="28"/>
           <w:szCs w:val="28"/>
         </w:rPr>
+        <w:lastRenderedPageBreak/>
         <w:drawing>
           <wp:inline distT="0" distB="0" distL="0" distR="0" wp14:anchorId="670B9689" wp14:editId="429AE959">
             <wp:extent cx="5935980" cy="2628900"/>
@@ -7294,7 +9538,27 @@
           <w:sz w:val="28"/>
           <w:szCs w:val="28"/>
         </w:rPr>
-        <w:t>Рисунок 9 – Гистограмма для подвыборки из 200 элементов.</w:t>
+        <w:t xml:space="preserve">Рисунок 9 – Гистограмма для </w:t>
+      </w:r>
+      <w:proofErr w:type="spellStart"/>
+      <w:r>
+        <w:rPr>
+          <w:i/>
+          <w:iCs/>
+          <w:sz w:val="28"/>
+          <w:szCs w:val="28"/>
+        </w:rPr>
+        <w:t>подвыборки</w:t>
+      </w:r>
+      <w:proofErr w:type="spellEnd"/>
+      <w:r>
+        <w:rPr>
+          <w:i/>
+          <w:iCs/>
+          <w:sz w:val="28"/>
+          <w:szCs w:val="28"/>
+        </w:rPr>
+        <w:t xml:space="preserve"> из 200 элементов.</w:t>
       </w:r>
     </w:p>
     <w:p>
@@ -7330,296 +9594,35 @@
           <w:sz w:val="32"/>
           <w:szCs w:val="32"/>
         </w:rPr>
-        <w:t xml:space="preserve"> Выводы о виде гистограммы</w:t>
-      </w:r>
-    </w:p>
-    <w:p>
-      <w:pPr>
-        <w:spacing w:line="360" w:lineRule="auto"/>
-        <w:ind w:left="360" w:firstLine="348"/>
-        <w:jc w:val="both"/>
+        <w:t xml:space="preserve"> </w:t>
+      </w:r>
+      <w:r>
         <w:rPr>
           <w:b/>
           <w:bCs/>
           <w:sz w:val="28"/>
           <w:szCs w:val="28"/>
         </w:rPr>
-      </w:pPr>
-    </w:p>
-    <w:p>
-      <w:pPr>
-        <w:spacing w:line="360" w:lineRule="auto"/>
-        <w:ind w:firstLine="360"/>
-        <w:jc w:val="both"/>
-        <w:rPr>
-          <w:sz w:val="28"/>
-          <w:szCs w:val="28"/>
-        </w:rPr>
-      </w:pPr>
-      <w:r>
+        <w:t>Выводы о виде гистограммы</w:t>
+      </w:r>
+    </w:p>
+    <w:p>
+      <w:pPr>
+        <w:spacing w:line="360" w:lineRule="auto"/>
+        <w:ind w:left="360" w:firstLine="348"/>
+        <w:jc w:val="both"/>
         <w:rPr>
           <w:b/>
           <w:bCs/>
           <w:sz w:val="28"/>
           <w:szCs w:val="28"/>
         </w:rPr>
-        <w:t>Полная выборка (n = 300, рисунок 6)</w:t>
-      </w:r>
-      <w:r>
-        <w:rPr>
-          <w:sz w:val="28"/>
-          <w:szCs w:val="28"/>
-        </w:rPr>
-        <w:t xml:space="preserve">. Гистограмма имеет отчётливую двугорбую (бимодальную) форму, характерную для двойного гамма-распределения при параметре формы </w:t>
-      </w:r>
-      <w:proofErr w:type="gramStart"/>
-      <w:r>
-        <w:rPr>
-          <w:sz w:val="28"/>
-          <w:szCs w:val="28"/>
-        </w:rPr>
-        <w:t>α &gt;</w:t>
-      </w:r>
-      <w:proofErr w:type="gramEnd"/>
-      <w:r>
-        <w:rPr>
-          <w:sz w:val="28"/>
-          <w:szCs w:val="28"/>
-        </w:rPr>
-        <w:t> 1.</w:t>
-      </w:r>
-      <w:r>
-        <w:rPr>
-          <w:sz w:val="28"/>
-          <w:szCs w:val="28"/>
-        </w:rPr>
-        <w:t xml:space="preserve"> В данном варианте требуется рассмотреть параметр формы и параметр смещения, поэтому при анализе гистограммы примем параметр масштаба β = 1.</w:t>
-      </w:r>
-      <w:r>
-        <w:rPr>
-          <w:sz w:val="28"/>
-          <w:szCs w:val="28"/>
-        </w:rPr>
-        <w:t xml:space="preserve"> </w:t>
-      </w:r>
-      <w:r>
-        <w:rPr>
-          <w:sz w:val="28"/>
-          <w:szCs w:val="28"/>
-        </w:rPr>
-        <w:t xml:space="preserve">Два пика симметрично расположены относительно параметра смещения: левый пик — вблизи </w:t>
-      </w:r>
-      <w:r>
-        <w:rPr>
-          <w:sz w:val="28"/>
-          <w:szCs w:val="28"/>
-        </w:rPr>
-        <w:lastRenderedPageBreak/>
-        <w:t>x ≈ −4,2, правый — вблизи x ≈ 6,5. Из этих значений можно получить приближённые оценки параметров:</w:t>
-      </w:r>
-    </w:p>
-    <w:p>
-      <w:pPr>
-        <w:spacing w:line="360" w:lineRule="auto"/>
-        <w:jc w:val="both"/>
-        <w:rPr>
-          <w:sz w:val="28"/>
-          <w:szCs w:val="28"/>
-        </w:rPr>
-      </w:pPr>
-    </w:p>
-    <w:p>
-      <w:pPr>
-        <w:spacing w:line="360" w:lineRule="auto"/>
-        <w:ind w:left="720" w:hanging="360"/>
-        <w:jc w:val="both"/>
-        <w:rPr>
-          <w:sz w:val="28"/>
-          <w:szCs w:val="28"/>
-        </w:rPr>
-      </w:pPr>
-      <w:r>
-        <w:rPr>
-          <w:sz w:val="28"/>
-          <w:szCs w:val="28"/>
-        </w:rPr>
-        <w:t>–</w:t>
-      </w:r>
-      <w:r>
-        <w:rPr>
-          <w:sz w:val="28"/>
-          <w:szCs w:val="28"/>
-        </w:rPr>
-        <w:tab/>
-        <w:t>Параметр смещения: loc ≈ (−4,2 + 6,5) / 2 = 1,15;</w:t>
-      </w:r>
-    </w:p>
-    <w:p>
-      <w:pPr>
-        <w:spacing w:line="360" w:lineRule="auto"/>
-        <w:ind w:left="720" w:hanging="360"/>
-        <w:jc w:val="both"/>
-        <w:rPr>
-          <w:sz w:val="28"/>
-          <w:szCs w:val="28"/>
-        </w:rPr>
-      </w:pPr>
-      <w:r>
-        <w:rPr>
-          <w:sz w:val="28"/>
-          <w:szCs w:val="28"/>
-        </w:rPr>
-        <w:t>–</w:t>
-      </w:r>
-      <w:r>
-        <w:rPr>
-          <w:sz w:val="28"/>
-          <w:szCs w:val="28"/>
-        </w:rPr>
-        <w:tab/>
-        <w:t>Расстояние от пика до loc определяется как (α − 1) / </w:t>
-      </w:r>
-      <w:r>
-        <w:rPr>
-          <w:sz w:val="28"/>
-          <w:szCs w:val="28"/>
-        </w:rPr>
-        <w:t>β</w:t>
-      </w:r>
-      <w:r>
-        <w:rPr>
-          <w:sz w:val="28"/>
-          <w:szCs w:val="28"/>
-        </w:rPr>
-        <w:t>; с учётом оценки: α − 1 ≈ (6,5 − 1,15) × 1 ≈ 5,</w:t>
-      </w:r>
-      <w:r>
-        <w:rPr>
-          <w:sz w:val="28"/>
-          <w:szCs w:val="28"/>
-        </w:rPr>
-        <w:t>35</w:t>
-      </w:r>
-      <w:r>
-        <w:rPr>
-          <w:sz w:val="28"/>
-          <w:szCs w:val="28"/>
-        </w:rPr>
-        <w:t>, то есть α ≈ </w:t>
-      </w:r>
-      <w:r>
-        <w:rPr>
-          <w:sz w:val="28"/>
-          <w:szCs w:val="28"/>
-        </w:rPr>
-        <w:t>6,35</w:t>
-      </w:r>
-      <w:r>
-        <w:rPr>
-          <w:sz w:val="28"/>
-          <w:szCs w:val="28"/>
-        </w:rPr>
-        <w:t>.</w:t>
-      </w:r>
-    </w:p>
-    <w:p>
-      <w:pPr>
-        <w:spacing w:line="360" w:lineRule="auto"/>
-        <w:jc w:val="both"/>
-        <w:rPr>
-          <w:sz w:val="28"/>
-          <w:szCs w:val="28"/>
-        </w:rPr>
-      </w:pPr>
-    </w:p>
-    <w:p>
-      <w:pPr>
-        <w:spacing w:line="360" w:lineRule="auto"/>
-        <w:ind w:firstLine="720"/>
-        <w:jc w:val="both"/>
-        <w:rPr>
-          <w:sz w:val="28"/>
-          <w:szCs w:val="28"/>
-        </w:rPr>
-      </w:pPr>
-      <w:r>
-        <w:rPr>
-          <w:sz w:val="28"/>
-          <w:szCs w:val="28"/>
-        </w:rPr>
-        <w:t>Таким образом, по гистограмме полной выборки получены предварительные оценки: α ≈ </w:t>
-      </w:r>
-      <w:r>
-        <w:rPr>
-          <w:sz w:val="28"/>
-          <w:szCs w:val="28"/>
-        </w:rPr>
-        <w:t>6,35</w:t>
-      </w:r>
-      <w:r>
-        <w:rPr>
-          <w:sz w:val="28"/>
-          <w:szCs w:val="28"/>
-        </w:rPr>
-        <w:t>, β </w:t>
-      </w:r>
-      <w:r>
-        <w:rPr>
-          <w:sz w:val="28"/>
-          <w:szCs w:val="28"/>
-        </w:rPr>
-        <w:t>=</w:t>
-      </w:r>
-      <w:r>
-        <w:rPr>
-          <w:sz w:val="28"/>
-          <w:szCs w:val="28"/>
-        </w:rPr>
-        <w:t> </w:t>
-      </w:r>
-      <w:r>
-        <w:rPr>
-          <w:sz w:val="28"/>
-          <w:szCs w:val="28"/>
-        </w:rPr>
-        <w:t>1</w:t>
-      </w:r>
-      <w:r>
-        <w:rPr>
-          <w:sz w:val="28"/>
-          <w:szCs w:val="28"/>
-        </w:rPr>
-        <w:t>, loc ≈ 1,</w:t>
-      </w:r>
-      <w:r>
-        <w:rPr>
-          <w:sz w:val="28"/>
-          <w:szCs w:val="28"/>
-        </w:rPr>
-        <w:t>15</w:t>
-      </w:r>
-      <w:r>
-        <w:rPr>
-          <w:sz w:val="28"/>
-          <w:szCs w:val="28"/>
-        </w:rPr>
-        <w:t xml:space="preserve">. </w:t>
-      </w:r>
-    </w:p>
-    <w:p>
-      <w:pPr>
-        <w:spacing w:line="360" w:lineRule="auto"/>
-        <w:jc w:val="both"/>
-        <w:rPr>
-          <w:sz w:val="28"/>
-          <w:szCs w:val="28"/>
-        </w:rPr>
-      </w:pPr>
-    </w:p>
-    <w:p>
-      <w:pPr>
-        <w:spacing w:line="360" w:lineRule="auto"/>
-        <w:ind w:firstLine="720"/>
+      </w:pPr>
+    </w:p>
+    <w:p>
+      <w:pPr>
+        <w:spacing w:line="360" w:lineRule="auto"/>
+        <w:ind w:firstLine="360"/>
         <w:jc w:val="both"/>
         <w:rPr>
           <w:sz w:val="28"/>
@@ -7633,15 +9636,224 @@
           <w:sz w:val="28"/>
           <w:szCs w:val="28"/>
         </w:rPr>
-        <w:t>Подвыборка из 200 элементов (рисунок 9)</w:t>
-      </w:r>
-      <w:r>
-        <w:rPr>
-          <w:sz w:val="28"/>
-          <w:szCs w:val="28"/>
-        </w:rPr>
-        <w:t>. Форма гистограммы близка к полной выборке: бимодальность сохраняется, пики различимы. Это свидетельствует о достаточной репрезентативности подвыборки объёмом 200 элементов для визуальной идентификации типа распределения.</w:t>
-      </w:r>
+        <w:t>Полная выборка (n = 300, рисунок 6)</w:t>
+      </w:r>
+      <w:r>
+        <w:rPr>
+          <w:sz w:val="28"/>
+          <w:szCs w:val="28"/>
+        </w:rPr>
+        <w:t xml:space="preserve">. Гистограмма имеет отчётливую двугорбую (бимодальную) форму, характерную для двойного гамма-распределения при параметре формы </w:t>
+      </w:r>
+      <w:proofErr w:type="gramStart"/>
+      <w:r>
+        <w:rPr>
+          <w:sz w:val="28"/>
+          <w:szCs w:val="28"/>
+        </w:rPr>
+        <w:t>α &gt;</w:t>
+      </w:r>
+      <w:proofErr w:type="gramEnd"/>
+      <w:r>
+        <w:rPr>
+          <w:sz w:val="28"/>
+          <w:szCs w:val="28"/>
+        </w:rPr>
+        <w:t> 1.</w:t>
+      </w:r>
+      <w:r>
+        <w:rPr>
+          <w:sz w:val="28"/>
+          <w:szCs w:val="28"/>
+        </w:rPr>
+        <w:t xml:space="preserve"> В данном варианте требуется рассмотреть параметр формы и параметр смещения, поэтому при анализе гистограммы примем параметр масштаба β = 1.</w:t>
+      </w:r>
+      <w:r>
+        <w:rPr>
+          <w:sz w:val="28"/>
+          <w:szCs w:val="28"/>
+        </w:rPr>
+        <w:t xml:space="preserve"> </w:t>
+      </w:r>
+      <w:r>
+        <w:rPr>
+          <w:sz w:val="28"/>
+          <w:szCs w:val="28"/>
+        </w:rPr>
+        <w:t>Два пика симметрично расположены относительно параметра смещения: левый пик — вблизи x ≈ −4,2, правый — вблизи x ≈ 6,5. Из этих значений можно получить приближённые оценки параметров:</w:t>
+      </w:r>
+    </w:p>
+    <w:p>
+      <w:pPr>
+        <w:spacing w:line="360" w:lineRule="auto"/>
+        <w:jc w:val="both"/>
+        <w:rPr>
+          <w:sz w:val="28"/>
+          <w:szCs w:val="28"/>
+        </w:rPr>
+      </w:pPr>
+    </w:p>
+    <w:p>
+      <w:pPr>
+        <w:spacing w:line="360" w:lineRule="auto"/>
+        <w:ind w:left="720" w:hanging="360"/>
+        <w:jc w:val="both"/>
+        <w:rPr>
+          <w:sz w:val="28"/>
+          <w:szCs w:val="28"/>
+        </w:rPr>
+      </w:pPr>
+      <w:r>
+        <w:rPr>
+          <w:sz w:val="28"/>
+          <w:szCs w:val="28"/>
+        </w:rPr>
+        <w:t>–</w:t>
+      </w:r>
+      <w:r>
+        <w:rPr>
+          <w:sz w:val="28"/>
+          <w:szCs w:val="28"/>
+        </w:rPr>
+        <w:tab/>
+      </w:r>
+      <w:r>
+        <w:rPr>
+          <w:sz w:val="28"/>
+          <w:szCs w:val="28"/>
+        </w:rPr>
+        <w:t>п</w:t>
+      </w:r>
+      <w:r>
+        <w:rPr>
+          <w:sz w:val="28"/>
+          <w:szCs w:val="28"/>
+        </w:rPr>
+        <w:t xml:space="preserve">араметр смещения: </w:t>
+      </w:r>
+      <w:proofErr w:type="spellStart"/>
+      <w:r>
+        <w:rPr>
+          <w:sz w:val="28"/>
+          <w:szCs w:val="28"/>
+        </w:rPr>
+        <w:t>loc</w:t>
+      </w:r>
+      <w:proofErr w:type="spellEnd"/>
+      <w:r>
+        <w:rPr>
+          <w:sz w:val="28"/>
+          <w:szCs w:val="28"/>
+        </w:rPr>
+        <w:t> ≈ (−4,2 + 6,5) / 2 = 1,15;</w:t>
+      </w:r>
+    </w:p>
+    <w:p>
+      <w:pPr>
+        <w:spacing w:line="360" w:lineRule="auto"/>
+        <w:ind w:left="720" w:hanging="360"/>
+        <w:jc w:val="both"/>
+        <w:rPr>
+          <w:sz w:val="28"/>
+          <w:szCs w:val="28"/>
+        </w:rPr>
+      </w:pPr>
+      <w:r>
+        <w:rPr>
+          <w:sz w:val="28"/>
+          <w:szCs w:val="28"/>
+        </w:rPr>
+        <w:t>–</w:t>
+      </w:r>
+      <w:r>
+        <w:rPr>
+          <w:sz w:val="28"/>
+          <w:szCs w:val="28"/>
+        </w:rPr>
+        <w:tab/>
+      </w:r>
+      <w:r>
+        <w:rPr>
+          <w:sz w:val="28"/>
+          <w:szCs w:val="28"/>
+        </w:rPr>
+        <w:t>р</w:t>
+      </w:r>
+      <w:r>
+        <w:rPr>
+          <w:sz w:val="28"/>
+          <w:szCs w:val="28"/>
+        </w:rPr>
+        <w:t xml:space="preserve">асстояние от пика до </w:t>
+      </w:r>
+      <w:proofErr w:type="spellStart"/>
+      <w:r>
+        <w:rPr>
+          <w:sz w:val="28"/>
+          <w:szCs w:val="28"/>
+        </w:rPr>
+        <w:t>loc</w:t>
+      </w:r>
+      <w:proofErr w:type="spellEnd"/>
+      <w:r>
+        <w:rPr>
+          <w:sz w:val="28"/>
+          <w:szCs w:val="28"/>
+        </w:rPr>
+        <w:t xml:space="preserve"> определяется как (α − 1) / </w:t>
+      </w:r>
+      <w:r>
+        <w:rPr>
+          <w:sz w:val="28"/>
+          <w:szCs w:val="28"/>
+        </w:rPr>
+        <w:t>β</w:t>
+      </w:r>
+      <w:r>
+        <w:rPr>
+          <w:sz w:val="28"/>
+          <w:szCs w:val="28"/>
+        </w:rPr>
+        <w:t>; с учётом оценки: α − 1 ≈ (6,5 − 1,15) × 1 ≈ 5,</w:t>
+      </w:r>
+      <w:r>
+        <w:rPr>
+          <w:sz w:val="28"/>
+          <w:szCs w:val="28"/>
+        </w:rPr>
+        <w:t>35</w:t>
+      </w:r>
+      <w:r>
+        <w:rPr>
+          <w:sz w:val="28"/>
+          <w:szCs w:val="28"/>
+        </w:rPr>
+        <w:t>, то есть α ≈ </w:t>
+      </w:r>
+      <w:r>
+        <w:rPr>
+          <w:sz w:val="28"/>
+          <w:szCs w:val="28"/>
+        </w:rPr>
+        <w:t>6,35</w:t>
+      </w:r>
+      <w:r>
+        <w:rPr>
+          <w:sz w:val="28"/>
+          <w:szCs w:val="28"/>
+        </w:rPr>
+        <w:t>.</w:t>
+      </w:r>
+    </w:p>
+    <w:p>
+      <w:pPr>
+        <w:spacing w:line="360" w:lineRule="auto"/>
+        <w:jc w:val="both"/>
+        <w:rPr>
+          <w:sz w:val="28"/>
+          <w:szCs w:val="28"/>
+        </w:rPr>
+      </w:pPr>
     </w:p>
     <w:p>
       <w:pPr>
@@ -7653,6 +9865,95 @@
           <w:szCs w:val="28"/>
         </w:rPr>
       </w:pPr>
+      <w:r>
+        <w:rPr>
+          <w:sz w:val="28"/>
+          <w:szCs w:val="28"/>
+        </w:rPr>
+        <w:t>Таким образом, по гистограмме полной выборки получены предварительные оценки: α ≈ </w:t>
+      </w:r>
+      <w:r>
+        <w:rPr>
+          <w:sz w:val="28"/>
+          <w:szCs w:val="28"/>
+        </w:rPr>
+        <w:t>6,35</w:t>
+      </w:r>
+      <w:r>
+        <w:rPr>
+          <w:sz w:val="28"/>
+          <w:szCs w:val="28"/>
+        </w:rPr>
+        <w:t>, β </w:t>
+      </w:r>
+      <w:r>
+        <w:rPr>
+          <w:sz w:val="28"/>
+          <w:szCs w:val="28"/>
+        </w:rPr>
+        <w:t>=</w:t>
+      </w:r>
+      <w:r>
+        <w:rPr>
+          <w:sz w:val="28"/>
+          <w:szCs w:val="28"/>
+        </w:rPr>
+        <w:t> </w:t>
+      </w:r>
+      <w:r>
+        <w:rPr>
+          <w:sz w:val="28"/>
+          <w:szCs w:val="28"/>
+        </w:rPr>
+        <w:t>1</w:t>
+      </w:r>
+      <w:r>
+        <w:rPr>
+          <w:sz w:val="28"/>
+          <w:szCs w:val="28"/>
+        </w:rPr>
+        <w:t xml:space="preserve">, </w:t>
+      </w:r>
+      <w:proofErr w:type="spellStart"/>
+      <w:r>
+        <w:rPr>
+          <w:sz w:val="28"/>
+          <w:szCs w:val="28"/>
+        </w:rPr>
+        <w:t>loc</w:t>
+      </w:r>
+      <w:proofErr w:type="spellEnd"/>
+      <w:r>
+        <w:rPr>
+          <w:sz w:val="28"/>
+          <w:szCs w:val="28"/>
+        </w:rPr>
+        <w:t> ≈ 1,</w:t>
+      </w:r>
+      <w:r>
+        <w:rPr>
+          <w:sz w:val="28"/>
+          <w:szCs w:val="28"/>
+        </w:rPr>
+        <w:t>15</w:t>
+      </w:r>
+      <w:r>
+        <w:rPr>
+          <w:sz w:val="28"/>
+          <w:szCs w:val="28"/>
+        </w:rPr>
+        <w:t xml:space="preserve">. </w:t>
+      </w:r>
+    </w:p>
+    <w:p>
+      <w:pPr>
+        <w:spacing w:line="360" w:lineRule="auto"/>
+        <w:jc w:val="both"/>
+        <w:rPr>
+          <w:sz w:val="28"/>
+          <w:szCs w:val="28"/>
+        </w:rPr>
+      </w:pPr>
     </w:p>
     <w:p>
       <w:pPr>
@@ -7664,6 +9965,7 @@
           <w:szCs w:val="28"/>
         </w:rPr>
       </w:pPr>
+      <w:proofErr w:type="spellStart"/>
       <w:r>
         <w:rPr>
           <w:b/>
@@ -7671,36 +9973,10 @@
           <w:sz w:val="28"/>
           <w:szCs w:val="28"/>
         </w:rPr>
-        <w:t>Подвыборка из 100 элементов (рисунок 8)</w:t>
-      </w:r>
-      <w:r>
-        <w:rPr>
-          <w:sz w:val="28"/>
-          <w:szCs w:val="28"/>
-        </w:rPr>
-        <w:t>. Двугорбость прослеживается, однако правый пик размыт: его положение можно оценить лишь ориентировочно в диапазоне x ∈ [5; 9]. Гистограмма отражает общий характер распределения, но точность оценки параметров по ней невысока.</w:t>
-      </w:r>
-    </w:p>
-    <w:p>
-      <w:pPr>
-        <w:spacing w:line="360" w:lineRule="auto"/>
-        <w:jc w:val="both"/>
-        <w:rPr>
-          <w:sz w:val="28"/>
-          <w:szCs w:val="28"/>
-        </w:rPr>
-      </w:pPr>
-    </w:p>
-    <w:p>
-      <w:pPr>
-        <w:spacing w:line="360" w:lineRule="auto"/>
-        <w:ind w:firstLine="720"/>
-        <w:jc w:val="both"/>
-        <w:rPr>
-          <w:sz w:val="28"/>
-          <w:szCs w:val="28"/>
-        </w:rPr>
-      </w:pPr>
+        <w:lastRenderedPageBreak/>
+        <w:t>Подвыборка</w:t>
+      </w:r>
+      <w:proofErr w:type="spellEnd"/>
       <w:r>
         <w:rPr>
           <w:b/>
@@ -7708,25 +9984,47 @@
           <w:sz w:val="28"/>
           <w:szCs w:val="28"/>
         </w:rPr>
-        <w:t>Подвыборка из 10 элементов (рисунок 7)</w:t>
-      </w:r>
-      <w:r>
-        <w:rPr>
-          <w:sz w:val="28"/>
-          <w:szCs w:val="28"/>
-        </w:rPr>
-        <w:t>. При столь малом объёме выборки гистограмма носит случайный характер и не позволяет делать обоснованных выводов о форме распределения. Большинство интервалов содержат 0 или 1 элемент, что делает оценку плотности недостоверной.</w:t>
-      </w:r>
-    </w:p>
-    <w:p>
-      <w:pPr>
-        <w:spacing w:line="360" w:lineRule="auto"/>
-        <w:jc w:val="both"/>
-        <w:rPr>
-          <w:sz w:val="28"/>
-          <w:szCs w:val="28"/>
-        </w:rPr>
-      </w:pPr>
+        <w:t xml:space="preserve"> из 200 элементов (рисунок 9)</w:t>
+      </w:r>
+      <w:r>
+        <w:rPr>
+          <w:sz w:val="28"/>
+          <w:szCs w:val="28"/>
+        </w:rPr>
+        <w:t xml:space="preserve">. Форма гистограммы близка к полной выборке: </w:t>
+      </w:r>
+      <w:proofErr w:type="spellStart"/>
+      <w:r>
+        <w:rPr>
+          <w:sz w:val="28"/>
+          <w:szCs w:val="28"/>
+        </w:rPr>
+        <w:t>бимодальность</w:t>
+      </w:r>
+      <w:proofErr w:type="spellEnd"/>
+      <w:r>
+        <w:rPr>
+          <w:sz w:val="28"/>
+          <w:szCs w:val="28"/>
+        </w:rPr>
+        <w:t xml:space="preserve"> сохраняется, пики различимы. Это свидетельствует о достаточной репрезентативности </w:t>
+      </w:r>
+      <w:proofErr w:type="spellStart"/>
+      <w:r>
+        <w:rPr>
+          <w:sz w:val="28"/>
+          <w:szCs w:val="28"/>
+        </w:rPr>
+        <w:t>подвыборки</w:t>
+      </w:r>
+      <w:proofErr w:type="spellEnd"/>
+      <w:r>
+        <w:rPr>
+          <w:sz w:val="28"/>
+          <w:szCs w:val="28"/>
+        </w:rPr>
+        <w:t xml:space="preserve"> объёмом 200 элементов для визуальной идентификации типа распределения.</w:t>
+      </w:r>
     </w:p>
     <w:p>
       <w:pPr>
@@ -7738,6 +10036,18 @@
           <w:szCs w:val="28"/>
         </w:rPr>
       </w:pPr>
+    </w:p>
+    <w:p>
+      <w:pPr>
+        <w:spacing w:line="360" w:lineRule="auto"/>
+        <w:ind w:firstLine="720"/>
+        <w:jc w:val="both"/>
+        <w:rPr>
+          <w:sz w:val="28"/>
+          <w:szCs w:val="28"/>
+        </w:rPr>
+      </w:pPr>
+      <w:proofErr w:type="spellStart"/>
       <w:r>
         <w:rPr>
           <w:b/>
@@ -7745,51 +10055,248 @@
           <w:sz w:val="28"/>
           <w:szCs w:val="28"/>
         </w:rPr>
-        <w:t>Общий вывод</w:t>
-      </w:r>
-      <w:r>
-        <w:rPr>
-          <w:sz w:val="28"/>
-          <w:szCs w:val="28"/>
-        </w:rPr>
-        <w:t xml:space="preserve">. При увеличении объёма подвыборки гистограмма всё точнее аппроксимирует плотность теоретического двойного гамма-распределения. Двугорбая форма гистограммы полной выборки однозначно указывает на принадлежность данных семейству симметричных двойных распределений. </w:t>
-      </w:r>
-    </w:p>
-    <w:p>
-      <w:pPr>
-        <w:spacing w:line="360" w:lineRule="auto"/>
-        <w:ind w:left="360" w:firstLine="348"/>
-        <w:jc w:val="both"/>
+        <w:t>Подвыборка</w:t>
+      </w:r>
+      <w:proofErr w:type="spellEnd"/>
+      <w:r>
         <w:rPr>
           <w:b/>
           <w:bCs/>
           <w:sz w:val="28"/>
           <w:szCs w:val="28"/>
         </w:rPr>
-      </w:pPr>
-    </w:p>
-    <w:p>
-      <w:pPr>
-        <w:spacing w:line="360" w:lineRule="auto"/>
-        <w:ind w:left="360" w:firstLine="348"/>
-        <w:jc w:val="both"/>
+        <w:t xml:space="preserve"> из 100 элементов (рисунок 8)</w:t>
+      </w:r>
+      <w:r>
+        <w:rPr>
+          <w:sz w:val="28"/>
+          <w:szCs w:val="28"/>
+        </w:rPr>
+        <w:t xml:space="preserve">. </w:t>
+      </w:r>
+      <w:proofErr w:type="spellStart"/>
+      <w:r>
+        <w:rPr>
+          <w:sz w:val="28"/>
+          <w:szCs w:val="28"/>
+        </w:rPr>
+        <w:t>Двугорбость</w:t>
+      </w:r>
+      <w:proofErr w:type="spellEnd"/>
+      <w:r>
+        <w:rPr>
+          <w:sz w:val="28"/>
+          <w:szCs w:val="28"/>
+        </w:rPr>
+        <w:t xml:space="preserve"> прослеживается, однако правый пик размыт: его положение можно оценить лишь ориентировочно в диапазоне x ∈ [5; 9]. Гистограмма отражает общий характер распределения, но точность оценки параметров по ней невысока.</w:t>
+      </w:r>
+    </w:p>
+    <w:p>
+      <w:pPr>
+        <w:spacing w:line="360" w:lineRule="auto"/>
+        <w:jc w:val="both"/>
+        <w:rPr>
+          <w:sz w:val="28"/>
+          <w:szCs w:val="28"/>
+        </w:rPr>
+      </w:pPr>
+    </w:p>
+    <w:p>
+      <w:pPr>
+        <w:spacing w:line="360" w:lineRule="auto"/>
+        <w:ind w:firstLine="720"/>
+        <w:jc w:val="both"/>
+        <w:rPr>
+          <w:sz w:val="28"/>
+          <w:szCs w:val="28"/>
+        </w:rPr>
+      </w:pPr>
+      <w:proofErr w:type="spellStart"/>
+      <w:r>
         <w:rPr>
           <w:b/>
           <w:bCs/>
           <w:sz w:val="28"/>
           <w:szCs w:val="28"/>
         </w:rPr>
-      </w:pPr>
-    </w:p>
-    <w:p>
-      <w:pPr>
-        <w:pStyle w:val="a7"/>
-        <w:spacing w:line="360" w:lineRule="auto"/>
-        <w:ind w:left="780"/>
-        <w:jc w:val="both"/>
+        <w:t>Подвыборка</w:t>
+      </w:r>
+      <w:proofErr w:type="spellEnd"/>
+      <w:r>
         <w:rPr>
           <w:b/>
           <w:bCs/>
+          <w:sz w:val="28"/>
+          <w:szCs w:val="28"/>
+        </w:rPr>
+        <w:t xml:space="preserve"> из 10 элементов (рисунок 7)</w:t>
+      </w:r>
+      <w:r>
+        <w:rPr>
+          <w:sz w:val="28"/>
+          <w:szCs w:val="28"/>
+        </w:rPr>
+        <w:t>. При столь малом объёме выборки гистограмма носит случайный характер и не позволяет делать обоснованных выводов о форме распределения. Большинство интервалов содержат 0 или 1 элемент, что делает оценку плотности недостоверной.</w:t>
+      </w:r>
+    </w:p>
+    <w:p>
+      <w:pPr>
+        <w:spacing w:line="360" w:lineRule="auto"/>
+        <w:jc w:val="both"/>
+        <w:rPr>
+          <w:sz w:val="28"/>
+          <w:szCs w:val="28"/>
+        </w:rPr>
+      </w:pPr>
+    </w:p>
+    <w:p>
+      <w:pPr>
+        <w:spacing w:line="360" w:lineRule="auto"/>
+        <w:ind w:firstLine="720"/>
+        <w:jc w:val="both"/>
+        <w:rPr>
+          <w:sz w:val="28"/>
+          <w:szCs w:val="28"/>
+        </w:rPr>
+      </w:pPr>
+      <w:r>
+        <w:rPr>
+          <w:b/>
+          <w:bCs/>
+          <w:sz w:val="28"/>
+          <w:szCs w:val="28"/>
+        </w:rPr>
+        <w:t>Общий вывод</w:t>
+      </w:r>
+      <w:r>
+        <w:rPr>
+          <w:sz w:val="28"/>
+          <w:szCs w:val="28"/>
+        </w:rPr>
+        <w:t xml:space="preserve">. При увеличении объёма </w:t>
+      </w:r>
+      <w:proofErr w:type="spellStart"/>
+      <w:r>
+        <w:rPr>
+          <w:sz w:val="28"/>
+          <w:szCs w:val="28"/>
+        </w:rPr>
+        <w:t>подвыборки</w:t>
+      </w:r>
+      <w:proofErr w:type="spellEnd"/>
+      <w:r>
+        <w:rPr>
+          <w:sz w:val="28"/>
+          <w:szCs w:val="28"/>
+        </w:rPr>
+        <w:t xml:space="preserve"> гистограмма всё точнее аппроксимирует плотность теоретического двойного гамма-распределения. Двугорбая форма гистограммы полной выборки однозначно указывает на принадлежность данных семейству симметричных двойных распределений. </w:t>
+      </w:r>
+    </w:p>
+    <w:p>
+      <w:pPr>
+        <w:spacing w:line="360" w:lineRule="auto"/>
+        <w:ind w:firstLine="720"/>
+        <w:jc w:val="both"/>
+        <w:rPr>
+          <w:sz w:val="28"/>
+          <w:szCs w:val="28"/>
+        </w:rPr>
+      </w:pPr>
+    </w:p>
+    <w:p>
+      <w:pPr>
+        <w:spacing w:line="360" w:lineRule="auto"/>
+        <w:ind w:firstLine="720"/>
+        <w:jc w:val="both"/>
+        <w:rPr>
+          <w:sz w:val="28"/>
+          <w:szCs w:val="28"/>
+        </w:rPr>
+      </w:pPr>
+    </w:p>
+    <w:p>
+      <w:pPr>
+        <w:spacing w:line="360" w:lineRule="auto"/>
+        <w:ind w:firstLine="720"/>
+        <w:jc w:val="both"/>
+        <w:rPr>
+          <w:sz w:val="28"/>
+          <w:szCs w:val="28"/>
+        </w:rPr>
+      </w:pPr>
+    </w:p>
+    <w:p>
+      <w:pPr>
+        <w:spacing w:line="360" w:lineRule="auto"/>
+        <w:ind w:firstLine="720"/>
+        <w:jc w:val="both"/>
+        <w:rPr>
+          <w:sz w:val="28"/>
+          <w:szCs w:val="28"/>
+        </w:rPr>
+      </w:pPr>
+    </w:p>
+    <w:p>
+      <w:pPr>
+        <w:spacing w:line="360" w:lineRule="auto"/>
+        <w:ind w:firstLine="720"/>
+        <w:jc w:val="both"/>
+        <w:rPr>
+          <w:sz w:val="28"/>
+          <w:szCs w:val="28"/>
+        </w:rPr>
+      </w:pPr>
+    </w:p>
+    <w:p>
+      <w:pPr>
+        <w:spacing w:line="360" w:lineRule="auto"/>
+        <w:ind w:firstLine="720"/>
+        <w:jc w:val="both"/>
+        <w:rPr>
+          <w:sz w:val="28"/>
+          <w:szCs w:val="28"/>
+        </w:rPr>
+      </w:pPr>
+    </w:p>
+    <w:p>
+      <w:pPr>
+        <w:spacing w:line="360" w:lineRule="auto"/>
+        <w:ind w:firstLine="720"/>
+        <w:jc w:val="both"/>
+        <w:rPr>
+          <w:sz w:val="28"/>
+          <w:szCs w:val="28"/>
+        </w:rPr>
+      </w:pPr>
+    </w:p>
+    <w:p>
+      <w:pPr>
+        <w:spacing w:line="360" w:lineRule="auto"/>
+        <w:ind w:firstLine="720"/>
+        <w:jc w:val="both"/>
+        <w:rPr>
+          <w:sz w:val="28"/>
+          <w:szCs w:val="28"/>
+        </w:rPr>
+      </w:pPr>
+    </w:p>
+    <w:p>
+      <w:pPr>
+        <w:spacing w:line="360" w:lineRule="auto"/>
+        <w:ind w:firstLine="720"/>
+        <w:jc w:val="both"/>
+        <w:rPr>
+          <w:sz w:val="28"/>
+          <w:szCs w:val="28"/>
+        </w:rPr>
+      </w:pPr>
+    </w:p>
+    <w:p>
+      <w:pPr>
+        <w:spacing w:line="360" w:lineRule="auto"/>
+        <w:ind w:firstLine="720"/>
+        <w:jc w:val="both"/>
+        <w:rPr>
           <w:sz w:val="28"/>
           <w:szCs w:val="28"/>
         </w:rPr>
@@ -7818,6 +10325,7 @@
           <w:sz w:val="32"/>
           <w:szCs w:val="32"/>
         </w:rPr>
+        <w:lastRenderedPageBreak/>
         <w:t>Описание параметров распределения</w:t>
       </w:r>
     </w:p>
@@ -8007,7 +10515,14 @@
           <w:sz w:val="28"/>
           <w:szCs w:val="28"/>
         </w:rPr>
-        <w:t>Параметр смещения</w:t>
+        <w:t>п</w:t>
+      </w:r>
+      <w:r>
+        <w:rPr>
+          <w:sz w:val="28"/>
+          <w:szCs w:val="28"/>
+        </w:rPr>
+        <w:t>араметр смещения</w:t>
       </w:r>
       <w:r>
         <w:rPr>
@@ -8016,12 +10531,21 @@
         </w:rPr>
         <w:t xml:space="preserve"> </w:t>
       </w:r>
-      <w:r>
-        <w:rPr>
-          <w:sz w:val="28"/>
-          <w:szCs w:val="28"/>
-        </w:rPr>
-        <w:t>loc ≈ 1,2</w:t>
+      <w:proofErr w:type="spellStart"/>
+      <w:r>
+        <w:rPr>
+          <w:sz w:val="28"/>
+          <w:szCs w:val="28"/>
+        </w:rPr>
+        <w:t>loc</w:t>
+      </w:r>
+      <w:proofErr w:type="spellEnd"/>
+      <w:r>
+        <w:rPr>
+          <w:sz w:val="28"/>
+          <w:szCs w:val="28"/>
+        </w:rPr>
+        <w:t> ≈ 1,2</w:t>
       </w:r>
       <w:r>
         <w:rPr>
@@ -8060,14 +10584,28 @@
           <w:sz w:val="28"/>
           <w:szCs w:val="28"/>
         </w:rPr>
-        <w:t>Параметр формы</w:t>
-      </w:r>
-      <w:r>
-        <w:rPr>
-          <w:sz w:val="28"/>
-          <w:szCs w:val="28"/>
-        </w:rPr>
-        <w:t xml:space="preserve"> α ≈ 6,35.</w:t>
+        <w:t>п</w:t>
+      </w:r>
+      <w:r>
+        <w:rPr>
+          <w:sz w:val="28"/>
+          <w:szCs w:val="28"/>
+        </w:rPr>
+        <w:t>араметр формы</w:t>
+      </w:r>
+      <w:r>
+        <w:rPr>
+          <w:sz w:val="28"/>
+          <w:szCs w:val="28"/>
+        </w:rPr>
+        <w:t xml:space="preserve"> α ≈ 6,35</w:t>
+      </w:r>
+      <w:r>
+        <w:rPr>
+          <w:sz w:val="28"/>
+          <w:szCs w:val="28"/>
+        </w:rPr>
+        <w:t>;</w:t>
       </w:r>
     </w:p>
     <w:p>
@@ -8093,7 +10631,20 @@
           <w:szCs w:val="28"/>
         </w:rPr>
         <w:tab/>
-        <w:t>Параметр масштаба</w:t>
+      </w:r>
+      <w:r>
+        <w:rPr>
+          <w:sz w:val="28"/>
+          <w:szCs w:val="28"/>
+        </w:rPr>
+        <w:t>п</w:t>
+      </w:r>
+      <w:r>
+        <w:rPr>
+          <w:sz w:val="28"/>
+          <w:szCs w:val="28"/>
+        </w:rPr>
+        <w:t>араметр масштаба</w:t>
       </w:r>
       <w:r>
         <w:rPr>
@@ -8121,7 +10672,7 @@
       <w:pPr>
         <w:spacing w:line="360" w:lineRule="auto"/>
         <w:ind w:firstLine="360"/>
-        <w:jc w:val="both"/>
+        <w:jc w:val="center"/>
         <w:rPr>
           <w:sz w:val="28"/>
           <w:szCs w:val="28"/>
@@ -8188,6 +10739,7 @@
           <w:ilvl w:val="1"/>
           <w:numId w:val="3"/>
         </w:numPr>
+        <w:jc w:val="center"/>
         <w:rPr>
           <w:b/>
           <w:bCs/>
@@ -8219,7 +10771,7 @@
     <w:p>
       <w:pPr>
         <w:spacing w:line="360" w:lineRule="auto"/>
-        <w:ind w:firstLine="360"/>
+        <w:ind w:firstLine="708"/>
         <w:jc w:val="both"/>
         <w:rPr>
           <w:b/>
@@ -8306,7 +10858,14 @@
           <w:sz w:val="28"/>
           <w:szCs w:val="28"/>
         </w:rPr>
-        <w:t xml:space="preserve">При </w:t>
+        <w:t>п</w:t>
+      </w:r>
+      <w:r>
+        <w:rPr>
+          <w:sz w:val="28"/>
+          <w:szCs w:val="28"/>
+        </w:rPr>
+        <w:t xml:space="preserve">ри </w:t>
       </w:r>
       <w:proofErr w:type="gramStart"/>
       <w:r>
@@ -8329,7 +10888,7 @@
           <w:sz w:val="28"/>
           <w:szCs w:val="28"/>
         </w:rPr>
-        <w:t>.</w:t>
+        <w:t>;</w:t>
       </w:r>
     </w:p>
     <w:p>
@@ -8350,7 +10909,37 @@
           <w:sz w:val="28"/>
           <w:szCs w:val="28"/>
         </w:rPr>
-        <w:t>При α=1 — вырождается в двустороннее экспоненциальное (Лапласово) распределение</w:t>
+        <w:t>п</w:t>
+      </w:r>
+      <w:r>
+        <w:rPr>
+          <w:sz w:val="28"/>
+          <w:szCs w:val="28"/>
+        </w:rPr>
+        <w:t>ри α=1 — вырождается в двустороннее экспоненциальное (</w:t>
+      </w:r>
+      <w:proofErr w:type="spellStart"/>
+      <w:r>
+        <w:rPr>
+          <w:sz w:val="28"/>
+          <w:szCs w:val="28"/>
+        </w:rPr>
+        <w:t>Лапласово</w:t>
+      </w:r>
+      <w:proofErr w:type="spellEnd"/>
+      <w:r>
+        <w:rPr>
+          <w:sz w:val="28"/>
+          <w:szCs w:val="28"/>
+        </w:rPr>
+        <w:t>) распределение</w:t>
+      </w:r>
+      <w:r>
+        <w:rPr>
+          <w:sz w:val="28"/>
+          <w:szCs w:val="28"/>
+        </w:rPr>
+        <w:t>;</w:t>
       </w:r>
     </w:p>
     <w:p>
@@ -8371,7 +10960,14 @@
           <w:sz w:val="28"/>
           <w:szCs w:val="28"/>
         </w:rPr>
-        <w:t xml:space="preserve">При α&gt;1 — появляются </w:t>
+        <w:t>п</w:t>
+      </w:r>
+      <w:r>
+        <w:rPr>
+          <w:sz w:val="28"/>
+          <w:szCs w:val="28"/>
+        </w:rPr>
+        <w:t xml:space="preserve">ри α&gt;1 — появляются </w:t>
       </w:r>
       <w:r>
         <w:rPr>
@@ -8394,7 +10990,7 @@
           <w:sz w:val="28"/>
           <w:szCs w:val="28"/>
         </w:rPr>
-        <w:t>.</w:t>
+        <w:t>;</w:t>
       </w:r>
     </w:p>
     <w:p>
@@ -8415,14 +11011,31 @@
           <w:sz w:val="28"/>
           <w:szCs w:val="28"/>
         </w:rPr>
-        <w:t>Чем больше α— тем дальше пики от центра и тем более они выражены</w:t>
-      </w:r>
-      <w:r>
-        <w:rPr>
-          <w:sz w:val="28"/>
-          <w:szCs w:val="28"/>
-        </w:rPr>
-        <w:br/>
+        <w:t>ч</w:t>
+      </w:r>
+      <w:r>
+        <w:rPr>
+          <w:sz w:val="28"/>
+          <w:szCs w:val="28"/>
+        </w:rPr>
+        <w:t>ем больше α— тем дальше пики от центра и тем более они выражены</w:t>
+      </w:r>
+    </w:p>
+    <w:p>
+      <w:pPr>
+        <w:spacing w:line="360" w:lineRule="auto"/>
+        <w:ind w:left="360"/>
+        <w:jc w:val="both"/>
+        <w:rPr>
+          <w:sz w:val="28"/>
+          <w:szCs w:val="28"/>
+        </w:rPr>
+      </w:pPr>
+      <w:r>
+        <w:rPr>
+          <w:sz w:val="28"/>
+          <w:szCs w:val="28"/>
+        </w:rPr>
         <w:t>Моды находятся в точках μ±(α−</w:t>
       </w:r>
       <w:proofErr w:type="gramStart"/>
@@ -8439,13 +11052,20 @@
           <w:sz w:val="28"/>
           <w:szCs w:val="28"/>
         </w:rPr>
-        <w:t>, поэтому αнапрямую определяет, насколько далеко пики от центра.</w:t>
-      </w:r>
-    </w:p>
-    <w:p>
-      <w:pPr>
-        <w:spacing w:line="360" w:lineRule="auto"/>
-        <w:ind w:firstLine="360"/>
+        <w:t>, поэтому αнапрямую определяет, насколько далеко пики от центра</w:t>
+      </w:r>
+      <w:r>
+        <w:rPr>
+          <w:sz w:val="28"/>
+          <w:szCs w:val="28"/>
+        </w:rPr>
+        <w:t>.</w:t>
+      </w:r>
+    </w:p>
+    <w:p>
+      <w:pPr>
+        <w:spacing w:line="360" w:lineRule="auto"/>
+        <w:ind w:firstLine="708"/>
         <w:jc w:val="both"/>
         <w:rPr>
           <w:b/>
@@ -8516,8 +11136,21 @@
           <w:sz w:val="28"/>
           <w:szCs w:val="28"/>
         </w:rPr>
-        <w:lastRenderedPageBreak/>
-        <w:t>При μ=0 — стандартное двойное гамма, симметрично относительно нуля</w:t>
+        <w:t>п</w:t>
+      </w:r>
+      <w:r>
+        <w:rPr>
+          <w:sz w:val="28"/>
+          <w:szCs w:val="28"/>
+        </w:rPr>
+        <w:t>ри μ=0 — стандартное двойное гамма, симметрично относительно нуля</w:t>
+      </w:r>
+      <w:r>
+        <w:rPr>
+          <w:sz w:val="28"/>
+          <w:szCs w:val="28"/>
+        </w:rPr>
+        <w:t>;</w:t>
       </w:r>
     </w:p>
     <w:p>
@@ -8538,7 +11171,14 @@
           <w:sz w:val="28"/>
           <w:szCs w:val="28"/>
         </w:rPr>
-        <w:t xml:space="preserve">При μ≠0 — вся кривая </w:t>
+        <w:t>п</w:t>
+      </w:r>
+      <w:r>
+        <w:rPr>
+          <w:sz w:val="28"/>
+          <w:szCs w:val="28"/>
+        </w:rPr>
+        <w:t xml:space="preserve">ри μ≠0 — вся кривая </w:t>
       </w:r>
       <w:r>
         <w:rPr>
@@ -8555,6 +11195,13 @@
           <w:szCs w:val="28"/>
         </w:rPr>
         <w:t xml:space="preserve"> вправо или влево</w:t>
+      </w:r>
+      <w:r>
+        <w:rPr>
+          <w:sz w:val="28"/>
+          <w:szCs w:val="28"/>
+        </w:rPr>
+        <w:t>;</w:t>
       </w:r>
     </w:p>
     <w:p>
@@ -8575,21 +11222,62 @@
           <w:sz w:val="28"/>
           <w:szCs w:val="28"/>
         </w:rPr>
-        <w:t>Не влияет на форму и разброс — только на положение</w:t>
-      </w:r>
-      <w:r>
-        <w:rPr>
-          <w:sz w:val="28"/>
-          <w:szCs w:val="28"/>
-        </w:rPr>
-        <w:br/>
-        <w:t>Это означает, что среднее значения распределения равно ровно μ\mu μ.</w:t>
-      </w:r>
-    </w:p>
-    <w:p>
-      <w:pPr>
-        <w:spacing w:line="360" w:lineRule="auto"/>
-        <w:ind w:firstLine="360"/>
+        <w:lastRenderedPageBreak/>
+        <w:t>н</w:t>
+      </w:r>
+      <w:r>
+        <w:rPr>
+          <w:sz w:val="28"/>
+          <w:szCs w:val="28"/>
+        </w:rPr>
+        <w:t>е влияет на форму и разброс — только на положение</w:t>
+      </w:r>
+      <w:r>
+        <w:rPr>
+          <w:sz w:val="28"/>
+          <w:szCs w:val="28"/>
+        </w:rPr>
+        <w:t>;</w:t>
+      </w:r>
+    </w:p>
+    <w:p>
+      <w:pPr>
+        <w:spacing w:line="360" w:lineRule="auto"/>
+        <w:ind w:left="360"/>
+        <w:jc w:val="both"/>
+        <w:rPr>
+          <w:sz w:val="28"/>
+          <w:szCs w:val="28"/>
+        </w:rPr>
+      </w:pPr>
+      <w:r>
+        <w:rPr>
+          <w:sz w:val="28"/>
+          <w:szCs w:val="28"/>
+        </w:rPr>
+        <w:t>Это означает, что среднее значения распределения равно ровно μ\</w:t>
+      </w:r>
+      <w:proofErr w:type="spellStart"/>
+      <w:r>
+        <w:rPr>
+          <w:sz w:val="28"/>
+          <w:szCs w:val="28"/>
+        </w:rPr>
+        <w:t>mu</w:t>
+      </w:r>
+      <w:proofErr w:type="spellEnd"/>
+      <w:r>
+        <w:rPr>
+          <w:sz w:val="28"/>
+          <w:szCs w:val="28"/>
+        </w:rPr>
+        <w:t xml:space="preserve"> μ.</w:t>
+      </w:r>
+    </w:p>
+    <w:p>
+      <w:pPr>
+        <w:spacing w:line="360" w:lineRule="auto"/>
+        <w:ind w:firstLine="708"/>
         <w:jc w:val="both"/>
         <w:rPr>
           <w:b/>
@@ -8661,7 +11349,14 @@
           <w:sz w:val="28"/>
           <w:szCs w:val="28"/>
         </w:rPr>
-        <w:t xml:space="preserve">Чем больше </w:t>
+        <w:t>ч</w:t>
+      </w:r>
+      <w:r>
+        <w:rPr>
+          <w:sz w:val="28"/>
+          <w:szCs w:val="28"/>
+        </w:rPr>
+        <w:t xml:space="preserve">ем больше </w:t>
       </w:r>
       <m:oMath>
         <m:r>
@@ -8699,7 +11394,14 @@
           <w:sz w:val="28"/>
           <w:szCs w:val="28"/>
         </w:rPr>
-        <w:t xml:space="preserve">Чем меньше </w:t>
+        <w:t>ч</w:t>
+      </w:r>
+      <w:r>
+        <w:rPr>
+          <w:sz w:val="28"/>
+          <w:szCs w:val="28"/>
+        </w:rPr>
+        <w:t xml:space="preserve">ем меньше </w:t>
       </w:r>
       <m:oMath>
         <m:r>
@@ -8737,7 +11439,14 @@
           <w:sz w:val="28"/>
           <w:szCs w:val="28"/>
         </w:rPr>
-        <w:t>Не меняет положение центра симметрии — только масштаб.</w:t>
+        <w:t>н</w:t>
+      </w:r>
+      <w:r>
+        <w:rPr>
+          <w:sz w:val="28"/>
+          <w:szCs w:val="28"/>
+        </w:rPr>
+        <w:t>е меняет положение центра симметрии — только масштаб.</w:t>
       </w:r>
     </w:p>
     <w:p>
@@ -8774,6 +11483,17 @@
         </w:rPr>
         <w:t>Функция построения теоретической функции распределения.</w:t>
       </w:r>
+    </w:p>
+    <w:p>
+      <w:pPr>
+        <w:ind w:left="360"/>
+        <w:rPr>
+          <w:b/>
+          <w:bCs/>
+          <w:sz w:val="28"/>
+          <w:szCs w:val="28"/>
+        </w:rPr>
+      </w:pPr>
     </w:p>
     <w:p>
       <w:pPr>
@@ -8925,19 +11645,29 @@
         <w:spacing w:line="360" w:lineRule="auto"/>
         <w:jc w:val="center"/>
         <w:rPr>
+          <w:sz w:val="28"/>
+          <w:szCs w:val="28"/>
+        </w:rPr>
+      </w:pPr>
+      <w:r>
+        <w:rPr>
+          <w:sz w:val="28"/>
+          <w:szCs w:val="28"/>
+        </w:rPr>
+        <w:t>Рисунок 10. График теоретической функции распределения</w:t>
+      </w:r>
+    </w:p>
+    <w:p>
+      <w:pPr>
+        <w:spacing w:line="360" w:lineRule="auto"/>
+        <w:jc w:val="center"/>
+        <w:rPr>
           <w:b/>
           <w:bCs/>
           <w:sz w:val="28"/>
           <w:szCs w:val="28"/>
         </w:rPr>
       </w:pPr>
-      <w:r>
-        <w:rPr>
-          <w:sz w:val="28"/>
-          <w:szCs w:val="28"/>
-        </w:rPr>
-        <w:t>Рисунок 10. График теоретической функции распределения</w:t>
-      </w:r>
     </w:p>
     <w:p>
       <w:pPr>
@@ -9025,6 +11755,53 @@
     </w:p>
     <w:p>
       <w:pPr>
+        <w:spacing w:line="360" w:lineRule="auto"/>
+        <w:jc w:val="center"/>
+        <w:rPr>
+          <w:sz w:val="28"/>
+          <w:szCs w:val="28"/>
+        </w:rPr>
+      </w:pPr>
+    </w:p>
+    <w:p>
+      <w:pPr>
+        <w:spacing w:line="360" w:lineRule="auto"/>
+        <w:jc w:val="center"/>
+        <w:rPr>
+          <w:sz w:val="28"/>
+          <w:szCs w:val="28"/>
+        </w:rPr>
+      </w:pPr>
+    </w:p>
+    <w:p>
+      <w:pPr>
+        <w:spacing w:line="360" w:lineRule="auto"/>
+        <w:jc w:val="center"/>
+        <w:rPr>
+          <w:sz w:val="28"/>
+          <w:szCs w:val="28"/>
+        </w:rPr>
+      </w:pPr>
+    </w:p>
+    <w:p>
+      <w:pPr>
+        <w:spacing w:line="360" w:lineRule="auto"/>
+        <w:jc w:val="center"/>
+        <w:rPr>
+          <w:sz w:val="28"/>
+          <w:szCs w:val="28"/>
+        </w:rPr>
+      </w:pPr>
+      <w:r>
+        <w:rPr>
+          <w:sz w:val="28"/>
+          <w:szCs w:val="28"/>
+        </w:rPr>
+        <w:tab/>
+      </w:r>
+    </w:p>
+    <w:p>
+      <w:pPr>
         <w:pStyle w:val="a7"/>
         <w:numPr>
           <w:ilvl w:val="1"/>
@@ -9044,6 +11821,7 @@
           <w:sz w:val="28"/>
           <w:szCs w:val="28"/>
         </w:rPr>
+        <w:lastRenderedPageBreak/>
         <w:t>Оценка влияния параметров распределения на вид графика распределения</w:t>
       </w:r>
     </w:p>
@@ -9062,7 +11840,6 @@
           <w:sz w:val="24"/>
           <w:szCs w:val="24"/>
         </w:rPr>
-        <w:lastRenderedPageBreak/>
         <w:drawing>
           <wp:inline distT="0" distB="0" distL="0" distR="0" wp14:anchorId="6A42B13A" wp14:editId="2572DF9B">
             <wp:extent cx="5935980" cy="3177540"/>
@@ -9130,6 +11907,7 @@
     <w:p>
       <w:pPr>
         <w:spacing w:before="100" w:beforeAutospacing="1" w:after="100" w:afterAutospacing="1" w:line="360" w:lineRule="auto"/>
+        <w:ind w:firstLine="708"/>
         <w:rPr>
           <w:sz w:val="28"/>
           <w:szCs w:val="28"/>
@@ -9251,24 +12029,25 @@
           <w:sz w:val="28"/>
           <w:szCs w:val="28"/>
         </w:rPr>
+        <w:lastRenderedPageBreak/>
         <w:t>Рисунок 12. График теоретических функций распределения с различными параметрами смещения.</w:t>
       </w:r>
     </w:p>
     <w:p>
       <w:pPr>
         <w:spacing w:before="100" w:beforeAutospacing="1" w:after="100" w:afterAutospacing="1" w:line="360" w:lineRule="auto"/>
-        <w:jc w:val="both"/>
-        <w:rPr>
-          <w:sz w:val="28"/>
-          <w:szCs w:val="28"/>
-        </w:rPr>
-      </w:pPr>
-      <w:r>
-        <w:rPr>
-          <w:sz w:val="28"/>
-          <w:szCs w:val="28"/>
-        </w:rPr>
-        <w:lastRenderedPageBreak/>
+        <w:ind w:firstLine="708"/>
+        <w:jc w:val="both"/>
+        <w:rPr>
+          <w:sz w:val="28"/>
+          <w:szCs w:val="28"/>
+        </w:rPr>
+      </w:pPr>
+      <w:r>
+        <w:rPr>
+          <w:sz w:val="28"/>
+          <w:szCs w:val="28"/>
+        </w:rPr>
         <w:t xml:space="preserve">Оценка: </w:t>
       </w:r>
       <w:r>
@@ -9285,6 +12064,213 @@
         </w:rPr>
         <w:t>.</w:t>
       </w:r>
+    </w:p>
+    <w:p>
+      <w:pPr>
+        <w:spacing w:line="360" w:lineRule="auto"/>
+        <w:rPr>
+          <w:sz w:val="28"/>
+          <w:szCs w:val="28"/>
+        </w:rPr>
+      </w:pPr>
+    </w:p>
+    <w:p>
+      <w:pPr>
+        <w:spacing w:line="360" w:lineRule="auto"/>
+        <w:rPr>
+          <w:sz w:val="28"/>
+          <w:szCs w:val="28"/>
+        </w:rPr>
+      </w:pPr>
+    </w:p>
+    <w:p>
+      <w:pPr>
+        <w:spacing w:line="360" w:lineRule="auto"/>
+        <w:rPr>
+          <w:sz w:val="28"/>
+          <w:szCs w:val="28"/>
+        </w:rPr>
+      </w:pPr>
+    </w:p>
+    <w:p>
+      <w:pPr>
+        <w:spacing w:line="360" w:lineRule="auto"/>
+        <w:rPr>
+          <w:sz w:val="28"/>
+          <w:szCs w:val="28"/>
+        </w:rPr>
+      </w:pPr>
+    </w:p>
+    <w:p>
+      <w:pPr>
+        <w:spacing w:line="360" w:lineRule="auto"/>
+        <w:rPr>
+          <w:sz w:val="28"/>
+          <w:szCs w:val="28"/>
+        </w:rPr>
+      </w:pPr>
+    </w:p>
+    <w:p>
+      <w:pPr>
+        <w:spacing w:line="360" w:lineRule="auto"/>
+        <w:rPr>
+          <w:sz w:val="28"/>
+          <w:szCs w:val="28"/>
+        </w:rPr>
+      </w:pPr>
+    </w:p>
+    <w:p>
+      <w:pPr>
+        <w:spacing w:line="360" w:lineRule="auto"/>
+        <w:rPr>
+          <w:sz w:val="28"/>
+          <w:szCs w:val="28"/>
+        </w:rPr>
+      </w:pPr>
+    </w:p>
+    <w:p>
+      <w:pPr>
+        <w:spacing w:line="360" w:lineRule="auto"/>
+        <w:rPr>
+          <w:sz w:val="28"/>
+          <w:szCs w:val="28"/>
+        </w:rPr>
+      </w:pPr>
+    </w:p>
+    <w:p>
+      <w:pPr>
+        <w:spacing w:line="360" w:lineRule="auto"/>
+        <w:rPr>
+          <w:sz w:val="28"/>
+          <w:szCs w:val="28"/>
+        </w:rPr>
+      </w:pPr>
+    </w:p>
+    <w:p>
+      <w:pPr>
+        <w:spacing w:line="360" w:lineRule="auto"/>
+        <w:rPr>
+          <w:sz w:val="28"/>
+          <w:szCs w:val="28"/>
+        </w:rPr>
+      </w:pPr>
+    </w:p>
+    <w:p>
+      <w:pPr>
+        <w:spacing w:line="360" w:lineRule="auto"/>
+        <w:rPr>
+          <w:sz w:val="28"/>
+          <w:szCs w:val="28"/>
+        </w:rPr>
+      </w:pPr>
+    </w:p>
+    <w:p>
+      <w:pPr>
+        <w:spacing w:line="360" w:lineRule="auto"/>
+        <w:rPr>
+          <w:sz w:val="28"/>
+          <w:szCs w:val="28"/>
+        </w:rPr>
+      </w:pPr>
+    </w:p>
+    <w:p>
+      <w:pPr>
+        <w:spacing w:line="360" w:lineRule="auto"/>
+        <w:rPr>
+          <w:sz w:val="28"/>
+          <w:szCs w:val="28"/>
+        </w:rPr>
+      </w:pPr>
+    </w:p>
+    <w:p>
+      <w:pPr>
+        <w:spacing w:line="360" w:lineRule="auto"/>
+        <w:rPr>
+          <w:sz w:val="28"/>
+          <w:szCs w:val="28"/>
+        </w:rPr>
+      </w:pPr>
+    </w:p>
+    <w:p>
+      <w:pPr>
+        <w:spacing w:line="360" w:lineRule="auto"/>
+        <w:rPr>
+          <w:sz w:val="28"/>
+          <w:szCs w:val="28"/>
+        </w:rPr>
+      </w:pPr>
+    </w:p>
+    <w:p>
+      <w:pPr>
+        <w:spacing w:line="360" w:lineRule="auto"/>
+        <w:rPr>
+          <w:sz w:val="28"/>
+          <w:szCs w:val="28"/>
+        </w:rPr>
+      </w:pPr>
+    </w:p>
+    <w:p>
+      <w:pPr>
+        <w:spacing w:line="360" w:lineRule="auto"/>
+        <w:rPr>
+          <w:sz w:val="28"/>
+          <w:szCs w:val="28"/>
+        </w:rPr>
+      </w:pPr>
+    </w:p>
+    <w:p>
+      <w:pPr>
+        <w:spacing w:line="360" w:lineRule="auto"/>
+        <w:rPr>
+          <w:sz w:val="28"/>
+          <w:szCs w:val="28"/>
+        </w:rPr>
+      </w:pPr>
+    </w:p>
+    <w:p>
+      <w:pPr>
+        <w:spacing w:line="360" w:lineRule="auto"/>
+        <w:rPr>
+          <w:sz w:val="28"/>
+          <w:szCs w:val="28"/>
+        </w:rPr>
+      </w:pPr>
+    </w:p>
+    <w:p>
+      <w:pPr>
+        <w:spacing w:line="360" w:lineRule="auto"/>
+        <w:rPr>
+          <w:sz w:val="28"/>
+          <w:szCs w:val="28"/>
+        </w:rPr>
+      </w:pPr>
+    </w:p>
+    <w:p>
+      <w:pPr>
+        <w:spacing w:line="360" w:lineRule="auto"/>
+        <w:rPr>
+          <w:sz w:val="28"/>
+          <w:szCs w:val="28"/>
+        </w:rPr>
+      </w:pPr>
+    </w:p>
+    <w:p>
+      <w:pPr>
+        <w:spacing w:line="360" w:lineRule="auto"/>
+        <w:rPr>
+          <w:sz w:val="28"/>
+          <w:szCs w:val="28"/>
+        </w:rPr>
+      </w:pPr>
+    </w:p>
+    <w:p>
+      <w:pPr>
+        <w:spacing w:line="360" w:lineRule="auto"/>
+        <w:rPr>
+          <w:sz w:val="28"/>
+          <w:szCs w:val="28"/>
+        </w:rPr>
+      </w:pPr>
     </w:p>
     <w:p>
       <w:pPr>
@@ -9302,54 +12288,19 @@
         <w:rPr>
           <w:b/>
           <w:bCs/>
-          <w:sz w:val="28"/>
-          <w:szCs w:val="28"/>
+          <w:sz w:val="32"/>
+          <w:szCs w:val="32"/>
         </w:rPr>
       </w:pPr>
       <w:r>
         <w:rPr>
           <w:b/>
           <w:bCs/>
-          <w:sz w:val="28"/>
-          <w:szCs w:val="28"/>
-        </w:rPr>
-        <w:t>Список</w:t>
-      </w:r>
-      <w:r>
-        <w:rPr>
-          <w:b/>
-          <w:bCs/>
-          <w:sz w:val="28"/>
-          <w:szCs w:val="28"/>
-        </w:rPr>
-        <w:t xml:space="preserve"> </w:t>
-      </w:r>
-      <w:r>
-        <w:rPr>
-          <w:b/>
-          <w:bCs/>
-          <w:sz w:val="28"/>
-          <w:szCs w:val="28"/>
-        </w:rPr>
-        <w:t>использованной</w:t>
-      </w:r>
-      <w:r>
-        <w:rPr>
-          <w:b/>
-          <w:bCs/>
-          <w:sz w:val="28"/>
-          <w:szCs w:val="28"/>
-        </w:rPr>
-        <w:t xml:space="preserve"> </w:t>
-      </w:r>
-      <w:r>
-        <w:rPr>
-          <w:b/>
-          <w:bCs/>
-          <w:sz w:val="28"/>
-          <w:szCs w:val="28"/>
-        </w:rPr>
-        <w:t>литературы</w:t>
+          <w:sz w:val="32"/>
+          <w:szCs w:val="32"/>
+        </w:rPr>
+        <w:lastRenderedPageBreak/>
+        <w:t>Список использованной литературы</w:t>
       </w:r>
     </w:p>
     <w:p>
@@ -9499,53 +12450,179 @@
           <w:szCs w:val="28"/>
           <w:lang w:val="en-US"/>
         </w:rPr>
-        <w:t xml:space="preserve">[3] Bahashwan A. O., Kalantan Z. I., Adham S. A. Double Gamma Principal Components Analysis // Applied Mathematical Sciences. — 2018. — Vol. 12, № 11. — P. 523–533. </w:t>
-      </w:r>
-    </w:p>
-    <w:p>
-      <w:pPr>
-        <w:spacing w:line="360" w:lineRule="auto"/>
-        <w:jc w:val="both"/>
-        <w:rPr>
-          <w:sz w:val="28"/>
-          <w:szCs w:val="28"/>
-          <w:lang w:val="en-US"/>
-        </w:rPr>
-      </w:pPr>
-    </w:p>
-    <w:p>
-      <w:pPr>
-        <w:spacing w:line="360" w:lineRule="auto"/>
-        <w:jc w:val="both"/>
-      </w:pPr>
+        <w:t xml:space="preserve">[3] </w:t>
+      </w:r>
+      <w:proofErr w:type="spellStart"/>
       <w:r>
         <w:rPr>
           <w:b/>
           <w:bCs/>
           <w:sz w:val="28"/>
           <w:szCs w:val="28"/>
-        </w:rPr>
-        <w:t xml:space="preserve">[4] Положинцев Б. И. Теория вероятностей и математическая статистика. Введение в математическую статистику: учебное пособие </w:t>
-      </w:r>
-      <w:proofErr w:type="gramStart"/>
+          <w:lang w:val="en-US"/>
+        </w:rPr>
+        <w:t>Bahashwan</w:t>
+      </w:r>
+      <w:proofErr w:type="spellEnd"/>
       <w:r>
         <w:rPr>
           <w:b/>
           <w:bCs/>
           <w:sz w:val="28"/>
           <w:szCs w:val="28"/>
-        </w:rPr>
-        <w:t>/  Б.</w:t>
-      </w:r>
-      <w:proofErr w:type="gramEnd"/>
+          <w:lang w:val="en-US"/>
+        </w:rPr>
+        <w:t xml:space="preserve"> A. O., </w:t>
+      </w:r>
+      <w:proofErr w:type="spellStart"/>
       <w:r>
         <w:rPr>
           <w:b/>
           <w:bCs/>
           <w:sz w:val="28"/>
           <w:szCs w:val="28"/>
-        </w:rPr>
-        <w:t xml:space="preserve"> И. Положинцев. – Санкт-Петербург: СПбПУ, 2016.</w:t>
+          <w:lang w:val="en-US"/>
+        </w:rPr>
+        <w:t>Kalantan</w:t>
+      </w:r>
+      <w:proofErr w:type="spellEnd"/>
+      <w:r>
+        <w:rPr>
+          <w:b/>
+          <w:bCs/>
+          <w:sz w:val="28"/>
+          <w:szCs w:val="28"/>
+          <w:lang w:val="en-US"/>
+        </w:rPr>
+        <w:t xml:space="preserve"> Z. I., </w:t>
+      </w:r>
+      <w:proofErr w:type="spellStart"/>
+      <w:r>
+        <w:rPr>
+          <w:b/>
+          <w:bCs/>
+          <w:sz w:val="28"/>
+          <w:szCs w:val="28"/>
+          <w:lang w:val="en-US"/>
+        </w:rPr>
+        <w:t>Adham</w:t>
+      </w:r>
+      <w:proofErr w:type="spellEnd"/>
+      <w:r>
+        <w:rPr>
+          <w:b/>
+          <w:bCs/>
+          <w:sz w:val="28"/>
+          <w:szCs w:val="28"/>
+          <w:lang w:val="en-US"/>
+        </w:rPr>
+        <w:t xml:space="preserve"> S. A. Double Gamma Principal Components Analysis // Applied Mathematical Sciences. — 2018. — Vol. 12, № 11. — P. 523–533. </w:t>
+      </w:r>
+    </w:p>
+    <w:p>
+      <w:pPr>
+        <w:spacing w:line="360" w:lineRule="auto"/>
+        <w:jc w:val="both"/>
+        <w:rPr>
+          <w:sz w:val="28"/>
+          <w:szCs w:val="28"/>
+          <w:lang w:val="en-US"/>
+        </w:rPr>
+      </w:pPr>
+    </w:p>
+    <w:p>
+      <w:pPr>
+        <w:spacing w:line="360" w:lineRule="auto"/>
+        <w:jc w:val="both"/>
+      </w:pPr>
+      <w:r>
+        <w:rPr>
+          <w:b/>
+          <w:bCs/>
+          <w:sz w:val="28"/>
+          <w:szCs w:val="28"/>
+        </w:rPr>
+        <w:t xml:space="preserve">[4] </w:t>
+      </w:r>
+      <w:proofErr w:type="spellStart"/>
+      <w:r>
+        <w:rPr>
+          <w:b/>
+          <w:bCs/>
+          <w:sz w:val="28"/>
+          <w:szCs w:val="28"/>
+        </w:rPr>
+        <w:t>Положинцев</w:t>
+      </w:r>
+      <w:proofErr w:type="spellEnd"/>
+      <w:r>
+        <w:rPr>
+          <w:b/>
+          <w:bCs/>
+          <w:sz w:val="28"/>
+          <w:szCs w:val="28"/>
+        </w:rPr>
+        <w:t xml:space="preserve"> Б. И. Теория вероятностей и математическая статистика. Введение в математическую статистику: учебное пособие </w:t>
+      </w:r>
+      <w:proofErr w:type="gramStart"/>
+      <w:r>
+        <w:rPr>
+          <w:b/>
+          <w:bCs/>
+          <w:sz w:val="28"/>
+          <w:szCs w:val="28"/>
+        </w:rPr>
+        <w:t>/  Б.</w:t>
+      </w:r>
+      <w:proofErr w:type="gramEnd"/>
+      <w:r>
+        <w:rPr>
+          <w:b/>
+          <w:bCs/>
+          <w:sz w:val="28"/>
+          <w:szCs w:val="28"/>
+        </w:rPr>
+        <w:t xml:space="preserve"> И. </w:t>
+      </w:r>
+      <w:proofErr w:type="spellStart"/>
+      <w:r>
+        <w:rPr>
+          <w:b/>
+          <w:bCs/>
+          <w:sz w:val="28"/>
+          <w:szCs w:val="28"/>
+        </w:rPr>
+        <w:t>Положинцев</w:t>
+      </w:r>
+      <w:proofErr w:type="spellEnd"/>
+      <w:r>
+        <w:rPr>
+          <w:b/>
+          <w:bCs/>
+          <w:sz w:val="28"/>
+          <w:szCs w:val="28"/>
+        </w:rPr>
+        <w:t xml:space="preserve">. – Санкт-Петербург: </w:t>
+      </w:r>
+      <w:proofErr w:type="spellStart"/>
+      <w:r>
+        <w:rPr>
+          <w:b/>
+          <w:bCs/>
+          <w:sz w:val="28"/>
+          <w:szCs w:val="28"/>
+        </w:rPr>
+        <w:t>СПбПУ</w:t>
+      </w:r>
+      <w:proofErr w:type="spellEnd"/>
+      <w:r>
+        <w:rPr>
+          <w:b/>
+          <w:bCs/>
+          <w:sz w:val="28"/>
+          <w:szCs w:val="28"/>
+        </w:rPr>
+        <w:t>, 2016.</w:t>
       </w:r>
       <w:r>
         <w:rPr>
